--- a/zht/docx/205.content.docx
+++ b/zht/docx/205.content.docx
@@ -19,7 +19,7 @@
         <w:rPr>
           <w:lang w:val="zh_TW" w:bidi="zh_TW"/>
         </w:rPr>
-        <w:t>Resource: Tyndale Open Bible Dictionary</w:t>
+        <w:t>Resource: Aquifer Open Bible Dictionary</w:t>
       </w:r>
       <w:r>
         <w:rPr>
@@ -112,7 +112,7 @@
         <w:rPr>
           <w:lang w:val="zh_TW" w:bidi="zh_TW"/>
         </w:rPr>
-        <w:t>Tyndale Open Bible Dictionary</w:t>
+        <w:t>Aquifer Open Bible Dictionary</w:t>
       </w:r>
     </w:p>
     <w:p>
@@ -149,7 +149,7 @@
         <w:rPr>
           <w:lang w:val="zh_TW" w:bidi="zh_TW"/>
         </w:rPr>
-        <w:t>zui</w:t>
+        <w:t>zu</w:t>
       </w:r>
       <w:r>
         <w:rPr>
@@ -212,7 +212,7 @@
         <w:rPr>
           <w:lang w:val="zh_TW" w:bidi="zh_TW"/>
         </w:rPr>
-        <w:t>罪</w:t>
+        <w:t>族長時期</w:t>
       </w:r>
       <w:r>
         <w:rPr>
@@ -231,32 +231,25 @@
         <w:rPr>
           <w:lang w:val="zh_TW" w:bidi="zh_TW"/>
         </w:rPr>
-        <w:t>指不僅僅是對人類、社會、他人或自身的惡行，更是對神的冒犯。因此，神的概念賦予罪多方面的含義。其它神明通常被認為是反覆無常且沒有道德標準的，它們在不受約束的行為中行使無限的權力，因此不會像以色列的獨一神，聖潔、公義、完全良善的神那樣，產生強烈的罪惡感。這種與宗教相關的罪惡概念以及隨之而來的術語，一直延續到新約時期。</w:t>
+        <w:t>族長時期，是指聖經中以色列的先祖生活的年代。聖經提到的族長包括：</w:t>
       </w:r>
     </w:p>
     <w:p>
       <w:pPr>
-        <w:pStyle w:val="Heading3"/>
-      </w:pPr>
-      <w:r>
-        <w:rPr>
-          <w:lang w:val="zh_TW" w:bidi="zh_TW"/>
-        </w:rPr>
-        <w:t>術語</w:t>
-      </w:r>
-    </w:p>
-    <w:p>
-      <w:pPr/>
-      <w:r>
-        <w:rPr>
-          <w:lang w:val="zh_TW" w:bidi="zh_TW"/>
-        </w:rPr>
-      </w:r>
-      <w:r>
-        <w:rPr>
-          <w:lang w:val="zh_TW" w:bidi="zh_TW"/>
-        </w:rPr>
-        <w:t>以色列的神為人類的行為設立了理想標準。聖經中關於罪的最常見詞語是指以某種方式違背這一標準。希伯來文hata’和希臘文hamartia原本的意思是「未達標準，未盡責任」（</w:t>
+        <w:pStyle w:val="ListBullet"/>
+        <w:spacing w:line="240" w:lineRule="auto"/>
+        <w:ind w:left="720"/>
+      </w:pPr>
+      <w:r>
+        <w:rPr>
+          <w:lang w:val="zh_TW" w:bidi="zh_TW"/>
+        </w:rPr>
+      </w:r>
+      <w:r>
+        <w:rPr>
+          <w:lang w:val="zh_TW" w:bidi="zh_TW"/>
+        </w:rPr>
+        <w:t>洪水之前長壽的族長（</w:t>
       </w:r>
       <w:hyperlink r:id="rId13">
         <w:r>
@@ -267,52 +260,32 @@
             <w:color w:val="0000EE"/>
             <w:u w:val="single"/>
           </w:rPr>
-          <w:t>羅3:23</w:t>
+          <w:t>創1–5章</w:t>
         </w:r>
       </w:hyperlink>
       <w:r>
         <w:rPr>
           <w:lang w:val="zh_TW" w:bidi="zh_TW"/>
         </w:rPr>
-        <w:t>）。神作為律法的賜予者，為人類的自由設置了界限；另一個常見的詞語（希伯來文‘abar</w:t>
-      </w:r>
-      <w:r>
-        <w:rPr>
-          <w:i/>
-          <w:lang w:val="zh_TW" w:bidi="zh_TW"/>
-        </w:rPr>
-        <w:t>；</w:t>
-      </w:r>
-      <w:r>
-        <w:rPr>
-          <w:lang w:val="zh_TW" w:bidi="zh_TW"/>
-        </w:rPr>
-        <w:t>希臘文parabasis）將罪描述為「越界」，「超越設置的界限」。類似的詞語有pesha‘（希伯來文），意為「叛逆」，「違法」；’asham（希伯來文）表示「侵犯神的王權」，「承擔罪責」；paraptoma（希臘文）表示「偏離正路」，「闖入禁區」。 「罪孽」通常翻譯為‘aon（希伯來文，意為「邪惡」，「錯誤」），其在新約中最接近的對應詞是anomia（希臘文，「無法無天」）或paranomia（希臘文，「違法」）。</w:t>
+        <w:t>）</w:t>
       </w:r>
     </w:p>
     <w:p>
       <w:pPr>
-        <w:pStyle w:val="Heading3"/>
-      </w:pPr>
-      <w:r>
-        <w:rPr>
-          <w:lang w:val="zh_TW" w:bidi="zh_TW"/>
-        </w:rPr>
-        <w:t>舊約中的罪</w:t>
-      </w:r>
-    </w:p>
-    <w:p>
-      <w:pPr/>
-      <w:r>
-        <w:rPr>
-          <w:lang w:val="zh_TW" w:bidi="zh_TW"/>
-        </w:rPr>
-      </w:r>
-      <w:r>
-        <w:rPr>
-          <w:lang w:val="zh_TW" w:bidi="zh_TW"/>
-        </w:rPr>
-        <w:t>創世記將罪的根源追溯到故意濫用神所賦予的自由，來違背了一個單獨的限制性禁令。以西結書強烈主張個人責任，反對傳統的集體罪責理論（</w:t>
+        <w:pStyle w:val="ListBullet"/>
+        <w:spacing w:line="240" w:lineRule="auto"/>
+        <w:ind w:left="720"/>
+      </w:pPr>
+      <w:r>
+        <w:rPr>
+          <w:lang w:val="zh_TW" w:bidi="zh_TW"/>
+        </w:rPr>
+      </w:r>
+      <w:r>
+        <w:rPr>
+          <w:lang w:val="zh_TW" w:bidi="zh_TW"/>
+        </w:rPr>
+        <w:t>挪亞（</w:t>
       </w:r>
       <w:hyperlink r:id="rId14">
         <w:r>
@@ -323,14 +296,32 @@
             <w:color w:val="0000EE"/>
             <w:u w:val="single"/>
           </w:rPr>
-          <w:t>結18</w:t>
+          <w:t>創世記6–9章</w:t>
         </w:r>
       </w:hyperlink>
       <w:r>
         <w:rPr>
           <w:lang w:val="zh_TW" w:bidi="zh_TW"/>
         </w:rPr>
-        <w:t>）。繼耶利米之後，他強調如果要改變外在行為，內心的生命必須得到潔淨和更新；神的律法必須成為個人內心的動力，才能克服罪（</w:t>
+        <w:t>）</w:t>
+      </w:r>
+    </w:p>
+    <w:p>
+      <w:pPr>
+        <w:pStyle w:val="ListBullet"/>
+        <w:spacing w:line="240" w:lineRule="auto"/>
+        <w:ind w:left="720"/>
+      </w:pPr>
+      <w:r>
+        <w:rPr>
+          <w:lang w:val="zh_TW" w:bidi="zh_TW"/>
+        </w:rPr>
+      </w:r>
+      <w:r>
+        <w:rPr>
+          <w:lang w:val="zh_TW" w:bidi="zh_TW"/>
+        </w:rPr>
+        <w:t>洪水後的族長譜系（</w:t>
       </w:r>
       <w:hyperlink r:id="rId15">
         <w:r>
@@ -341,14 +332,28 @@
             <w:color w:val="0000EE"/>
             <w:u w:val="single"/>
           </w:rPr>
-          <w:t>耶31:29–34</w:t>
+          <w:t>創世記10–11章</w:t>
         </w:r>
       </w:hyperlink>
       <w:r>
         <w:rPr>
           <w:lang w:val="zh_TW" w:bidi="zh_TW"/>
         </w:rPr>
-        <w:t>；</w:t>
+        <w:t>）</w:t>
+      </w:r>
+    </w:p>
+    <w:p>
+      <w:pPr/>
+      <w:r>
+        <w:rPr>
+          <w:lang w:val="zh_TW" w:bidi="zh_TW"/>
+        </w:rPr>
+      </w:r>
+      <w:r>
+        <w:rPr>
+          <w:lang w:val="zh_TW" w:bidi="zh_TW"/>
+        </w:rPr>
+        <w:t>然而，族長一詞通常特別指亞伯拉罕、以撒和雅各（</w:t>
       </w:r>
       <w:hyperlink r:id="rId16">
         <w:r>
@@ -359,22 +364,14 @@
             <w:color w:val="0000EE"/>
             <w:u w:val="single"/>
           </w:rPr>
-          <w:t>結36:24–29</w:t>
+          <w:t>創世記12–36章</w:t>
         </w:r>
       </w:hyperlink>
       <w:r>
         <w:rPr>
           <w:lang w:val="zh_TW" w:bidi="zh_TW"/>
         </w:rPr>
-        <w:t>）。</w:t>
-      </w:r>
-    </w:p>
-    <w:p>
-      <w:pPr/>
-      <w:r>
-        <w:rPr>
-          <w:lang w:val="zh_TW" w:bidi="zh_TW"/>
-        </w:rPr>
+        <w:t>），也包括約瑟（</w:t>
       </w:r>
       <w:hyperlink r:id="rId17">
         <w:r>
@@ -385,14 +382,39 @@
             <w:color w:val="0000EE"/>
             <w:u w:val="single"/>
           </w:rPr>
-          <w:t>詩篇第五十一篇</w:t>
+          <w:t>創世記37–50章</w:t>
         </w:r>
       </w:hyperlink>
       <w:r>
         <w:rPr>
           <w:lang w:val="zh_TW" w:bidi="zh_TW"/>
         </w:rPr>
-        <w:t>深刻分析了罪的內在意義。詩人承認「我是在罪孽裡生的」，表達他的生命從一開始就充滿罪。他的整個人格需要「潔淨」，因他被玷污了。儀式上的獻祭無法解決問題，唯有破碎、痛悔的心才能為神的潔淨做好準備。唯一的盼盼和唯一依靠之處，就在於神堅定的愛和豐富的憐憫。儘管舊約對罪的觀點十分嚴厲，但其中也包含了關於充滿恩典的赦免保證（</w:t>
+        <w:t>）。</w:t>
+      </w:r>
+    </w:p>
+    <w:p>
+      <w:pPr>
+        <w:pStyle w:val="Heading3"/>
+      </w:pPr>
+      <w:r>
+        <w:rPr>
+          <w:lang w:val="zh_TW" w:bidi="zh_TW"/>
+        </w:rPr>
+        <w:t>族長生活在什麼時代？</w:t>
+      </w:r>
+    </w:p>
+    <w:p>
+      <w:pPr/>
+      <w:r>
+        <w:rPr>
+          <w:lang w:val="zh_TW" w:bidi="zh_TW"/>
+        </w:rPr>
+      </w:r>
+      <w:r>
+        <w:rPr>
+          <w:lang w:val="zh_TW" w:bidi="zh_TW"/>
+        </w:rPr>
+        <w:t>族長確切生活的年代難以確定。</w:t>
       </w:r>
       <w:hyperlink r:id="rId18">
         <w:r>
@@ -403,9 +425,39 @@
             <w:color w:val="0000EE"/>
             <w:u w:val="single"/>
           </w:rPr>
-          <w:t>詩103:8–14；</w:t>
+          <w:t>創世記十四章1至2節</w:t>
         </w:r>
       </w:hyperlink>
+      <w:r>
+        <w:rPr>
+          <w:lang w:val="zh_TW" w:bidi="zh_TW"/>
+        </w:rPr>
+        <w:t>所提到的諸王，是唯一能作為年代參考的線索。該章確實提到歷史上的人物與地點，但我們無法確定這些王的身分。義大利考古學家在馬爾迪赫遺址（Tell Mardikh；古代稱為「以巴拉」</w:t>
+      </w:r>
+      <w:r>
+        <w:rPr>
+          <w:lang w:val="zh_TW" w:bidi="zh_TW"/>
+        </w:rPr>
+        <w:t>〔</w:t>
+      </w:r>
+      <w:r>
+        <w:rPr>
+          <w:lang w:val="zh_TW" w:bidi="zh_TW"/>
+        </w:rPr>
+        <w:t>Ebla</w:t>
+      </w:r>
+      <w:r>
+        <w:rPr>
+          <w:lang w:val="zh_TW" w:bidi="zh_TW"/>
+        </w:rPr>
+        <w:t>〕</w:t>
+      </w:r>
+      <w:r>
+        <w:rPr>
+          <w:lang w:val="zh_TW" w:bidi="zh_TW"/>
+        </w:rPr>
+        <w:t>）發現的泥板中，記錄了</w:t>
+      </w:r>
       <w:hyperlink r:id="rId19">
         <w:r>
           <w:rPr>
@@ -415,14 +467,46 @@
             <w:color w:val="0000EE"/>
             <w:u w:val="single"/>
           </w:rPr>
-          <w:t>賽1:18</w:t>
+          <w:t>創世記十四章2節</w:t>
         </w:r>
       </w:hyperlink>
       <w:r>
         <w:rPr>
           <w:lang w:val="zh_TW" w:bidi="zh_TW"/>
         </w:rPr>
-        <w:t>，</w:t>
+        <w:t>中所提的「平原諸城」以及其中一位王的名字。然而，這些泥板的年代早於主前二千年，早於亞伯拉罕時代，僅能證明這些城市在亞伯拉罕之前就已存在。</w:t>
+      </w:r>
+    </w:p>
+    <w:p>
+      <w:pPr/>
+      <w:r>
+        <w:rPr>
+          <w:lang w:val="zh_TW" w:bidi="zh_TW"/>
+        </w:rPr>
+      </w:r>
+      <w:r>
+        <w:rPr>
+          <w:lang w:val="zh_TW" w:bidi="zh_TW"/>
+        </w:rPr>
+        <w:t>這位族長生活在中青銅器時代，可能是在公元前第二千年的早期。當時亞摩利人自西北遷入巴勒斯坦，可分為兩波：</w:t>
+      </w:r>
+    </w:p>
+    <w:p>
+      <w:pPr>
+        <w:pStyle w:val="ListBullet"/>
+        <w:spacing w:line="240" w:lineRule="auto"/>
+        <w:ind w:left="720"/>
+      </w:pPr>
+      <w:r>
+        <w:rPr>
+          <w:lang w:val="zh_TW" w:bidi="zh_TW"/>
+        </w:rPr>
+      </w:r>
+      <w:r>
+        <w:rPr>
+          <w:lang w:val="zh_TW" w:bidi="zh_TW"/>
+        </w:rPr>
+        <w:t>第一波：以臨時帳棚為居所的一群（如亞伯拉罕的朋友亞乃、以實各和幔利，見</w:t>
       </w:r>
       <w:hyperlink r:id="rId20">
         <w:r>
@@ -433,39 +517,26 @@
             <w:color w:val="0000EE"/>
             <w:u w:val="single"/>
           </w:rPr>
-          <w:t>55:6–7</w:t>
+          <w:t>創14:13）</w:t>
         </w:r>
       </w:hyperlink>
-      <w:r>
-        <w:rPr>
-          <w:lang w:val="zh_TW" w:bidi="zh_TW"/>
-        </w:rPr>
-        <w:t>）。</w:t>
-      </w:r>
     </w:p>
     <w:p>
       <w:pPr>
-        <w:pStyle w:val="Heading3"/>
-      </w:pPr>
-      <w:r>
-        <w:rPr>
-          <w:lang w:val="zh_TW" w:bidi="zh_TW"/>
-        </w:rPr>
-        <w:t>在耶穌的教導中</w:t>
-      </w:r>
-    </w:p>
-    <w:p>
-      <w:pPr/>
-      <w:r>
-        <w:rPr>
-          <w:lang w:val="zh_TW" w:bidi="zh_TW"/>
-        </w:rPr>
-      </w:r>
-      <w:r>
-        <w:rPr>
-          <w:lang w:val="zh_TW" w:bidi="zh_TW"/>
-        </w:rPr>
-        <w:t>耶穌關於罪的教導強調了神恩典的饒恕和更新，祂不僅以權柄宣告「你的罪赦了」，還透過許多憐憫性的行為和社會上的認同，來顯明祂成為罪人的朋友，呼召他們悔改，重建他們的盼望和尊嚴（</w:t>
+        <w:pStyle w:val="ListBullet"/>
+        <w:spacing w:line="240" w:lineRule="auto"/>
+        <w:ind w:left="720"/>
+      </w:pPr>
+      <w:r>
+        <w:rPr>
+          <w:lang w:val="zh_TW" w:bidi="zh_TW"/>
+        </w:rPr>
+      </w:r>
+      <w:r>
+        <w:rPr>
+          <w:lang w:val="zh_TW" w:bidi="zh_TW"/>
+        </w:rPr>
+        <w:t>第二波：自敘利亞遷入城市的人群（這些就是亞摩利人，</w:t>
       </w:r>
       <w:hyperlink r:id="rId21">
         <w:r>
@@ -476,14 +547,103 @@
             <w:color w:val="0000EE"/>
             <w:u w:val="single"/>
           </w:rPr>
-          <w:t>太9:1–13</w:t>
+          <w:t>出3:8</w:t>
         </w:r>
       </w:hyperlink>
       <w:r>
         <w:rPr>
           <w:lang w:val="zh_TW" w:bidi="zh_TW"/>
         </w:rPr>
-        <w:t>，</w:t>
+        <w:t>）</w:t>
+      </w:r>
+    </w:p>
+    <w:p>
+      <w:pPr/>
+      <w:r>
+        <w:rPr>
+          <w:lang w:val="zh_TW" w:bidi="zh_TW"/>
+        </w:rPr>
+      </w:r>
+      <w:r>
+        <w:rPr>
+          <w:lang w:val="zh_TW" w:bidi="zh_TW"/>
+        </w:rPr>
+        <w:t>族長的社會有兩種類型：</w:t>
+      </w:r>
+    </w:p>
+    <w:p>
+      <w:pPr>
+        <w:pStyle w:val="ListBullet"/>
+        <w:spacing w:line="240" w:lineRule="auto"/>
+        <w:ind w:left="720"/>
+      </w:pPr>
+      <w:r>
+        <w:rPr>
+          <w:lang w:val="zh_TW" w:bidi="zh_TW"/>
+        </w:rPr>
+      </w:r>
+      <w:r>
+        <w:rPr>
+          <w:lang w:val="zh_TW" w:bidi="zh_TW"/>
+        </w:rPr>
+        <w:t>城市社群</w:t>
+      </w:r>
+    </w:p>
+    <w:p>
+      <w:pPr>
+        <w:pStyle w:val="ListBullet"/>
+        <w:spacing w:line="240" w:lineRule="auto"/>
+        <w:ind w:left="720"/>
+      </w:pPr>
+      <w:r>
+        <w:rPr>
+          <w:lang w:val="zh_TW" w:bidi="zh_TW"/>
+        </w:rPr>
+      </w:r>
+      <w:r>
+        <w:rPr>
+          <w:lang w:val="zh_TW" w:bidi="zh_TW"/>
+        </w:rPr>
+        <w:t>鄉村社群（或半游牧部族），在城市周圍遷徙</w:t>
+      </w:r>
+    </w:p>
+    <w:p>
+      <w:pPr/>
+      <w:r>
+        <w:rPr>
+          <w:lang w:val="zh_TW" w:bidi="zh_TW"/>
+        </w:rPr>
+      </w:r>
+      <w:r>
+        <w:rPr>
+          <w:lang w:val="zh_TW" w:bidi="zh_TW"/>
+        </w:rPr>
+        <w:t>約瑟生活在埃及，但聖經並未告訴我們那位法老的名字。</w:t>
+      </w:r>
+    </w:p>
+    <w:p>
+      <w:pPr>
+        <w:pStyle w:val="Heading3"/>
+      </w:pPr>
+      <w:r>
+        <w:rPr>
+          <w:lang w:val="zh_TW" w:bidi="zh_TW"/>
+        </w:rPr>
+        <w:t>族長住在哪裡？</w:t>
+      </w:r>
+    </w:p>
+    <w:p>
+      <w:pPr/>
+      <w:r>
+        <w:rPr>
+          <w:lang w:val="zh_TW" w:bidi="zh_TW"/>
+        </w:rPr>
+      </w:r>
+      <w:r>
+        <w:rPr>
+          <w:lang w:val="zh_TW" w:bidi="zh_TW"/>
+        </w:rPr>
+        <w:t>族長歷史涵蓋極廣的地理範圍，跨越數百英里。亞伯拉罕最初居住在吾珥，那是靠近波斯灣的古代蘇美（Sumer）城邦。然後他遷到北方的哈蘭，位於底格里斯河（Tigris）與幼發拉底河（Euphrates）之間。他從那裡向西南前往巴勒斯坦，期間又曾兩度回到哈蘭，也兩度下到埃及。即使在巴勒斯坦境內，族長也不斷遷徙，主要是沿著山地南北往來，有時會到跨過海岸到外約旦（Transjordan，約旦河東邊）。有些人融入城市文化（如羅得；</w:t>
       </w:r>
       <w:hyperlink r:id="rId22">
         <w:r>
@@ -494,14 +654,14 @@
             <w:color w:val="0000EE"/>
             <w:u w:val="single"/>
           </w:rPr>
-          <w:t>11:19</w:t>
+          <w:t>創13:12</w:t>
         </w:r>
       </w:hyperlink>
       <w:r>
         <w:rPr>
           <w:lang w:val="zh_TW" w:bidi="zh_TW"/>
         </w:rPr>
-        <w:t>；</w:t>
+        <w:t>），而其他人則移居到曠野（如以實瑪利；</w:t>
       </w:r>
       <w:hyperlink r:id="rId23">
         <w:r>
@@ -512,14 +672,14 @@
             <w:color w:val="0000EE"/>
             <w:u w:val="single"/>
           </w:rPr>
-          <w:t>路15章</w:t>
+          <w:t>創25:18</w:t>
         </w:r>
       </w:hyperlink>
       <w:r>
         <w:rPr>
           <w:lang w:val="zh_TW" w:bidi="zh_TW"/>
         </w:rPr>
-        <w:t>，</w:t>
+        <w:t>或以掃；</w:t>
       </w:r>
       <w:hyperlink r:id="rId24">
         <w:r>
@@ -530,14 +690,43 @@
             <w:color w:val="0000EE"/>
             <w:u w:val="single"/>
           </w:rPr>
-          <w:t>19:1–10</w:t>
+          <w:t>36:6</w:t>
         </w:r>
       </w:hyperlink>
       <w:r>
         <w:rPr>
           <w:lang w:val="zh_TW" w:bidi="zh_TW"/>
         </w:rPr>
+        <w:t>–</w:t>
+      </w:r>
+      <w:hyperlink r:id="rId24">
+        <w:r>
+          <w:rPr>
+            <w:lang w:val="zh_TW" w:bidi="zh_TW"/>
+          </w:rPr>
+          <w:rPr>
+            <w:color w:val="0000EE"/>
+            <w:u w:val="single"/>
+          </w:rPr>
+          <w:t>8</w:t>
+        </w:r>
+      </w:hyperlink>
+      <w:r>
+        <w:rPr>
+          <w:lang w:val="zh_TW" w:bidi="zh_TW"/>
+        </w:rPr>
         <w:t>）。</w:t>
+      </w:r>
+    </w:p>
+    <w:p>
+      <w:pPr>
+        <w:pStyle w:val="Heading3"/>
+      </w:pPr>
+      <w:r>
+        <w:rPr>
+          <w:lang w:val="zh_TW" w:bidi="zh_TW"/>
+        </w:rPr>
+        <w:t>為什麼族長如此重要？</w:t>
       </w:r>
     </w:p>
     <w:p>
@@ -551,7 +740,7 @@
         <w:rPr>
           <w:lang w:val="zh_TW" w:bidi="zh_TW"/>
         </w:rPr>
-        <w:t>耶穌對罪的來源所說不多，除了指出它源於人心和意志（</w:t>
+        <w:t>族長在神的救贖計畫中具有核心地位。始於亞伯拉罕，族長引向基督降臨的救恩（</w:t>
       </w:r>
       <w:hyperlink r:id="rId25">
         <w:r>
@@ -562,14 +751,14 @@
             <w:color w:val="0000EE"/>
             <w:u w:val="single"/>
           </w:rPr>
-          <w:t>太6:22–23</w:t>
+          <w:t>約8:56</w:t>
         </w:r>
       </w:hyperlink>
       <w:r>
         <w:rPr>
           <w:lang w:val="zh_TW" w:bidi="zh_TW"/>
         </w:rPr>
-        <w:t>，</w:t>
+        <w:t>）。當然，神的救贖計畫早在創世記前幾章就已展開，但祂在</w:t>
       </w:r>
       <w:hyperlink r:id="rId26">
         <w:r>
@@ -580,14 +769,14 @@
             <w:color w:val="0000EE"/>
             <w:u w:val="single"/>
           </w:rPr>
-          <w:t>7:17–19</w:t>
+          <w:t>創世記十二章1至3節</w:t>
         </w:r>
       </w:hyperlink>
       <w:r>
         <w:rPr>
           <w:lang w:val="zh_TW" w:bidi="zh_TW"/>
         </w:rPr>
-        <w:t>，</w:t>
+        <w:t>中對亞伯拉罕的呼召變得清晰，並透過所有族長的生命繼續推展。聖經多次稱呼祂為「亞伯拉罕的神、以撒的神和雅各的神」，就是因為神在族長身上的啟示，將成為往後一切的基礎。新約中，基督徒也稱亞伯拉罕為他們的「父」（</w:t>
       </w:r>
       <w:hyperlink r:id="rId27">
         <w:r>
@@ -598,181 +787,14 @@
             <w:color w:val="0000EE"/>
             <w:u w:val="single"/>
           </w:rPr>
-          <w:t>18:7</w:t>
+          <w:t>羅4:16</w:t>
         </w:r>
       </w:hyperlink>
       <w:r>
         <w:rPr>
           <w:lang w:val="zh_TW" w:bidi="zh_TW"/>
         </w:rPr>
-        <w:t>；</w:t>
-      </w:r>
-      <w:hyperlink r:id="rId28">
-        <w:r>
-          <w:rPr>
-            <w:lang w:val="zh_TW" w:bidi="zh_TW"/>
-          </w:rPr>
-          <w:rPr>
-            <w:color w:val="0000EE"/>
-            <w:u w:val="single"/>
-          </w:rPr>
-          <w:t>可7:20–23</w:t>
-        </w:r>
-      </w:hyperlink>
-      <w:r>
-        <w:rPr>
-          <w:lang w:val="zh_TW" w:bidi="zh_TW"/>
-        </w:rPr>
-        <w:t>），但祂明顯重新定義了罪的範圍。律法只能評判人的行為，然而耶穌指出，憤怒、輕視、淫念、心硬和欺詐也都是罪。祂還提到忽視善行、無所作為的罪，如不結果子的樹、未使用的才幹、祭司忽視傷者，以及從未表現出的愛（</w:t>
-      </w:r>
-      <w:hyperlink r:id="rId29">
-        <w:r>
-          <w:rPr>
-            <w:lang w:val="zh_TW" w:bidi="zh_TW"/>
-          </w:rPr>
-          <w:rPr>
-            <w:color w:val="0000EE"/>
-            <w:u w:val="single"/>
-          </w:rPr>
-          <w:t>太25:41–46</w:t>
-        </w:r>
-      </w:hyperlink>
-      <w:r>
-        <w:rPr>
-          <w:lang w:val="zh_TW" w:bidi="zh_TW"/>
-        </w:rPr>
-        <w:t>）。祂特別譴責對愛的冒犯——不友善、固執敵意、自私、漠不關心（</w:t>
-      </w:r>
-      <w:hyperlink r:id="rId30">
-        <w:r>
-          <w:rPr>
-            <w:lang w:val="zh_TW" w:bidi="zh_TW"/>
-          </w:rPr>
-          <w:rPr>
-            <w:color w:val="0000EE"/>
-            <w:u w:val="single"/>
-          </w:rPr>
-          <w:t>路12:16–21，</w:t>
-        </w:r>
-      </w:hyperlink>
-      <w:hyperlink r:id="rId31">
-        <w:r>
-          <w:rPr>
-            <w:lang w:val="zh_TW" w:bidi="zh_TW"/>
-          </w:rPr>
-          <w:rPr>
-            <w:color w:val="0000EE"/>
-            <w:u w:val="single"/>
-          </w:rPr>
-          <w:t>16:19–31</w:t>
-        </w:r>
-      </w:hyperlink>
-      <w:r>
-        <w:rPr>
-          <w:lang w:val="zh_TW" w:bidi="zh_TW"/>
-        </w:rPr>
-        <w:t>）。祂還譴責自義和屬靈的瞎眼（</w:t>
-      </w:r>
-      <w:hyperlink r:id="rId32">
-        <w:r>
-          <w:rPr>
-            <w:lang w:val="zh_TW" w:bidi="zh_TW"/>
-          </w:rPr>
-          <w:rPr>
-            <w:color w:val="0000EE"/>
-            <w:u w:val="single"/>
-          </w:rPr>
-          <w:t>太23:16–26</w:t>
-        </w:r>
-      </w:hyperlink>
-      <w:r>
-        <w:rPr>
-          <w:lang w:val="zh_TW" w:bidi="zh_TW"/>
-        </w:rPr>
-        <w:t>；</w:t>
-      </w:r>
-      <w:hyperlink r:id="rId33">
-        <w:r>
-          <w:rPr>
-            <w:lang w:val="zh_TW" w:bidi="zh_TW"/>
-          </w:rPr>
-          <w:rPr>
-            <w:color w:val="0000EE"/>
-            <w:u w:val="single"/>
-          </w:rPr>
-          <w:t>可3:22–30</w:t>
-        </w:r>
-      </w:hyperlink>
-      <w:r>
-        <w:rPr>
-          <w:lang w:val="zh_TW" w:bidi="zh_TW"/>
-        </w:rPr>
-        <w:t>）。耶穌將罪比作疾病（</w:t>
-      </w:r>
-      <w:hyperlink r:id="rId34">
-        <w:r>
-          <w:rPr>
-            <w:lang w:val="zh_TW" w:bidi="zh_TW"/>
-          </w:rPr>
-          <w:rPr>
-            <w:color w:val="0000EE"/>
-            <w:u w:val="single"/>
-          </w:rPr>
-          <w:t>可2:17</w:t>
-        </w:r>
-      </w:hyperlink>
-      <w:r>
-        <w:rPr>
-          <w:lang w:val="zh_TW" w:bidi="zh_TW"/>
-        </w:rPr>
-        <w:t>），有時比作愚蠢（</w:t>
-      </w:r>
-      <w:hyperlink r:id="rId35">
-        <w:r>
-          <w:rPr>
-            <w:lang w:val="zh_TW" w:bidi="zh_TW"/>
-          </w:rPr>
-          <w:rPr>
-            <w:color w:val="0000EE"/>
-            <w:u w:val="single"/>
-          </w:rPr>
-          <w:t>路12:20</w:t>
-        </w:r>
-      </w:hyperlink>
-      <w:r>
-        <w:rPr>
-          <w:lang w:val="zh_TW" w:bidi="zh_TW"/>
-        </w:rPr>
-        <w:t>）。儘管如此，耶穌宣稱墮落的人，在神的幫助下可以得到醫治（</w:t>
-      </w:r>
-      <w:hyperlink r:id="rId36">
-        <w:r>
-          <w:rPr>
-            <w:lang w:val="zh_TW" w:bidi="zh_TW"/>
-          </w:rPr>
-          <w:rPr>
-            <w:color w:val="0000EE"/>
-            <w:u w:val="single"/>
-          </w:rPr>
-          <w:t>7:36–50</w:t>
-        </w:r>
-      </w:hyperlink>
-      <w:r>
-        <w:rPr>
-          <w:lang w:val="zh_TW" w:bidi="zh_TW"/>
-        </w:rPr>
         <w:t>）。</w:t>
-      </w:r>
-    </w:p>
-    <w:p>
-      <w:pPr>
-        <w:pStyle w:val="Heading3"/>
-      </w:pPr>
-      <w:r>
-        <w:rPr>
-          <w:lang w:val="zh_TW" w:bidi="zh_TW"/>
-        </w:rPr>
-        <w:t>在約翰的著作中</w:t>
       </w:r>
     </w:p>
     <w:p>
@@ -784,449 +806,64 @@
       </w:r>
       <w:r>
         <w:rPr>
-          <w:lang w:val="zh_TW" w:bidi="zh_TW"/>
-        </w:rPr>
-        <w:t>約翰福音假定罪人的需要，而基督作為羔羊，為擔當世人的罪而犧牲，並在基督裡提供光與生命。新約中強調的重點是，罪是拒絕接受基督所提供的救恩，並拒絕神對世界的愛——拒絕相信。人因愛黑暗、拒絕光明、不接受救主基督而受到審判（</w:t>
-      </w:r>
-      <w:hyperlink r:id="rId37">
-        <w:r>
-          <w:rPr>
-            <w:lang w:val="zh_TW" w:bidi="zh_TW"/>
-          </w:rPr>
-          <w:rPr>
-            <w:color w:val="0000EE"/>
-            <w:u w:val="single"/>
-          </w:rPr>
-          <w:t>約3:16–21</w:t>
-        </w:r>
-      </w:hyperlink>
-      <w:r>
-        <w:rPr>
-          <w:lang w:val="zh_TW" w:bidi="zh_TW"/>
-        </w:rPr>
-        <w:t>）。</w:t>
-      </w:r>
-    </w:p>
-    <w:p>
-      <w:pPr/>
-      <w:r>
-        <w:rPr>
-          <w:lang w:val="zh_TW" w:bidi="zh_TW"/>
-        </w:rPr>
-      </w:r>
-      <w:r>
-        <w:rPr>
-          <w:lang w:val="zh_TW" w:bidi="zh_TW"/>
-        </w:rPr>
-        <w:t>針對諾斯底主義（Gnosticism）所認為的，高階基督徒的罪無關緊要，約翰壹書強調基督徒的生活中不能容忍罪，列舉了15個理由，並重申罪既是對真理的無知，也是缺乏愛心（</w:t>
-      </w:r>
-      <w:hyperlink r:id="rId38">
-        <w:r>
-          <w:rPr>
-            <w:lang w:val="zh_TW" w:bidi="zh_TW"/>
-          </w:rPr>
-          <w:rPr>
-            <w:color w:val="0000EE"/>
-            <w:u w:val="single"/>
-          </w:rPr>
-          <w:t>約一3:3–10</w:t>
-        </w:r>
-      </w:hyperlink>
-      <w:r>
-        <w:rPr>
-          <w:lang w:val="zh_TW" w:bidi="zh_TW"/>
-        </w:rPr>
-        <w:t>）。然而，神會赦免那些承認自己的罪的人，基督為他們贖罪，並為他們代求（</w:t>
-      </w:r>
-      <w:hyperlink r:id="rId39">
-        <w:r>
-          <w:rPr>
-            <w:lang w:val="zh_TW" w:bidi="zh_TW"/>
-          </w:rPr>
-          <w:rPr>
-            <w:color w:val="0000EE"/>
-            <w:u w:val="single"/>
-          </w:rPr>
-          <w:t>1:7–2:2</w:t>
-        </w:r>
-      </w:hyperlink>
-      <w:r>
-        <w:rPr>
-          <w:lang w:val="zh_TW" w:bidi="zh_TW"/>
-        </w:rPr>
-        <w:t>）。</w:t>
-      </w:r>
-    </w:p>
-    <w:p>
-      <w:pPr>
-        <w:pStyle w:val="Heading3"/>
-      </w:pPr>
-      <w:r>
-        <w:rPr>
-          <w:lang w:val="zh_TW" w:bidi="zh_TW"/>
-        </w:rPr>
-        <w:t>在保羅的著作中</w:t>
-      </w:r>
-    </w:p>
-    <w:p>
-      <w:pPr/>
-      <w:r>
-        <w:rPr>
-          <w:lang w:val="zh_TW" w:bidi="zh_TW"/>
-        </w:rPr>
-      </w:r>
-      <w:r>
-        <w:rPr>
-          <w:lang w:val="zh_TW" w:bidi="zh_TW"/>
-        </w:rPr>
-        <w:t>保羅從觀察和聖經中強烈地指出，所有人都犯了罪（</w:t>
-      </w:r>
-      <w:hyperlink r:id="rId40">
-        <w:r>
-          <w:rPr>
-            <w:lang w:val="zh_TW" w:bidi="zh_TW"/>
-          </w:rPr>
-          <w:rPr>
-            <w:color w:val="0000EE"/>
-            <w:u w:val="single"/>
-          </w:rPr>
-          <w:t>羅1–3章</w:t>
-        </w:r>
-      </w:hyperlink>
-      <w:r>
-        <w:rPr>
-          <w:lang w:val="zh_TW" w:bidi="zh_TW"/>
-        </w:rPr>
-        <w:t>）。對他來說，罪是一股力量、一種權勢、一種統治人內在的「律」（</w:t>
-      </w:r>
-      <w:hyperlink r:id="rId41">
-        <w:r>
-          <w:rPr>
-            <w:lang w:val="zh_TW" w:bidi="zh_TW"/>
-          </w:rPr>
-          <w:rPr>
-            <w:color w:val="0000EE"/>
-            <w:u w:val="single"/>
-          </w:rPr>
-          <w:t>羅5:21</w:t>
-        </w:r>
-      </w:hyperlink>
-      <w:r>
-        <w:rPr>
-          <w:lang w:val="zh_TW" w:bidi="zh_TW"/>
-        </w:rPr>
-        <w:t>，</w:t>
-      </w:r>
-      <w:hyperlink r:id="rId42">
-        <w:r>
-          <w:rPr>
-            <w:lang w:val="zh_TW" w:bidi="zh_TW"/>
-          </w:rPr>
-          <w:rPr>
-            <w:color w:val="0000EE"/>
-            <w:u w:val="single"/>
-          </w:rPr>
-          <w:t>7:23</w:t>
-        </w:r>
-      </w:hyperlink>
-      <w:r>
-        <w:rPr>
-          <w:lang w:val="zh_TW" w:bidi="zh_TW"/>
-        </w:rPr>
-        <w:t>，</w:t>
-      </w:r>
-      <w:hyperlink r:id="rId43">
-        <w:r>
-          <w:rPr>
-            <w:lang w:val="zh_TW" w:bidi="zh_TW"/>
-          </w:rPr>
-          <w:rPr>
-            <w:color w:val="0000EE"/>
-            <w:u w:val="single"/>
-          </w:rPr>
-          <w:t>8:2</w:t>
-        </w:r>
-      </w:hyperlink>
+          <w:i/>
+          <w:lang w:val="zh_TW" w:bidi="zh_TW"/>
+        </w:rPr>
+        <w:t>另見</w:t>
+      </w:r>
+      <w:r>
+        <w:rPr>
+          <w:lang w:val="zh_TW" w:bidi="zh_TW"/>
+        </w:rPr>
+        <w:t>亞伯拉罕</w:t>
+      </w:r>
       <w:r>
         <w:rPr>
           <w:lang w:val="zh_TW" w:bidi="zh_TW"/>
         </w:rPr>
         <w:t>；</w:t>
       </w:r>
-      <w:hyperlink r:id="rId44">
-        <w:r>
-          <w:rPr>
-            <w:lang w:val="zh_TW" w:bidi="zh_TW"/>
-          </w:rPr>
-          <w:rPr>
-            <w:color w:val="0000EE"/>
-            <w:u w:val="single"/>
-          </w:rPr>
-          <w:t>林前15:56</w:t>
-        </w:r>
-      </w:hyperlink>
-      <w:r>
-        <w:rPr>
-          <w:lang w:val="zh_TW" w:bidi="zh_TW"/>
-        </w:rPr>
-        <w:t>），導致各種邪惡的行為——良心麻木（</w:t>
-      </w:r>
-      <w:hyperlink r:id="rId45">
-        <w:r>
-          <w:rPr>
-            <w:lang w:val="zh_TW" w:bidi="zh_TW"/>
-          </w:rPr>
-          <w:rPr>
-            <w:color w:val="0000EE"/>
-            <w:u w:val="single"/>
-          </w:rPr>
-          <w:t>羅7:21–24</w:t>
-        </w:r>
-      </w:hyperlink>
-      <w:r>
-        <w:rPr>
-          <w:lang w:val="zh_TW" w:bidi="zh_TW"/>
-        </w:rPr>
-        <w:t>）、與神的隔絕和死亡的轄制（</w:t>
-      </w:r>
-      <w:hyperlink r:id="rId46">
-        <w:r>
-          <w:rPr>
-            <w:lang w:val="zh_TW" w:bidi="zh_TW"/>
-          </w:rPr>
-          <w:rPr>
-            <w:color w:val="0000EE"/>
-            <w:u w:val="single"/>
-          </w:rPr>
-          <w:t>羅5:10</w:t>
-        </w:r>
-      </w:hyperlink>
-      <w:r>
-        <w:rPr>
-          <w:lang w:val="zh_TW" w:bidi="zh_TW"/>
-        </w:rPr>
-        <w:t>，</w:t>
-      </w:r>
-      <w:hyperlink r:id="rId47">
-        <w:r>
-          <w:rPr>
-            <w:lang w:val="zh_TW" w:bidi="zh_TW"/>
-          </w:rPr>
-          <w:rPr>
-            <w:color w:val="0000EE"/>
-            <w:u w:val="single"/>
-          </w:rPr>
-          <w:t>6:23</w:t>
-        </w:r>
-      </w:hyperlink>
+      <w:r>
+        <w:rPr>
+          <w:lang w:val="zh_TW" w:bidi="zh_TW"/>
+        </w:rPr>
+        <w:t>聖經年表（舊約）</w:t>
+      </w:r>
       <w:r>
         <w:rPr>
           <w:lang w:val="zh_TW" w:bidi="zh_TW"/>
         </w:rPr>
         <w:t>；</w:t>
       </w:r>
-      <w:hyperlink r:id="rId48">
-        <w:r>
-          <w:rPr>
-            <w:lang w:val="zh_TW" w:bidi="zh_TW"/>
-          </w:rPr>
-          <w:rPr>
-            <w:color w:val="0000EE"/>
-            <w:u w:val="single"/>
-          </w:rPr>
-          <w:t>弗2:1–5，12</w:t>
-        </w:r>
-      </w:hyperlink>
+      <w:r>
+        <w:rPr>
+          <w:lang w:val="zh_TW" w:bidi="zh_TW"/>
+        </w:rPr>
+        <w:t>以撒</w:t>
+      </w:r>
       <w:r>
         <w:rPr>
           <w:lang w:val="zh_TW" w:bidi="zh_TW"/>
         </w:rPr>
         <w:t>；</w:t>
       </w:r>
-      <w:hyperlink r:id="rId49">
-        <w:r>
-          <w:rPr>
-            <w:lang w:val="zh_TW" w:bidi="zh_TW"/>
-          </w:rPr>
-          <w:rPr>
-            <w:color w:val="0000EE"/>
-            <w:u w:val="single"/>
-          </w:rPr>
-          <w:t>西1:21</w:t>
-        </w:r>
-      </w:hyperlink>
-      <w:r>
-        <w:rPr>
-          <w:lang w:val="zh_TW" w:bidi="zh_TW"/>
-        </w:rPr>
-        <w:t>）。人無法自我改造（</w:t>
-      </w:r>
-      <w:hyperlink r:id="rId50">
-        <w:r>
-          <w:rPr>
-            <w:lang w:val="zh_TW" w:bidi="zh_TW"/>
-          </w:rPr>
-          <w:rPr>
-            <w:color w:val="0000EE"/>
-            <w:u w:val="single"/>
-          </w:rPr>
-          <w:t>羅7:24</w:t>
-        </w:r>
-      </w:hyperlink>
-      <w:r>
-        <w:rPr>
-          <w:lang w:val="zh_TW" w:bidi="zh_TW"/>
-        </w:rPr>
-        <w:t>）。保羅對這種絕望的普遍狀況有不同的解釋。一些讀者認為</w:t>
-      </w:r>
-      <w:hyperlink r:id="rId51">
-        <w:r>
-          <w:rPr>
-            <w:lang w:val="zh_TW" w:bidi="zh_TW"/>
-          </w:rPr>
-          <w:rPr>
-            <w:color w:val="0000EE"/>
-            <w:u w:val="single"/>
-          </w:rPr>
-          <w:t>羅馬書五章12至21節</w:t>
-        </w:r>
-      </w:hyperlink>
-      <w:r>
-        <w:rPr>
-          <w:lang w:val="zh_TW" w:bidi="zh_TW"/>
-        </w:rPr>
-        <w:t>說亞當的罪是所有罪的根源；另一些人則認為這是所有罪的「樣式（similitude）」。無論如何，保羅的核心思想是「每個人都是自己的亞當」，意即每個人都要為自己的罪性負上完全的責任，即使這罪性是從亞當遺傳而來。</w:t>
-      </w:r>
-    </w:p>
-    <w:p>
-      <w:pPr/>
-      <w:r>
-        <w:rPr>
-          <w:lang w:val="zh_TW" w:bidi="zh_TW"/>
-        </w:rPr>
-      </w:r>
-      <w:r>
-        <w:rPr>
-          <w:lang w:val="zh_TW" w:bidi="zh_TW"/>
-        </w:rPr>
-        <w:t>保羅認為，解決罪的方法在於信徒與基督同死——對罪、對自我、對世界的死。與此同時，充滿大能的聖靈使人的生命從內裡更新，將人塑造成為基督的樣式，成為新造的人（</w:t>
-      </w:r>
-      <w:hyperlink r:id="rId52">
-        <w:r>
-          <w:rPr>
-            <w:lang w:val="zh_TW" w:bidi="zh_TW"/>
-          </w:rPr>
-          <w:rPr>
-            <w:color w:val="0000EE"/>
-            <w:u w:val="single"/>
-          </w:rPr>
-          <w:t>羅3:21–26</w:t>
-        </w:r>
-      </w:hyperlink>
-      <w:r>
-        <w:rPr>
-          <w:lang w:val="zh_TW" w:bidi="zh_TW"/>
-        </w:rPr>
-        <w:t>，</w:t>
-      </w:r>
-      <w:hyperlink r:id="rId53">
-        <w:r>
-          <w:rPr>
-            <w:lang w:val="zh_TW" w:bidi="zh_TW"/>
-          </w:rPr>
-          <w:rPr>
-            <w:color w:val="0000EE"/>
-            <w:u w:val="single"/>
-          </w:rPr>
-          <w:t>5:6–9</w:t>
-        </w:r>
-      </w:hyperlink>
-      <w:r>
-        <w:rPr>
-          <w:lang w:val="zh_TW" w:bidi="zh_TW"/>
-        </w:rPr>
-        <w:t>、</w:t>
-      </w:r>
-      <w:hyperlink r:id="rId54">
-        <w:r>
-          <w:rPr>
-            <w:lang w:val="zh_TW" w:bidi="zh_TW"/>
-          </w:rPr>
-          <w:rPr>
-            <w:color w:val="0000EE"/>
-            <w:u w:val="single"/>
-          </w:rPr>
-          <w:t>6</w:t>
-        </w:r>
-      </w:hyperlink>
-      <w:r>
-        <w:rPr>
-          <w:lang w:val="zh_TW" w:bidi="zh_TW"/>
-        </w:rPr>
-        <w:t>，</w:t>
-      </w:r>
-      <w:hyperlink r:id="rId55">
-        <w:r>
-          <w:rPr>
-            <w:lang w:val="zh_TW" w:bidi="zh_TW"/>
-          </w:rPr>
-          <w:rPr>
-            <w:color w:val="0000EE"/>
-            <w:u w:val="single"/>
-          </w:rPr>
-          <w:t>8:1–4、28–29</w:t>
-        </w:r>
-      </w:hyperlink>
+      <w:r>
+        <w:rPr>
+          <w:lang w:val="zh_TW" w:bidi="zh_TW"/>
+        </w:rPr>
+        <w:t>以色列歷史</w:t>
+      </w:r>
       <w:r>
         <w:rPr>
           <w:lang w:val="zh_TW" w:bidi="zh_TW"/>
         </w:rPr>
         <w:t>；</w:t>
       </w:r>
-      <w:hyperlink r:id="rId56">
-        <w:r>
-          <w:rPr>
-            <w:lang w:val="zh_TW" w:bidi="zh_TW"/>
-          </w:rPr>
-          <w:rPr>
-            <w:color w:val="0000EE"/>
-            <w:u w:val="single"/>
-          </w:rPr>
-          <w:t>林後5:14–21</w:t>
-        </w:r>
-      </w:hyperlink>
-      <w:r>
-        <w:rPr>
-          <w:lang w:val="zh_TW" w:bidi="zh_TW"/>
-        </w:rPr>
-        <w:t>）。</w:t>
-      </w:r>
-    </w:p>
-    <w:p>
-      <w:pPr/>
-      <w:r>
-        <w:rPr>
-          <w:lang w:val="zh_TW" w:bidi="zh_TW"/>
-        </w:rPr>
-      </w:r>
-      <w:r>
-        <w:rPr>
-          <w:i/>
-          <w:lang w:val="zh_TW" w:bidi="zh_TW"/>
-        </w:rPr>
-        <w:t>另見</w:t>
-      </w:r>
-      <w:r>
-        <w:rPr>
-          <w:lang w:val="zh_TW" w:bidi="zh_TW"/>
-        </w:rPr>
-        <w:t xml:space="preserve"> </w:t>
-      </w:r>
-      <w:r>
-        <w:rPr>
-          <w:lang w:val="zh_TW" w:bidi="zh_TW"/>
-        </w:rPr>
-        <w:t>肉體</w:t>
+      <w:r>
+        <w:rPr>
+          <w:lang w:val="zh_TW" w:bidi="zh_TW"/>
+        </w:rPr>
+        <w:t>雅各 #1</w:t>
       </w:r>
       <w:r>
         <w:rPr>
@@ -1238,49 +875,7 @@
         <w:rPr>
           <w:lang w:val="zh_TW" w:bidi="zh_TW"/>
         </w:rPr>
-        <w:t>稱義</w:t>
-      </w:r>
-      <w:r>
-        <w:rPr>
-          <w:lang w:val="zh_TW" w:bidi="zh_TW"/>
-        </w:rPr>
-        <w:t>，</w:t>
-      </w:r>
-      <w:r>
-        <w:rPr>
-          <w:lang w:val="zh_TW" w:bidi="zh_TW"/>
-        </w:rPr>
-        <w:t>被</w:t>
-      </w:r>
-      <w:r>
-        <w:rPr>
-          <w:lang w:val="zh_TW" w:bidi="zh_TW"/>
-        </w:rPr>
-        <w:t>稱義</w:t>
-      </w:r>
-      <w:r>
-        <w:rPr>
-          <w:lang w:val="zh_TW" w:bidi="zh_TW"/>
-        </w:rPr>
-        <w:t>；</w:t>
-      </w:r>
-      <w:r>
-        <w:rPr>
-          <w:lang w:val="zh_TW" w:bidi="zh_TW"/>
-        </w:rPr>
-        <w:t>至死的罪</w:t>
-      </w:r>
-      <w:r>
-        <w:rPr>
-          <w:lang w:val="zh_TW" w:bidi="zh_TW"/>
-        </w:rPr>
-        <w:t>；</w:t>
-      </w:r>
-      <w:r>
-        <w:rPr>
-          <w:lang w:val="zh_TW" w:bidi="zh_TW"/>
-        </w:rPr>
-        <w:t>不可赦免的罪</w:t>
+        <w:t>約瑟 #1</w:t>
       </w:r>
       <w:r>
         <w:rPr>

--- a/zht/docx/205.content.docx
+++ b/zht/docx/205.content.docx
@@ -149,7 +149,7 @@
         <w:rPr>
           <w:lang w:val="zh_TW" w:bidi="zh_TW"/>
         </w:rPr>
-        <w:t>zu</w:t>
+        <w:t>zai</w:t>
       </w:r>
       <w:r>
         <w:rPr>
@@ -212,7 +212,7 @@
         <w:rPr>
           <w:lang w:val="zh_TW" w:bidi="zh_TW"/>
         </w:rPr>
-        <w:t>族長時期</w:t>
+        <w:t>災病</w:t>
       </w:r>
       <w:r>
         <w:rPr>
@@ -231,115 +231,7 @@
         <w:rPr>
           <w:lang w:val="zh_TW" w:bidi="zh_TW"/>
         </w:rPr>
-        <w:t>族長時期，是指聖經中以色列的先祖生活的年代。聖經提到的族長包括：</w:t>
-      </w:r>
-    </w:p>
-    <w:p>
-      <w:pPr>
-        <w:pStyle w:val="ListBullet"/>
-        <w:spacing w:line="240" w:lineRule="auto"/>
-        <w:ind w:left="720"/>
-      </w:pPr>
-      <w:r>
-        <w:rPr>
-          <w:lang w:val="zh_TW" w:bidi="zh_TW"/>
-        </w:rPr>
-      </w:r>
-      <w:r>
-        <w:rPr>
-          <w:lang w:val="zh_TW" w:bidi="zh_TW"/>
-        </w:rPr>
-        <w:t>洪水之前長壽的族長（</w:t>
-      </w:r>
-      <w:hyperlink r:id="rId13">
-        <w:r>
-          <w:rPr>
-            <w:lang w:val="zh_TW" w:bidi="zh_TW"/>
-          </w:rPr>
-          <w:rPr>
-            <w:color w:val="0000EE"/>
-            <w:u w:val="single"/>
-          </w:rPr>
-          <w:t>創1–5章</w:t>
-        </w:r>
-      </w:hyperlink>
-      <w:r>
-        <w:rPr>
-          <w:lang w:val="zh_TW" w:bidi="zh_TW"/>
-        </w:rPr>
-        <w:t>）</w:t>
-      </w:r>
-    </w:p>
-    <w:p>
-      <w:pPr>
-        <w:pStyle w:val="ListBullet"/>
-        <w:spacing w:line="240" w:lineRule="auto"/>
-        <w:ind w:left="720"/>
-      </w:pPr>
-      <w:r>
-        <w:rPr>
-          <w:lang w:val="zh_TW" w:bidi="zh_TW"/>
-        </w:rPr>
-      </w:r>
-      <w:r>
-        <w:rPr>
-          <w:lang w:val="zh_TW" w:bidi="zh_TW"/>
-        </w:rPr>
-        <w:t>挪亞（</w:t>
-      </w:r>
-      <w:hyperlink r:id="rId14">
-        <w:r>
-          <w:rPr>
-            <w:lang w:val="zh_TW" w:bidi="zh_TW"/>
-          </w:rPr>
-          <w:rPr>
-            <w:color w:val="0000EE"/>
-            <w:u w:val="single"/>
-          </w:rPr>
-          <w:t>創世記6–9章</w:t>
-        </w:r>
-      </w:hyperlink>
-      <w:r>
-        <w:rPr>
-          <w:lang w:val="zh_TW" w:bidi="zh_TW"/>
-        </w:rPr>
-        <w:t>）</w:t>
-      </w:r>
-    </w:p>
-    <w:p>
-      <w:pPr>
-        <w:pStyle w:val="ListBullet"/>
-        <w:spacing w:line="240" w:lineRule="auto"/>
-        <w:ind w:left="720"/>
-      </w:pPr>
-      <w:r>
-        <w:rPr>
-          <w:lang w:val="zh_TW" w:bidi="zh_TW"/>
-        </w:rPr>
-      </w:r>
-      <w:r>
-        <w:rPr>
-          <w:lang w:val="zh_TW" w:bidi="zh_TW"/>
-        </w:rPr>
-        <w:t>洪水後的族長譜系（</w:t>
-      </w:r>
-      <w:hyperlink r:id="rId15">
-        <w:r>
-          <w:rPr>
-            <w:lang w:val="zh_TW" w:bidi="zh_TW"/>
-          </w:rPr>
-          <w:rPr>
-            <w:color w:val="0000EE"/>
-            <w:u w:val="single"/>
-          </w:rPr>
-          <w:t>創世記10–11章</w:t>
-        </w:r>
-      </w:hyperlink>
-      <w:r>
-        <w:rPr>
-          <w:lang w:val="zh_TW" w:bidi="zh_TW"/>
-        </w:rPr>
-        <w:t>）</w:t>
+        <w:t>在聖經中，這個術語與疾病、虛弱、病痛、瘟疫和災禍同義。然而，瘟疫和災禍通常用於有大規模受害者的情況，如流行病。「瘟疫」的字面意思是「毀滅」，通常用來描述死亡率極高的流行病。「苦難」和「折磨」是其它可能包含疾病的術語，但範圍更廣，不與疾病完全同義。</w:t>
       </w:r>
     </w:p>
     <w:p>
@@ -353,9 +245,9 @@
         <w:rPr>
           <w:lang w:val="zh_TW" w:bidi="zh_TW"/>
         </w:rPr>
-        <w:t>然而，族長一詞通常特別指亞伯拉罕、以撒和雅各（</w:t>
-      </w:r>
-      <w:hyperlink r:id="rId16">
+        <w:t>在聖經寫作的時代，人們對解剖學或身體特定器官的具體功能並沒有詳細的概念。災病被認為是不正常的現象，限制了一個人的能力，一種有力量和活力地來生活的能力。希伯來文中翻譯為「疾病」的名詞，其動詞形式的意思是「變得虛弱」。畢士大池旁的病人被形容為「無力（和合本譯為病人）」的（</w:t>
+      </w:r>
+      <w:hyperlink r:id="rId13">
         <w:r>
           <w:rPr>
             <w:lang w:val="zh_TW" w:bidi="zh_TW"/>
@@ -364,32 +256,14 @@
             <w:color w:val="0000EE"/>
             <w:u w:val="single"/>
           </w:rPr>
-          <w:t>創世記12–36章</w:t>
+          <w:t>約5:7</w:t>
         </w:r>
       </w:hyperlink>
       <w:r>
         <w:rPr>
           <w:lang w:val="zh_TW" w:bidi="zh_TW"/>
         </w:rPr>
-        <w:t>），也包括約瑟（</w:t>
-      </w:r>
-      <w:hyperlink r:id="rId17">
-        <w:r>
-          <w:rPr>
-            <w:lang w:val="zh_TW" w:bidi="zh_TW"/>
-          </w:rPr>
-          <w:rPr>
-            <w:color w:val="0000EE"/>
-            <w:u w:val="single"/>
-          </w:rPr>
-          <w:t>創世記37–50章</w:t>
-        </w:r>
-      </w:hyperlink>
-      <w:r>
-        <w:rPr>
-          <w:lang w:val="zh_TW" w:bidi="zh_TW"/>
-        </w:rPr>
-        <w:t>）。</w:t>
+        <w:t>），無法自己行走。</w:t>
       </w:r>
     </w:p>
     <w:p>
@@ -400,7 +274,7 @@
         <w:rPr>
           <w:lang w:val="zh_TW" w:bidi="zh_TW"/>
         </w:rPr>
-        <w:t>族長生活在什麼時代？</w:t>
+        <w:t>災病的來源</w:t>
       </w:r>
     </w:p>
     <w:p>
@@ -414,67 +288,18 @@
         <w:rPr>
           <w:lang w:val="zh_TW" w:bidi="zh_TW"/>
         </w:rPr>
-        <w:t>族長確切生活的年代難以確定。</w:t>
-      </w:r>
-      <w:hyperlink r:id="rId18">
-        <w:r>
-          <w:rPr>
-            <w:lang w:val="zh_TW" w:bidi="zh_TW"/>
-          </w:rPr>
-          <w:rPr>
-            <w:color w:val="0000EE"/>
-            <w:u w:val="single"/>
-          </w:rPr>
-          <w:t>創世記十四章1至2節</w:t>
-        </w:r>
-      </w:hyperlink>
-      <w:r>
-        <w:rPr>
-          <w:lang w:val="zh_TW" w:bidi="zh_TW"/>
-        </w:rPr>
-        <w:t>所提到的諸王，是唯一能作為年代參考的線索。該章確實提到歷史上的人物與地點，但我們無法確定這些王的身分。義大利考古學家在馬爾迪赫遺址（Tell Mardikh；古代稱為「以巴拉」</w:t>
-      </w:r>
-      <w:r>
-        <w:rPr>
-          <w:lang w:val="zh_TW" w:bidi="zh_TW"/>
-        </w:rPr>
-        <w:t>〔</w:t>
-      </w:r>
-      <w:r>
-        <w:rPr>
-          <w:lang w:val="zh_TW" w:bidi="zh_TW"/>
-        </w:rPr>
-        <w:t>Ebla</w:t>
-      </w:r>
-      <w:r>
-        <w:rPr>
-          <w:lang w:val="zh_TW" w:bidi="zh_TW"/>
-        </w:rPr>
-        <w:t>〕</w:t>
-      </w:r>
-      <w:r>
-        <w:rPr>
-          <w:lang w:val="zh_TW" w:bidi="zh_TW"/>
-        </w:rPr>
-        <w:t>）發現的泥板中，記錄了</w:t>
-      </w:r>
-      <w:hyperlink r:id="rId19">
-        <w:r>
-          <w:rPr>
-            <w:lang w:val="zh_TW" w:bidi="zh_TW"/>
-          </w:rPr>
-          <w:rPr>
-            <w:color w:val="0000EE"/>
-            <w:u w:val="single"/>
-          </w:rPr>
-          <w:t>創世記十四章2節</w:t>
-        </w:r>
-      </w:hyperlink>
-      <w:r>
-        <w:rPr>
-          <w:lang w:val="zh_TW" w:bidi="zh_TW"/>
-        </w:rPr>
-        <w:t>中所提的「平原諸城」以及其中一位王的名字。然而，這些泥板的年代早於主前二千年，早於亞伯拉罕時代，僅能證明這些城市在亞伯拉罕之前就已存在。</w:t>
+        <w:t>根據聖經，災病有四個來源：（1）神，（2）撒但，（3）祖先的罪，（4）違反生理、心理/情感或道德的自然規律。</w:t>
+      </w:r>
+    </w:p>
+    <w:p>
+      <w:pPr>
+        <w:pStyle w:val="Heading4"/>
+      </w:pPr>
+      <w:r>
+        <w:rPr>
+          <w:lang w:val="zh_TW" w:bidi="zh_TW"/>
+        </w:rPr>
+        <w:t>神</w:t>
       </w:r>
     </w:p>
     <w:p>
@@ -488,27 +313,9 @@
         <w:rPr>
           <w:lang w:val="zh_TW" w:bidi="zh_TW"/>
         </w:rPr>
-        <w:t>這位族長生活在中青銅器時代，可能是在公元前第二千年的早期。當時亞摩利人自西北遷入巴勒斯坦，可分為兩波：</w:t>
-      </w:r>
-    </w:p>
-    <w:p>
-      <w:pPr>
-        <w:pStyle w:val="ListBullet"/>
-        <w:spacing w:line="240" w:lineRule="auto"/>
-        <w:ind w:left="720"/>
-      </w:pPr>
-      <w:r>
-        <w:rPr>
-          <w:lang w:val="zh_TW" w:bidi="zh_TW"/>
-        </w:rPr>
-      </w:r>
-      <w:r>
-        <w:rPr>
-          <w:lang w:val="zh_TW" w:bidi="zh_TW"/>
-        </w:rPr>
-        <w:t>第一波：以臨時帳棚為居所的一群（如亞伯拉罕的朋友亞乃、以實各和幔利，見</w:t>
-      </w:r>
-      <w:hyperlink r:id="rId20">
+        <w:t>所有早期民族都將事件和現象歸因於超自然力量，如不同的神靈或邪靈。希伯來人與眾不同的是，他們是堅定的一神論者，將所有現象都歸因於唯一的真神，即向他們啟示的神（</w:t>
+      </w:r>
+      <w:hyperlink r:id="rId14">
         <w:r>
           <w:rPr>
             <w:lang w:val="zh_TW" w:bidi="zh_TW"/>
@@ -517,28 +324,16 @@
             <w:color w:val="0000EE"/>
             <w:u w:val="single"/>
           </w:rPr>
-          <w:t>創14:13）</w:t>
+          <w:t>賽45:21</w:t>
         </w:r>
       </w:hyperlink>
-    </w:p>
-    <w:p>
-      <w:pPr>
-        <w:pStyle w:val="ListBullet"/>
-        <w:spacing w:line="240" w:lineRule="auto"/>
-        <w:ind w:left="720"/>
-      </w:pPr>
-      <w:r>
-        <w:rPr>
-          <w:lang w:val="zh_TW" w:bidi="zh_TW"/>
-        </w:rPr>
-      </w:r>
-      <w:r>
-        <w:rPr>
-          <w:lang w:val="zh_TW" w:bidi="zh_TW"/>
-        </w:rPr>
-        <w:t>第二波：自敘利亞遷入城市的人群（這些就是亞摩利人，</w:t>
-      </w:r>
-      <w:hyperlink r:id="rId21">
+      <w:r>
+        <w:rPr>
+          <w:lang w:val="zh_TW" w:bidi="zh_TW"/>
+        </w:rPr>
+        <w:t>）。神掌管一切，包括疾病和災禍（</w:t>
+      </w:r>
+      <w:hyperlink r:id="rId15">
         <w:r>
           <w:rPr>
             <w:lang w:val="zh_TW" w:bidi="zh_TW"/>
@@ -547,14 +342,32 @@
             <w:color w:val="0000EE"/>
             <w:u w:val="single"/>
           </w:rPr>
-          <w:t>出3:8</w:t>
+          <w:t>7</w:t>
         </w:r>
       </w:hyperlink>
       <w:r>
         <w:rPr>
           <w:lang w:val="zh_TW" w:bidi="zh_TW"/>
         </w:rPr>
-        <w:t>）</w:t>
+        <w:t>節）。同樣的神也能賜予物質的祝福、健康，並醫治所有疾病（</w:t>
+      </w:r>
+      <w:hyperlink r:id="rId16">
+        <w:r>
+          <w:rPr>
+            <w:lang w:val="zh_TW" w:bidi="zh_TW"/>
+          </w:rPr>
+          <w:rPr>
+            <w:color w:val="0000EE"/>
+            <w:u w:val="single"/>
+          </w:rPr>
+          <w:t>詩103:3</w:t>
+        </w:r>
+      </w:hyperlink>
+      <w:r>
+        <w:rPr>
+          <w:lang w:val="zh_TW" w:bidi="zh_TW"/>
+        </w:rPr>
+        <w:t>）。對希伯來人來說，神可以賜下健康或疾病，無論哪一種情況，都有祂的目的或理由。</w:t>
       </w:r>
     </w:p>
     <w:p>
@@ -568,43 +381,97 @@
         <w:rPr>
           <w:lang w:val="zh_TW" w:bidi="zh_TW"/>
         </w:rPr>
-        <w:t>族長的社會有兩種類型：</w:t>
-      </w:r>
-    </w:p>
-    <w:p>
-      <w:pPr>
-        <w:pStyle w:val="ListBullet"/>
-        <w:spacing w:line="240" w:lineRule="auto"/>
-        <w:ind w:left="720"/>
-      </w:pPr>
-      <w:r>
-        <w:rPr>
-          <w:lang w:val="zh_TW" w:bidi="zh_TW"/>
-        </w:rPr>
-      </w:r>
-      <w:r>
-        <w:rPr>
-          <w:lang w:val="zh_TW" w:bidi="zh_TW"/>
-        </w:rPr>
-        <w:t>城市社群</w:t>
-      </w:r>
-    </w:p>
-    <w:p>
-      <w:pPr>
-        <w:pStyle w:val="ListBullet"/>
-        <w:spacing w:line="240" w:lineRule="auto"/>
-        <w:ind w:left="720"/>
-      </w:pPr>
-      <w:r>
-        <w:rPr>
-          <w:lang w:val="zh_TW" w:bidi="zh_TW"/>
-        </w:rPr>
-      </w:r>
-      <w:r>
-        <w:rPr>
-          <w:lang w:val="zh_TW" w:bidi="zh_TW"/>
-        </w:rPr>
-        <w:t>鄉村社群（或半游牧部族），在城市周圍遷徙</w:t>
+        <w:t>災病的一個目的是作為對過犯的懲罰（</w:t>
+      </w:r>
+      <w:hyperlink r:id="rId17">
+        <w:r>
+          <w:rPr>
+            <w:lang w:val="zh_TW" w:bidi="zh_TW"/>
+          </w:rPr>
+          <w:rPr>
+            <w:color w:val="0000EE"/>
+            <w:u w:val="single"/>
+          </w:rPr>
+          <w:t>撒下24:1、12–16</w:t>
+        </w:r>
+      </w:hyperlink>
+      <w:r>
+        <w:rPr>
+          <w:lang w:val="zh_TW" w:bidi="zh_TW"/>
+        </w:rPr>
+        <w:t>；</w:t>
+      </w:r>
+      <w:hyperlink r:id="rId18">
+        <w:r>
+          <w:rPr>
+            <w:lang w:val="zh_TW" w:bidi="zh_TW"/>
+          </w:rPr>
+          <w:rPr>
+            <w:color w:val="0000EE"/>
+            <w:u w:val="single"/>
+          </w:rPr>
+          <w:t>林前10:8</w:t>
+        </w:r>
+      </w:hyperlink>
+      <w:r>
+        <w:rPr>
+          <w:lang w:val="zh_TW" w:bidi="zh_TW"/>
+        </w:rPr>
+        <w:t>）。在希伯來人的觀念中，即使災病和死亡的直接原因是顯而易見的——比如營中許多人被毒蛇咬傷——他們的反應不是去殺掉所有的蛇，而是向神祈求赦免（</w:t>
+      </w:r>
+      <w:hyperlink r:id="rId19">
+        <w:r>
+          <w:rPr>
+            <w:lang w:val="zh_TW" w:bidi="zh_TW"/>
+          </w:rPr>
+          <w:rPr>
+            <w:color w:val="0000EE"/>
+            <w:u w:val="single"/>
+          </w:rPr>
+          <w:t>民21:4–9</w:t>
+        </w:r>
+      </w:hyperlink>
+      <w:r>
+        <w:rPr>
+          <w:lang w:val="zh_TW" w:bidi="zh_TW"/>
+        </w:rPr>
+        <w:t>）。痲瘋病的字面意思是「打擊」，是一種神賜下的毀滅性災病，用來懲罰那些犯罪的人（</w:t>
+      </w:r>
+      <w:hyperlink r:id="rId20">
+        <w:r>
+          <w:rPr>
+            <w:lang w:val="zh_TW" w:bidi="zh_TW"/>
+          </w:rPr>
+          <w:rPr>
+            <w:color w:val="0000EE"/>
+            <w:u w:val="single"/>
+          </w:rPr>
+          <w:t>民12</w:t>
+        </w:r>
+      </w:hyperlink>
+      <w:r>
+        <w:rPr>
+          <w:lang w:val="zh_TW" w:bidi="zh_TW"/>
+        </w:rPr>
+        <w:t>；</w:t>
+      </w:r>
+      <w:hyperlink r:id="rId21">
+        <w:r>
+          <w:rPr>
+            <w:lang w:val="zh_TW" w:bidi="zh_TW"/>
+          </w:rPr>
+          <w:rPr>
+            <w:color w:val="0000EE"/>
+            <w:u w:val="single"/>
+          </w:rPr>
+          <w:t>王下5:27</w:t>
+        </w:r>
+      </w:hyperlink>
+      <w:r>
+        <w:rPr>
+          <w:lang w:val="zh_TW" w:bidi="zh_TW"/>
+        </w:rPr>
+        <w:t>）。</w:t>
       </w:r>
     </w:p>
     <w:p>
@@ -618,18 +485,36 @@
         <w:rPr>
           <w:lang w:val="zh_TW" w:bidi="zh_TW"/>
         </w:rPr>
-        <w:t>約瑟生活在埃及，但聖經並未告訴我們那位法老的名字。</w:t>
+        <w:t>神也可能差遣災病來顯示祂的大能或保護祂的百姓。埃及的十災就是前者的例子；而消滅西拿基立的軍隊則是後者的例子（</w:t>
+      </w:r>
+      <w:hyperlink r:id="rId22">
+        <w:r>
+          <w:rPr>
+            <w:lang w:val="zh_TW" w:bidi="zh_TW"/>
+          </w:rPr>
+          <w:rPr>
+            <w:color w:val="0000EE"/>
+            <w:u w:val="single"/>
+          </w:rPr>
+          <w:t>王下19:34–36</w:t>
+        </w:r>
+      </w:hyperlink>
+      <w:r>
+        <w:rPr>
+          <w:lang w:val="zh_TW" w:bidi="zh_TW"/>
+        </w:rPr>
+        <w:t>）。</w:t>
       </w:r>
     </w:p>
     <w:p>
       <w:pPr>
-        <w:pStyle w:val="Heading3"/>
-      </w:pPr>
-      <w:r>
-        <w:rPr>
-          <w:lang w:val="zh_TW" w:bidi="zh_TW"/>
-        </w:rPr>
-        <w:t>族長住在哪裡？</w:t>
+        <w:pStyle w:val="Heading4"/>
+      </w:pPr>
+      <w:r>
+        <w:rPr>
+          <w:lang w:val="zh_TW" w:bidi="zh_TW"/>
+        </w:rPr>
+        <w:t>撒但</w:t>
       </w:r>
     </w:p>
     <w:p>
@@ -643,9 +528,9 @@
         <w:rPr>
           <w:lang w:val="zh_TW" w:bidi="zh_TW"/>
         </w:rPr>
-        <w:t>族長歷史涵蓋極廣的地理範圍，跨越數百英里。亞伯拉罕最初居住在吾珥，那是靠近波斯灣的古代蘇美（Sumer）城邦。然後他遷到北方的哈蘭，位於底格里斯河（Tigris）與幼發拉底河（Euphrates）之間。他從那裡向西南前往巴勒斯坦，期間又曾兩度回到哈蘭，也兩度下到埃及。即使在巴勒斯坦境內，族長也不斷遷徙，主要是沿著山地南北往來，有時會到跨過海岸到外約旦（Transjordan，約旦河東邊）。有些人融入城市文化（如羅得；</w:t>
-      </w:r>
-      <w:hyperlink r:id="rId22">
+        <w:t>撒但和其他邪靈也可能是災病的源頭。在聖經的框架中，撒但帶來災病的能力是在神允許的範圍內進行的。對於撒但危害能力的限制，在約伯的案例中被明確說明（</w:t>
+      </w:r>
+      <w:hyperlink r:id="rId23">
         <w:r>
           <w:rPr>
             <w:lang w:val="zh_TW" w:bidi="zh_TW"/>
@@ -654,79 +539,25 @@
             <w:color w:val="0000EE"/>
             <w:u w:val="single"/>
           </w:rPr>
-          <w:t>創13:12</w:t>
+          <w:t>伯1:12</w:t>
         </w:r>
       </w:hyperlink>
       <w:r>
         <w:rPr>
           <w:lang w:val="zh_TW" w:bidi="zh_TW"/>
         </w:rPr>
-        <w:t>），而其他人則移居到曠野（如以實瑪利；</w:t>
-      </w:r>
-      <w:hyperlink r:id="rId23">
-        <w:r>
-          <w:rPr>
-            <w:lang w:val="zh_TW" w:bidi="zh_TW"/>
-          </w:rPr>
-          <w:rPr>
-            <w:color w:val="0000EE"/>
-            <w:u w:val="single"/>
-          </w:rPr>
-          <w:t>創25:18</w:t>
-        </w:r>
-      </w:hyperlink>
-      <w:r>
-        <w:rPr>
-          <w:lang w:val="zh_TW" w:bidi="zh_TW"/>
-        </w:rPr>
-        <w:t>或以掃；</w:t>
-      </w:r>
-      <w:hyperlink r:id="rId24">
-        <w:r>
-          <w:rPr>
-            <w:lang w:val="zh_TW" w:bidi="zh_TW"/>
-          </w:rPr>
-          <w:rPr>
-            <w:color w:val="0000EE"/>
-            <w:u w:val="single"/>
-          </w:rPr>
-          <w:t>36:6</w:t>
-        </w:r>
-      </w:hyperlink>
-      <w:r>
-        <w:rPr>
-          <w:lang w:val="zh_TW" w:bidi="zh_TW"/>
-        </w:rPr>
-        <w:t>–</w:t>
-      </w:r>
-      <w:hyperlink r:id="rId24">
-        <w:r>
-          <w:rPr>
-            <w:lang w:val="zh_TW" w:bidi="zh_TW"/>
-          </w:rPr>
-          <w:rPr>
-            <w:color w:val="0000EE"/>
-            <w:u w:val="single"/>
-          </w:rPr>
-          <w:t>8</w:t>
-        </w:r>
-      </w:hyperlink>
-      <w:r>
-        <w:rPr>
-          <w:lang w:val="zh_TW" w:bidi="zh_TW"/>
-        </w:rPr>
-        <w:t>）。</w:t>
+        <w:t>）。新約的信息也清楚地表明，儘管有鬼附或受到撒但影響的情況，但撒但的時間是有限的，牠最終的完全敗亡和毀滅是必然的。</w:t>
       </w:r>
     </w:p>
     <w:p>
       <w:pPr>
-        <w:pStyle w:val="Heading3"/>
-      </w:pPr>
-      <w:r>
-        <w:rPr>
-          <w:lang w:val="zh_TW" w:bidi="zh_TW"/>
-        </w:rPr>
-        <w:t>為什麼族長如此重要？</w:t>
+        <w:pStyle w:val="Heading4"/>
+      </w:pPr>
+      <w:r>
+        <w:rPr>
+          <w:lang w:val="zh_TW" w:bidi="zh_TW"/>
+        </w:rPr>
+        <w:t>祖先的罪</w:t>
       </w:r>
     </w:p>
     <w:p>
@@ -740,7 +571,25 @@
         <w:rPr>
           <w:lang w:val="zh_TW" w:bidi="zh_TW"/>
         </w:rPr>
-        <w:t>族長在神的救贖計畫中具有核心地位。始於亞伯拉罕，族長引向基督降臨的救恩（</w:t>
+        <w:t>疾病也可能是由於祖先的罪過所致（</w:t>
+      </w:r>
+      <w:hyperlink r:id="rId24">
+        <w:r>
+          <w:rPr>
+            <w:lang w:val="zh_TW" w:bidi="zh_TW"/>
+          </w:rPr>
+          <w:rPr>
+            <w:color w:val="0000EE"/>
+            <w:u w:val="single"/>
+          </w:rPr>
+          <w:t>出20:5</w:t>
+        </w:r>
+      </w:hyperlink>
+      <w:r>
+        <w:rPr>
+          <w:lang w:val="zh_TW" w:bidi="zh_TW"/>
+        </w:rPr>
+        <w:t>；</w:t>
       </w:r>
       <w:hyperlink r:id="rId25">
         <w:r>
@@ -751,14 +600,14 @@
             <w:color w:val="0000EE"/>
             <w:u w:val="single"/>
           </w:rPr>
-          <w:t>約8:56</w:t>
+          <w:t>利26:29</w:t>
         </w:r>
       </w:hyperlink>
       <w:r>
         <w:rPr>
           <w:lang w:val="zh_TW" w:bidi="zh_TW"/>
         </w:rPr>
-        <w:t>）。當然，神的救贖計畫早在創世記前幾章就已展開，但祂在</w:t>
+        <w:t>；</w:t>
       </w:r>
       <w:hyperlink r:id="rId26">
         <w:r>
@@ -769,14 +618,14 @@
             <w:color w:val="0000EE"/>
             <w:u w:val="single"/>
           </w:rPr>
-          <w:t>創世記十二章1至3節</w:t>
+          <w:t>王上17:18</w:t>
         </w:r>
       </w:hyperlink>
       <w:r>
         <w:rPr>
           <w:lang w:val="zh_TW" w:bidi="zh_TW"/>
         </w:rPr>
-        <w:t>中對亞伯拉罕的呼召變得清晰，並透過所有族長的生命繼續推展。聖經多次稱呼祂為「亞伯拉罕的神、以撒的神和雅各的神」，就是因為神在族長身上的啟示，將成為往後一切的基礎。新約中，基督徒也稱亞伯拉罕為他們的「父」（</w:t>
+        <w:t>；</w:t>
       </w:r>
       <w:hyperlink r:id="rId27">
         <w:r>
@@ -787,14 +636,79 @@
             <w:color w:val="0000EE"/>
             <w:u w:val="single"/>
           </w:rPr>
-          <w:t>羅4:16</w:t>
+          <w:t>伯21:19</w:t>
         </w:r>
       </w:hyperlink>
       <w:r>
         <w:rPr>
           <w:lang w:val="zh_TW" w:bidi="zh_TW"/>
         </w:rPr>
+        <w:t>；</w:t>
+      </w:r>
+      <w:hyperlink r:id="rId28">
+        <w:r>
+          <w:rPr>
+            <w:lang w:val="zh_TW" w:bidi="zh_TW"/>
+          </w:rPr>
+          <w:rPr>
+            <w:color w:val="0000EE"/>
+            <w:u w:val="single"/>
+          </w:rPr>
+          <w:t>哀5:7</w:t>
+        </w:r>
+      </w:hyperlink>
+      <w:r>
+        <w:rPr>
+          <w:lang w:val="zh_TW" w:bidi="zh_TW"/>
+        </w:rPr>
+        <w:t>）。其中最突出的例子是大衛與拔示巴的罪使他的兒子死亡（</w:t>
+      </w:r>
+      <w:hyperlink r:id="rId29">
+        <w:r>
+          <w:rPr>
+            <w:lang w:val="zh_TW" w:bidi="zh_TW"/>
+          </w:rPr>
+          <w:rPr>
+            <w:color w:val="0000EE"/>
+            <w:u w:val="single"/>
+          </w:rPr>
+          <w:t>撒下12:15</w:t>
+        </w:r>
+      </w:hyperlink>
+      <w:r>
+        <w:rPr>
+          <w:lang w:val="zh_TW" w:bidi="zh_TW"/>
+        </w:rPr>
+        <w:t>）。這種對災病來源的觀念一直延續到了新約時期，並為耶穌的門徒所熟悉（</w:t>
+      </w:r>
+      <w:hyperlink r:id="rId30">
+        <w:r>
+          <w:rPr>
+            <w:lang w:val="zh_TW" w:bidi="zh_TW"/>
+          </w:rPr>
+          <w:rPr>
+            <w:color w:val="0000EE"/>
+            <w:u w:val="single"/>
+          </w:rPr>
+          <w:t>約9:2</w:t>
+        </w:r>
+      </w:hyperlink>
+      <w:r>
+        <w:rPr>
+          <w:lang w:val="zh_TW" w:bidi="zh_TW"/>
+        </w:rPr>
         <w:t>）。</w:t>
+      </w:r>
+    </w:p>
+    <w:p>
+      <w:pPr>
+        <w:pStyle w:val="Heading4"/>
+      </w:pPr>
+      <w:r>
+        <w:rPr>
+          <w:lang w:val="zh_TW" w:bidi="zh_TW"/>
+        </w:rPr>
+        <w:t>違反自然規律</w:t>
       </w:r>
     </w:p>
     <w:p>
@@ -806,6 +720,425 @@
       </w:r>
       <w:r>
         <w:rPr>
+          <w:lang w:val="zh_TW" w:bidi="zh_TW"/>
+        </w:rPr>
+        <w:t>這個觀念使希伯來人與當時其他民族有所區別。當他們理解到災病可能是由於違反固定的生理、心理/情感和道德規律所導致的，就會產生個人責任的概念，即遵守這些規律以避免災病。一個人對自己的健康以及社群的健康負有責任，而不僅僅是超自然力量的被動受害者。</w:t>
+      </w:r>
+    </w:p>
+    <w:p>
+      <w:pPr/>
+      <w:r>
+        <w:rPr>
+          <w:lang w:val="zh_TW" w:bidi="zh_TW"/>
+        </w:rPr>
+      </w:r>
+      <w:r>
+        <w:rPr>
+          <w:lang w:val="zh_TW" w:bidi="zh_TW"/>
+        </w:rPr>
+        <w:t>基於這一觀念，摩西制定了詳盡的行為準則，以維持個人和社群的健康。摩西律法涵蓋了飲食、個人衛生、安息日的遵守、營地的衛生規定、清潔以及性關係等領域。通過遵守神所設立的這些自然規律，希伯來人可以期望免於疾病（</w:t>
+      </w:r>
+      <w:hyperlink r:id="rId31">
+        <w:r>
+          <w:rPr>
+            <w:lang w:val="zh_TW" w:bidi="zh_TW"/>
+          </w:rPr>
+          <w:rPr>
+            <w:color w:val="0000EE"/>
+            <w:u w:val="single"/>
+          </w:rPr>
+          <w:t>出15:26</w:t>
+        </w:r>
+      </w:hyperlink>
+      <w:r>
+        <w:rPr>
+          <w:lang w:val="zh_TW" w:bidi="zh_TW"/>
+        </w:rPr>
+        <w:t>）並享長壽（</w:t>
+      </w:r>
+      <w:hyperlink r:id="rId32">
+        <w:r>
+          <w:rPr>
+            <w:lang w:val="zh_TW" w:bidi="zh_TW"/>
+          </w:rPr>
+          <w:rPr>
+            <w:color w:val="0000EE"/>
+            <w:u w:val="single"/>
+          </w:rPr>
+          <w:t>箴3:1–2</w:t>
+        </w:r>
+      </w:hyperlink>
+      <w:r>
+        <w:rPr>
+          <w:lang w:val="zh_TW" w:bidi="zh_TW"/>
+        </w:rPr>
+        <w:t>）。摩西的這些健康律法，即使以今天的公共衛生觀點來看，依然很合理，比起其他古代民族的做法更合理。</w:t>
+      </w:r>
+    </w:p>
+    <w:p>
+      <w:pPr/>
+      <w:r>
+        <w:rPr>
+          <w:lang w:val="zh_TW" w:bidi="zh_TW"/>
+        </w:rPr>
+      </w:r>
+      <w:r>
+        <w:rPr>
+          <w:lang w:val="zh_TW" w:bidi="zh_TW"/>
+        </w:rPr>
+        <w:t>理解到災病是違反自然律法的後果的另一大結果是，當尋求醫治時，人們開始轉向醫生而不是祭司。只要疾病被認為是超自然起源的，就無法通過了解災病過程來尋求治療方法。希伯來人熟悉埃及的醫生（</w:t>
+      </w:r>
+      <w:hyperlink r:id="rId33">
+        <w:r>
+          <w:rPr>
+            <w:lang w:val="zh_TW" w:bidi="zh_TW"/>
+          </w:rPr>
+          <w:rPr>
+            <w:color w:val="0000EE"/>
+            <w:u w:val="single"/>
+          </w:rPr>
+          <w:t>創50:2</w:t>
+        </w:r>
+      </w:hyperlink>
+      <w:r>
+        <w:rPr>
+          <w:lang w:val="zh_TW" w:bidi="zh_TW"/>
+        </w:rPr>
+        <w:t>），當時他們似乎主要擔任的是防腐師（embalmers）的角色。以色列歷史上始終有醫生行醫，但他們的醫治能力是逐漸發展起來的（</w:t>
+      </w:r>
+      <w:hyperlink r:id="rId34">
+        <w:r>
+          <w:rPr>
+            <w:lang w:val="zh_TW" w:bidi="zh_TW"/>
+          </w:rPr>
+          <w:rPr>
+            <w:color w:val="0000EE"/>
+            <w:u w:val="single"/>
+          </w:rPr>
+          <w:t>代下16:12</w:t>
+        </w:r>
+      </w:hyperlink>
+      <w:r>
+        <w:rPr>
+          <w:lang w:val="zh_TW" w:bidi="zh_TW"/>
+        </w:rPr>
+        <w:t>；</w:t>
+      </w:r>
+      <w:hyperlink r:id="rId35">
+        <w:r>
+          <w:rPr>
+            <w:lang w:val="zh_TW" w:bidi="zh_TW"/>
+          </w:rPr>
+          <w:rPr>
+            <w:color w:val="0000EE"/>
+            <w:u w:val="single"/>
+          </w:rPr>
+          <w:t>耶8:22</w:t>
+        </w:r>
+      </w:hyperlink>
+      <w:r>
+        <w:rPr>
+          <w:lang w:val="zh_TW" w:bidi="zh_TW"/>
+        </w:rPr>
+        <w:t>；</w:t>
+      </w:r>
+      <w:hyperlink r:id="rId36">
+        <w:r>
+          <w:rPr>
+            <w:lang w:val="zh_TW" w:bidi="zh_TW"/>
+          </w:rPr>
+          <w:rPr>
+            <w:color w:val="0000EE"/>
+            <w:u w:val="single"/>
+          </w:rPr>
+          <w:t>可5:26</w:t>
+        </w:r>
+      </w:hyperlink>
+      <w:r>
+        <w:rPr>
+          <w:lang w:val="zh_TW" w:bidi="zh_TW"/>
+        </w:rPr>
+        <w:t>；</w:t>
+      </w:r>
+      <w:hyperlink r:id="rId37">
+        <w:r>
+          <w:rPr>
+            <w:lang w:val="zh_TW" w:bidi="zh_TW"/>
+          </w:rPr>
+          <w:rPr>
+            <w:color w:val="0000EE"/>
+            <w:u w:val="single"/>
+          </w:rPr>
+          <w:t>西4:14</w:t>
+        </w:r>
+      </w:hyperlink>
+      <w:r>
+        <w:rPr>
+          <w:lang w:val="zh_TW" w:bidi="zh_TW"/>
+        </w:rPr>
+        <w:t>）。聖經肯定了醫生為病人看病（</w:t>
+      </w:r>
+      <w:hyperlink r:id="rId38">
+        <w:r>
+          <w:rPr>
+            <w:lang w:val="zh_TW" w:bidi="zh_TW"/>
+          </w:rPr>
+          <w:rPr>
+            <w:color w:val="0000EE"/>
+            <w:u w:val="single"/>
+          </w:rPr>
+          <w:t>太9:12</w:t>
+        </w:r>
+      </w:hyperlink>
+      <w:r>
+        <w:rPr>
+          <w:lang w:val="zh_TW" w:bidi="zh_TW"/>
+        </w:rPr>
+        <w:t>）和使用藥物進行治療的合理性（</w:t>
+      </w:r>
+      <w:hyperlink r:id="rId39">
+        <w:r>
+          <w:rPr>
+            <w:lang w:val="zh_TW" w:bidi="zh_TW"/>
+          </w:rPr>
+          <w:rPr>
+            <w:color w:val="0000EE"/>
+            <w:u w:val="single"/>
+          </w:rPr>
+          <w:t>箴31:6</w:t>
+        </w:r>
+      </w:hyperlink>
+      <w:r>
+        <w:rPr>
+          <w:lang w:val="zh_TW" w:bidi="zh_TW"/>
+        </w:rPr>
+        <w:t>；</w:t>
+      </w:r>
+      <w:hyperlink r:id="rId40">
+        <w:r>
+          <w:rPr>
+            <w:lang w:val="zh_TW" w:bidi="zh_TW"/>
+          </w:rPr>
+          <w:rPr>
+            <w:color w:val="0000EE"/>
+            <w:u w:val="single"/>
+          </w:rPr>
+          <w:t>提前5:23</w:t>
+        </w:r>
+      </w:hyperlink>
+      <w:r>
+        <w:rPr>
+          <w:lang w:val="zh_TW" w:bidi="zh_TW"/>
+        </w:rPr>
+        <w:t>），但同時強調基督徒群體及其長老在服事病人中的角色（</w:t>
+      </w:r>
+      <w:hyperlink r:id="rId41">
+        <w:r>
+          <w:rPr>
+            <w:lang w:val="zh_TW" w:bidi="zh_TW"/>
+          </w:rPr>
+          <w:rPr>
+            <w:color w:val="0000EE"/>
+            <w:u w:val="single"/>
+          </w:rPr>
+          <w:t>雅5:14</w:t>
+        </w:r>
+      </w:hyperlink>
+      <w:r>
+        <w:rPr>
+          <w:lang w:val="zh_TW" w:bidi="zh_TW"/>
+        </w:rPr>
+        <w:t>）。</w:t>
+      </w:r>
+    </w:p>
+    <w:p>
+      <w:pPr>
+        <w:pStyle w:val="Heading3"/>
+      </w:pPr>
+      <w:r>
+        <w:rPr>
+          <w:lang w:val="zh_TW" w:bidi="zh_TW"/>
+        </w:rPr>
+        <w:t>耶穌基督與災病</w:t>
+      </w:r>
+    </w:p>
+    <w:p>
+      <w:pPr/>
+      <w:r>
+        <w:rPr>
+          <w:lang w:val="zh_TW" w:bidi="zh_TW"/>
+        </w:rPr>
+      </w:r>
+      <w:r>
+        <w:rPr>
+          <w:lang w:val="zh_TW" w:bidi="zh_TW"/>
+        </w:rPr>
+        <w:t>耶穌對待病人的態度與舊約有著明顯不同。祂不帶有任何批判的態度，耶穌把病人當作有價值的人來交往，而不是社會上的棄民。祂對病人的痛苦充滿了真誠的憐憫——觸摸他們、安慰他們、醫治他們，並以正常且自然的方式與他們交談。</w:t>
+      </w:r>
+    </w:p>
+    <w:p>
+      <w:pPr/>
+      <w:r>
+        <w:rPr>
+          <w:lang w:val="zh_TW" w:bidi="zh_TW"/>
+        </w:rPr>
+      </w:r>
+      <w:r>
+        <w:rPr>
+          <w:lang w:val="zh_TW" w:bidi="zh_TW"/>
+        </w:rPr>
+        <w:t>耶穌顯然將災病視為一種障礙，妨礙人們成為他們原本應該成為的完整個體。當面對一位有18年嚴重背部畸形的女人時，耶穌醫治了她，說她是被「撒但捆綁」的（</w:t>
+      </w:r>
+      <w:hyperlink r:id="rId42">
+        <w:r>
+          <w:rPr>
+            <w:lang w:val="zh_TW" w:bidi="zh_TW"/>
+          </w:rPr>
+          <w:rPr>
+            <w:color w:val="0000EE"/>
+            <w:u w:val="single"/>
+          </w:rPr>
+          <w:t>路13:16</w:t>
+        </w:r>
+      </w:hyperlink>
+      <w:r>
+        <w:rPr>
+          <w:lang w:val="zh_TW" w:bidi="zh_TW"/>
+        </w:rPr>
+        <w:t>）。耶穌對不治之症的醫治是祂證明自己為彌賽亞的證據之一（</w:t>
+      </w:r>
+      <w:hyperlink r:id="rId43">
+        <w:r>
+          <w:rPr>
+            <w:lang w:val="zh_TW" w:bidi="zh_TW"/>
+          </w:rPr>
+          <w:rPr>
+            <w:color w:val="0000EE"/>
+            <w:u w:val="single"/>
+          </w:rPr>
+          <w:t>路7:19–23</w:t>
+        </w:r>
+      </w:hyperlink>
+      <w:r>
+        <w:rPr>
+          <w:lang w:val="zh_TW" w:bidi="zh_TW"/>
+        </w:rPr>
+        <w:t>）。耶穌的事工是為了釋放人們，使他們得以活出更豐盛的生命（</w:t>
+      </w:r>
+      <w:hyperlink r:id="rId44">
+        <w:r>
+          <w:rPr>
+            <w:lang w:val="zh_TW" w:bidi="zh_TW"/>
+          </w:rPr>
+          <w:rPr>
+            <w:color w:val="0000EE"/>
+            <w:u w:val="single"/>
+          </w:rPr>
+          <w:t>約10:10</w:t>
+        </w:r>
+      </w:hyperlink>
+      <w:r>
+        <w:rPr>
+          <w:lang w:val="zh_TW" w:bidi="zh_TW"/>
+        </w:rPr>
+        <w:t>）。耶穌並不完全認同將災病視為懲罰的觀念（</w:t>
+      </w:r>
+      <w:hyperlink r:id="rId45">
+        <w:r>
+          <w:rPr>
+            <w:lang w:val="zh_TW" w:bidi="zh_TW"/>
+          </w:rPr>
+          <w:rPr>
+            <w:color w:val="0000EE"/>
+            <w:u w:val="single"/>
+          </w:rPr>
+          <w:t>9:3</w:t>
+        </w:r>
+      </w:hyperlink>
+      <w:r>
+        <w:rPr>
+          <w:lang w:val="zh_TW" w:bidi="zh_TW"/>
+        </w:rPr>
+        <w:t>）。當一位痲瘋病人提到可能不是神的旨意要他痊癒時，耶穌立刻醫治他（</w:t>
+      </w:r>
+      <w:hyperlink r:id="rId46">
+        <w:r>
+          <w:rPr>
+            <w:lang w:val="zh_TW" w:bidi="zh_TW"/>
+          </w:rPr>
+          <w:rPr>
+            <w:color w:val="0000EE"/>
+            <w:u w:val="single"/>
+          </w:rPr>
+          <w:t>可1:40</w:t>
+        </w:r>
+      </w:hyperlink>
+      <w:r>
+        <w:rPr>
+          <w:lang w:val="zh_TW" w:bidi="zh_TW"/>
+        </w:rPr>
+        <w:t>；</w:t>
+      </w:r>
+      <w:hyperlink r:id="rId47">
+        <w:r>
+          <w:rPr>
+            <w:lang w:val="zh_TW" w:bidi="zh_TW"/>
+          </w:rPr>
+          <w:rPr>
+            <w:color w:val="0000EE"/>
+            <w:u w:val="single"/>
+          </w:rPr>
+          <w:t>路5:12–13</w:t>
+        </w:r>
+      </w:hyperlink>
+      <w:r>
+        <w:rPr>
+          <w:lang w:val="zh_TW" w:bidi="zh_TW"/>
+        </w:rPr>
+        <w:t>）。</w:t>
+      </w:r>
+    </w:p>
+    <w:p>
+      <w:pPr/>
+      <w:r>
+        <w:rPr>
+          <w:lang w:val="zh_TW" w:bidi="zh_TW"/>
+        </w:rPr>
+      </w:r>
+      <w:r>
+        <w:rPr>
+          <w:lang w:val="zh_TW" w:bidi="zh_TW"/>
+        </w:rPr>
+        <w:t>耶穌總是關注個人的全面健康或完整性，而不僅僅是災病的症狀。祂經常首先處理屬靈問題，即使病人一開始是為了身體問題而來找祂。祂與撒馬利亞婦人的對話，集中在她內心矛盾的根本問題上（</w:t>
+      </w:r>
+      <w:hyperlink r:id="rId48">
+        <w:r>
+          <w:rPr>
+            <w:lang w:val="zh_TW" w:bidi="zh_TW"/>
+          </w:rPr>
+          <w:rPr>
+            <w:color w:val="0000EE"/>
+            <w:u w:val="single"/>
+          </w:rPr>
+          <w:t>約4:5–30</w:t>
+        </w:r>
+      </w:hyperlink>
+      <w:r>
+        <w:rPr>
+          <w:lang w:val="zh_TW" w:bidi="zh_TW"/>
+        </w:rPr>
+        <w:t>）。而登山寶訓基本上是處理人類行為的正確態度和動機，若能遵守，將大大減少個人和社會的痛苦。對耶穌來說，健康不僅僅是沒有身體和心理上的疾病，而是讓人成為他們本來應該成為的完整個體。</w:t>
+      </w:r>
+    </w:p>
+    <w:p>
+      <w:pPr/>
+      <w:r>
+        <w:rPr>
+          <w:lang w:val="zh_TW" w:bidi="zh_TW"/>
+        </w:rPr>
+      </w:r>
+      <w:r>
+        <w:rPr>
           <w:i/>
           <w:lang w:val="zh_TW" w:bidi="zh_TW"/>
         </w:rPr>
@@ -815,7 +1148,13 @@
         <w:rPr>
           <w:lang w:val="zh_TW" w:bidi="zh_TW"/>
         </w:rPr>
-        <w:t>亞伯拉罕</w:t>
+        <w:t xml:space="preserve"> </w:t>
+      </w:r>
+      <w:r>
+        <w:rPr>
+          <w:lang w:val="zh_TW" w:bidi="zh_TW"/>
+        </w:rPr>
+        <w:t>藥物與醫療實踐</w:t>
       </w:r>
       <w:r>
         <w:rPr>
@@ -827,7 +1166,7 @@
         <w:rPr>
           <w:lang w:val="zh_TW" w:bidi="zh_TW"/>
         </w:rPr>
-        <w:t>聖經年表（舊約）</w:t>
+        <w:t>瘟疫</w:t>
       </w:r>
       <w:r>
         <w:rPr>
@@ -839,43 +1178,7 @@
         <w:rPr>
           <w:lang w:val="zh_TW" w:bidi="zh_TW"/>
         </w:rPr>
-        <w:t>以撒</w:t>
-      </w:r>
-      <w:r>
-        <w:rPr>
-          <w:lang w:val="zh_TW" w:bidi="zh_TW"/>
-        </w:rPr>
-        <w:t>；</w:t>
-      </w:r>
-      <w:r>
-        <w:rPr>
-          <w:lang w:val="zh_TW" w:bidi="zh_TW"/>
-        </w:rPr>
-        <w:t>以色列歷史</w:t>
-      </w:r>
-      <w:r>
-        <w:rPr>
-          <w:lang w:val="zh_TW" w:bidi="zh_TW"/>
-        </w:rPr>
-        <w:t>；</w:t>
-      </w:r>
-      <w:r>
-        <w:rPr>
-          <w:lang w:val="zh_TW" w:bidi="zh_TW"/>
-        </w:rPr>
-        <w:t>雅各 #1</w:t>
-      </w:r>
-      <w:r>
-        <w:rPr>
-          <w:lang w:val="zh_TW" w:bidi="zh_TW"/>
-        </w:rPr>
-        <w:t>；</w:t>
-      </w:r>
-      <w:r>
-        <w:rPr>
-          <w:lang w:val="zh_TW" w:bidi="zh_TW"/>
-        </w:rPr>
-        <w:t>約瑟 #1</w:t>
+        <w:t>災禍</w:t>
       </w:r>
       <w:r>
         <w:rPr>

--- a/zht/docx/205.content.docx
+++ b/zht/docx/205.content.docx
@@ -247,102 +247,66 @@
         </w:rPr>
         <w:t>「向耶和華歌唱」是舊約聖經中常見的片語（</w:t>
       </w:r>
-      <w:hyperlink r:id="rId13">
-        <w:r>
-          <w:rPr>
-            <w:lang w:val="zh_TW" w:bidi="zh_TW"/>
-          </w:rPr>
-          <w:rPr>
-            <w:color w:val="0000EE"/>
-            <w:u w:val="single"/>
-          </w:rPr>
-          <w:t>出15:21</w:t>
-        </w:r>
-      </w:hyperlink>
+      <w:r>
+        <w:rPr>
+          <w:lang w:val="zh_TW" w:bidi="zh_TW"/>
+        </w:rPr>
+        <w:t>出15:21</w:t>
+      </w:r>
       <w:r>
         <w:rPr>
           <w:lang w:val="zh_TW" w:bidi="zh_TW"/>
         </w:rPr>
         <w:t>；</w:t>
       </w:r>
-      <w:hyperlink r:id="rId14">
-        <w:r>
-          <w:rPr>
-            <w:lang w:val="zh_TW" w:bidi="zh_TW"/>
-          </w:rPr>
-          <w:rPr>
-            <w:color w:val="0000EE"/>
-            <w:u w:val="single"/>
-          </w:rPr>
-          <w:t>代上16:9</w:t>
-        </w:r>
-      </w:hyperlink>
+      <w:r>
+        <w:rPr>
+          <w:lang w:val="zh_TW" w:bidi="zh_TW"/>
+        </w:rPr>
+        <w:t>代上16:9</w:t>
+      </w:r>
       <w:r>
         <w:rPr>
           <w:lang w:val="zh_TW" w:bidi="zh_TW"/>
         </w:rPr>
         <w:t>；</w:t>
       </w:r>
-      <w:hyperlink r:id="rId15">
-        <w:r>
-          <w:rPr>
-            <w:lang w:val="zh_TW" w:bidi="zh_TW"/>
-          </w:rPr>
-          <w:rPr>
-            <w:color w:val="0000EE"/>
-            <w:u w:val="single"/>
-          </w:rPr>
-          <w:t>詩68:32，</w:t>
-        </w:r>
-      </w:hyperlink>
-      <w:hyperlink r:id="rId16">
-        <w:r>
-          <w:rPr>
-            <w:lang w:val="zh_TW" w:bidi="zh_TW"/>
-          </w:rPr>
-          <w:rPr>
-            <w:color w:val="0000EE"/>
-            <w:u w:val="single"/>
-          </w:rPr>
-          <w:t>96:1–2</w:t>
-        </w:r>
-      </w:hyperlink>
+      <w:r>
+        <w:rPr>
+          <w:lang w:val="zh_TW" w:bidi="zh_TW"/>
+        </w:rPr>
+        <w:t>詩68:32，</w:t>
+      </w:r>
+      <w:r>
+        <w:rPr>
+          <w:lang w:val="zh_TW" w:bidi="zh_TW"/>
+        </w:rPr>
+        <w:t>96:1–2</w:t>
+      </w:r>
       <w:r>
         <w:rPr>
           <w:lang w:val="zh_TW" w:bidi="zh_TW"/>
         </w:rPr>
         <w:t>；</w:t>
       </w:r>
-      <w:hyperlink r:id="rId17">
-        <w:r>
-          <w:rPr>
-            <w:lang w:val="zh_TW" w:bidi="zh_TW"/>
-          </w:rPr>
-          <w:rPr>
-            <w:color w:val="0000EE"/>
-            <w:u w:val="single"/>
-          </w:rPr>
-          <w:t>賽42:10</w:t>
-        </w:r>
-      </w:hyperlink>
+      <w:r>
+        <w:rPr>
+          <w:lang w:val="zh_TW" w:bidi="zh_TW"/>
+        </w:rPr>
+        <w:t>賽42:10</w:t>
+      </w:r>
       <w:r>
         <w:rPr>
           <w:lang w:val="zh_TW" w:bidi="zh_TW"/>
         </w:rPr>
         <w:t>；</w:t>
       </w:r>
-      <w:hyperlink r:id="rId18">
-        <w:r>
-          <w:rPr>
-            <w:lang w:val="zh_TW" w:bidi="zh_TW"/>
-          </w:rPr>
-          <w:rPr>
-            <w:color w:val="0000EE"/>
-            <w:u w:val="single"/>
-          </w:rPr>
-          <w:t>耶20:13</w:t>
-        </w:r>
-      </w:hyperlink>
+      <w:r>
+        <w:rPr>
+          <w:lang w:val="zh_TW" w:bidi="zh_TW"/>
+        </w:rPr>
+        <w:t>耶20:13</w:t>
+      </w:r>
       <w:r>
         <w:rPr>
           <w:lang w:val="zh_TW" w:bidi="zh_TW"/>
@@ -388,18 +352,12 @@
         </w:rPr>
         <w:t>聖經第一位提及的樂師是「猶八；他是一切彈琴吹簫之人的祖師」（</w:t>
       </w:r>
-      <w:hyperlink r:id="rId19">
-        <w:r>
-          <w:rPr>
-            <w:lang w:val="zh_TW" w:bidi="zh_TW"/>
-          </w:rPr>
-          <w:rPr>
-            <w:color w:val="0000EE"/>
-            <w:u w:val="single"/>
-          </w:rPr>
-          <w:t>創4:21</w:t>
-        </w:r>
-      </w:hyperlink>
+      <w:r>
+        <w:rPr>
+          <w:lang w:val="zh_TW" w:bidi="zh_TW"/>
+        </w:rPr>
+        <w:t>創4:21</w:t>
+      </w:r>
       <w:r>
         <w:rPr>
           <w:lang w:val="zh_TW" w:bidi="zh_TW"/>
@@ -451,18 +409,12 @@
         </w:rPr>
         <w:t>告別（</w:t>
       </w:r>
-      <w:hyperlink r:id="rId20">
-        <w:r>
-          <w:rPr>
-            <w:lang w:val="zh_TW" w:bidi="zh_TW"/>
-          </w:rPr>
-          <w:rPr>
-            <w:color w:val="0000EE"/>
-            <w:u w:val="single"/>
-          </w:rPr>
-          <w:t>創31:27</w:t>
-        </w:r>
-      </w:hyperlink>
+      <w:r>
+        <w:rPr>
+          <w:lang w:val="zh_TW" w:bidi="zh_TW"/>
+        </w:rPr>
+        <w:t>創31:27</w:t>
+      </w:r>
       <w:r>
         <w:rPr>
           <w:lang w:val="zh_TW" w:bidi="zh_TW"/>
@@ -487,48 +439,30 @@
         </w:rPr>
         <w:t>歡慶與宴樂（</w:t>
       </w:r>
-      <w:hyperlink r:id="rId21">
-        <w:r>
-          <w:rPr>
-            <w:lang w:val="zh_TW" w:bidi="zh_TW"/>
-          </w:rPr>
-          <w:rPr>
-            <w:color w:val="0000EE"/>
-            <w:u w:val="single"/>
-          </w:rPr>
-          <w:t>出32:17–18</w:t>
-        </w:r>
-      </w:hyperlink>
+      <w:r>
+        <w:rPr>
+          <w:lang w:val="zh_TW" w:bidi="zh_TW"/>
+        </w:rPr>
+        <w:t>出32:17–18</w:t>
+      </w:r>
       <w:r>
         <w:rPr>
           <w:lang w:val="zh_TW" w:bidi="zh_TW"/>
         </w:rPr>
         <w:t>；</w:t>
       </w:r>
-      <w:hyperlink r:id="rId22">
-        <w:r>
-          <w:rPr>
-            <w:lang w:val="zh_TW" w:bidi="zh_TW"/>
-          </w:rPr>
-          <w:rPr>
-            <w:color w:val="0000EE"/>
-            <w:u w:val="single"/>
-          </w:rPr>
-          <w:t>賽5:12，</w:t>
-        </w:r>
-      </w:hyperlink>
-      <w:hyperlink r:id="rId23">
-        <w:r>
-          <w:rPr>
-            <w:lang w:val="zh_TW" w:bidi="zh_TW"/>
-          </w:rPr>
-          <w:rPr>
-            <w:color w:val="0000EE"/>
-            <w:u w:val="single"/>
-          </w:rPr>
-          <w:t>24:8–9</w:t>
-        </w:r>
-      </w:hyperlink>
+      <w:r>
+        <w:rPr>
+          <w:lang w:val="zh_TW" w:bidi="zh_TW"/>
+        </w:rPr>
+        <w:t>賽5:12，</w:t>
+      </w:r>
+      <w:r>
+        <w:rPr>
+          <w:lang w:val="zh_TW" w:bidi="zh_TW"/>
+        </w:rPr>
+        <w:t>24:8–9</w:t>
+      </w:r>
       <w:r>
         <w:rPr>
           <w:lang w:val="zh_TW" w:bidi="zh_TW"/>
@@ -553,18 +487,12 @@
         </w:rPr>
         <w:t>爭戰得勝（</w:t>
       </w:r>
-      <w:hyperlink r:id="rId24">
-        <w:r>
-          <w:rPr>
-            <w:lang w:val="zh_TW" w:bidi="zh_TW"/>
-          </w:rPr>
-          <w:rPr>
-            <w:color w:val="0000EE"/>
-            <w:u w:val="single"/>
-          </w:rPr>
-          <w:t>代下20:27–28</w:t>
-        </w:r>
-      </w:hyperlink>
+      <w:r>
+        <w:rPr>
+          <w:lang w:val="zh_TW" w:bidi="zh_TW"/>
+        </w:rPr>
+        <w:t>代下20:27–28</w:t>
+      </w:r>
       <w:r>
         <w:rPr>
           <w:lang w:val="zh_TW" w:bidi="zh_TW"/>
@@ -589,54 +517,36 @@
         </w:rPr>
         <w:t>工作（</w:t>
       </w:r>
-      <w:hyperlink r:id="rId25">
-        <w:r>
-          <w:rPr>
-            <w:lang w:val="zh_TW" w:bidi="zh_TW"/>
-          </w:rPr>
-          <w:rPr>
-            <w:color w:val="0000EE"/>
-            <w:u w:val="single"/>
-          </w:rPr>
-          <w:t>民21:17</w:t>
-        </w:r>
-      </w:hyperlink>
+      <w:r>
+        <w:rPr>
+          <w:lang w:val="zh_TW" w:bidi="zh_TW"/>
+        </w:rPr>
+        <w:t>民21:17</w:t>
+      </w:r>
       <w:r>
         <w:rPr>
           <w:lang w:val="zh_TW" w:bidi="zh_TW"/>
         </w:rPr>
         <w:t>，打井人的歌；</w:t>
       </w:r>
-      <w:hyperlink r:id="rId26">
-        <w:r>
-          <w:rPr>
-            <w:lang w:val="zh_TW" w:bidi="zh_TW"/>
-          </w:rPr>
-          <w:rPr>
-            <w:color w:val="0000EE"/>
-            <w:u w:val="single"/>
-          </w:rPr>
-          <w:t>賽16:10</w:t>
-        </w:r>
-      </w:hyperlink>
+      <w:r>
+        <w:rPr>
+          <w:lang w:val="zh_TW" w:bidi="zh_TW"/>
+        </w:rPr>
+        <w:t>賽16:10</w:t>
+      </w:r>
       <w:r>
         <w:rPr>
           <w:lang w:val="zh_TW" w:bidi="zh_TW"/>
         </w:rPr>
         <w:t>；</w:t>
       </w:r>
-      <w:hyperlink r:id="rId27">
-        <w:r>
-          <w:rPr>
-            <w:lang w:val="zh_TW" w:bidi="zh_TW"/>
-          </w:rPr>
-          <w:rPr>
-            <w:color w:val="0000EE"/>
-            <w:u w:val="single"/>
-          </w:rPr>
-          <w:t>耶48:33</w:t>
-        </w:r>
-      </w:hyperlink>
+      <w:r>
+        <w:rPr>
+          <w:lang w:val="zh_TW" w:bidi="zh_TW"/>
+        </w:rPr>
+        <w:t>耶48:33</w:t>
+      </w:r>
       <w:r>
         <w:rPr>
           <w:lang w:val="zh_TW" w:bidi="zh_TW"/>
@@ -657,36 +567,24 @@
         </w:rPr>
         <w:t>這些音樂性質大多相當基本和質樸。例如，與軍事行動相關的奏樂原本是為了使敵人感到恐懼（</w:t>
       </w:r>
-      <w:hyperlink r:id="rId28">
-        <w:r>
-          <w:rPr>
-            <w:lang w:val="zh_TW" w:bidi="zh_TW"/>
-          </w:rPr>
-          <w:rPr>
-            <w:color w:val="0000EE"/>
-            <w:u w:val="single"/>
-          </w:rPr>
-          <w:t>士7:17–20</w:t>
-        </w:r>
-      </w:hyperlink>
+      <w:r>
+        <w:rPr>
+          <w:lang w:val="zh_TW" w:bidi="zh_TW"/>
+        </w:rPr>
+        <w:t>士7:17–20</w:t>
+      </w:r>
       <w:r>
         <w:rPr>
           <w:lang w:val="zh_TW" w:bidi="zh_TW"/>
         </w:rPr>
         <w:t>）。當摩西從山上下來時，他聽見百姓的音樂與跳舞，甚至形容那聲音像是「營裡有爭戰的聲音」（</w:t>
       </w:r>
-      <w:hyperlink r:id="rId21">
-        <w:r>
-          <w:rPr>
-            <w:lang w:val="zh_TW" w:bidi="zh_TW"/>
-          </w:rPr>
-          <w:rPr>
-            <w:color w:val="0000EE"/>
-            <w:u w:val="single"/>
-          </w:rPr>
-          <w:t>出32:17–18</w:t>
-        </w:r>
-      </w:hyperlink>
+      <w:r>
+        <w:rPr>
+          <w:lang w:val="zh_TW" w:bidi="zh_TW"/>
+        </w:rPr>
+        <w:t>出32:17–18</w:t>
+      </w:r>
       <w:r>
         <w:rPr>
           <w:lang w:val="zh_TW" w:bidi="zh_TW"/>
@@ -725,18 +623,12 @@
         </w:rPr>
         <w:t>米利暗在紅海得救後帶領眾婦女唱感恩的詩歌（</w:t>
       </w:r>
-      <w:hyperlink r:id="rId29">
-        <w:r>
-          <w:rPr>
-            <w:lang w:val="zh_TW" w:bidi="zh_TW"/>
-          </w:rPr>
-          <w:rPr>
-            <w:color w:val="0000EE"/>
-            <w:u w:val="single"/>
-          </w:rPr>
-          <w:t>出15章</w:t>
-        </w:r>
-      </w:hyperlink>
+      <w:r>
+        <w:rPr>
+          <w:lang w:val="zh_TW" w:bidi="zh_TW"/>
+        </w:rPr>
+        <w:t>出15章</w:t>
+      </w:r>
       <w:r>
         <w:rPr>
           <w:lang w:val="zh_TW" w:bidi="zh_TW"/>
@@ -761,18 +653,12 @@
         </w:rPr>
         <w:t>耶弗他的女兒在父親得勝歸來時，以歌舞迎接他（</w:t>
       </w:r>
-      <w:hyperlink r:id="rId30">
-        <w:r>
-          <w:rPr>
-            <w:lang w:val="zh_TW" w:bidi="zh_TW"/>
-          </w:rPr>
-          <w:rPr>
-            <w:color w:val="0000EE"/>
-            <w:u w:val="single"/>
-          </w:rPr>
-          <w:t>士11:34</w:t>
-        </w:r>
-      </w:hyperlink>
+      <w:r>
+        <w:rPr>
+          <w:lang w:val="zh_TW" w:bidi="zh_TW"/>
+        </w:rPr>
+        <w:t>士11:34</w:t>
+      </w:r>
       <w:r>
         <w:rPr>
           <w:lang w:val="zh_TW" w:bidi="zh_TW"/>
@@ -797,18 +683,12 @@
         </w:rPr>
         <w:t>底波拉與巴拉一同唱出得勝之歌（</w:t>
       </w:r>
-      <w:hyperlink r:id="rId31">
-        <w:r>
-          <w:rPr>
-            <w:lang w:val="zh_TW" w:bidi="zh_TW"/>
-          </w:rPr>
-          <w:rPr>
-            <w:color w:val="0000EE"/>
-            <w:u w:val="single"/>
-          </w:rPr>
-          <w:t>士5章</w:t>
-        </w:r>
-      </w:hyperlink>
+      <w:r>
+        <w:rPr>
+          <w:lang w:val="zh_TW" w:bidi="zh_TW"/>
+        </w:rPr>
+        <w:t>士5章</w:t>
+      </w:r>
       <w:r>
         <w:rPr>
           <w:lang w:val="zh_TW" w:bidi="zh_TW"/>
@@ -833,18 +713,12 @@
         </w:rPr>
         <w:t>大衛戰勝非利士人後，婦女以歌舞歡呼他 （</w:t>
       </w:r>
-      <w:hyperlink r:id="rId32">
-        <w:r>
-          <w:rPr>
-            <w:lang w:val="zh_TW" w:bidi="zh_TW"/>
-          </w:rPr>
-          <w:rPr>
-            <w:color w:val="0000EE"/>
-            <w:u w:val="single"/>
-          </w:rPr>
-          <w:t>撒上18:6–7</w:t>
-        </w:r>
-      </w:hyperlink>
+      <w:r>
+        <w:rPr>
+          <w:lang w:val="zh_TW" w:bidi="zh_TW"/>
+        </w:rPr>
+        <w:t>撒上18:6–7</w:t>
+      </w:r>
       <w:r>
         <w:rPr>
           <w:lang w:val="zh_TW" w:bidi="zh_TW"/>
@@ -865,18 +739,12 @@
         </w:rPr>
         <w:t>自從耶路撒冷的聖殿建立以後，聖經裡很少再提到婦女在音樂中扮演的角色。只有少數經文提到婦女參與歌唱與跳舞的情境。例如，猶太人從巴比倫被擄歸回時，經文同時提到歌唱的男女（</w:t>
       </w:r>
-      <w:hyperlink r:id="rId33">
-        <w:r>
-          <w:rPr>
-            <w:lang w:val="zh_TW" w:bidi="zh_TW"/>
-          </w:rPr>
-          <w:rPr>
-            <w:color w:val="0000EE"/>
-            <w:u w:val="single"/>
-          </w:rPr>
-          <w:t>尼7:67</w:t>
-        </w:r>
-      </w:hyperlink>
+      <w:r>
+        <w:rPr>
+          <w:lang w:val="zh_TW" w:bidi="zh_TW"/>
+        </w:rPr>
+        <w:t>尼7:67</w:t>
+      </w:r>
       <w:r>
         <w:rPr>
           <w:lang w:val="zh_TW" w:bidi="zh_TW"/>
@@ -922,18 +790,12 @@
         </w:rPr>
         <w:t>猶太民族似乎特別具有音樂天賦。雖然他們受其它古代文化的影響，但有證據顯示，猶太人的音樂才能也備受其它民族青睞。有一份亞述文獻記載：希西家王進貢給西拿基立王時，送上許多猶太的男女樂師。巴比倫人也要求被擄的猶太人為他們歌唱和作樂（參</w:t>
       </w:r>
-      <w:hyperlink r:id="rId34">
-        <w:r>
-          <w:rPr>
-            <w:lang w:val="zh_TW" w:bidi="zh_TW"/>
-          </w:rPr>
-          <w:rPr>
-            <w:color w:val="0000EE"/>
-            <w:u w:val="single"/>
-          </w:rPr>
-          <w:t>詩137:3</w:t>
-        </w:r>
-      </w:hyperlink>
+      <w:r>
+        <w:rPr>
+          <w:lang w:val="zh_TW" w:bidi="zh_TW"/>
+        </w:rPr>
+        <w:t>詩137:3</w:t>
+      </w:r>
       <w:r>
         <w:rPr>
           <w:lang w:val="zh_TW" w:bidi="zh_TW"/>
@@ -968,36 +830,24 @@
         </w:rPr>
         <w:t>舊約聖經前半部所記錄的詩歌，多屬於民間詩歌的風格。摩西和以色列人在紅海得救後，向耶和華獻上的那首感恩之歌，就是一首激昂的民族之歌。許多聖經作者的描述都展現出以歌唱來講述故事的特色。這是合乎邏輯的，因為這些故事原本就是要用口耳相傳。行軍的歌曲（</w:t>
       </w:r>
-      <w:hyperlink r:id="rId24">
-        <w:r>
-          <w:rPr>
-            <w:lang w:val="zh_TW" w:bidi="zh_TW"/>
-          </w:rPr>
-          <w:rPr>
-            <w:color w:val="0000EE"/>
-            <w:u w:val="single"/>
-          </w:rPr>
-          <w:t>代下20:27–28</w:t>
-        </w:r>
-      </w:hyperlink>
+      <w:r>
+        <w:rPr>
+          <w:lang w:val="zh_TW" w:bidi="zh_TW"/>
+        </w:rPr>
+        <w:t>代下20:27–28</w:t>
+      </w:r>
       <w:r>
         <w:rPr>
           <w:lang w:val="zh_TW" w:bidi="zh_TW"/>
         </w:rPr>
         <w:t>）與得勝之歌（</w:t>
       </w:r>
-      <w:hyperlink r:id="rId31">
-        <w:r>
-          <w:rPr>
-            <w:lang w:val="zh_TW" w:bidi="zh_TW"/>
-          </w:rPr>
-          <w:rPr>
-            <w:color w:val="0000EE"/>
-            <w:u w:val="single"/>
-          </w:rPr>
-          <w:t>士5章</w:t>
-        </w:r>
-      </w:hyperlink>
+      <w:r>
+        <w:rPr>
+          <w:lang w:val="zh_TW" w:bidi="zh_TW"/>
+        </w:rPr>
+        <w:t>士5章</w:t>
+      </w:r>
       <w:r>
         <w:rPr>
           <w:lang w:val="zh_TW" w:bidi="zh_TW"/>
@@ -1029,18 +879,12 @@
         </w:rPr>
         <w:t>在聖殿敬拜中擔任歌唱與奏樂的人，都是從利未支派中揀選出來。大衛王曾召集利未人數點人數，在38,000名30歲以上的利未人當中，他選出4,000人來負責奏樂。後來，又分派不同的職務給這4,000人。「大衛和眾首領分派亞薩、希幔，並耶杜頓的子孫彈琴、鼓瑟、敲鈸、唱歌……他們和他們的弟兄學習頌讚耶和華；善於歌唱的共有二百八十八人」（</w:t>
       </w:r>
-      <w:hyperlink r:id="rId35">
-        <w:r>
-          <w:rPr>
-            <w:lang w:val="zh_TW" w:bidi="zh_TW"/>
-          </w:rPr>
-          <w:rPr>
-            <w:color w:val="0000EE"/>
-            <w:u w:val="single"/>
-          </w:rPr>
-          <w:t>代上25:1、7</w:t>
-        </w:r>
-      </w:hyperlink>
+      <w:r>
+        <w:rPr>
+          <w:lang w:val="zh_TW" w:bidi="zh_TW"/>
+        </w:rPr>
+        <w:t>代上25:1、7</w:t>
+      </w:r>
       <w:r>
         <w:rPr>
           <w:lang w:val="zh_TW" w:bidi="zh_TW"/>
@@ -1165,18 +1009,12 @@
         </w:rPr>
         <w:t>歌唱的人要先學習五年，到三十歲時，他們才進入利未人的詠唱隊參與事奉（</w:t>
       </w:r>
-      <w:hyperlink r:id="rId36">
-        <w:r>
-          <w:rPr>
-            <w:lang w:val="zh_TW" w:bidi="zh_TW"/>
-          </w:rPr>
-          <w:rPr>
-            <w:color w:val="0000EE"/>
-            <w:u w:val="single"/>
-          </w:rPr>
-          <w:t>代上23:3</w:t>
-        </w:r>
-      </w:hyperlink>
+      <w:r>
+        <w:rPr>
+          <w:lang w:val="zh_TW" w:bidi="zh_TW"/>
+        </w:rPr>
+        <w:t>代上23:3</w:t>
+      </w:r>
       <w:r>
         <w:rPr>
           <w:lang w:val="zh_TW" w:bidi="zh_TW"/>
@@ -1197,36 +1035,24 @@
         </w:rPr>
         <w:t>利未人住在城牆外的村莊。他們大概會親自教導子女學習音樂（</w:t>
       </w:r>
-      <w:hyperlink r:id="rId37">
-        <w:r>
-          <w:rPr>
-            <w:lang w:val="zh_TW" w:bidi="zh_TW"/>
-          </w:rPr>
-          <w:rPr>
-            <w:color w:val="0000EE"/>
-            <w:u w:val="single"/>
-          </w:rPr>
-          <w:t>尼12:29</w:t>
-        </w:r>
-      </w:hyperlink>
+      <w:r>
+        <w:rPr>
+          <w:lang w:val="zh_TW" w:bidi="zh_TW"/>
+        </w:rPr>
+        <w:t>尼12:29</w:t>
+      </w:r>
       <w:r>
         <w:rPr>
           <w:lang w:val="zh_TW" w:bidi="zh_TW"/>
         </w:rPr>
         <w:t>）。利未人還負責與聖所事奉相關的其它工作；不過，歌唱的人得以免除所有其它職務，因為他們晝夜不停地服事（</w:t>
       </w:r>
-      <w:hyperlink r:id="rId38">
-        <w:r>
-          <w:rPr>
-            <w:lang w:val="zh_TW" w:bidi="zh_TW"/>
-          </w:rPr>
-          <w:rPr>
-            <w:color w:val="0000EE"/>
-            <w:u w:val="single"/>
-          </w:rPr>
-          <w:t>代上9:33</w:t>
-        </w:r>
-      </w:hyperlink>
+      <w:r>
+        <w:rPr>
+          <w:lang w:val="zh_TW" w:bidi="zh_TW"/>
+        </w:rPr>
+        <w:t>代上9:33</w:t>
+      </w:r>
       <w:r>
         <w:rPr>
           <w:lang w:val="zh_TW" w:bidi="zh_TW"/>
@@ -1247,18 +1073,12 @@
         </w:rPr>
         <w:t>自從以色列人在會幕裡開始正式的敬拜，音樂與聲響就佔了重要位置。</w:t>
       </w:r>
-      <w:hyperlink r:id="rId39">
-        <w:r>
-          <w:rPr>
-            <w:lang w:val="zh_TW" w:bidi="zh_TW"/>
-          </w:rPr>
-          <w:rPr>
-            <w:color w:val="0000EE"/>
-            <w:u w:val="single"/>
-          </w:rPr>
-          <w:t>出埃及記二十八章34至35節</w:t>
-        </w:r>
-      </w:hyperlink>
+      <w:r>
+        <w:rPr>
+          <w:lang w:val="zh_TW" w:bidi="zh_TW"/>
+        </w:rPr>
+        <w:t>出埃及記二十八章34至35節</w:t>
+      </w:r>
       <w:r>
         <w:rPr>
           <w:lang w:val="zh_TW" w:bidi="zh_TW"/>
@@ -1279,18 +1099,12 @@
         </w:rPr>
         <w:t>舊約聖經中，最早與敬拜有關的音樂記載，出現在</w:t>
       </w:r>
-      <w:hyperlink r:id="rId40">
-        <w:r>
-          <w:rPr>
-            <w:lang w:val="zh_TW" w:bidi="zh_TW"/>
-          </w:rPr>
-          <w:rPr>
-            <w:color w:val="0000EE"/>
-            <w:u w:val="single"/>
-          </w:rPr>
-          <w:t>撒母耳記下六章</w:t>
-        </w:r>
-      </w:hyperlink>
+      <w:r>
+        <w:rPr>
+          <w:lang w:val="zh_TW" w:bidi="zh_TW"/>
+        </w:rPr>
+        <w:t>撒母耳記下六章</w:t>
+      </w:r>
       <w:r>
         <w:rPr>
           <w:lang w:val="zh_TW" w:bidi="zh_TW"/>
@@ -1305,66 +1119,42 @@
           <w:lang w:val="zh_TW" w:bidi="zh_TW"/>
         </w:rPr>
       </w:r>
-      <w:hyperlink r:id="rId41">
-        <w:r>
-          <w:rPr>
-            <w:lang w:val="zh_TW" w:bidi="zh_TW"/>
-          </w:rPr>
-          <w:rPr>
-            <w:color w:val="0000EE"/>
-            <w:u w:val="single"/>
-          </w:rPr>
-          <w:t>歷代志下七章6節</w:t>
-        </w:r>
-      </w:hyperlink>
+      <w:r>
+        <w:rPr>
+          <w:lang w:val="zh_TW" w:bidi="zh_TW"/>
+        </w:rPr>
+        <w:t>歷代志下七章6節</w:t>
+      </w:r>
       <w:r>
         <w:rPr>
           <w:lang w:val="zh_TW" w:bidi="zh_TW"/>
         </w:rPr>
         <w:t>的經文把設計聖殿樂器的功勞歸給大衛。在以色列人被擄歸回之後，利未人的歌唱者被稱為亞薩的後代——亞薩是大衛所委任的「歌唱的領袖」（</w:t>
       </w:r>
-      <w:hyperlink r:id="rId42">
-        <w:r>
-          <w:rPr>
-            <w:lang w:val="zh_TW" w:bidi="zh_TW"/>
-          </w:rPr>
-          <w:rPr>
-            <w:color w:val="0000EE"/>
-            <w:u w:val="single"/>
-          </w:rPr>
-          <w:t>拉2:41</w:t>
-        </w:r>
-      </w:hyperlink>
+      <w:r>
+        <w:rPr>
+          <w:lang w:val="zh_TW" w:bidi="zh_TW"/>
+        </w:rPr>
+        <w:t>拉2:41</w:t>
+      </w:r>
       <w:r>
         <w:rPr>
           <w:lang w:val="zh_TW" w:bidi="zh_TW"/>
         </w:rPr>
         <w:t>；</w:t>
       </w:r>
-      <w:hyperlink r:id="rId43">
-        <w:r>
-          <w:rPr>
-            <w:lang w:val="zh_TW" w:bidi="zh_TW"/>
-          </w:rPr>
-          <w:rPr>
-            <w:color w:val="0000EE"/>
-            <w:u w:val="single"/>
-          </w:rPr>
-          <w:t>尼7:44，</w:t>
-        </w:r>
-      </w:hyperlink>
-      <w:hyperlink r:id="rId44">
-        <w:r>
-          <w:rPr>
-            <w:lang w:val="zh_TW" w:bidi="zh_TW"/>
-          </w:rPr>
-          <w:rPr>
-            <w:color w:val="0000EE"/>
-            <w:u w:val="single"/>
-          </w:rPr>
-          <w:t>11:22–23</w:t>
-        </w:r>
-      </w:hyperlink>
+      <w:r>
+        <w:rPr>
+          <w:lang w:val="zh_TW" w:bidi="zh_TW"/>
+        </w:rPr>
+        <w:t>尼7:44，</w:t>
+      </w:r>
+      <w:r>
+        <w:rPr>
+          <w:lang w:val="zh_TW" w:bidi="zh_TW"/>
+        </w:rPr>
+        <w:t>11:22–23</w:t>
+      </w:r>
       <w:r>
         <w:rPr>
           <w:lang w:val="zh_TW" w:bidi="zh_TW"/>
@@ -1399,18 +1189,12 @@
         </w:rPr>
         <w:t>一些特定的詩篇會與某些獻祭相連，也會與每週的特定日子相連。大祭司開始奠祭時，歌唱的人就唱出當天指定的詩篇。詩篇會分成三段，每一段都以號聲作為提示。號一吹響，百姓便伏地敬拜。只有這個時刻，號會與其它樂器在莊嚴場合中，以類似整體樂隊的方式同時使用（</w:t>
       </w:r>
-      <w:hyperlink r:id="rId45">
-        <w:r>
-          <w:rPr>
-            <w:lang w:val="zh_TW" w:bidi="zh_TW"/>
-          </w:rPr>
-          <w:rPr>
-            <w:color w:val="0000EE"/>
-            <w:u w:val="single"/>
-          </w:rPr>
-          <w:t>代下5:12–13</w:t>
-        </w:r>
-      </w:hyperlink>
+      <w:r>
+        <w:rPr>
+          <w:lang w:val="zh_TW" w:bidi="zh_TW"/>
+        </w:rPr>
+        <w:t>代下5:12–13</w:t>
+      </w:r>
       <w:r>
         <w:rPr>
           <w:lang w:val="zh_TW" w:bidi="zh_TW"/>
@@ -1453,36 +1237,24 @@
         </w:rPr>
         <w:t>由150首抒情詩組成的詩篇，包含了古代以色列最多的奏樂資料。詩篇不僅包括宗教詩歌，也記載源自世俗或民間歌曲的素材。工作之歌、情歌、婚禮之歌等，都可能對詩篇產生影響。大部分詩篇屬於讚美、感謝、禱告與悔改的詩歌；另外也有一些歷史的頌詩（正式的詩歌），用來述說重大的民族事件。</w:t>
       </w:r>
-      <w:hyperlink r:id="rId46">
-        <w:r>
-          <w:rPr>
-            <w:lang w:val="zh_TW" w:bidi="zh_TW"/>
-          </w:rPr>
-          <w:rPr>
-            <w:color w:val="0000EE"/>
-            <w:u w:val="single"/>
-          </w:rPr>
-          <w:t>詩篇三十篇</w:t>
-        </w:r>
-      </w:hyperlink>
+      <w:r>
+        <w:rPr>
+          <w:lang w:val="zh_TW" w:bidi="zh_TW"/>
+        </w:rPr>
+        <w:t>詩篇三十篇</w:t>
+      </w:r>
       <w:r>
         <w:rPr>
           <w:lang w:val="zh_TW" w:bidi="zh_TW"/>
         </w:rPr>
         <w:t>是「獻殿之歌」。</w:t>
       </w:r>
-      <w:hyperlink r:id="rId47">
-        <w:r>
-          <w:rPr>
-            <w:lang w:val="zh_TW" w:bidi="zh_TW"/>
-          </w:rPr>
-          <w:rPr>
-            <w:color w:val="0000EE"/>
-            <w:u w:val="single"/>
-          </w:rPr>
-          <w:t>詩篇一三七篇</w:t>
-        </w:r>
-      </w:hyperlink>
+      <w:r>
+        <w:rPr>
+          <w:lang w:val="zh_TW" w:bidi="zh_TW"/>
+        </w:rPr>
+        <w:t>詩篇一三七篇</w:t>
+      </w:r>
       <w:r>
         <w:rPr>
           <w:lang w:val="zh_TW" w:bidi="zh_TW"/>
@@ -1521,18 +1293,12 @@
         </w:rPr>
         <w:t>在一週的第一日，百姓唱</w:t>
       </w:r>
-      <w:hyperlink r:id="rId48">
-        <w:r>
-          <w:rPr>
-            <w:lang w:val="zh_TW" w:bidi="zh_TW"/>
-          </w:rPr>
-          <w:rPr>
-            <w:color w:val="0000EE"/>
-            <w:u w:val="single"/>
-          </w:rPr>
-          <w:t>詩篇二十四篇</w:t>
-        </w:r>
-      </w:hyperlink>
+      <w:r>
+        <w:rPr>
+          <w:lang w:val="zh_TW" w:bidi="zh_TW"/>
+        </w:rPr>
+        <w:t>詩篇二十四篇</w:t>
+      </w:r>
       <w:r>
         <w:rPr>
           <w:lang w:val="zh_TW" w:bidi="zh_TW"/>
@@ -1557,18 +1323,12 @@
         </w:rPr>
         <w:t>在一週的第二日，唱</w:t>
       </w:r>
-      <w:hyperlink r:id="rId49">
-        <w:r>
-          <w:rPr>
-            <w:lang w:val="zh_TW" w:bidi="zh_TW"/>
-          </w:rPr>
-          <w:rPr>
-            <w:color w:val="0000EE"/>
-            <w:u w:val="single"/>
-          </w:rPr>
-          <w:t>詩篇四十八篇</w:t>
-        </w:r>
-      </w:hyperlink>
+      <w:r>
+        <w:rPr>
+          <w:lang w:val="zh_TW" w:bidi="zh_TW"/>
+        </w:rPr>
+        <w:t>詩篇四十八篇</w:t>
+      </w:r>
       <w:r>
         <w:rPr>
           <w:lang w:val="zh_TW" w:bidi="zh_TW"/>
@@ -1593,18 +1353,12 @@
         </w:rPr>
         <w:t>在一週的第三日，唱</w:t>
       </w:r>
-      <w:hyperlink r:id="rId50">
-        <w:r>
-          <w:rPr>
-            <w:lang w:val="zh_TW" w:bidi="zh_TW"/>
-          </w:rPr>
-          <w:rPr>
-            <w:color w:val="0000EE"/>
-            <w:u w:val="single"/>
-          </w:rPr>
-          <w:t>詩篇八十二篇</w:t>
-        </w:r>
-      </w:hyperlink>
+      <w:r>
+        <w:rPr>
+          <w:lang w:val="zh_TW" w:bidi="zh_TW"/>
+        </w:rPr>
+        <w:t>詩篇八十二篇</w:t>
+      </w:r>
       <w:r>
         <w:rPr>
           <w:lang w:val="zh_TW" w:bidi="zh_TW"/>
@@ -1629,18 +1383,12 @@
         </w:rPr>
         <w:t>在一週的第四日，唱</w:t>
       </w:r>
-      <w:hyperlink r:id="rId51">
-        <w:r>
-          <w:rPr>
-            <w:lang w:val="zh_TW" w:bidi="zh_TW"/>
-          </w:rPr>
-          <w:rPr>
-            <w:color w:val="0000EE"/>
-            <w:u w:val="single"/>
-          </w:rPr>
-          <w:t>詩篇九十四篇</w:t>
-        </w:r>
-      </w:hyperlink>
+      <w:r>
+        <w:rPr>
+          <w:lang w:val="zh_TW" w:bidi="zh_TW"/>
+        </w:rPr>
+        <w:t>詩篇九十四篇</w:t>
+      </w:r>
       <w:r>
         <w:rPr>
           <w:lang w:val="zh_TW" w:bidi="zh_TW"/>
@@ -1665,18 +1413,12 @@
         </w:rPr>
         <w:t>在一週的第五日，唱</w:t>
       </w:r>
-      <w:hyperlink r:id="rId52">
-        <w:r>
-          <w:rPr>
-            <w:lang w:val="zh_TW" w:bidi="zh_TW"/>
-          </w:rPr>
-          <w:rPr>
-            <w:color w:val="0000EE"/>
-            <w:u w:val="single"/>
-          </w:rPr>
-          <w:t>詩篇八十一篇</w:t>
-        </w:r>
-      </w:hyperlink>
+      <w:r>
+        <w:rPr>
+          <w:lang w:val="zh_TW" w:bidi="zh_TW"/>
+        </w:rPr>
+        <w:t>詩篇八十一篇</w:t>
+      </w:r>
       <w:r>
         <w:rPr>
           <w:lang w:val="zh_TW" w:bidi="zh_TW"/>
@@ -1701,18 +1443,12 @@
         </w:rPr>
         <w:t>在一週的第六日，唱</w:t>
       </w:r>
-      <w:hyperlink r:id="rId53">
-        <w:r>
-          <w:rPr>
-            <w:lang w:val="zh_TW" w:bidi="zh_TW"/>
-          </w:rPr>
-          <w:rPr>
-            <w:color w:val="0000EE"/>
-            <w:u w:val="single"/>
-          </w:rPr>
-          <w:t>詩篇九十三篇</w:t>
-        </w:r>
-      </w:hyperlink>
+      <w:r>
+        <w:rPr>
+          <w:lang w:val="zh_TW" w:bidi="zh_TW"/>
+        </w:rPr>
+        <w:t>詩篇九十三篇</w:t>
+      </w:r>
       <w:r>
         <w:rPr>
           <w:lang w:val="zh_TW" w:bidi="zh_TW"/>
@@ -1737,18 +1473,12 @@
         </w:rPr>
         <w:t>在一週的第七日，也就是安息日，他們唱</w:t>
       </w:r>
-      <w:hyperlink r:id="rId54">
-        <w:r>
-          <w:rPr>
-            <w:lang w:val="zh_TW" w:bidi="zh_TW"/>
-          </w:rPr>
-          <w:rPr>
-            <w:color w:val="0000EE"/>
-            <w:u w:val="single"/>
-          </w:rPr>
-          <w:t>詩篇九十二篇</w:t>
-        </w:r>
-      </w:hyperlink>
+      <w:r>
+        <w:rPr>
+          <w:lang w:val="zh_TW" w:bidi="zh_TW"/>
+        </w:rPr>
+        <w:t>詩篇九十二篇</w:t>
+      </w:r>
       <w:r>
         <w:rPr>
           <w:lang w:val="zh_TW" w:bidi="zh_TW"/>
@@ -1769,90 +1499,60 @@
         </w:rPr>
         <w:t>獻祭之後，早晨的敬拜會唱</w:t>
       </w:r>
-      <w:hyperlink r:id="rId55">
-        <w:r>
-          <w:rPr>
-            <w:lang w:val="zh_TW" w:bidi="zh_TW"/>
-          </w:rPr>
-          <w:rPr>
-            <w:color w:val="0000EE"/>
-            <w:u w:val="single"/>
-          </w:rPr>
-          <w:t>詩篇一〇五篇1至5節</w:t>
-        </w:r>
-      </w:hyperlink>
+      <w:r>
+        <w:rPr>
+          <w:lang w:val="zh_TW" w:bidi="zh_TW"/>
+        </w:rPr>
+        <w:t>詩篇一〇五篇1至5節</w:t>
+      </w:r>
       <w:r>
         <w:rPr>
           <w:lang w:val="zh_TW" w:bidi="zh_TW"/>
         </w:rPr>
         <w:t>，晚間的敬拜則唱</w:t>
       </w:r>
-      <w:hyperlink r:id="rId56">
-        <w:r>
-          <w:rPr>
-            <w:lang w:val="zh_TW" w:bidi="zh_TW"/>
-          </w:rPr>
-          <w:rPr>
-            <w:color w:val="0000EE"/>
-            <w:u w:val="single"/>
-          </w:rPr>
-          <w:t>詩篇九十六篇</w:t>
-        </w:r>
-      </w:hyperlink>
+      <w:r>
+        <w:rPr>
+          <w:lang w:val="zh_TW" w:bidi="zh_TW"/>
+        </w:rPr>
+        <w:t>詩篇九十六篇</w:t>
+      </w:r>
       <w:r>
         <w:rPr>
           <w:lang w:val="zh_TW" w:bidi="zh_TW"/>
         </w:rPr>
         <w:t>。逾越節獻上逾越節羊羔時，百姓會唱讚美詩（Hallel psalms，</w:t>
       </w:r>
-      <w:hyperlink r:id="rId57">
-        <w:r>
-          <w:rPr>
-            <w:lang w:val="zh_TW" w:bidi="zh_TW"/>
-          </w:rPr>
-          <w:rPr>
-            <w:color w:val="0000EE"/>
-            <w:u w:val="single"/>
-          </w:rPr>
-          <w:t>詩113–118</w:t>
-        </w:r>
-      </w:hyperlink>
+      <w:r>
+        <w:rPr>
+          <w:lang w:val="zh_TW" w:bidi="zh_TW"/>
+        </w:rPr>
+        <w:t>詩113–118</w:t>
+      </w:r>
       <w:r>
         <w:rPr>
           <w:lang w:val="zh_TW" w:bidi="zh_TW"/>
         </w:rPr>
         <w:t>，</w:t>
       </w:r>
-      <w:hyperlink r:id="rId58">
-        <w:r>
-          <w:rPr>
-            <w:lang w:val="zh_TW" w:bidi="zh_TW"/>
-          </w:rPr>
-          <w:rPr>
-            <w:color w:val="0000EE"/>
-            <w:u w:val="single"/>
-          </w:rPr>
-          <w:t>120–136</w:t>
-        </w:r>
-      </w:hyperlink>
+      <w:r>
+        <w:rPr>
+          <w:lang w:val="zh_TW" w:bidi="zh_TW"/>
+        </w:rPr>
+        <w:t>120–136</w:t>
+      </w:r>
       <w:r>
         <w:rPr>
           <w:lang w:val="zh_TW" w:bidi="zh_TW"/>
         </w:rPr>
         <w:t>，</w:t>
       </w:r>
-      <w:hyperlink r:id="rId59">
-        <w:r>
-          <w:rPr>
-            <w:lang w:val="zh_TW" w:bidi="zh_TW"/>
-          </w:rPr>
-          <w:rPr>
-            <w:color w:val="0000EE"/>
-            <w:u w:val="single"/>
-          </w:rPr>
-          <w:t>146–148篇</w:t>
-        </w:r>
-      </w:hyperlink>
+      <w:r>
+        <w:rPr>
+          <w:lang w:val="zh_TW" w:bidi="zh_TW"/>
+        </w:rPr>
+        <w:t>146–148篇</w:t>
+      </w:r>
       <w:r>
         <w:rPr>
           <w:lang w:val="zh_TW" w:bidi="zh_TW"/>
@@ -1905,36 +1605,24 @@
         </w:rPr>
         <w:t>獨唱式詠唱（Plain psalmody）：由一人唱詩（例：</w:t>
       </w:r>
-      <w:hyperlink r:id="rId60">
-        <w:r>
-          <w:rPr>
-            <w:lang w:val="zh_TW" w:bidi="zh_TW"/>
-          </w:rPr>
-          <w:rPr>
-            <w:color w:val="0000EE"/>
-            <w:u w:val="single"/>
-          </w:rPr>
-          <w:t>詩3–5</w:t>
-        </w:r>
-      </w:hyperlink>
+      <w:r>
+        <w:rPr>
+          <w:lang w:val="zh_TW" w:bidi="zh_TW"/>
+        </w:rPr>
+        <w:t>詩3–5</w:t>
+      </w:r>
       <w:r>
         <w:rPr>
           <w:lang w:val="zh_TW" w:bidi="zh_TW"/>
         </w:rPr>
         <w:t>，</w:t>
       </w:r>
-      <w:hyperlink r:id="rId61">
-        <w:r>
-          <w:rPr>
-            <w:lang w:val="zh_TW" w:bidi="zh_TW"/>
-          </w:rPr>
-          <w:rPr>
-            <w:color w:val="0000EE"/>
-            <w:u w:val="single"/>
-          </w:rPr>
-          <w:t>46篇</w:t>
-        </w:r>
-      </w:hyperlink>
+      <w:r>
+        <w:rPr>
+          <w:lang w:val="zh_TW" w:bidi="zh_TW"/>
+        </w:rPr>
+        <w:t>46篇</w:t>
+      </w:r>
       <w:r>
         <w:rPr>
           <w:lang w:val="zh_TW" w:bidi="zh_TW"/>
@@ -1959,54 +1647,36 @@
         </w:rPr>
         <w:t>輪唱式詠唱（Responsorial psalmody）：領唱者先唱一句，然後詠唱隊回應（例：</w:t>
       </w:r>
-      <w:hyperlink r:id="rId62">
-        <w:r>
-          <w:rPr>
-            <w:lang w:val="zh_TW" w:bidi="zh_TW"/>
-          </w:rPr>
-          <w:rPr>
-            <w:color w:val="0000EE"/>
-            <w:u w:val="single"/>
-          </w:rPr>
-          <w:t>詩67:1–2</w:t>
-        </w:r>
-      </w:hyperlink>
+      <w:r>
+        <w:rPr>
+          <w:lang w:val="zh_TW" w:bidi="zh_TW"/>
+        </w:rPr>
+        <w:t>詩67:1–2</w:t>
+      </w:r>
       <w:r>
         <w:rPr>
           <w:lang w:val="zh_TW" w:bidi="zh_TW"/>
         </w:rPr>
         <w:t>；領唱者唱第</w:t>
       </w:r>
-      <w:hyperlink r:id="rId63">
-        <w:r>
-          <w:rPr>
-            <w:lang w:val="zh_TW" w:bidi="zh_TW"/>
-          </w:rPr>
-          <w:rPr>
-            <w:color w:val="0000EE"/>
-            <w:u w:val="single"/>
-          </w:rPr>
-          <w:t>1</w:t>
-        </w:r>
-      </w:hyperlink>
+      <w:r>
+        <w:rPr>
+          <w:lang w:val="zh_TW" w:bidi="zh_TW"/>
+        </w:rPr>
+        <w:t>1</w:t>
+      </w:r>
       <w:r>
         <w:rPr>
           <w:lang w:val="zh_TW" w:bidi="zh_TW"/>
         </w:rPr>
         <w:t>節，詠唱隊以第</w:t>
       </w:r>
-      <w:hyperlink r:id="rId64">
-        <w:r>
-          <w:rPr>
-            <w:lang w:val="zh_TW" w:bidi="zh_TW"/>
-          </w:rPr>
-          <w:rPr>
-            <w:color w:val="0000EE"/>
-            <w:u w:val="single"/>
-          </w:rPr>
-          <w:t>2</w:t>
-        </w:r>
-      </w:hyperlink>
+      <w:r>
+        <w:rPr>
+          <w:lang w:val="zh_TW" w:bidi="zh_TW"/>
+        </w:rPr>
+        <w:t>2</w:t>
+      </w:r>
       <w:r>
         <w:rPr>
           <w:lang w:val="zh_TW" w:bidi="zh_TW"/>
@@ -2031,36 +1701,24 @@
         </w:rPr>
         <w:t>交替式詠唱（Antiphonal psalmody）：兩組人輪流唱誦（例：</w:t>
       </w:r>
-      <w:hyperlink r:id="rId65">
-        <w:r>
-          <w:rPr>
-            <w:lang w:val="zh_TW" w:bidi="zh_TW"/>
-          </w:rPr>
-          <w:rPr>
-            <w:color w:val="0000EE"/>
-            <w:u w:val="single"/>
-          </w:rPr>
-          <w:t>詩103:20–22</w:t>
-        </w:r>
-      </w:hyperlink>
+      <w:r>
+        <w:rPr>
+          <w:lang w:val="zh_TW" w:bidi="zh_TW"/>
+        </w:rPr>
+        <w:t>詩103:20–22</w:t>
+      </w:r>
       <w:r>
         <w:rPr>
           <w:lang w:val="zh_TW" w:bidi="zh_TW"/>
         </w:rPr>
         <w:t>）。百姓會在其中插入重複的短句，例如</w:t>
       </w:r>
-      <w:hyperlink r:id="rId66">
-        <w:r>
-          <w:rPr>
-            <w:lang w:val="zh_TW" w:bidi="zh_TW"/>
-          </w:rPr>
-          <w:rPr>
-            <w:color w:val="0000EE"/>
-            <w:u w:val="single"/>
-          </w:rPr>
-          <w:t>詩篇八十篇</w:t>
-        </w:r>
-      </w:hyperlink>
+      <w:r>
+        <w:rPr>
+          <w:lang w:val="zh_TW" w:bidi="zh_TW"/>
+        </w:rPr>
+        <w:t>詩篇八十篇</w:t>
+      </w:r>
       <w:r>
         <w:rPr>
           <w:lang w:val="zh_TW" w:bidi="zh_TW"/>
@@ -2279,90 +1937,60 @@
         </w:rPr>
         <w:t>（女音）是詩篇標題中爭議最大的術語之一。它出現在</w:t>
       </w:r>
-      <w:hyperlink r:id="rId61">
-        <w:r>
-          <w:rPr>
-            <w:lang w:val="zh_TW" w:bidi="zh_TW"/>
-          </w:rPr>
-          <w:rPr>
-            <w:color w:val="0000EE"/>
-            <w:u w:val="single"/>
-          </w:rPr>
-          <w:t>詩篇四十六篇</w:t>
-        </w:r>
-      </w:hyperlink>
+      <w:r>
+        <w:rPr>
+          <w:lang w:val="zh_TW" w:bidi="zh_TW"/>
+        </w:rPr>
+        <w:t>詩篇四十六篇</w:t>
+      </w:r>
       <w:r>
         <w:rPr>
           <w:lang w:val="zh_TW" w:bidi="zh_TW"/>
         </w:rPr>
         <w:t>的開頭，也出現在</w:t>
       </w:r>
-      <w:hyperlink r:id="rId67">
-        <w:r>
-          <w:rPr>
-            <w:lang w:val="zh_TW" w:bidi="zh_TW"/>
-          </w:rPr>
-          <w:rPr>
-            <w:color w:val="0000EE"/>
-            <w:u w:val="single"/>
-          </w:rPr>
-          <w:t>歷代志上十五章20節</w:t>
-        </w:r>
-      </w:hyperlink>
+      <w:r>
+        <w:rPr>
+          <w:lang w:val="zh_TW" w:bidi="zh_TW"/>
+        </w:rPr>
+        <w:t>歷代志上十五章20節</w:t>
+      </w:r>
       <w:r>
         <w:rPr>
           <w:lang w:val="zh_TW" w:bidi="zh_TW"/>
         </w:rPr>
         <w:t>。這個希伯來文詞語的其中一個意思是「少女」。有些音樂學家（musicologists）認為，這表示詩篇應以女聲的音域來吟唱。而歷代志提到要用音域屬於女聲範圍的瑟來伴奏。然而，這種解釋似乎不太適用於</w:t>
       </w:r>
-      <w:hyperlink r:id="rId61">
-        <w:r>
-          <w:rPr>
-            <w:lang w:val="zh_TW" w:bidi="zh_TW"/>
-          </w:rPr>
-          <w:rPr>
-            <w:color w:val="0000EE"/>
-            <w:u w:val="single"/>
-          </w:rPr>
-          <w:t>詩篇四十六篇</w:t>
-        </w:r>
-      </w:hyperlink>
+      <w:r>
+        <w:rPr>
+          <w:lang w:val="zh_TW" w:bidi="zh_TW"/>
+        </w:rPr>
+        <w:t>詩篇四十六篇</w:t>
+      </w:r>
       <w:r>
         <w:rPr>
           <w:lang w:val="zh_TW" w:bidi="zh_TW"/>
         </w:rPr>
         <w:t>，但若參照前篇詩篇，並將該詞視為篇末的註記，則更合理。</w:t>
       </w:r>
-      <w:hyperlink r:id="rId68">
-        <w:r>
-          <w:rPr>
-            <w:lang w:val="zh_TW" w:bidi="zh_TW"/>
-          </w:rPr>
-          <w:rPr>
-            <w:color w:val="0000EE"/>
-            <w:u w:val="single"/>
-          </w:rPr>
-          <w:t>詩篇四十五篇</w:t>
-        </w:r>
-      </w:hyperlink>
+      <w:r>
+        <w:rPr>
+          <w:lang w:val="zh_TW" w:bidi="zh_TW"/>
+        </w:rPr>
+        <w:t>詩篇四十五篇</w:t>
+      </w:r>
       <w:r>
         <w:rPr>
           <w:lang w:val="zh_TW" w:bidi="zh_TW"/>
         </w:rPr>
         <w:t>是一首愛歌，其實是一首婚禮頌詩，因此後半段（</w:t>
       </w:r>
-      <w:hyperlink r:id="rId69">
-        <w:r>
-          <w:rPr>
-            <w:lang w:val="zh_TW" w:bidi="zh_TW"/>
-          </w:rPr>
-          <w:rPr>
-            <w:color w:val="0000EE"/>
-            <w:u w:val="single"/>
-          </w:rPr>
-          <w:t>10–17</w:t>
-        </w:r>
-      </w:hyperlink>
+      <w:r>
+        <w:rPr>
+          <w:lang w:val="zh_TW" w:bidi="zh_TW"/>
+        </w:rPr>
+        <w:t>10–17</w:t>
+      </w:r>
       <w:r>
         <w:rPr>
           <w:lang w:val="zh_TW" w:bidi="zh_TW"/>
@@ -2417,48 +2045,30 @@
         </w:rPr>
         <w:t>（迦特樂器）這個術語出現在</w:t>
       </w:r>
-      <w:hyperlink r:id="rId70">
-        <w:r>
-          <w:rPr>
-            <w:lang w:val="zh_TW" w:bidi="zh_TW"/>
-          </w:rPr>
-          <w:rPr>
-            <w:color w:val="0000EE"/>
-            <w:u w:val="single"/>
-          </w:rPr>
-          <w:t>詩篇八，</w:t>
-        </w:r>
-      </w:hyperlink>
-      <w:hyperlink r:id="rId52">
-        <w:r>
-          <w:rPr>
-            <w:lang w:val="zh_TW" w:bidi="zh_TW"/>
-          </w:rPr>
-          <w:rPr>
-            <w:color w:val="0000EE"/>
-            <w:u w:val="single"/>
-          </w:rPr>
-          <w:t>八十一</w:t>
-        </w:r>
-      </w:hyperlink>
+      <w:r>
+        <w:rPr>
+          <w:lang w:val="zh_TW" w:bidi="zh_TW"/>
+        </w:rPr>
+        <w:t>詩篇八，</w:t>
+      </w:r>
+      <w:r>
+        <w:rPr>
+          <w:lang w:val="zh_TW" w:bidi="zh_TW"/>
+        </w:rPr>
+        <w:t>八十一</w:t>
+      </w:r>
       <w:r>
         <w:rPr>
           <w:lang w:val="zh_TW" w:bidi="zh_TW"/>
         </w:rPr>
         <w:t>和</w:t>
       </w:r>
-      <w:hyperlink r:id="rId71">
-        <w:r>
-          <w:rPr>
-            <w:lang w:val="zh_TW" w:bidi="zh_TW"/>
-          </w:rPr>
-          <w:rPr>
-            <w:color w:val="0000EE"/>
-            <w:u w:val="single"/>
-          </w:rPr>
-          <w:t>八十四篇</w:t>
-        </w:r>
-      </w:hyperlink>
+      <w:r>
+        <w:rPr>
+          <w:lang w:val="zh_TW" w:bidi="zh_TW"/>
+        </w:rPr>
+        <w:t>八十四篇</w:t>
+      </w:r>
       <w:r>
         <w:rPr>
           <w:lang w:val="zh_TW" w:bidi="zh_TW"/>
@@ -2492,36 +2102,24 @@
         </w:rPr>
         <w:t>（麻哈拉）這個術語，以原來的希伯來文形式保留，它出現在</w:t>
       </w:r>
-      <w:hyperlink r:id="rId72">
-        <w:r>
-          <w:rPr>
-            <w:lang w:val="zh_TW" w:bidi="zh_TW"/>
-          </w:rPr>
-          <w:rPr>
-            <w:color w:val="0000EE"/>
-            <w:u w:val="single"/>
-          </w:rPr>
-          <w:t>詩篇五十三</w:t>
-        </w:r>
-      </w:hyperlink>
+      <w:r>
+        <w:rPr>
+          <w:lang w:val="zh_TW" w:bidi="zh_TW"/>
+        </w:rPr>
+        <w:t>詩篇五十三</w:t>
+      </w:r>
       <w:r>
         <w:rPr>
           <w:lang w:val="zh_TW" w:bidi="zh_TW"/>
         </w:rPr>
         <w:t>和</w:t>
       </w:r>
-      <w:hyperlink r:id="rId73">
-        <w:r>
-          <w:rPr>
-            <w:lang w:val="zh_TW" w:bidi="zh_TW"/>
-          </w:rPr>
-          <w:rPr>
-            <w:color w:val="0000EE"/>
-            <w:u w:val="single"/>
-          </w:rPr>
-          <w:t>八十八篇</w:t>
-        </w:r>
-      </w:hyperlink>
+      <w:r>
+        <w:rPr>
+          <w:lang w:val="zh_TW" w:bidi="zh_TW"/>
+        </w:rPr>
+        <w:t>八十八篇</w:t>
+      </w:r>
       <w:r>
         <w:rPr>
           <w:lang w:val="zh_TW" w:bidi="zh_TW"/>
@@ -2614,144 +2212,96 @@
         </w:rPr>
         <w:t>（訓誨詩，有英文譯本拼寫為Maschil）出現在13篇詩篇的標題中（</w:t>
       </w:r>
-      <w:hyperlink r:id="rId74">
-        <w:r>
-          <w:rPr>
-            <w:lang w:val="zh_TW" w:bidi="zh_TW"/>
-          </w:rPr>
-          <w:rPr>
-            <w:color w:val="0000EE"/>
-            <w:u w:val="single"/>
-          </w:rPr>
-          <w:t>詩32</w:t>
-        </w:r>
-      </w:hyperlink>
+      <w:r>
+        <w:rPr>
+          <w:lang w:val="zh_TW" w:bidi="zh_TW"/>
+        </w:rPr>
+        <w:t>詩32</w:t>
+      </w:r>
       <w:r>
         <w:rPr>
           <w:lang w:val="zh_TW" w:bidi="zh_TW"/>
         </w:rPr>
         <w:t>，</w:t>
       </w:r>
-      <w:hyperlink r:id="rId75">
-        <w:r>
-          <w:rPr>
-            <w:lang w:val="zh_TW" w:bidi="zh_TW"/>
-          </w:rPr>
-          <w:rPr>
-            <w:color w:val="0000EE"/>
-            <w:u w:val="single"/>
-          </w:rPr>
-          <w:t>42</w:t>
-        </w:r>
-      </w:hyperlink>
+      <w:r>
+        <w:rPr>
+          <w:lang w:val="zh_TW" w:bidi="zh_TW"/>
+        </w:rPr>
+        <w:t>42</w:t>
+      </w:r>
       <w:r>
         <w:rPr>
           <w:lang w:val="zh_TW" w:bidi="zh_TW"/>
         </w:rPr>
         <w:t>，</w:t>
       </w:r>
-      <w:hyperlink r:id="rId76">
-        <w:r>
-          <w:rPr>
-            <w:lang w:val="zh_TW" w:bidi="zh_TW"/>
-          </w:rPr>
-          <w:rPr>
-            <w:color w:val="0000EE"/>
-            <w:u w:val="single"/>
-          </w:rPr>
-          <w:t>44–45</w:t>
-        </w:r>
-      </w:hyperlink>
+      <w:r>
+        <w:rPr>
+          <w:lang w:val="zh_TW" w:bidi="zh_TW"/>
+        </w:rPr>
+        <w:t>44–45</w:t>
+      </w:r>
       <w:r>
         <w:rPr>
           <w:lang w:val="zh_TW" w:bidi="zh_TW"/>
         </w:rPr>
         <w:t>，</w:t>
       </w:r>
-      <w:hyperlink r:id="rId77">
-        <w:r>
-          <w:rPr>
-            <w:lang w:val="zh_TW" w:bidi="zh_TW"/>
-          </w:rPr>
-          <w:rPr>
-            <w:color w:val="0000EE"/>
-            <w:u w:val="single"/>
-          </w:rPr>
-          <w:t>52–55</w:t>
-        </w:r>
-      </w:hyperlink>
+      <w:r>
+        <w:rPr>
+          <w:lang w:val="zh_TW" w:bidi="zh_TW"/>
+        </w:rPr>
+        <w:t>52–55</w:t>
+      </w:r>
       <w:r>
         <w:rPr>
           <w:lang w:val="zh_TW" w:bidi="zh_TW"/>
         </w:rPr>
         <w:t>，</w:t>
       </w:r>
-      <w:hyperlink r:id="rId78">
-        <w:r>
-          <w:rPr>
-            <w:lang w:val="zh_TW" w:bidi="zh_TW"/>
-          </w:rPr>
-          <w:rPr>
-            <w:color w:val="0000EE"/>
-            <w:u w:val="single"/>
-          </w:rPr>
-          <w:t>74</w:t>
-        </w:r>
-      </w:hyperlink>
+      <w:r>
+        <w:rPr>
+          <w:lang w:val="zh_TW" w:bidi="zh_TW"/>
+        </w:rPr>
+        <w:t>74</w:t>
+      </w:r>
       <w:r>
         <w:rPr>
           <w:lang w:val="zh_TW" w:bidi="zh_TW"/>
         </w:rPr>
         <w:t>，</w:t>
       </w:r>
-      <w:hyperlink r:id="rId79">
-        <w:r>
-          <w:rPr>
-            <w:lang w:val="zh_TW" w:bidi="zh_TW"/>
-          </w:rPr>
-          <w:rPr>
-            <w:color w:val="0000EE"/>
-            <w:u w:val="single"/>
-          </w:rPr>
-          <w:t>78</w:t>
-        </w:r>
-      </w:hyperlink>
+      <w:r>
+        <w:rPr>
+          <w:lang w:val="zh_TW" w:bidi="zh_TW"/>
+        </w:rPr>
+        <w:t>78</w:t>
+      </w:r>
       <w:r>
         <w:rPr>
           <w:lang w:val="zh_TW" w:bidi="zh_TW"/>
         </w:rPr>
         <w:t>，</w:t>
       </w:r>
-      <w:hyperlink r:id="rId80">
-        <w:r>
-          <w:rPr>
-            <w:lang w:val="zh_TW" w:bidi="zh_TW"/>
-          </w:rPr>
-          <w:rPr>
-            <w:color w:val="0000EE"/>
-            <w:u w:val="single"/>
-          </w:rPr>
-          <w:t>88–89</w:t>
-        </w:r>
-      </w:hyperlink>
+      <w:r>
+        <w:rPr>
+          <w:lang w:val="zh_TW" w:bidi="zh_TW"/>
+        </w:rPr>
+        <w:t>88–89</w:t>
+      </w:r>
       <w:r>
         <w:rPr>
           <w:lang w:val="zh_TW" w:bidi="zh_TW"/>
         </w:rPr>
         <w:t>，</w:t>
       </w:r>
-      <w:hyperlink r:id="rId81">
-        <w:r>
-          <w:rPr>
-            <w:lang w:val="zh_TW" w:bidi="zh_TW"/>
-          </w:rPr>
-          <w:rPr>
-            <w:color w:val="0000EE"/>
-            <w:u w:val="single"/>
-          </w:rPr>
-          <w:t>142篇</w:t>
-        </w:r>
-      </w:hyperlink>
+      <w:r>
+        <w:rPr>
+          <w:lang w:val="zh_TW" w:bidi="zh_TW"/>
+        </w:rPr>
+        <w:t>142篇</w:t>
+      </w:r>
       <w:r>
         <w:rPr>
           <w:lang w:val="zh_TW" w:bidi="zh_TW"/>
@@ -2792,54 +2342,36 @@
         </w:rPr>
         <w:t>（交與伶長）出現在55篇詩篇的標題中。它在詩篇的前三卷（</w:t>
       </w:r>
-      <w:hyperlink r:id="rId82">
-        <w:r>
-          <w:rPr>
-            <w:lang w:val="zh_TW" w:bidi="zh_TW"/>
-          </w:rPr>
-          <w:rPr>
-            <w:color w:val="0000EE"/>
-            <w:u w:val="single"/>
-          </w:rPr>
-          <w:t>詩1–89篇</w:t>
-        </w:r>
-      </w:hyperlink>
+      <w:r>
+        <w:rPr>
+          <w:lang w:val="zh_TW" w:bidi="zh_TW"/>
+        </w:rPr>
+        <w:t>詩1–89篇</w:t>
+      </w:r>
       <w:r>
         <w:rPr>
           <w:lang w:val="zh_TW" w:bidi="zh_TW"/>
         </w:rPr>
         <w:t>）中出現了52次，在第四卷（</w:t>
       </w:r>
-      <w:hyperlink r:id="rId83">
-        <w:r>
-          <w:rPr>
-            <w:lang w:val="zh_TW" w:bidi="zh_TW"/>
-          </w:rPr>
-          <w:rPr>
-            <w:color w:val="0000EE"/>
-            <w:u w:val="single"/>
-          </w:rPr>
-          <w:t>詩90–106篇</w:t>
-        </w:r>
-      </w:hyperlink>
+      <w:r>
+        <w:rPr>
+          <w:lang w:val="zh_TW" w:bidi="zh_TW"/>
+        </w:rPr>
+        <w:t>詩90–106篇</w:t>
+      </w:r>
       <w:r>
         <w:rPr>
           <w:lang w:val="zh_TW" w:bidi="zh_TW"/>
         </w:rPr>
         <w:t>）中完全沒有出現，在第五卷（</w:t>
       </w:r>
-      <w:hyperlink r:id="rId84">
-        <w:r>
-          <w:rPr>
-            <w:lang w:val="zh_TW" w:bidi="zh_TW"/>
-          </w:rPr>
-          <w:rPr>
-            <w:color w:val="0000EE"/>
-            <w:u w:val="single"/>
-          </w:rPr>
-          <w:t>詩107–150篇</w:t>
-        </w:r>
-      </w:hyperlink>
+      <w:r>
+        <w:rPr>
+          <w:lang w:val="zh_TW" w:bidi="zh_TW"/>
+        </w:rPr>
+        <w:t>詩107–150篇</w:t>
+      </w:r>
       <w:r>
         <w:rPr>
           <w:lang w:val="zh_TW" w:bidi="zh_TW"/>
@@ -2959,54 +2491,36 @@
         </w:rPr>
         <w:t>，出現在</w:t>
       </w:r>
-      <w:hyperlink r:id="rId85">
-        <w:r>
-          <w:rPr>
-            <w:lang w:val="zh_TW" w:bidi="zh_TW"/>
-          </w:rPr>
-          <w:rPr>
-            <w:color w:val="0000EE"/>
-            <w:u w:val="single"/>
-          </w:rPr>
-          <w:t>歷代志上二十三章4節</w:t>
-        </w:r>
-      </w:hyperlink>
+      <w:r>
+        <w:rPr>
+          <w:lang w:val="zh_TW" w:bidi="zh_TW"/>
+        </w:rPr>
+        <w:t>歷代志上二十三章4節</w:t>
+      </w:r>
       <w:r>
         <w:rPr>
           <w:lang w:val="zh_TW" w:bidi="zh_TW"/>
         </w:rPr>
         <w:t>和</w:t>
       </w:r>
-      <w:hyperlink r:id="rId86">
-        <w:r>
-          <w:rPr>
-            <w:lang w:val="zh_TW" w:bidi="zh_TW"/>
-          </w:rPr>
-          <w:rPr>
-            <w:color w:val="0000EE"/>
-            <w:u w:val="single"/>
-          </w:rPr>
-          <w:t>以斯拉記三章8至9節</w:t>
-        </w:r>
-      </w:hyperlink>
+      <w:r>
+        <w:rPr>
+          <w:lang w:val="zh_TW" w:bidi="zh_TW"/>
+        </w:rPr>
+        <w:t>以斯拉記三章8至9節</w:t>
+      </w:r>
       <w:r>
         <w:rPr>
           <w:lang w:val="zh_TW" w:bidi="zh_TW"/>
         </w:rPr>
         <w:t>中，意思是「管理」。在</w:t>
       </w:r>
-      <w:hyperlink r:id="rId87">
-        <w:r>
-          <w:rPr>
-            <w:lang w:val="zh_TW" w:bidi="zh_TW"/>
-          </w:rPr>
-          <w:rPr>
-            <w:color w:val="0000EE"/>
-            <w:u w:val="single"/>
-          </w:rPr>
-          <w:t>歷代志上十五章21節</w:t>
-        </w:r>
-      </w:hyperlink>
+      <w:r>
+        <w:rPr>
+          <w:lang w:val="zh_TW" w:bidi="zh_TW"/>
+        </w:rPr>
+        <w:t>歷代志上十五章21節</w:t>
+      </w:r>
       <w:r>
         <w:rPr>
           <w:lang w:val="zh_TW" w:bidi="zh_TW"/>
@@ -3053,18 +2567,12 @@
         </w:rPr>
         <w:t>表示詩篇必須由領唱者唱出部分或整篇。在某些經文裡，這可以從人稱的轉變看出來：例如從領唱者的「我」，轉為詠唱隊或會眾的「我們」。</w:t>
       </w:r>
-      <w:hyperlink r:id="rId88">
-        <w:r>
-          <w:rPr>
-            <w:lang w:val="zh_TW" w:bidi="zh_TW"/>
-          </w:rPr>
-          <w:rPr>
-            <w:color w:val="0000EE"/>
-            <w:u w:val="single"/>
-          </w:rPr>
-          <w:t>詩篇五篇</w:t>
-        </w:r>
-      </w:hyperlink>
+      <w:r>
+        <w:rPr>
+          <w:lang w:val="zh_TW" w:bidi="zh_TW"/>
+        </w:rPr>
+        <w:t>詩篇五篇</w:t>
+      </w:r>
       <w:r>
         <w:rPr>
           <w:lang w:val="zh_TW" w:bidi="zh_TW"/>
@@ -3182,36 +2690,24 @@
         </w:rPr>
         <w:t>（金詩，有英文譯本譯為Michtam）是另一個沒有明確音樂含義的術語，主要是因為其詞源不明。它出現在</w:t>
       </w:r>
-      <w:hyperlink r:id="rId89">
-        <w:r>
-          <w:rPr>
-            <w:lang w:val="zh_TW" w:bidi="zh_TW"/>
-          </w:rPr>
-          <w:rPr>
-            <w:color w:val="0000EE"/>
-            <w:u w:val="single"/>
-          </w:rPr>
-          <w:t>詩篇十六篇</w:t>
-        </w:r>
-      </w:hyperlink>
+      <w:r>
+        <w:rPr>
+          <w:lang w:val="zh_TW" w:bidi="zh_TW"/>
+        </w:rPr>
+        <w:t>詩篇十六篇</w:t>
+      </w:r>
       <w:r>
         <w:rPr>
           <w:lang w:val="zh_TW" w:bidi="zh_TW"/>
         </w:rPr>
         <w:t>和</w:t>
       </w:r>
-      <w:hyperlink r:id="rId90">
-        <w:r>
-          <w:rPr>
-            <w:lang w:val="zh_TW" w:bidi="zh_TW"/>
-          </w:rPr>
-          <w:rPr>
-            <w:color w:val="0000EE"/>
-            <w:u w:val="single"/>
-          </w:rPr>
-          <w:t>五十六至六十篇</w:t>
-        </w:r>
-      </w:hyperlink>
+      <w:r>
+        <w:rPr>
+          <w:lang w:val="zh_TW" w:bidi="zh_TW"/>
+        </w:rPr>
+        <w:t>五十六至六十篇</w:t>
+      </w:r>
       <w:r>
         <w:rPr>
           <w:lang w:val="zh_TW" w:bidi="zh_TW"/>
@@ -3273,96 +2769,60 @@
         </w:rPr>
         <w:t>（絲弦的樂器）出現在</w:t>
       </w:r>
-      <w:hyperlink r:id="rId91">
-        <w:r>
-          <w:rPr>
-            <w:lang w:val="zh_TW" w:bidi="zh_TW"/>
-          </w:rPr>
-          <w:rPr>
-            <w:color w:val="0000EE"/>
-            <w:u w:val="single"/>
-          </w:rPr>
-          <w:t>詩篇四，</w:t>
-        </w:r>
-      </w:hyperlink>
-      <w:hyperlink r:id="rId92">
-        <w:r>
-          <w:rPr>
-            <w:lang w:val="zh_TW" w:bidi="zh_TW"/>
-          </w:rPr>
-          <w:rPr>
-            <w:color w:val="0000EE"/>
-            <w:u w:val="single"/>
-          </w:rPr>
-          <w:t>六，</w:t>
-        </w:r>
-      </w:hyperlink>
-      <w:hyperlink r:id="rId93">
-        <w:r>
-          <w:rPr>
-            <w:lang w:val="zh_TW" w:bidi="zh_TW"/>
-          </w:rPr>
-          <w:rPr>
-            <w:color w:val="0000EE"/>
-            <w:u w:val="single"/>
-          </w:rPr>
-          <w:t>五十四至五十五</w:t>
-        </w:r>
-      </w:hyperlink>
+      <w:r>
+        <w:rPr>
+          <w:lang w:val="zh_TW" w:bidi="zh_TW"/>
+        </w:rPr>
+        <w:t>詩篇四，</w:t>
+      </w:r>
+      <w:r>
+        <w:rPr>
+          <w:lang w:val="zh_TW" w:bidi="zh_TW"/>
+        </w:rPr>
+        <w:t>六，</w:t>
+      </w:r>
+      <w:r>
+        <w:rPr>
+          <w:lang w:val="zh_TW" w:bidi="zh_TW"/>
+        </w:rPr>
+        <w:t>五十四至五十五</w:t>
+      </w:r>
       <w:r>
         <w:rPr>
           <w:lang w:val="zh_TW" w:bidi="zh_TW"/>
         </w:rPr>
         <w:t>、</w:t>
       </w:r>
-      <w:hyperlink r:id="rId94">
-        <w:r>
-          <w:rPr>
-            <w:lang w:val="zh_TW" w:bidi="zh_TW"/>
-          </w:rPr>
-          <w:rPr>
-            <w:color w:val="0000EE"/>
-            <w:u w:val="single"/>
-          </w:rPr>
-          <w:t>六十一</w:t>
-        </w:r>
-      </w:hyperlink>
+      <w:r>
+        <w:rPr>
+          <w:lang w:val="zh_TW" w:bidi="zh_TW"/>
+        </w:rPr>
+        <w:t>六十一</w:t>
+      </w:r>
       <w:r>
         <w:rPr>
           <w:lang w:val="zh_TW" w:bidi="zh_TW"/>
         </w:rPr>
         <w:t>、</w:t>
       </w:r>
-      <w:hyperlink r:id="rId95">
-        <w:r>
-          <w:rPr>
-            <w:lang w:val="zh_TW" w:bidi="zh_TW"/>
-          </w:rPr>
-          <w:rPr>
-            <w:color w:val="0000EE"/>
-            <w:u w:val="single"/>
-          </w:rPr>
-          <w:t>六十七</w:t>
-        </w:r>
-      </w:hyperlink>
+      <w:r>
+        <w:rPr>
+          <w:lang w:val="zh_TW" w:bidi="zh_TW"/>
+        </w:rPr>
+        <w:t>六十七</w:t>
+      </w:r>
       <w:r>
         <w:rPr>
           <w:lang w:val="zh_TW" w:bidi="zh_TW"/>
         </w:rPr>
         <w:t>和</w:t>
       </w:r>
-      <w:hyperlink r:id="rId96">
-        <w:r>
-          <w:rPr>
-            <w:lang w:val="zh_TW" w:bidi="zh_TW"/>
-          </w:rPr>
-          <w:rPr>
-            <w:color w:val="0000EE"/>
-            <w:u w:val="single"/>
-          </w:rPr>
-          <w:t>七十六篇</w:t>
-        </w:r>
-      </w:hyperlink>
+      <w:r>
+        <w:rPr>
+          <w:lang w:val="zh_TW" w:bidi="zh_TW"/>
+        </w:rPr>
+        <w:t>七十六篇</w:t>
+      </w:r>
       <w:r>
         <w:rPr>
           <w:lang w:val="zh_TW" w:bidi="zh_TW"/>
@@ -3395,60 +2855,36 @@
         </w:rPr>
         <w:t>則見於</w:t>
       </w:r>
-      <w:hyperlink r:id="rId97">
-        <w:r>
-          <w:rPr>
-            <w:lang w:val="zh_TW" w:bidi="zh_TW"/>
-          </w:rPr>
-          <w:rPr>
-            <w:color w:val="0000EE"/>
-            <w:u w:val="single"/>
-          </w:rPr>
-          <w:t>詩篇七十七篇7節，</w:t>
-        </w:r>
-      </w:hyperlink>
-      <w:hyperlink r:id="rId98">
-        <w:r>
-          <w:rPr>
-            <w:lang w:val="zh_TW" w:bidi="zh_TW"/>
-          </w:rPr>
-          <w:rPr>
-            <w:color w:val="0000EE"/>
-            <w:u w:val="single"/>
-          </w:rPr>
-          <w:t>耶利米哀歌五章14節，</w:t>
-        </w:r>
-      </w:hyperlink>
-      <w:hyperlink r:id="rId99">
-        <w:r>
-          <w:rPr>
-            <w:lang w:val="zh_TW" w:bidi="zh_TW"/>
-          </w:rPr>
-          <w:rPr>
-            <w:color w:val="0000EE"/>
-            <w:u w:val="single"/>
-          </w:rPr>
-          <w:t>以賽亞書三十八章20節</w:t>
-        </w:r>
-      </w:hyperlink>
+      <w:r>
+        <w:rPr>
+          <w:lang w:val="zh_TW" w:bidi="zh_TW"/>
+        </w:rPr>
+        <w:t>詩篇七十七篇7節，</w:t>
+      </w:r>
+      <w:r>
+        <w:rPr>
+          <w:lang w:val="zh_TW" w:bidi="zh_TW"/>
+        </w:rPr>
+        <w:t>耶利米哀歌五章14節，</w:t>
+      </w:r>
+      <w:r>
+        <w:rPr>
+          <w:lang w:val="zh_TW" w:bidi="zh_TW"/>
+        </w:rPr>
+        <w:t>以賽亞書三十八章20節</w:t>
+      </w:r>
       <w:r>
         <w:rPr>
           <w:lang w:val="zh_TW" w:bidi="zh_TW"/>
         </w:rPr>
         <w:t>和</w:t>
       </w:r>
-      <w:hyperlink r:id="rId100">
-        <w:r>
-          <w:rPr>
-            <w:lang w:val="zh_TW" w:bidi="zh_TW"/>
-          </w:rPr>
-          <w:rPr>
-            <w:color w:val="0000EE"/>
-            <w:u w:val="single"/>
-          </w:rPr>
-          <w:t>哈巴谷書三章19節</w:t>
-        </w:r>
-      </w:hyperlink>
+      <w:r>
+        <w:rPr>
+          <w:lang w:val="zh_TW" w:bidi="zh_TW"/>
+        </w:rPr>
+        <w:t>哈巴谷書三章19節</w:t>
+      </w:r>
       <w:r>
         <w:rPr>
           <w:lang w:val="zh_TW" w:bidi="zh_TW"/>
@@ -3502,18 +2938,12 @@
         </w:rPr>
         <w:t>（吹的樂器）僅出現在</w:t>
       </w:r>
-      <w:hyperlink r:id="rId88">
-        <w:r>
-          <w:rPr>
-            <w:lang w:val="zh_TW" w:bidi="zh_TW"/>
-          </w:rPr>
-          <w:rPr>
-            <w:color w:val="0000EE"/>
-            <w:u w:val="single"/>
-          </w:rPr>
-          <w:t>詩篇五篇</w:t>
-        </w:r>
-      </w:hyperlink>
+      <w:r>
+        <w:rPr>
+          <w:lang w:val="zh_TW" w:bidi="zh_TW"/>
+        </w:rPr>
+        <w:t>詩篇五篇</w:t>
+      </w:r>
       <w:r>
         <w:rPr>
           <w:lang w:val="zh_TW" w:bidi="zh_TW"/>
@@ -3567,54 +2997,36 @@
         </w:rPr>
         <w:t>（調用第八）出現在</w:t>
       </w:r>
-      <w:hyperlink r:id="rId92">
-        <w:r>
-          <w:rPr>
-            <w:lang w:val="zh_TW" w:bidi="zh_TW"/>
-          </w:rPr>
-          <w:rPr>
-            <w:color w:val="0000EE"/>
-            <w:u w:val="single"/>
-          </w:rPr>
-          <w:t>詩篇六</w:t>
-        </w:r>
-      </w:hyperlink>
+      <w:r>
+        <w:rPr>
+          <w:lang w:val="zh_TW" w:bidi="zh_TW"/>
+        </w:rPr>
+        <w:t>詩篇六</w:t>
+      </w:r>
       <w:r>
         <w:rPr>
           <w:lang w:val="zh_TW" w:bidi="zh_TW"/>
         </w:rPr>
         <w:t>和</w:t>
       </w:r>
-      <w:hyperlink r:id="rId101">
-        <w:r>
-          <w:rPr>
-            <w:lang w:val="zh_TW" w:bidi="zh_TW"/>
-          </w:rPr>
-          <w:rPr>
-            <w:color w:val="0000EE"/>
-            <w:u w:val="single"/>
-          </w:rPr>
-          <w:t>十二篇</w:t>
-        </w:r>
-      </w:hyperlink>
+      <w:r>
+        <w:rPr>
+          <w:lang w:val="zh_TW" w:bidi="zh_TW"/>
+        </w:rPr>
+        <w:t>十二篇</w:t>
+      </w:r>
       <w:r>
         <w:rPr>
           <w:lang w:val="zh_TW" w:bidi="zh_TW"/>
         </w:rPr>
         <w:t>，也見於</w:t>
       </w:r>
-      <w:hyperlink r:id="rId87">
-        <w:r>
-          <w:rPr>
-            <w:lang w:val="zh_TW" w:bidi="zh_TW"/>
-          </w:rPr>
-          <w:rPr>
-            <w:color w:val="0000EE"/>
-            <w:u w:val="single"/>
-          </w:rPr>
-          <w:t>歷代志上十五章21節</w:t>
-        </w:r>
-      </w:hyperlink>
+      <w:r>
+        <w:rPr>
+          <w:lang w:val="zh_TW" w:bidi="zh_TW"/>
+        </w:rPr>
+        <w:t>歷代志上十五章21節</w:t>
+      </w:r>
       <w:r>
         <w:rPr>
           <w:lang w:val="zh_TW" w:bidi="zh_TW"/>
@@ -3648,18 +3060,12 @@
         </w:rPr>
         <w:t>理解為八弦樂器。不過，更合理的解釋可從歷代志上中的用法看出端倪。</w:t>
       </w:r>
-      <w:hyperlink r:id="rId67">
-        <w:r>
-          <w:rPr>
-            <w:lang w:val="zh_TW" w:bidi="zh_TW"/>
-          </w:rPr>
-          <w:rPr>
-            <w:color w:val="0000EE"/>
-            <w:u w:val="single"/>
-          </w:rPr>
-          <w:t>十五章20節</w:t>
-        </w:r>
-      </w:hyperlink>
+      <w:r>
+        <w:rPr>
+          <w:lang w:val="zh_TW" w:bidi="zh_TW"/>
+        </w:rPr>
+        <w:t>十五章20節</w:t>
+      </w:r>
       <w:r>
         <w:rPr>
           <w:lang w:val="zh_TW" w:bidi="zh_TW"/>
@@ -3679,18 +3085,12 @@
         </w:rPr>
         <w:t>（調用女音）演奏豎琴，第</w:t>
       </w:r>
-      <w:hyperlink r:id="rId87">
-        <w:r>
-          <w:rPr>
-            <w:lang w:val="zh_TW" w:bidi="zh_TW"/>
-          </w:rPr>
-          <w:rPr>
-            <w:color w:val="0000EE"/>
-            <w:u w:val="single"/>
-          </w:rPr>
-          <w:t>21</w:t>
-        </w:r>
-      </w:hyperlink>
+      <w:r>
+        <w:rPr>
+          <w:lang w:val="zh_TW" w:bidi="zh_TW"/>
+        </w:rPr>
+        <w:t>21</w:t>
+      </w:r>
       <w:r>
         <w:rPr>
           <w:lang w:val="zh_TW" w:bidi="zh_TW"/>
@@ -3835,36 +3235,24 @@
         </w:rPr>
         <w:t>（紀念詩）出現在</w:t>
       </w:r>
-      <w:hyperlink r:id="rId102">
-        <w:r>
-          <w:rPr>
-            <w:lang w:val="zh_TW" w:bidi="zh_TW"/>
-          </w:rPr>
-          <w:rPr>
-            <w:color w:val="0000EE"/>
-            <w:u w:val="single"/>
-          </w:rPr>
-          <w:t>詩篇三十八</w:t>
-        </w:r>
-      </w:hyperlink>
+      <w:r>
+        <w:rPr>
+          <w:lang w:val="zh_TW" w:bidi="zh_TW"/>
+        </w:rPr>
+        <w:t>詩篇三十八</w:t>
+      </w:r>
       <w:r>
         <w:rPr>
           <w:lang w:val="zh_TW" w:bidi="zh_TW"/>
         </w:rPr>
         <w:t>和</w:t>
       </w:r>
-      <w:hyperlink r:id="rId103">
-        <w:r>
-          <w:rPr>
-            <w:lang w:val="zh_TW" w:bidi="zh_TW"/>
-          </w:rPr>
-          <w:rPr>
-            <w:color w:val="0000EE"/>
-            <w:u w:val="single"/>
-          </w:rPr>
-          <w:t>七十篇</w:t>
-        </w:r>
-      </w:hyperlink>
+      <w:r>
+        <w:rPr>
+          <w:lang w:val="zh_TW" w:bidi="zh_TW"/>
+        </w:rPr>
+        <w:t>七十篇</w:t>
+      </w:r>
       <w:r>
         <w:rPr>
           <w:lang w:val="zh_TW" w:bidi="zh_TW"/>
@@ -3892,18 +3280,12 @@
         </w:rPr>
         <w:t>（叫人學習）出現在</w:t>
       </w:r>
-      <w:hyperlink r:id="rId104">
-        <w:r>
-          <w:rPr>
-            <w:lang w:val="zh_TW" w:bidi="zh_TW"/>
-          </w:rPr>
-          <w:rPr>
-            <w:color w:val="0000EE"/>
-            <w:u w:val="single"/>
-          </w:rPr>
-          <w:t>詩篇六十篇</w:t>
-        </w:r>
-      </w:hyperlink>
+      <w:r>
+        <w:rPr>
+          <w:lang w:val="zh_TW" w:bidi="zh_TW"/>
+        </w:rPr>
+        <w:t>詩篇六十篇</w:t>
+      </w:r>
       <w:r>
         <w:rPr>
           <w:lang w:val="zh_TW" w:bidi="zh_TW"/>
@@ -3944,36 +3326,24 @@
         </w:rPr>
         <w:t>出現在</w:t>
       </w:r>
-      <w:hyperlink r:id="rId105">
-        <w:r>
-          <w:rPr>
-            <w:lang w:val="zh_TW" w:bidi="zh_TW"/>
-          </w:rPr>
-          <w:rPr>
-            <w:color w:val="0000EE"/>
-            <w:u w:val="single"/>
-          </w:rPr>
-          <w:t>詩篇七篇</w:t>
-        </w:r>
-      </w:hyperlink>
+      <w:r>
+        <w:rPr>
+          <w:lang w:val="zh_TW" w:bidi="zh_TW"/>
+        </w:rPr>
+        <w:t>詩篇七篇</w:t>
+      </w:r>
       <w:r>
         <w:rPr>
           <w:lang w:val="zh_TW" w:bidi="zh_TW"/>
         </w:rPr>
         <w:t>的標題中，也見於</w:t>
       </w:r>
-      <w:hyperlink r:id="rId106">
-        <w:r>
-          <w:rPr>
-            <w:lang w:val="zh_TW" w:bidi="zh_TW"/>
-          </w:rPr>
-          <w:rPr>
-            <w:color w:val="0000EE"/>
-            <w:u w:val="single"/>
-          </w:rPr>
-          <w:t>哈巴谷書三章1節</w:t>
-        </w:r>
-      </w:hyperlink>
+      <w:r>
+        <w:rPr>
+          <w:lang w:val="zh_TW" w:bidi="zh_TW"/>
+        </w:rPr>
+        <w:t>哈巴谷書三章1節</w:t>
+      </w:r>
       <w:r>
         <w:rPr>
           <w:lang w:val="zh_TW" w:bidi="zh_TW"/>
@@ -4113,18 +3483,12 @@
         </w:rPr>
         <w:t>出現在</w:t>
       </w:r>
-      <w:hyperlink r:id="rId107">
-        <w:r>
-          <w:rPr>
-            <w:lang w:val="zh_TW" w:bidi="zh_TW"/>
-          </w:rPr>
-          <w:rPr>
-            <w:color w:val="0000EE"/>
-            <w:u w:val="single"/>
-          </w:rPr>
-          <w:t>詩篇一二〇至一三四篇</w:t>
-        </w:r>
-      </w:hyperlink>
+      <w:r>
+        <w:rPr>
+          <w:lang w:val="zh_TW" w:bidi="zh_TW"/>
+        </w:rPr>
+        <w:t>詩篇一二〇至一三四篇</w:t>
+      </w:r>
       <w:r>
         <w:rPr>
           <w:lang w:val="zh_TW" w:bidi="zh_TW"/>
@@ -4166,18 +3530,12 @@
         </w:rPr>
         <w:t>（獻殿的時候）僅出現在</w:t>
       </w:r>
-      <w:hyperlink r:id="rId46">
-        <w:r>
-          <w:rPr>
-            <w:lang w:val="zh_TW" w:bidi="zh_TW"/>
-          </w:rPr>
-          <w:rPr>
-            <w:color w:val="0000EE"/>
-            <w:u w:val="single"/>
-          </w:rPr>
-          <w:t>詩篇三十篇</w:t>
-        </w:r>
-      </w:hyperlink>
+      <w:r>
+        <w:rPr>
+          <w:lang w:val="zh_TW" w:bidi="zh_TW"/>
+        </w:rPr>
+        <w:t>詩篇三十篇</w:t>
+      </w:r>
       <w:r>
         <w:rPr>
           <w:lang w:val="zh_TW" w:bidi="zh_TW"/>
@@ -4205,18 +3563,12 @@
         </w:rPr>
         <w:t>（愛慕歌）僅出現在</w:t>
       </w:r>
-      <w:hyperlink r:id="rId68">
-        <w:r>
-          <w:rPr>
-            <w:lang w:val="zh_TW" w:bidi="zh_TW"/>
-          </w:rPr>
-          <w:rPr>
-            <w:color w:val="0000EE"/>
-            <w:u w:val="single"/>
-          </w:rPr>
-          <w:t>詩篇四十五篇</w:t>
-        </w:r>
-      </w:hyperlink>
+      <w:r>
+        <w:rPr>
+          <w:lang w:val="zh_TW" w:bidi="zh_TW"/>
+        </w:rPr>
+        <w:t>詩篇四十五篇</w:t>
+      </w:r>
       <w:r>
         <w:rPr>
           <w:lang w:val="zh_TW" w:bidi="zh_TW"/>
@@ -4244,90 +3596,54 @@
         </w:rPr>
         <w:t>（祈禱）是「禱告」的常用術語，出現在</w:t>
       </w:r>
-      <w:hyperlink r:id="rId108">
-        <w:r>
-          <w:rPr>
-            <w:lang w:val="zh_TW" w:bidi="zh_TW"/>
-          </w:rPr>
-          <w:rPr>
-            <w:color w:val="0000EE"/>
-            <w:u w:val="single"/>
-          </w:rPr>
-          <w:t>詩篇十七，</w:t>
-        </w:r>
-      </w:hyperlink>
-      <w:hyperlink r:id="rId109">
-        <w:r>
-          <w:rPr>
-            <w:lang w:val="zh_TW" w:bidi="zh_TW"/>
-          </w:rPr>
-          <w:rPr>
-            <w:color w:val="0000EE"/>
-            <w:u w:val="single"/>
-          </w:rPr>
-          <w:t>八十六，</w:t>
-        </w:r>
-      </w:hyperlink>
-      <w:hyperlink r:id="rId110">
-        <w:r>
-          <w:rPr>
-            <w:lang w:val="zh_TW" w:bidi="zh_TW"/>
-          </w:rPr>
-          <w:rPr>
-            <w:color w:val="0000EE"/>
-            <w:u w:val="single"/>
-          </w:rPr>
-          <w:t>九十，</w:t>
-        </w:r>
-      </w:hyperlink>
-      <w:hyperlink r:id="rId111">
-        <w:r>
-          <w:rPr>
-            <w:lang w:val="zh_TW" w:bidi="zh_TW"/>
-          </w:rPr>
-          <w:rPr>
-            <w:color w:val="0000EE"/>
-            <w:u w:val="single"/>
-          </w:rPr>
-          <w:t>一〇二</w:t>
-        </w:r>
-      </w:hyperlink>
+      <w:r>
+        <w:rPr>
+          <w:lang w:val="zh_TW" w:bidi="zh_TW"/>
+        </w:rPr>
+        <w:t>詩篇十七，</w:t>
+      </w:r>
+      <w:r>
+        <w:rPr>
+          <w:lang w:val="zh_TW" w:bidi="zh_TW"/>
+        </w:rPr>
+        <w:t>八十六，</w:t>
+      </w:r>
+      <w:r>
+        <w:rPr>
+          <w:lang w:val="zh_TW" w:bidi="zh_TW"/>
+        </w:rPr>
+        <w:t>九十，</w:t>
+      </w:r>
+      <w:r>
+        <w:rPr>
+          <w:lang w:val="zh_TW" w:bidi="zh_TW"/>
+        </w:rPr>
+        <w:t>一〇二</w:t>
+      </w:r>
       <w:r>
         <w:rPr>
           <w:lang w:val="zh_TW" w:bidi="zh_TW"/>
         </w:rPr>
         <w:t>和</w:t>
       </w:r>
-      <w:hyperlink r:id="rId81">
-        <w:r>
-          <w:rPr>
-            <w:lang w:val="zh_TW" w:bidi="zh_TW"/>
-          </w:rPr>
-          <w:rPr>
-            <w:color w:val="0000EE"/>
-            <w:u w:val="single"/>
-          </w:rPr>
-          <w:t>一四二篇</w:t>
-        </w:r>
-      </w:hyperlink>
+      <w:r>
+        <w:rPr>
+          <w:lang w:val="zh_TW" w:bidi="zh_TW"/>
+        </w:rPr>
+        <w:t>一四二篇</w:t>
+      </w:r>
       <w:r>
         <w:rPr>
           <w:lang w:val="zh_TW" w:bidi="zh_TW"/>
         </w:rPr>
         <w:t>的標題中，也見於</w:t>
       </w:r>
-      <w:hyperlink r:id="rId106">
-        <w:r>
-          <w:rPr>
-            <w:lang w:val="zh_TW" w:bidi="zh_TW"/>
-          </w:rPr>
-          <w:rPr>
-            <w:color w:val="0000EE"/>
-            <w:u w:val="single"/>
-          </w:rPr>
-          <w:t>哈巴谷書三章1節</w:t>
-        </w:r>
-      </w:hyperlink>
+      <w:r>
+        <w:rPr>
+          <w:lang w:val="zh_TW" w:bidi="zh_TW"/>
+        </w:rPr>
+        <w:t>哈巴谷書三章1節</w:t>
+      </w:r>
       <w:r>
         <w:rPr>
           <w:lang w:val="zh_TW" w:bidi="zh_TW"/>
@@ -4600,18 +3916,12 @@
         </w:rPr>
         <w:t>（譯註：和合本譯為細拉）這個術語只在</w:t>
       </w:r>
-      <w:hyperlink r:id="rId112">
-        <w:r>
-          <w:rPr>
-            <w:lang w:val="zh_TW" w:bidi="zh_TW"/>
-          </w:rPr>
-          <w:rPr>
-            <w:color w:val="0000EE"/>
-            <w:u w:val="single"/>
-          </w:rPr>
-          <w:t>詩篇九篇16節</w:t>
-        </w:r>
-      </w:hyperlink>
+      <w:r>
+        <w:rPr>
+          <w:lang w:val="zh_TW" w:bidi="zh_TW"/>
+        </w:rPr>
+        <w:t>詩篇九篇16節</w:t>
+      </w:r>
       <w:r>
         <w:rPr>
           <w:lang w:val="zh_TW" w:bidi="zh_TW"/>
@@ -4720,18 +4030,12 @@
         </w:rPr>
         <w:t>（調用朝鹿）出現在</w:t>
       </w:r>
-      <w:hyperlink r:id="rId113">
-        <w:r>
-          <w:rPr>
-            <w:lang w:val="zh_TW" w:bidi="zh_TW"/>
-          </w:rPr>
-          <w:rPr>
-            <w:color w:val="0000EE"/>
-            <w:u w:val="single"/>
-          </w:rPr>
-          <w:t>詩篇二十二篇</w:t>
-        </w:r>
-      </w:hyperlink>
+      <w:r>
+        <w:rPr>
+          <w:lang w:val="zh_TW" w:bidi="zh_TW"/>
+        </w:rPr>
+        <w:t>詩篇二十二篇</w:t>
+      </w:r>
       <w:r>
         <w:rPr>
           <w:lang w:val="zh_TW" w:bidi="zh_TW"/>
@@ -4763,36 +4067,24 @@
         </w:rPr>
         <w:t>（調用休要毀壞）出現在</w:t>
       </w:r>
-      <w:hyperlink r:id="rId114">
-        <w:r>
-          <w:rPr>
-            <w:lang w:val="zh_TW" w:bidi="zh_TW"/>
-          </w:rPr>
-          <w:rPr>
-            <w:color w:val="0000EE"/>
-            <w:u w:val="single"/>
-          </w:rPr>
-          <w:t>詩篇五十七至五十九</w:t>
-        </w:r>
-      </w:hyperlink>
+      <w:r>
+        <w:rPr>
+          <w:lang w:val="zh_TW" w:bidi="zh_TW"/>
+        </w:rPr>
+        <w:t>詩篇五十七至五十九</w:t>
+      </w:r>
       <w:r>
         <w:rPr>
           <w:lang w:val="zh_TW" w:bidi="zh_TW"/>
         </w:rPr>
         <w:t>和</w:t>
       </w:r>
-      <w:hyperlink r:id="rId115">
-        <w:r>
-          <w:rPr>
-            <w:lang w:val="zh_TW" w:bidi="zh_TW"/>
-          </w:rPr>
-          <w:rPr>
-            <w:color w:val="0000EE"/>
-            <w:u w:val="single"/>
-          </w:rPr>
-          <w:t>七十五篇</w:t>
-        </w:r>
-      </w:hyperlink>
+      <w:r>
+        <w:rPr>
+          <w:lang w:val="zh_TW" w:bidi="zh_TW"/>
+        </w:rPr>
+        <w:t>七十五篇</w:t>
+      </w:r>
       <w:r>
         <w:rPr>
           <w:lang w:val="zh_TW" w:bidi="zh_TW"/>
@@ -4824,18 +4116,12 @@
         </w:rPr>
         <w:t>（調用遠方無聲鴿）出現在</w:t>
       </w:r>
-      <w:hyperlink r:id="rId116">
-        <w:r>
-          <w:rPr>
-            <w:lang w:val="zh_TW" w:bidi="zh_TW"/>
-          </w:rPr>
-          <w:rPr>
-            <w:color w:val="0000EE"/>
-            <w:u w:val="single"/>
-          </w:rPr>
-          <w:t>詩篇五十六篇</w:t>
-        </w:r>
-      </w:hyperlink>
+      <w:r>
+        <w:rPr>
+          <w:lang w:val="zh_TW" w:bidi="zh_TW"/>
+        </w:rPr>
+        <w:t>詩篇五十六篇</w:t>
+      </w:r>
       <w:r>
         <w:rPr>
           <w:lang w:val="zh_TW" w:bidi="zh_TW"/>
@@ -4867,18 +4153,12 @@
         </w:rPr>
         <w:t>（調用麻哈拉利暗俄）出現在</w:t>
       </w:r>
-      <w:hyperlink r:id="rId73">
-        <w:r>
-          <w:rPr>
-            <w:lang w:val="zh_TW" w:bidi="zh_TW"/>
-          </w:rPr>
-          <w:rPr>
-            <w:color w:val="0000EE"/>
-            <w:u w:val="single"/>
-          </w:rPr>
-          <w:t>詩篇八十八篇</w:t>
-        </w:r>
-      </w:hyperlink>
+      <w:r>
+        <w:rPr>
+          <w:lang w:val="zh_TW" w:bidi="zh_TW"/>
+        </w:rPr>
+        <w:t>詩篇八十八篇</w:t>
+      </w:r>
       <w:r>
         <w:rPr>
           <w:lang w:val="zh_TW" w:bidi="zh_TW"/>
@@ -4910,18 +4190,12 @@
         </w:rPr>
         <w:t>（調用慕拉便）出現在</w:t>
       </w:r>
-      <w:hyperlink r:id="rId117">
-        <w:r>
-          <w:rPr>
-            <w:lang w:val="zh_TW" w:bidi="zh_TW"/>
-          </w:rPr>
-          <w:rPr>
-            <w:color w:val="0000EE"/>
-            <w:u w:val="single"/>
-          </w:rPr>
-          <w:t>詩篇九篇</w:t>
-        </w:r>
-      </w:hyperlink>
+      <w:r>
+        <w:rPr>
+          <w:lang w:val="zh_TW" w:bidi="zh_TW"/>
+        </w:rPr>
+        <w:t>詩篇九篇</w:t>
+      </w:r>
       <w:r>
         <w:rPr>
           <w:lang w:val="zh_TW" w:bidi="zh_TW"/>
@@ -4953,36 +4227,24 @@
         </w:rPr>
         <w:t>（調用百合花）出現在</w:t>
       </w:r>
-      <w:hyperlink r:id="rId68">
-        <w:r>
-          <w:rPr>
-            <w:lang w:val="zh_TW" w:bidi="zh_TW"/>
-          </w:rPr>
-          <w:rPr>
-            <w:color w:val="0000EE"/>
-            <w:u w:val="single"/>
-          </w:rPr>
-          <w:t>詩篇四十五</w:t>
-        </w:r>
-      </w:hyperlink>
+      <w:r>
+        <w:rPr>
+          <w:lang w:val="zh_TW" w:bidi="zh_TW"/>
+        </w:rPr>
+        <w:t>詩篇四十五</w:t>
+      </w:r>
       <w:r>
         <w:rPr>
           <w:lang w:val="zh_TW" w:bidi="zh_TW"/>
         </w:rPr>
         <w:t>和</w:t>
       </w:r>
-      <w:hyperlink r:id="rId118">
-        <w:r>
-          <w:rPr>
-            <w:lang w:val="zh_TW" w:bidi="zh_TW"/>
-          </w:rPr>
-          <w:rPr>
-            <w:color w:val="0000EE"/>
-            <w:u w:val="single"/>
-          </w:rPr>
-          <w:t>六十九篇</w:t>
-        </w:r>
-      </w:hyperlink>
+      <w:r>
+        <w:rPr>
+          <w:lang w:val="zh_TW" w:bidi="zh_TW"/>
+        </w:rPr>
+        <w:t>六十九篇</w:t>
+      </w:r>
       <w:r>
         <w:rPr>
           <w:lang w:val="zh_TW" w:bidi="zh_TW"/>
@@ -5014,18 +4276,12 @@
         </w:rPr>
         <w:t>（調用為證的百合花）出現在</w:t>
       </w:r>
-      <w:hyperlink r:id="rId66">
-        <w:r>
-          <w:rPr>
-            <w:lang w:val="zh_TW" w:bidi="zh_TW"/>
-          </w:rPr>
-          <w:rPr>
-            <w:color w:val="0000EE"/>
-            <w:u w:val="single"/>
-          </w:rPr>
-          <w:t>詩篇八十篇</w:t>
-        </w:r>
-      </w:hyperlink>
+      <w:r>
+        <w:rPr>
+          <w:lang w:val="zh_TW" w:bidi="zh_TW"/>
+        </w:rPr>
+        <w:t>詩篇八十篇</w:t>
+      </w:r>
       <w:r>
         <w:rPr>
           <w:lang w:val="zh_TW" w:bidi="zh_TW"/>
@@ -5057,18 +4313,12 @@
         </w:rPr>
         <w:t>（調用為證的百合花）出現在</w:t>
       </w:r>
-      <w:hyperlink r:id="rId104">
-        <w:r>
-          <w:rPr>
-            <w:lang w:val="zh_TW" w:bidi="zh_TW"/>
-          </w:rPr>
-          <w:rPr>
-            <w:color w:val="0000EE"/>
-            <w:u w:val="single"/>
-          </w:rPr>
-          <w:t>詩篇六十篇</w:t>
-        </w:r>
-      </w:hyperlink>
+      <w:r>
+        <w:rPr>
+          <w:lang w:val="zh_TW" w:bidi="zh_TW"/>
+        </w:rPr>
+        <w:t>詩篇六十篇</w:t>
+      </w:r>
       <w:r>
         <w:rPr>
           <w:lang w:val="zh_TW" w:bidi="zh_TW"/>
@@ -5219,90 +4469,60 @@
         </w:rPr>
         <w:t>初代基督徒熟悉聖殿和猶太會堂（</w:t>
       </w:r>
-      <w:hyperlink r:id="rId119">
-        <w:r>
-          <w:rPr>
-            <w:lang w:val="zh_TW" w:bidi="zh_TW"/>
-          </w:rPr>
-          <w:rPr>
-            <w:color w:val="0000EE"/>
-            <w:u w:val="single"/>
-          </w:rPr>
-          <w:t>徒2:46–47</w:t>
-        </w:r>
-      </w:hyperlink>
+      <w:r>
+        <w:rPr>
+          <w:lang w:val="zh_TW" w:bidi="zh_TW"/>
+        </w:rPr>
+        <w:t>徒2:46–47</w:t>
+      </w:r>
       <w:r>
         <w:rPr>
           <w:lang w:val="zh_TW" w:bidi="zh_TW"/>
         </w:rPr>
         <w:t>，</w:t>
       </w:r>
-      <w:hyperlink r:id="rId120">
-        <w:r>
-          <w:rPr>
-            <w:lang w:val="zh_TW" w:bidi="zh_TW"/>
-          </w:rPr>
-          <w:rPr>
-            <w:color w:val="0000EE"/>
-            <w:u w:val="single"/>
-          </w:rPr>
-          <w:t>3:1</w:t>
-        </w:r>
-      </w:hyperlink>
+      <w:r>
+        <w:rPr>
+          <w:lang w:val="zh_TW" w:bidi="zh_TW"/>
+        </w:rPr>
+        <w:t>3:1</w:t>
+      </w:r>
       <w:r>
         <w:rPr>
           <w:lang w:val="zh_TW" w:bidi="zh_TW"/>
         </w:rPr>
         <w:t>，</w:t>
       </w:r>
-      <w:hyperlink r:id="rId121">
-        <w:r>
-          <w:rPr>
-            <w:lang w:val="zh_TW" w:bidi="zh_TW"/>
-          </w:rPr>
-          <w:rPr>
-            <w:color w:val="0000EE"/>
-            <w:u w:val="single"/>
-          </w:rPr>
-          <w:t>5:42</w:t>
-        </w:r>
-      </w:hyperlink>
+      <w:r>
+        <w:rPr>
+          <w:lang w:val="zh_TW" w:bidi="zh_TW"/>
+        </w:rPr>
+        <w:t>5:42</w:t>
+      </w:r>
       <w:r>
         <w:rPr>
           <w:lang w:val="zh_TW" w:bidi="zh_TW"/>
         </w:rPr>
         <w:t>，</w:t>
       </w:r>
-      <w:hyperlink r:id="rId122">
-        <w:r>
-          <w:rPr>
-            <w:lang w:val="zh_TW" w:bidi="zh_TW"/>
-          </w:rPr>
-          <w:rPr>
-            <w:color w:val="0000EE"/>
-            <w:u w:val="single"/>
-          </w:rPr>
-          <w:t>9:20</w:t>
-        </w:r>
-      </w:hyperlink>
+      <w:r>
+        <w:rPr>
+          <w:lang w:val="zh_TW" w:bidi="zh_TW"/>
+        </w:rPr>
+        <w:t>9:20</w:t>
+      </w:r>
       <w:r>
         <w:rPr>
           <w:lang w:val="zh_TW" w:bidi="zh_TW"/>
         </w:rPr>
         <w:t>，</w:t>
       </w:r>
-      <w:hyperlink r:id="rId123">
-        <w:r>
-          <w:rPr>
-            <w:lang w:val="zh_TW" w:bidi="zh_TW"/>
-          </w:rPr>
-          <w:rPr>
-            <w:color w:val="0000EE"/>
-            <w:u w:val="single"/>
-          </w:rPr>
-          <w:t>18:4</w:t>
-        </w:r>
-      </w:hyperlink>
+      <w:r>
+        <w:rPr>
+          <w:lang w:val="zh_TW" w:bidi="zh_TW"/>
+        </w:rPr>
+        <w:t>18:4</w:t>
+      </w:r>
       <w:r>
         <w:rPr>
           <w:lang w:val="zh_TW" w:bidi="zh_TW"/>
@@ -5362,132 +4582,84 @@
         </w:rPr>
         <w:t>在新約聖經中，少數有提到樂器的經文之一，是人們在守靈時使用的笛子（</w:t>
       </w:r>
-      <w:hyperlink r:id="rId124">
-        <w:r>
-          <w:rPr>
-            <w:lang w:val="zh_TW" w:bidi="zh_TW"/>
-          </w:rPr>
-          <w:rPr>
-            <w:color w:val="0000EE"/>
-            <w:u w:val="single"/>
-          </w:rPr>
-          <w:t>太9:23</w:t>
-        </w:r>
-      </w:hyperlink>
+      <w:r>
+        <w:rPr>
+          <w:lang w:val="zh_TW" w:bidi="zh_TW"/>
+        </w:rPr>
+        <w:t>太9:23</w:t>
+      </w:r>
       <w:r>
         <w:rPr>
           <w:lang w:val="zh_TW" w:bidi="zh_TW"/>
         </w:rPr>
         <w:t>）。如同舊約聖經，音樂也與宴樂和歡慶相關（例如，浪子回頭，</w:t>
       </w:r>
-      <w:hyperlink r:id="rId125">
-        <w:r>
-          <w:rPr>
-            <w:lang w:val="zh_TW" w:bidi="zh_TW"/>
-          </w:rPr>
-          <w:rPr>
-            <w:color w:val="0000EE"/>
-            <w:u w:val="single"/>
-          </w:rPr>
-          <w:t>路15:25</w:t>
-        </w:r>
-      </w:hyperlink>
+      <w:r>
+        <w:rPr>
+          <w:lang w:val="zh_TW" w:bidi="zh_TW"/>
+        </w:rPr>
+        <w:t>路15:25</w:t>
+      </w:r>
       <w:r>
         <w:rPr>
           <w:lang w:val="zh_TW" w:bidi="zh_TW"/>
         </w:rPr>
         <w:t>）。有五處經文以比喻方式提到音樂（</w:t>
       </w:r>
-      <w:hyperlink r:id="rId126">
-        <w:r>
-          <w:rPr>
-            <w:lang w:val="zh_TW" w:bidi="zh_TW"/>
-          </w:rPr>
-          <w:rPr>
-            <w:color w:val="0000EE"/>
-            <w:u w:val="single"/>
-          </w:rPr>
-          <w:t>太6:2，</w:t>
-        </w:r>
-      </w:hyperlink>
-      <w:hyperlink r:id="rId127">
-        <w:r>
-          <w:rPr>
-            <w:lang w:val="zh_TW" w:bidi="zh_TW"/>
-          </w:rPr>
-          <w:rPr>
-            <w:color w:val="0000EE"/>
-            <w:u w:val="single"/>
-          </w:rPr>
-          <w:t>11:17</w:t>
-        </w:r>
-      </w:hyperlink>
+      <w:r>
+        <w:rPr>
+          <w:lang w:val="zh_TW" w:bidi="zh_TW"/>
+        </w:rPr>
+        <w:t>太6:2，</w:t>
+      </w:r>
+      <w:r>
+        <w:rPr>
+          <w:lang w:val="zh_TW" w:bidi="zh_TW"/>
+        </w:rPr>
+        <w:t>11:17</w:t>
+      </w:r>
       <w:r>
         <w:rPr>
           <w:lang w:val="zh_TW" w:bidi="zh_TW"/>
         </w:rPr>
         <w:t>；</w:t>
       </w:r>
-      <w:hyperlink r:id="rId128">
-        <w:r>
-          <w:rPr>
-            <w:lang w:val="zh_TW" w:bidi="zh_TW"/>
-          </w:rPr>
-          <w:rPr>
-            <w:color w:val="0000EE"/>
-            <w:u w:val="single"/>
-          </w:rPr>
-          <w:t>路7:32</w:t>
-        </w:r>
-      </w:hyperlink>
+      <w:r>
+        <w:rPr>
+          <w:lang w:val="zh_TW" w:bidi="zh_TW"/>
+        </w:rPr>
+        <w:t>路7:32</w:t>
+      </w:r>
       <w:r>
         <w:rPr>
           <w:lang w:val="zh_TW" w:bidi="zh_TW"/>
         </w:rPr>
         <w:t>；</w:t>
       </w:r>
-      <w:hyperlink r:id="rId129">
-        <w:r>
-          <w:rPr>
-            <w:lang w:val="zh_TW" w:bidi="zh_TW"/>
-          </w:rPr>
-          <w:rPr>
-            <w:color w:val="0000EE"/>
-            <w:u w:val="single"/>
-          </w:rPr>
-          <w:t>林前13:1，</w:t>
-        </w:r>
-      </w:hyperlink>
-      <w:hyperlink r:id="rId130">
-        <w:r>
-          <w:rPr>
-            <w:lang w:val="zh_TW" w:bidi="zh_TW"/>
-          </w:rPr>
-          <w:rPr>
-            <w:color w:val="0000EE"/>
-            <w:u w:val="single"/>
-          </w:rPr>
-          <w:t>14:7–8</w:t>
-        </w:r>
-      </w:hyperlink>
+      <w:r>
+        <w:rPr>
+          <w:lang w:val="zh_TW" w:bidi="zh_TW"/>
+        </w:rPr>
+        <w:t>林前13:1，</w:t>
+      </w:r>
+      <w:r>
+        <w:rPr>
+          <w:lang w:val="zh_TW" w:bidi="zh_TW"/>
+        </w:rPr>
+        <w:t>14:7–8</w:t>
+      </w:r>
       <w:r>
         <w:rPr>
           <w:lang w:val="zh_TW" w:bidi="zh_TW"/>
         </w:rPr>
         <w:t>）。其中最著名的是</w:t>
       </w:r>
-      <w:hyperlink r:id="rId131">
-        <w:r>
-          <w:rPr>
-            <w:lang w:val="zh_TW" w:bidi="zh_TW"/>
-          </w:rPr>
-          <w:rPr>
-            <w:color w:val="0000EE"/>
-            <w:u w:val="single"/>
-          </w:rPr>
-          <w:t>哥林多前書十三章</w:t>
-        </w:r>
-      </w:hyperlink>
+      <w:r>
+        <w:rPr>
+          <w:lang w:val="zh_TW" w:bidi="zh_TW"/>
+        </w:rPr>
+        <w:t>哥林多前書十三章</w:t>
+      </w:r>
       <w:r>
         <w:rPr>
           <w:lang w:val="zh_TW" w:bidi="zh_TW"/>
@@ -5508,90 +4680,60 @@
         </w:rPr>
         <w:t>許多與末世相關的異象與預言經文，常出現關於音樂的記載。新約聖經多處經文都有提到這類內容，其中以啟示錄最為集中（另見</w:t>
       </w:r>
-      <w:hyperlink r:id="rId132">
-        <w:r>
-          <w:rPr>
-            <w:lang w:val="zh_TW" w:bidi="zh_TW"/>
-          </w:rPr>
-          <w:rPr>
-            <w:color w:val="0000EE"/>
-            <w:u w:val="single"/>
-          </w:rPr>
-          <w:t>太24:31</w:t>
-        </w:r>
-      </w:hyperlink>
+      <w:r>
+        <w:rPr>
+          <w:lang w:val="zh_TW" w:bidi="zh_TW"/>
+        </w:rPr>
+        <w:t>太24:31</w:t>
+      </w:r>
       <w:r>
         <w:rPr>
           <w:lang w:val="zh_TW" w:bidi="zh_TW"/>
         </w:rPr>
         <w:t>；</w:t>
       </w:r>
-      <w:hyperlink r:id="rId133">
-        <w:r>
-          <w:rPr>
-            <w:lang w:val="zh_TW" w:bidi="zh_TW"/>
-          </w:rPr>
-          <w:rPr>
-            <w:color w:val="0000EE"/>
-            <w:u w:val="single"/>
-          </w:rPr>
-          <w:t>林前15:52</w:t>
-        </w:r>
-      </w:hyperlink>
+      <w:r>
+        <w:rPr>
+          <w:lang w:val="zh_TW" w:bidi="zh_TW"/>
+        </w:rPr>
+        <w:t>林前15:52</w:t>
+      </w:r>
       <w:r>
         <w:rPr>
           <w:lang w:val="zh_TW" w:bidi="zh_TW"/>
         </w:rPr>
         <w:t>；</w:t>
       </w:r>
-      <w:hyperlink r:id="rId134">
-        <w:r>
-          <w:rPr>
-            <w:lang w:val="zh_TW" w:bidi="zh_TW"/>
-          </w:rPr>
-          <w:rPr>
-            <w:color w:val="0000EE"/>
-            <w:u w:val="single"/>
-          </w:rPr>
-          <w:t>帖前4:16</w:t>
-        </w:r>
-      </w:hyperlink>
+      <w:r>
+        <w:rPr>
+          <w:lang w:val="zh_TW" w:bidi="zh_TW"/>
+        </w:rPr>
+        <w:t>帖前4:16</w:t>
+      </w:r>
       <w:r>
         <w:rPr>
           <w:lang w:val="zh_TW" w:bidi="zh_TW"/>
         </w:rPr>
         <w:t>；</w:t>
       </w:r>
-      <w:hyperlink r:id="rId135">
-        <w:r>
-          <w:rPr>
-            <w:lang w:val="zh_TW" w:bidi="zh_TW"/>
-          </w:rPr>
-          <w:rPr>
-            <w:color w:val="0000EE"/>
-            <w:u w:val="single"/>
-          </w:rPr>
-          <w:t>來12:19</w:t>
-        </w:r>
-      </w:hyperlink>
+      <w:r>
+        <w:rPr>
+          <w:lang w:val="zh_TW" w:bidi="zh_TW"/>
+        </w:rPr>
+        <w:t>來12:19</w:t>
+      </w:r>
       <w:r>
         <w:rPr>
           <w:lang w:val="zh_TW" w:bidi="zh_TW"/>
         </w:rPr>
         <w:t>）。許多描述都呼應舊約聖經的音樂意象（例如使用瑟與號的場景，以及「哈利路亞」的歌聲）。啟示錄裡不少經文之所以重要，部分原因在於其文學風格；這些頌讚神、帶有詩篇特色的經文，很可能出自早期教會自發的「屬靈之歌」（例如，</w:t>
       </w:r>
-      <w:hyperlink r:id="rId136">
-        <w:r>
-          <w:rPr>
-            <w:lang w:val="zh_TW" w:bidi="zh_TW"/>
-          </w:rPr>
-          <w:rPr>
-            <w:color w:val="0000EE"/>
-            <w:u w:val="single"/>
-          </w:rPr>
-          <w:t>啟5:9–10</w:t>
-        </w:r>
-      </w:hyperlink>
+      <w:r>
+        <w:rPr>
+          <w:lang w:val="zh_TW" w:bidi="zh_TW"/>
+        </w:rPr>
+        <w:t>啟5:9–10</w:t>
+      </w:r>
       <w:r>
         <w:rPr>
           <w:lang w:val="zh_TW" w:bidi="zh_TW"/>
@@ -5612,54 +4754,36 @@
         </w:rPr>
         <w:t>那些提到宗教或敬拜音樂的經文，多半以抽象方式呈現，而不是具體描述。兩段平行記載最後晚餐的經文（</w:t>
       </w:r>
-      <w:hyperlink r:id="rId137">
-        <w:r>
-          <w:rPr>
-            <w:lang w:val="zh_TW" w:bidi="zh_TW"/>
-          </w:rPr>
-          <w:rPr>
-            <w:color w:val="0000EE"/>
-            <w:u w:val="single"/>
-          </w:rPr>
-          <w:t>太26:30</w:t>
-        </w:r>
-      </w:hyperlink>
+      <w:r>
+        <w:rPr>
+          <w:lang w:val="zh_TW" w:bidi="zh_TW"/>
+        </w:rPr>
+        <w:t>太26:30</w:t>
+      </w:r>
       <w:r>
         <w:rPr>
           <w:lang w:val="zh_TW" w:bidi="zh_TW"/>
         </w:rPr>
         <w:t>；</w:t>
       </w:r>
-      <w:hyperlink r:id="rId138">
-        <w:r>
-          <w:rPr>
-            <w:lang w:val="zh_TW" w:bidi="zh_TW"/>
-          </w:rPr>
-          <w:rPr>
-            <w:color w:val="0000EE"/>
-            <w:u w:val="single"/>
-          </w:rPr>
-          <w:t>可14:26</w:t>
-        </w:r>
-      </w:hyperlink>
+      <w:r>
+        <w:rPr>
+          <w:lang w:val="zh_TW" w:bidi="zh_TW"/>
+        </w:rPr>
+        <w:t>可14:26</w:t>
+      </w:r>
       <w:r>
         <w:rPr>
           <w:lang w:val="zh_TW" w:bidi="zh_TW"/>
         </w:rPr>
         <w:t>）提到基督與門徒唱了一首詩；這是唯一直接記述耶穌唱詩的經文。當耶穌在猶太會堂讀經時，祂很可能按照當時普遍接受的吟唱方式朗讀（</w:t>
       </w:r>
-      <w:hyperlink r:id="rId139">
-        <w:r>
-          <w:rPr>
-            <w:lang w:val="zh_TW" w:bidi="zh_TW"/>
-          </w:rPr>
-          <w:rPr>
-            <w:color w:val="0000EE"/>
-            <w:u w:val="single"/>
-          </w:rPr>
-          <w:t>路4:16–20</w:t>
-        </w:r>
-      </w:hyperlink>
+      <w:r>
+        <w:rPr>
+          <w:lang w:val="zh_TW" w:bidi="zh_TW"/>
+        </w:rPr>
+        <w:t>路4:16–20</w:t>
+      </w:r>
       <w:r>
         <w:rPr>
           <w:lang w:val="zh_TW" w:bidi="zh_TW"/>
@@ -5680,36 +4804,24 @@
         </w:rPr>
         <w:t>按照</w:t>
       </w:r>
-      <w:hyperlink r:id="rId140">
-        <w:r>
-          <w:rPr>
-            <w:lang w:val="zh_TW" w:bidi="zh_TW"/>
-          </w:rPr>
-          <w:rPr>
-            <w:color w:val="0000EE"/>
-            <w:u w:val="single"/>
-          </w:rPr>
-          <w:t>使徒行傳十六章25節</w:t>
-        </w:r>
-      </w:hyperlink>
+      <w:r>
+        <w:rPr>
+          <w:lang w:val="zh_TW" w:bidi="zh_TW"/>
+        </w:rPr>
+        <w:t>使徒行傳十六章25節</w:t>
+      </w:r>
       <w:r>
         <w:rPr>
           <w:lang w:val="zh_TW" w:bidi="zh_TW"/>
         </w:rPr>
         <w:t>的記載，我們知道保羅與西拉在監獄裡唱詩讚美神。保羅在</w:t>
       </w:r>
-      <w:hyperlink r:id="rId141">
-        <w:r>
-          <w:rPr>
-            <w:lang w:val="zh_TW" w:bidi="zh_TW"/>
-          </w:rPr>
-          <w:rPr>
-            <w:color w:val="0000EE"/>
-            <w:u w:val="single"/>
-          </w:rPr>
-          <w:t>哥林多前書十四章15、26節</w:t>
-        </w:r>
-      </w:hyperlink>
+      <w:r>
+        <w:rPr>
+          <w:lang w:val="zh_TW" w:bidi="zh_TW"/>
+        </w:rPr>
+        <w:t>哥林多前書十四章15、26節</w:t>
+      </w:r>
       <w:r>
         <w:rPr>
           <w:lang w:val="zh_TW" w:bidi="zh_TW"/>
@@ -5730,36 +4842,24 @@
         </w:rPr>
         <w:t>保羅在兩段相似的經文（</w:t>
       </w:r>
-      <w:hyperlink r:id="rId142">
-        <w:r>
-          <w:rPr>
-            <w:lang w:val="zh_TW" w:bidi="zh_TW"/>
-          </w:rPr>
-          <w:rPr>
-            <w:color w:val="0000EE"/>
-            <w:u w:val="single"/>
-          </w:rPr>
-          <w:t>弗5:19</w:t>
-        </w:r>
-      </w:hyperlink>
+      <w:r>
+        <w:rPr>
+          <w:lang w:val="zh_TW" w:bidi="zh_TW"/>
+        </w:rPr>
+        <w:t>弗5:19</w:t>
+      </w:r>
       <w:r>
         <w:rPr>
           <w:lang w:val="zh_TW" w:bidi="zh_TW"/>
         </w:rPr>
         <w:t>；</w:t>
       </w:r>
-      <w:hyperlink r:id="rId143">
-        <w:r>
-          <w:rPr>
-            <w:lang w:val="zh_TW" w:bidi="zh_TW"/>
-          </w:rPr>
-          <w:rPr>
-            <w:color w:val="0000EE"/>
-            <w:u w:val="single"/>
-          </w:rPr>
-          <w:t>西3:16</w:t>
-        </w:r>
-      </w:hyperlink>
+      <w:r>
+        <w:rPr>
+          <w:lang w:val="zh_TW" w:bidi="zh_TW"/>
+        </w:rPr>
+        <w:t>西3:16</w:t>
+      </w:r>
       <w:r>
         <w:rPr>
           <w:lang w:val="zh_TW" w:bidi="zh_TW"/>
@@ -5891,18 +4991,12 @@
         </w:rPr>
         <w:t>尊主頌（the Magnificat，</w:t>
       </w:r>
-      <w:hyperlink r:id="rId144">
-        <w:r>
-          <w:rPr>
-            <w:lang w:val="zh_TW" w:bidi="zh_TW"/>
-          </w:rPr>
-          <w:rPr>
-            <w:color w:val="0000EE"/>
-            <w:u w:val="single"/>
-          </w:rPr>
-          <w:t>路1:46–55</w:t>
-        </w:r>
-      </w:hyperlink>
+      <w:r>
+        <w:rPr>
+          <w:lang w:val="zh_TW" w:bidi="zh_TW"/>
+        </w:rPr>
+        <w:t>路1:46–55</w:t>
+      </w:r>
       <w:r>
         <w:rPr>
           <w:lang w:val="zh_TW" w:bidi="zh_TW"/>
@@ -5927,18 +5021,12 @@
         </w:rPr>
         <w:t>撒迦利亞頌（the Benedictus，</w:t>
       </w:r>
-      <w:hyperlink r:id="rId145">
-        <w:r>
-          <w:rPr>
-            <w:lang w:val="zh_TW" w:bidi="zh_TW"/>
-          </w:rPr>
-          <w:rPr>
-            <w:color w:val="0000EE"/>
-            <w:u w:val="single"/>
-          </w:rPr>
-          <w:t>路1:68–79</w:t>
-        </w:r>
-      </w:hyperlink>
+      <w:r>
+        <w:rPr>
+          <w:lang w:val="zh_TW" w:bidi="zh_TW"/>
+        </w:rPr>
+        <w:t>路1:68–79</w:t>
+      </w:r>
       <w:r>
         <w:rPr>
           <w:lang w:val="zh_TW" w:bidi="zh_TW"/>
@@ -5963,18 +5051,12 @@
         </w:rPr>
         <w:t>榮耀頌（the Gloria，</w:t>
       </w:r>
-      <w:hyperlink r:id="rId146">
-        <w:r>
-          <w:rPr>
-            <w:lang w:val="zh_TW" w:bidi="zh_TW"/>
-          </w:rPr>
-          <w:rPr>
-            <w:color w:val="0000EE"/>
-            <w:u w:val="single"/>
-          </w:rPr>
-          <w:t>路2:14</w:t>
-        </w:r>
-      </w:hyperlink>
+      <w:r>
+        <w:rPr>
+          <w:lang w:val="zh_TW" w:bidi="zh_TW"/>
+        </w:rPr>
+        <w:t>路2:14</w:t>
+      </w:r>
       <w:r>
         <w:rPr>
           <w:lang w:val="zh_TW" w:bidi="zh_TW"/>
@@ -5999,18 +5081,12 @@
         </w:rPr>
         <w:t>西面頌（the Nunc Dimittis，</w:t>
       </w:r>
-      <w:hyperlink r:id="rId147">
-        <w:r>
-          <w:rPr>
-            <w:lang w:val="zh_TW" w:bidi="zh_TW"/>
-          </w:rPr>
-          <w:rPr>
-            <w:color w:val="0000EE"/>
-            <w:u w:val="single"/>
-          </w:rPr>
-          <w:t>路2:29–32</w:t>
-        </w:r>
-      </w:hyperlink>
+      <w:r>
+        <w:rPr>
+          <w:lang w:val="zh_TW" w:bidi="zh_TW"/>
+        </w:rPr>
+        <w:t>路2:29–32</w:t>
+      </w:r>
       <w:r>
         <w:rPr>
           <w:lang w:val="zh_TW" w:bidi="zh_TW"/>
@@ -6031,84 +5107,48 @@
         </w:rPr>
         <w:t>這些詩歌的寫作方式與舊約詩篇相近，強烈表達對耶穌作為救主的信靠，也流露對祂再來應許的熱切盼望。新約中另一些與基督相關的頌詞包括：</w:t>
       </w:r>
-      <w:hyperlink r:id="rId148">
-        <w:r>
-          <w:rPr>
-            <w:lang w:val="zh_TW" w:bidi="zh_TW"/>
-          </w:rPr>
-          <w:rPr>
-            <w:color w:val="0000EE"/>
-            <w:u w:val="single"/>
-          </w:rPr>
-          <w:t>以弗所書二章14至16節；</w:t>
-        </w:r>
-      </w:hyperlink>
-      <w:hyperlink r:id="rId149">
-        <w:r>
-          <w:rPr>
-            <w:lang w:val="zh_TW" w:bidi="zh_TW"/>
-          </w:rPr>
-          <w:rPr>
-            <w:color w:val="0000EE"/>
-            <w:u w:val="single"/>
-          </w:rPr>
-          <w:t>腓立比書二章6至11節；歌羅</w:t>
-        </w:r>
-      </w:hyperlink>
-      <w:hyperlink r:id="rId150">
-        <w:r>
-          <w:rPr>
-            <w:lang w:val="zh_TW" w:bidi="zh_TW"/>
-          </w:rPr>
-          <w:rPr>
-            <w:color w:val="0000EE"/>
-            <w:u w:val="single"/>
-          </w:rPr>
-          <w:t>西書一章15至20節；</w:t>
-        </w:r>
-      </w:hyperlink>
-      <w:hyperlink r:id="rId151">
-        <w:r>
-          <w:rPr>
-            <w:lang w:val="zh_TW" w:bidi="zh_TW"/>
-          </w:rPr>
-          <w:rPr>
-            <w:color w:val="0000EE"/>
-            <w:u w:val="single"/>
-          </w:rPr>
-          <w:t>提摩太前書三章16節；</w:t>
-        </w:r>
-      </w:hyperlink>
-      <w:hyperlink r:id="rId152">
-        <w:r>
-          <w:rPr>
-            <w:lang w:val="zh_TW" w:bidi="zh_TW"/>
-          </w:rPr>
-          <w:rPr>
-            <w:color w:val="0000EE"/>
-            <w:u w:val="single"/>
-          </w:rPr>
-          <w:t>希伯來書一章3節；</w:t>
-        </w:r>
-      </w:hyperlink>
+      <w:r>
+        <w:rPr>
+          <w:lang w:val="zh_TW" w:bidi="zh_TW"/>
+        </w:rPr>
+        <w:t>以弗所書二章14至16節；</w:t>
+      </w:r>
+      <w:r>
+        <w:rPr>
+          <w:lang w:val="zh_TW" w:bidi="zh_TW"/>
+        </w:rPr>
+        <w:t>腓立比書二章6至11節；歌羅</w:t>
+      </w:r>
+      <w:r>
+        <w:rPr>
+          <w:lang w:val="zh_TW" w:bidi="zh_TW"/>
+        </w:rPr>
+        <w:t>西書一章15至20節；</w:t>
+      </w:r>
+      <w:r>
+        <w:rPr>
+          <w:lang w:val="zh_TW" w:bidi="zh_TW"/>
+        </w:rPr>
+        <w:t>提摩太前書三章16節；</w:t>
+      </w:r>
+      <w:r>
+        <w:rPr>
+          <w:lang w:val="zh_TW" w:bidi="zh_TW"/>
+        </w:rPr>
+        <w:t>希伯來書一章3節；</w:t>
+      </w:r>
       <w:r>
         <w:rPr>
           <w:lang w:val="zh_TW" w:bidi="zh_TW"/>
         </w:rPr>
         <w:t>和</w:t>
       </w:r>
-      <w:hyperlink r:id="rId153">
-        <w:r>
-          <w:rPr>
-            <w:lang w:val="zh_TW" w:bidi="zh_TW"/>
-          </w:rPr>
-          <w:rPr>
-            <w:color w:val="0000EE"/>
-            <w:u w:val="single"/>
-          </w:rPr>
-          <w:t>彼得前書三章18至22節</w:t>
-        </w:r>
-      </w:hyperlink>
+      <w:r>
+        <w:rPr>
+          <w:lang w:val="zh_TW" w:bidi="zh_TW"/>
+        </w:rPr>
+        <w:t>彼得前書三章18至22節</w:t>
+      </w:r>
       <w:r>
         <w:rPr>
           <w:lang w:val="zh_TW" w:bidi="zh_TW"/>
@@ -6171,48 +5211,30 @@
         </w:rPr>
         <w:t xml:space="preserve"> 亞設的兒子（</w:t>
       </w:r>
-      <w:hyperlink r:id="rId154">
-        <w:r>
-          <w:rPr>
-            <w:lang w:val="zh_TW" w:bidi="zh_TW"/>
-          </w:rPr>
-          <w:rPr>
-            <w:color w:val="0000EE"/>
-            <w:u w:val="single"/>
-          </w:rPr>
-          <w:t>創46:17；</w:t>
-        </w:r>
-      </w:hyperlink>
-      <w:hyperlink r:id="rId155">
-        <w:r>
-          <w:rPr>
-            <w:lang w:val="zh_TW" w:bidi="zh_TW"/>
-          </w:rPr>
-          <w:rPr>
-            <w:color w:val="0000EE"/>
-            <w:u w:val="single"/>
-          </w:rPr>
-          <w:t>代上7:30</w:t>
-        </w:r>
-      </w:hyperlink>
+      <w:r>
+        <w:rPr>
+          <w:lang w:val="zh_TW" w:bidi="zh_TW"/>
+        </w:rPr>
+        <w:t>創46:17；</w:t>
+      </w:r>
+      <w:r>
+        <w:rPr>
+          <w:lang w:val="zh_TW" w:bidi="zh_TW"/>
+        </w:rPr>
+        <w:t>代上7:30</w:t>
+      </w:r>
       <w:r>
         <w:rPr>
           <w:lang w:val="zh_TW" w:bidi="zh_TW"/>
         </w:rPr>
         <w:t>），也是音拿族的祖先（</w:t>
       </w:r>
-      <w:hyperlink r:id="rId156">
-        <w:r>
-          <w:rPr>
-            <w:lang w:val="zh_TW" w:bidi="zh_TW"/>
-          </w:rPr>
-          <w:rPr>
-            <w:color w:val="0000EE"/>
-            <w:u w:val="single"/>
-          </w:rPr>
-          <w:t>民26:44</w:t>
-        </w:r>
-      </w:hyperlink>
+      <w:r>
+        <w:rPr>
+          <w:lang w:val="zh_TW" w:bidi="zh_TW"/>
+        </w:rPr>
+        <w:t>民26:44</w:t>
+      </w:r>
       <w:r>
         <w:rPr>
           <w:lang w:val="zh_TW" w:bidi="zh_TW"/>
@@ -6237,18 +5259,12 @@
         </w:rPr>
         <w:t>利未人，可利的父親。可利就是在希西家王執政期間守東門的人（</w:t>
       </w:r>
-      <w:hyperlink r:id="rId157">
-        <w:r>
-          <w:rPr>
-            <w:lang w:val="zh_TW" w:bidi="zh_TW"/>
-          </w:rPr>
-          <w:rPr>
-            <w:color w:val="0000EE"/>
-            <w:u w:val="single"/>
-          </w:rPr>
-          <w:t>代下31:14</w:t>
-        </w:r>
-      </w:hyperlink>
+      <w:r>
+        <w:rPr>
+          <w:lang w:val="zh_TW" w:bidi="zh_TW"/>
+        </w:rPr>
+        <w:t>代下31:14</w:t>
+      </w:r>
       <w:r>
         <w:rPr>
           <w:lang w:val="zh_TW" w:bidi="zh_TW"/>
@@ -6303,36 +5319,24 @@
         </w:rPr>
         <w:t>有英文譯本將「音拿」（Imnah和Imnite）拼作Jimna、Jimnah和Jimnite。這些名字指的是亞設的兒子及其家族（</w:t>
       </w:r>
-      <w:hyperlink r:id="rId154">
-        <w:r>
-          <w:rPr>
-            <w:lang w:val="zh_TW" w:bidi="zh_TW"/>
-          </w:rPr>
-          <w:rPr>
-            <w:color w:val="0000EE"/>
-            <w:u w:val="single"/>
-          </w:rPr>
-          <w:t>創46:17</w:t>
-        </w:r>
-      </w:hyperlink>
+      <w:r>
+        <w:rPr>
+          <w:lang w:val="zh_TW" w:bidi="zh_TW"/>
+        </w:rPr>
+        <w:t>創46:17</w:t>
+      </w:r>
       <w:r>
         <w:rPr>
           <w:lang w:val="zh_TW" w:bidi="zh_TW"/>
         </w:rPr>
         <w:t>和</w:t>
       </w:r>
-      <w:hyperlink r:id="rId156">
-        <w:r>
-          <w:rPr>
-            <w:lang w:val="zh_TW" w:bidi="zh_TW"/>
-          </w:rPr>
-          <w:rPr>
-            <w:color w:val="0000EE"/>
-            <w:u w:val="single"/>
-          </w:rPr>
-          <w:t>民26:44</w:t>
-        </w:r>
-      </w:hyperlink>
+      <w:r>
+        <w:rPr>
+          <w:lang w:val="zh_TW" w:bidi="zh_TW"/>
+        </w:rPr>
+        <w:t>民26:44</w:t>
+      </w:r>
       <w:r>
         <w:rPr>
           <w:lang w:val="zh_TW" w:bidi="zh_TW"/>
@@ -6461,108 +5465,72 @@
         </w:rPr>
         <w:t>「陰間（Hades）」這個詞對猶太人變得十分重要，因為他們用它來翻譯希伯來文的「陰間（Sheol）」。七十士譯本的譯者認為，這個希臘詞很適合用來翻譯這個希伯來文詞語。這兩個詞都可以指墳墓或死亡（</w:t>
       </w:r>
-      <w:hyperlink r:id="rId158">
-        <w:r>
-          <w:rPr>
-            <w:lang w:val="zh_TW" w:bidi="zh_TW"/>
-          </w:rPr>
-          <w:rPr>
-            <w:color w:val="0000EE"/>
-            <w:u w:val="single"/>
-          </w:rPr>
-          <w:t>創37:35</w:t>
-        </w:r>
-      </w:hyperlink>
+      <w:r>
+        <w:rPr>
+          <w:lang w:val="zh_TW" w:bidi="zh_TW"/>
+        </w:rPr>
+        <w:t>創37:35</w:t>
+      </w:r>
       <w:r>
         <w:rPr>
           <w:lang w:val="zh_TW" w:bidi="zh_TW"/>
         </w:rPr>
         <w:t>；</w:t>
       </w:r>
-      <w:hyperlink r:id="rId159">
-        <w:r>
-          <w:rPr>
-            <w:lang w:val="zh_TW" w:bidi="zh_TW"/>
-          </w:rPr>
-          <w:rPr>
-            <w:color w:val="0000EE"/>
-            <w:u w:val="single"/>
-          </w:rPr>
-          <w:t>箴5:5</w:t>
-        </w:r>
-      </w:hyperlink>
+      <w:r>
+        <w:rPr>
+          <w:lang w:val="zh_TW" w:bidi="zh_TW"/>
+        </w:rPr>
+        <w:t>箴5:5</w:t>
+      </w:r>
       <w:r>
         <w:rPr>
           <w:lang w:val="zh_TW" w:bidi="zh_TW"/>
         </w:rPr>
         <w:t>，</w:t>
       </w:r>
-      <w:hyperlink r:id="rId160">
-        <w:r>
-          <w:rPr>
-            <w:lang w:val="zh_TW" w:bidi="zh_TW"/>
-          </w:rPr>
-          <w:rPr>
-            <w:color w:val="0000EE"/>
-            <w:u w:val="single"/>
-          </w:rPr>
-          <w:t>7:27</w:t>
-        </w:r>
-      </w:hyperlink>
+      <w:r>
+        <w:rPr>
+          <w:lang w:val="zh_TW" w:bidi="zh_TW"/>
+        </w:rPr>
+        <w:t>7:27</w:t>
+      </w:r>
       <w:r>
         <w:rPr>
           <w:lang w:val="zh_TW" w:bidi="zh_TW"/>
         </w:rPr>
         <w:t>）。這兩個詞也都是指一個黑暗的地下世界，在那裡的存在最多就只是如同影子一般（</w:t>
       </w:r>
-      <w:hyperlink r:id="rId161">
-        <w:r>
-          <w:rPr>
-            <w:lang w:val="zh_TW" w:bidi="zh_TW"/>
-          </w:rPr>
-          <w:rPr>
-            <w:color w:val="0000EE"/>
-            <w:u w:val="single"/>
-          </w:rPr>
-          <w:t>伯10:21–22</w:t>
-        </w:r>
-      </w:hyperlink>
+      <w:r>
+        <w:rPr>
+          <w:lang w:val="zh_TW" w:bidi="zh_TW"/>
+        </w:rPr>
+        <w:t>伯10:21–22</w:t>
+      </w:r>
       <w:r>
         <w:rPr>
           <w:lang w:val="zh_TW" w:bidi="zh_TW"/>
         </w:rPr>
         <w:t>，</w:t>
       </w:r>
-      <w:hyperlink r:id="rId162">
-        <w:r>
-          <w:rPr>
-            <w:lang w:val="zh_TW" w:bidi="zh_TW"/>
-          </w:rPr>
-          <w:rPr>
-            <w:color w:val="0000EE"/>
-            <w:u w:val="single"/>
-          </w:rPr>
-          <w:t>38:17</w:t>
-        </w:r>
-      </w:hyperlink>
+      <w:r>
+        <w:rPr>
+          <w:lang w:val="zh_TW" w:bidi="zh_TW"/>
+        </w:rPr>
+        <w:t>38:17</w:t>
+      </w:r>
       <w:r>
         <w:rPr>
           <w:lang w:val="zh_TW" w:bidi="zh_TW"/>
         </w:rPr>
         <w:t>；</w:t>
       </w:r>
-      <w:hyperlink r:id="rId163">
-        <w:r>
-          <w:rPr>
-            <w:lang w:val="zh_TW" w:bidi="zh_TW"/>
-          </w:rPr>
-          <w:rPr>
-            <w:color w:val="0000EE"/>
-            <w:u w:val="single"/>
-          </w:rPr>
-          <w:t>賽14:9</w:t>
-        </w:r>
-      </w:hyperlink>
+      <w:r>
+        <w:rPr>
+          <w:lang w:val="zh_TW" w:bidi="zh_TW"/>
+        </w:rPr>
+        <w:t>賽14:9</w:t>
+      </w:r>
       <w:r>
         <w:rPr>
           <w:lang w:val="zh_TW" w:bidi="zh_TW"/>
@@ -6583,72 +5551,48 @@
         </w:rPr>
         <w:t>陰間被描述為位於海洋之下，並且有門和閂（</w:t>
       </w:r>
-      <w:hyperlink r:id="rId164">
-        <w:r>
-          <w:rPr>
-            <w:lang w:val="zh_TW" w:bidi="zh_TW"/>
-          </w:rPr>
-          <w:rPr>
-            <w:color w:val="0000EE"/>
-            <w:u w:val="single"/>
-          </w:rPr>
-          <w:t>伯26:5–6</w:t>
-        </w:r>
-      </w:hyperlink>
+      <w:r>
+        <w:rPr>
+          <w:lang w:val="zh_TW" w:bidi="zh_TW"/>
+        </w:rPr>
+        <w:t>伯26:5–6</w:t>
+      </w:r>
       <w:r>
         <w:rPr>
           <w:lang w:val="zh_TW" w:bidi="zh_TW"/>
         </w:rPr>
         <w:t>，</w:t>
       </w:r>
-      <w:hyperlink r:id="rId165">
-        <w:r>
-          <w:rPr>
-            <w:lang w:val="zh_TW" w:bidi="zh_TW"/>
-          </w:rPr>
-          <w:rPr>
-            <w:color w:val="0000EE"/>
-            <w:u w:val="single"/>
-          </w:rPr>
-          <w:t>17:16</w:t>
-        </w:r>
-      </w:hyperlink>
+      <w:r>
+        <w:rPr>
+          <w:lang w:val="zh_TW" w:bidi="zh_TW"/>
+        </w:rPr>
+        <w:t>17:16</w:t>
+      </w:r>
       <w:r>
         <w:rPr>
           <w:lang w:val="zh_TW" w:bidi="zh_TW"/>
         </w:rPr>
         <w:t>；</w:t>
       </w:r>
-      <w:hyperlink r:id="rId166">
-        <w:r>
-          <w:rPr>
-            <w:lang w:val="zh_TW" w:bidi="zh_TW"/>
-          </w:rPr>
-          <w:rPr>
-            <w:color w:val="0000EE"/>
-            <w:u w:val="single"/>
-          </w:rPr>
-          <w:t>拿2:2–3</w:t>
-        </w:r>
-      </w:hyperlink>
+      <w:r>
+        <w:rPr>
+          <w:lang w:val="zh_TW" w:bidi="zh_TW"/>
+        </w:rPr>
+        <w:t>拿2:2–3</w:t>
+      </w:r>
       <w:r>
         <w:rPr>
           <w:lang w:val="zh_TW" w:bidi="zh_TW"/>
         </w:rPr>
         <w:t>）。善人或惡人都會到那裡去（</w:t>
       </w:r>
-      <w:hyperlink r:id="rId167">
-        <w:r>
-          <w:rPr>
-            <w:lang w:val="zh_TW" w:bidi="zh_TW"/>
-          </w:rPr>
-          <w:rPr>
-            <w:color w:val="0000EE"/>
-            <w:u w:val="single"/>
-          </w:rPr>
-          <w:t>詩89:48</w:t>
-        </w:r>
-      </w:hyperlink>
+      <w:r>
+        <w:rPr>
+          <w:lang w:val="zh_TW" w:bidi="zh_TW"/>
+        </w:rPr>
+        <w:t>詩89:48</w:t>
+      </w:r>
       <w:r>
         <w:rPr>
           <w:lang w:val="zh_TW" w:bidi="zh_TW"/>
@@ -6750,43 +5694,7 @@
         <w:rPr>
           <w:lang w:val="zh_TW" w:bidi="zh_TW"/>
         </w:rPr>
-        <w:t>在其它猶太文獻中，陰間則專指惡人受苦的地方，而義人進入樂園（所羅門詩篇〔Psalms of Solomon〕14；</w:t>
-      </w:r>
-      <w:hyperlink r:id="rId168">
-        <w:r>
-          <w:rPr>
-            <w:lang w:val="zh_TW" w:bidi="zh_TW"/>
-          </w:rPr>
-          <w:rPr>
-            <w:color w:val="0000EE"/>
-            <w:u w:val="single"/>
-          </w:rPr>
-          <w:t>所羅門智訓〔Wisdom of Solomon〕2:1</w:t>
-        </w:r>
-      </w:hyperlink>
-      <w:r>
-        <w:rPr>
-          <w:lang w:val="zh_TW" w:bidi="zh_TW"/>
-        </w:rPr>
-        <w:t>、</w:t>
-      </w:r>
-      <w:hyperlink r:id="rId169">
-        <w:r>
-          <w:rPr>
-            <w:lang w:val="zh_TW" w:bidi="zh_TW"/>
-          </w:rPr>
-          <w:rPr>
-            <w:color w:val="0000EE"/>
-            <w:u w:val="single"/>
-          </w:rPr>
-          <w:t>3:1</w:t>
-        </w:r>
-      </w:hyperlink>
-      <w:r>
-        <w:rPr>
-          <w:lang w:val="zh_TW" w:bidi="zh_TW"/>
-        </w:rPr>
-        <w:t>）。因此，到了新約聖經時期開始的時候，陰間具有三種含義：</w:t>
+        <w:t>在其它猶太文獻中，陰間則專指惡人受苦的地方，而義人進入樂園（所羅門詩篇〔Psalms of Solomon〕14；所羅門智訓〔Wisdom of Solomon〕2:1、3:1）。因此，到了新約聖經時期開始的時候，陰間具有三種含義：</w:t>
       </w:r>
     </w:p>
     <w:p>
@@ -6874,36 +5782,24 @@
         </w:rPr>
         <w:t>這三種含義都出現在新約聖經中。例如在</w:t>
       </w:r>
-      <w:hyperlink r:id="rId170">
-        <w:r>
-          <w:rPr>
-            <w:lang w:val="zh_TW" w:bidi="zh_TW"/>
-          </w:rPr>
-          <w:rPr>
-            <w:color w:val="0000EE"/>
-            <w:u w:val="single"/>
-          </w:rPr>
-          <w:t>馬太福音十一章23節</w:t>
-        </w:r>
-      </w:hyperlink>
+      <w:r>
+        <w:rPr>
+          <w:lang w:val="zh_TW" w:bidi="zh_TW"/>
+        </w:rPr>
+        <w:t>馬太福音十一章23節</w:t>
+      </w:r>
       <w:r>
         <w:rPr>
           <w:lang w:val="zh_TW" w:bidi="zh_TW"/>
         </w:rPr>
         <w:t>和</w:t>
       </w:r>
-      <w:hyperlink r:id="rId171">
-        <w:r>
-          <w:rPr>
-            <w:lang w:val="zh_TW" w:bidi="zh_TW"/>
-          </w:rPr>
-          <w:rPr>
-            <w:color w:val="0000EE"/>
-            <w:u w:val="single"/>
-          </w:rPr>
-          <w:t>路加福音十章15節</w:t>
-        </w:r>
-      </w:hyperlink>
+      <w:r>
+        <w:rPr>
+          <w:lang w:val="zh_TW" w:bidi="zh_TW"/>
+        </w:rPr>
+        <w:t>路加福音十章15節</w:t>
+      </w:r>
       <w:r>
         <w:rPr>
           <w:lang w:val="zh_TW" w:bidi="zh_TW"/>
@@ -6918,144 +5814,96 @@
           <w:lang w:val="zh_TW" w:bidi="zh_TW"/>
         </w:rPr>
       </w:r>
-      <w:hyperlink r:id="rId172">
-        <w:r>
-          <w:rPr>
-            <w:lang w:val="zh_TW" w:bidi="zh_TW"/>
-          </w:rPr>
-          <w:rPr>
-            <w:color w:val="0000EE"/>
-            <w:u w:val="single"/>
-          </w:rPr>
-          <w:t>啟示錄六章8節</w:t>
-        </w:r>
-      </w:hyperlink>
+      <w:r>
+        <w:rPr>
+          <w:lang w:val="zh_TW" w:bidi="zh_TW"/>
+        </w:rPr>
+        <w:t>啟示錄六章8節</w:t>
+      </w:r>
       <w:r>
         <w:rPr>
           <w:lang w:val="zh_TW" w:bidi="zh_TW"/>
         </w:rPr>
         <w:t>也顯示出這種用法：死亡騎著馬前來，而陰間（死亡的象徵）緊隨其後。以擬人法描寫陰間，很可能是源自舊約聖經。舊約聖經經常會將陰間（Sheol／Hades）描繪成吞吃人的怪物（</w:t>
       </w:r>
-      <w:hyperlink r:id="rId173">
-        <w:r>
-          <w:rPr>
-            <w:lang w:val="zh_TW" w:bidi="zh_TW"/>
-          </w:rPr>
-          <w:rPr>
-            <w:color w:val="0000EE"/>
-            <w:u w:val="single"/>
-          </w:rPr>
-          <w:t>箴1:12</w:t>
-        </w:r>
-      </w:hyperlink>
+      <w:r>
+        <w:rPr>
+          <w:lang w:val="zh_TW" w:bidi="zh_TW"/>
+        </w:rPr>
+        <w:t>箴1:12</w:t>
+      </w:r>
       <w:r>
         <w:rPr>
           <w:lang w:val="zh_TW" w:bidi="zh_TW"/>
         </w:rPr>
         <w:t>，</w:t>
       </w:r>
-      <w:hyperlink r:id="rId174">
-        <w:r>
-          <w:rPr>
-            <w:lang w:val="zh_TW" w:bidi="zh_TW"/>
-          </w:rPr>
-          <w:rPr>
-            <w:color w:val="0000EE"/>
-            <w:u w:val="single"/>
-          </w:rPr>
-          <w:t>27:20</w:t>
-        </w:r>
-      </w:hyperlink>
+      <w:r>
+        <w:rPr>
+          <w:lang w:val="zh_TW" w:bidi="zh_TW"/>
+        </w:rPr>
+        <w:t>27:20</w:t>
+      </w:r>
       <w:r>
         <w:rPr>
           <w:lang w:val="zh_TW" w:bidi="zh_TW"/>
         </w:rPr>
         <w:t>，</w:t>
       </w:r>
-      <w:hyperlink r:id="rId175">
-        <w:r>
-          <w:rPr>
-            <w:lang w:val="zh_TW" w:bidi="zh_TW"/>
-          </w:rPr>
-          <w:rPr>
-            <w:color w:val="0000EE"/>
-            <w:u w:val="single"/>
-          </w:rPr>
-          <w:t>30:16</w:t>
-        </w:r>
-      </w:hyperlink>
+      <w:r>
+        <w:rPr>
+          <w:lang w:val="zh_TW" w:bidi="zh_TW"/>
+        </w:rPr>
+        <w:t>30:16</w:t>
+      </w:r>
       <w:r>
         <w:rPr>
           <w:lang w:val="zh_TW" w:bidi="zh_TW"/>
         </w:rPr>
         <w:t>；</w:t>
       </w:r>
-      <w:hyperlink r:id="rId176">
-        <w:r>
-          <w:rPr>
-            <w:lang w:val="zh_TW" w:bidi="zh_TW"/>
-          </w:rPr>
-          <w:rPr>
-            <w:color w:val="0000EE"/>
-            <w:u w:val="single"/>
-          </w:rPr>
-          <w:t>賽5:14</w:t>
-        </w:r>
-      </w:hyperlink>
+      <w:r>
+        <w:rPr>
+          <w:lang w:val="zh_TW" w:bidi="zh_TW"/>
+        </w:rPr>
+        <w:t>賽5:14</w:t>
+      </w:r>
       <w:r>
         <w:rPr>
           <w:lang w:val="zh_TW" w:bidi="zh_TW"/>
         </w:rPr>
         <w:t>，</w:t>
       </w:r>
-      <w:hyperlink r:id="rId177">
-        <w:r>
-          <w:rPr>
-            <w:lang w:val="zh_TW" w:bidi="zh_TW"/>
-          </w:rPr>
-          <w:rPr>
-            <w:color w:val="0000EE"/>
-            <w:u w:val="single"/>
-          </w:rPr>
-          <w:t>28:15</w:t>
-        </w:r>
-      </w:hyperlink>
+      <w:r>
+        <w:rPr>
+          <w:lang w:val="zh_TW" w:bidi="zh_TW"/>
+        </w:rPr>
+        <w:t>28:15</w:t>
+      </w:r>
       <w:r>
         <w:rPr>
           <w:lang w:val="zh_TW" w:bidi="zh_TW"/>
         </w:rPr>
         <w:t>、</w:t>
       </w:r>
-      <w:hyperlink r:id="rId177">
-        <w:r>
-          <w:rPr>
-            <w:lang w:val="zh_TW" w:bidi="zh_TW"/>
-          </w:rPr>
-          <w:rPr>
-            <w:color w:val="0000EE"/>
-            <w:u w:val="single"/>
-          </w:rPr>
-          <w:t>18</w:t>
-        </w:r>
-      </w:hyperlink>
+      <w:r>
+        <w:rPr>
+          <w:lang w:val="zh_TW" w:bidi="zh_TW"/>
+        </w:rPr>
+        <w:t>18</w:t>
+      </w:r>
       <w:r>
         <w:rPr>
           <w:lang w:val="zh_TW" w:bidi="zh_TW"/>
         </w:rPr>
         <w:t>；</w:t>
       </w:r>
-      <w:hyperlink r:id="rId178">
-        <w:r>
-          <w:rPr>
-            <w:lang w:val="zh_TW" w:bidi="zh_TW"/>
-          </w:rPr>
-          <w:rPr>
-            <w:color w:val="0000EE"/>
-            <w:u w:val="single"/>
-          </w:rPr>
-          <w:t>哈2:5</w:t>
-        </w:r>
-      </w:hyperlink>
+      <w:r>
+        <w:rPr>
+          <w:lang w:val="zh_TW" w:bidi="zh_TW"/>
+        </w:rPr>
+        <w:t>哈2:5</w:t>
+      </w:r>
       <w:r>
         <w:rPr>
           <w:lang w:val="zh_TW" w:bidi="zh_TW"/>
@@ -7070,18 +5918,12 @@
           <w:lang w:val="zh_TW" w:bidi="zh_TW"/>
         </w:rPr>
       </w:r>
-      <w:hyperlink r:id="rId179">
-        <w:r>
-          <w:rPr>
-            <w:lang w:val="zh_TW" w:bidi="zh_TW"/>
-          </w:rPr>
-          <w:rPr>
-            <w:color w:val="0000EE"/>
-            <w:u w:val="single"/>
-          </w:rPr>
-          <w:t>馬太福音十六章18節</w:t>
-        </w:r>
-      </w:hyperlink>
+      <w:r>
+        <w:rPr>
+          <w:lang w:val="zh_TW" w:bidi="zh_TW"/>
+        </w:rPr>
+        <w:t>馬太福音十六章18節</w:t>
+      </w:r>
       <w:r>
         <w:rPr>
           <w:lang w:val="zh_TW" w:bidi="zh_TW"/>
@@ -7096,54 +5938,36 @@
           <w:lang w:val="zh_TW" w:bidi="zh_TW"/>
         </w:rPr>
       </w:r>
-      <w:hyperlink r:id="rId180">
-        <w:r>
-          <w:rPr>
-            <w:lang w:val="zh_TW" w:bidi="zh_TW"/>
-          </w:rPr>
-          <w:rPr>
-            <w:color w:val="0000EE"/>
-            <w:u w:val="single"/>
-          </w:rPr>
-          <w:t>使徒行傳二章27節</w:t>
-        </w:r>
-      </w:hyperlink>
+      <w:r>
+        <w:rPr>
+          <w:lang w:val="zh_TW" w:bidi="zh_TW"/>
+        </w:rPr>
+        <w:t>使徒行傳二章27節</w:t>
+      </w:r>
       <w:r>
         <w:rPr>
           <w:lang w:val="zh_TW" w:bidi="zh_TW"/>
         </w:rPr>
         <w:t>（引用</w:t>
       </w:r>
-      <w:hyperlink r:id="rId181">
-        <w:r>
-          <w:rPr>
-            <w:lang w:val="zh_TW" w:bidi="zh_TW"/>
-          </w:rPr>
-          <w:rPr>
-            <w:color w:val="0000EE"/>
-            <w:u w:val="single"/>
-          </w:rPr>
-          <w:t>詩16:10</w:t>
-        </w:r>
-      </w:hyperlink>
+      <w:r>
+        <w:rPr>
+          <w:lang w:val="zh_TW" w:bidi="zh_TW"/>
+        </w:rPr>
+        <w:t>詩16:10</w:t>
+      </w:r>
       <w:r>
         <w:rPr>
           <w:lang w:val="zh_TW" w:bidi="zh_TW"/>
         </w:rPr>
         <w:t>）也是這個意思。基督並沒有一直停留在死亡之中，祂的生命也沒有留在陰間。祂不像大衛那樣仍然留在墳墓裡，而是從死人中復活了。在這兩處經文中，陰間可能只是死亡的象徵；也可能表示基督和基督徒確實曾進入一個稱為陰間的死人之地。不過，前一種解釋大概較符合作者的意思。無論如何，既然基督已經復活，祂就已經勝過死亡和陰間。</w:t>
       </w:r>
-      <w:hyperlink r:id="rId182">
-        <w:r>
-          <w:rPr>
-            <w:lang w:val="zh_TW" w:bidi="zh_TW"/>
-          </w:rPr>
-          <w:rPr>
-            <w:color w:val="0000EE"/>
-            <w:u w:val="single"/>
-          </w:rPr>
-          <w:t>啟示錄一章18節</w:t>
-        </w:r>
-      </w:hyperlink>
+      <w:r>
+        <w:rPr>
+          <w:lang w:val="zh_TW" w:bidi="zh_TW"/>
+        </w:rPr>
+        <w:t>啟示錄一章18節</w:t>
+      </w:r>
       <w:r>
         <w:rPr>
           <w:lang w:val="zh_TW" w:bidi="zh_TW"/>
@@ -7164,72 +5988,48 @@
         </w:rPr>
         <w:t>新約聖經有兩處經文把陰間描述為死人所在之處：</w:t>
       </w:r>
-      <w:hyperlink r:id="rId183">
-        <w:r>
-          <w:rPr>
-            <w:lang w:val="zh_TW" w:bidi="zh_TW"/>
-          </w:rPr>
-          <w:rPr>
-            <w:color w:val="0000EE"/>
-            <w:u w:val="single"/>
-          </w:rPr>
-          <w:t>啟示錄二十章13至14節</w:t>
-        </w:r>
-      </w:hyperlink>
+      <w:r>
+        <w:rPr>
+          <w:lang w:val="zh_TW" w:bidi="zh_TW"/>
+        </w:rPr>
+        <w:t>啟示錄二十章13至14節</w:t>
+      </w:r>
       <w:r>
         <w:rPr>
           <w:lang w:val="zh_TW" w:bidi="zh_TW"/>
         </w:rPr>
         <w:t>和</w:t>
       </w:r>
-      <w:hyperlink r:id="rId184">
-        <w:r>
-          <w:rPr>
-            <w:lang w:val="zh_TW" w:bidi="zh_TW"/>
-          </w:rPr>
-          <w:rPr>
-            <w:color w:val="0000EE"/>
-            <w:u w:val="single"/>
-          </w:rPr>
-          <w:t>路加福音十六章23節</w:t>
-        </w:r>
-      </w:hyperlink>
+      <w:r>
+        <w:rPr>
+          <w:lang w:val="zh_TW" w:bidi="zh_TW"/>
+        </w:rPr>
+        <w:t>路加福音十六章23節</w:t>
+      </w:r>
       <w:r>
         <w:rPr>
           <w:lang w:val="zh_TW" w:bidi="zh_TW"/>
         </w:rPr>
         <w:t>。在</w:t>
       </w:r>
-      <w:hyperlink r:id="rId185">
-        <w:r>
-          <w:rPr>
-            <w:lang w:val="zh_TW" w:bidi="zh_TW"/>
-          </w:rPr>
-          <w:rPr>
-            <w:color w:val="0000EE"/>
-            <w:u w:val="single"/>
-          </w:rPr>
-          <w:t>啟示錄二十章</w:t>
-        </w:r>
-      </w:hyperlink>
+      <w:r>
+        <w:rPr>
+          <w:lang w:val="zh_TW" w:bidi="zh_TW"/>
+        </w:rPr>
+        <w:t>啟示錄二十章</w:t>
+      </w:r>
       <w:r>
         <w:rPr>
           <w:lang w:val="zh_TW" w:bidi="zh_TW"/>
         </w:rPr>
         <w:t>中，陰間交出其中的死人（究竟是所有死人，還是只有死去的惡人，則取決於個人對末世論的理解），使復活得以完成。當惡人受審判並被扔進火湖（即地獄）時，陰間也被扔進火湖裡。然而，</w:t>
       </w:r>
-      <w:hyperlink r:id="rId184">
-        <w:r>
-          <w:rPr>
-            <w:lang w:val="zh_TW" w:bidi="zh_TW"/>
-          </w:rPr>
-          <w:rPr>
-            <w:color w:val="0000EE"/>
-            <w:u w:val="single"/>
-          </w:rPr>
-          <w:t>路加福音十六章23節</w:t>
-        </w:r>
-      </w:hyperlink>
+      <w:r>
+        <w:rPr>
+          <w:lang w:val="zh_TW" w:bidi="zh_TW"/>
+        </w:rPr>
+        <w:t>路加福音十六章23節</w:t>
+      </w:r>
       <w:r>
         <w:rPr>
           <w:lang w:val="zh_TW" w:bidi="zh_TW"/>
@@ -7308,18 +6108,12 @@
         </w:rPr>
         <w:t>惡人死後在末後審判之前受痛苦之處。這是最狹義的用法，在新約聖經中只出現一次（</w:t>
       </w:r>
-      <w:hyperlink r:id="rId184">
-        <w:r>
-          <w:rPr>
-            <w:lang w:val="zh_TW" w:bidi="zh_TW"/>
-          </w:rPr>
-          <w:rPr>
-            <w:color w:val="0000EE"/>
-            <w:u w:val="single"/>
-          </w:rPr>
-          <w:t>路16:23</w:t>
-        </w:r>
-      </w:hyperlink>
+      <w:r>
+        <w:rPr>
+          <w:lang w:val="zh_TW" w:bidi="zh_TW"/>
+        </w:rPr>
+        <w:t>路16:23</w:t>
+      </w:r>
       <w:r>
         <w:rPr>
           <w:lang w:val="zh_TW" w:bidi="zh_TW"/>
@@ -7456,36 +6250,24 @@
         </w:rPr>
         <w:t>這是希伯來文中表示死者所在之地的詞。在一般的用法中，它的意思是「深谷」、「深淵」、「冥界」或「死者的世界」。在舊約聖經中，陰間是死者所在的地方，是地下的一個虛空的空間，死者都被聚集在這裡。陰間的同義詞有「坑」、「死亡」和「毀滅」（亞巴頓）。陰間是一個幽暗、完全寂靜的地方。在這裡，所有的存在都是停滯狀態，但它並不是一個不存在的地方，而是一個生命不復存在的地方。它也被稱為遺忘之地。住在那裡的人無法讚美神（</w:t>
       </w:r>
-      <w:hyperlink r:id="rId186">
-        <w:r>
-          <w:rPr>
-            <w:lang w:val="zh_TW" w:bidi="zh_TW"/>
-          </w:rPr>
-          <w:rPr>
-            <w:color w:val="0000EE"/>
-            <w:u w:val="single"/>
-          </w:rPr>
-          <w:t>詩88:10–12</w:t>
-        </w:r>
-      </w:hyperlink>
+      <w:r>
+        <w:rPr>
+          <w:lang w:val="zh_TW" w:bidi="zh_TW"/>
+        </w:rPr>
+        <w:t>詩88:10–12</w:t>
+      </w:r>
       <w:r>
         <w:rPr>
           <w:lang w:val="zh_TW" w:bidi="zh_TW"/>
         </w:rPr>
         <w:t>）。在啟示錄中，它被稱為是亞巴頓掌管的「無底坑」，而亞巴頓是那裡的王（</w:t>
       </w:r>
-      <w:hyperlink r:id="rId187">
-        <w:r>
-          <w:rPr>
-            <w:lang w:val="zh_TW" w:bidi="zh_TW"/>
-          </w:rPr>
-          <w:rPr>
-            <w:color w:val="0000EE"/>
-            <w:u w:val="single"/>
-          </w:rPr>
-          <w:t>啟9:11</w:t>
-        </w:r>
-      </w:hyperlink>
+      <w:r>
+        <w:rPr>
+          <w:lang w:val="zh_TW" w:bidi="zh_TW"/>
+        </w:rPr>
+        <w:t>啟9:11</w:t>
+      </w:r>
       <w:r>
         <w:rPr>
           <w:lang w:val="zh_TW" w:bidi="zh_TW"/>
@@ -7506,18 +6288,12 @@
         </w:rPr>
         <w:t>然而，陰間也不是神完全缺席的地方；人即使在陰間，也無法逃避神（</w:t>
       </w:r>
-      <w:hyperlink r:id="rId188">
-        <w:r>
-          <w:rPr>
-            <w:lang w:val="zh_TW" w:bidi="zh_TW"/>
-          </w:rPr>
-          <w:rPr>
-            <w:color w:val="0000EE"/>
-            <w:u w:val="single"/>
-          </w:rPr>
-          <w:t>詩139:8</w:t>
-        </w:r>
-      </w:hyperlink>
+      <w:r>
+        <w:rPr>
+          <w:lang w:val="zh_TW" w:bidi="zh_TW"/>
+        </w:rPr>
+        <w:t>詩139:8</w:t>
+      </w:r>
       <w:r>
         <w:rPr>
           <w:lang w:val="zh_TW" w:bidi="zh_TW"/>
@@ -7536,18 +6312,12 @@
         </w:rPr>
         <w:t>」（</w:t>
       </w:r>
-      <w:hyperlink r:id="rId189">
-        <w:r>
-          <w:rPr>
-            <w:lang w:val="zh_TW" w:bidi="zh_TW"/>
-          </w:rPr>
-          <w:rPr>
-            <w:color w:val="0000EE"/>
-            <w:u w:val="single"/>
-          </w:rPr>
-          <w:t>伯26:6</w:t>
-        </w:r>
-      </w:hyperlink>
+      <w:r>
+        <w:rPr>
+          <w:lang w:val="zh_TW" w:bidi="zh_TW"/>
+        </w:rPr>
+        <w:t>伯26:6</w:t>
+      </w:r>
       <w:r>
         <w:rPr>
           <w:lang w:val="zh_TW" w:bidi="zh_TW"/>
@@ -7566,18 +6336,12 @@
         </w:rPr>
         <w:t>」（</w:t>
       </w:r>
-      <w:hyperlink r:id="rId190">
-        <w:r>
-          <w:rPr>
-            <w:lang w:val="zh_TW" w:bidi="zh_TW"/>
-          </w:rPr>
-          <w:rPr>
-            <w:color w:val="0000EE"/>
-            <w:u w:val="single"/>
-          </w:rPr>
-          <w:t>箴15:11</w:t>
-        </w:r>
-      </w:hyperlink>
+      <w:r>
+        <w:rPr>
+          <w:lang w:val="zh_TW" w:bidi="zh_TW"/>
+        </w:rPr>
+        <w:t>箴15:11</w:t>
+      </w:r>
       <w:r>
         <w:rPr>
           <w:lang w:val="zh_TW" w:bidi="zh_TW"/>
@@ -7598,18 +6362,12 @@
         </w:rPr>
         <w:t>在聖經中，死亡並非是自然地發生。死亡違背了生命的原則，而生命是神的禮物。因此，陰間不僅是安息之地，也是懲罰之地。可拉和他的同黨發起對摩西的反對，他們被地所開的口吞滅，在陰間滅亡了（</w:t>
       </w:r>
-      <w:hyperlink r:id="rId191">
-        <w:r>
-          <w:rPr>
-            <w:lang w:val="zh_TW" w:bidi="zh_TW"/>
-          </w:rPr>
-          <w:rPr>
-            <w:color w:val="0000EE"/>
-            <w:u w:val="single"/>
-          </w:rPr>
-          <w:t>民16:30–33</w:t>
-        </w:r>
-      </w:hyperlink>
+      <w:r>
+        <w:rPr>
+          <w:lang w:val="zh_TW" w:bidi="zh_TW"/>
+        </w:rPr>
+        <w:t>民16:30–33</w:t>
+      </w:r>
       <w:r>
         <w:rPr>
           <w:lang w:val="zh_TW" w:bidi="zh_TW"/>
@@ -7628,18 +6386,12 @@
         </w:rPr>
         <w:t>的象徵 （</w:t>
       </w:r>
-      <w:hyperlink r:id="rId192">
-        <w:r>
-          <w:rPr>
-            <w:lang w:val="zh_TW" w:bidi="zh_TW"/>
-          </w:rPr>
-          <w:rPr>
-            <w:color w:val="0000EE"/>
-            <w:u w:val="single"/>
-          </w:rPr>
-          <w:t>詩39:12–13</w:t>
-        </w:r>
-      </w:hyperlink>
+      <w:r>
+        <w:rPr>
+          <w:lang w:val="zh_TW" w:bidi="zh_TW"/>
+        </w:rPr>
+        <w:t>詩39:12–13</w:t>
+      </w:r>
       <w:r>
         <w:rPr>
           <w:lang w:val="zh_TW" w:bidi="zh_TW"/>
@@ -7658,18 +6410,12 @@
         </w:rPr>
         <w:t>」（</w:t>
       </w:r>
-      <w:hyperlink r:id="rId193">
-        <w:r>
-          <w:rPr>
-            <w:lang w:val="zh_TW" w:bidi="zh_TW"/>
-          </w:rPr>
-          <w:rPr>
-            <w:color w:val="0000EE"/>
-            <w:u w:val="single"/>
-          </w:rPr>
-          <w:t>賽38:10</w:t>
-        </w:r>
-      </w:hyperlink>
+      <w:r>
+        <w:rPr>
+          <w:lang w:val="zh_TW" w:bidi="zh_TW"/>
+        </w:rPr>
+        <w:t>賽38:10</w:t>
+      </w:r>
       <w:r>
         <w:rPr>
           <w:lang w:val="zh_TW" w:bidi="zh_TW"/>
@@ -7702,90 +6448,60 @@
         </w:rPr>
         <w:t>」（參</w:t>
       </w:r>
-      <w:hyperlink r:id="rId194">
-        <w:r>
-          <w:rPr>
-            <w:lang w:val="zh_TW" w:bidi="zh_TW"/>
-          </w:rPr>
-          <w:rPr>
-            <w:color w:val="0000EE"/>
-            <w:u w:val="single"/>
-          </w:rPr>
-          <w:t>創25:8</w:t>
-        </w:r>
-      </w:hyperlink>
+      <w:r>
+        <w:rPr>
+          <w:lang w:val="zh_TW" w:bidi="zh_TW"/>
+        </w:rPr>
+        <w:t>創25:8</w:t>
+      </w:r>
       <w:r>
         <w:rPr>
           <w:lang w:val="zh_TW" w:bidi="zh_TW"/>
         </w:rPr>
         <w:t>、</w:t>
       </w:r>
-      <w:hyperlink r:id="rId194">
-        <w:r>
-          <w:rPr>
-            <w:lang w:val="zh_TW" w:bidi="zh_TW"/>
-          </w:rPr>
-          <w:rPr>
-            <w:color w:val="0000EE"/>
-            <w:u w:val="single"/>
-          </w:rPr>
-          <w:t>17</w:t>
-        </w:r>
-      </w:hyperlink>
+      <w:r>
+        <w:rPr>
+          <w:lang w:val="zh_TW" w:bidi="zh_TW"/>
+        </w:rPr>
+        <w:t>17</w:t>
+      </w:r>
       <w:r>
         <w:rPr>
           <w:lang w:val="zh_TW" w:bidi="zh_TW"/>
         </w:rPr>
         <w:t>，</w:t>
       </w:r>
-      <w:hyperlink r:id="rId195">
-        <w:r>
-          <w:rPr>
-            <w:lang w:val="zh_TW" w:bidi="zh_TW"/>
-          </w:rPr>
-          <w:rPr>
-            <w:color w:val="0000EE"/>
-            <w:u w:val="single"/>
-          </w:rPr>
-          <w:t>35:29</w:t>
-        </w:r>
-      </w:hyperlink>
+      <w:r>
+        <w:rPr>
+          <w:lang w:val="zh_TW" w:bidi="zh_TW"/>
+        </w:rPr>
+        <w:t>35:29</w:t>
+      </w:r>
       <w:r>
         <w:rPr>
           <w:lang w:val="zh_TW" w:bidi="zh_TW"/>
         </w:rPr>
         <w:t>，</w:t>
       </w:r>
-      <w:hyperlink r:id="rId196">
-        <w:r>
-          <w:rPr>
-            <w:lang w:val="zh_TW" w:bidi="zh_TW"/>
-          </w:rPr>
-          <w:rPr>
-            <w:color w:val="0000EE"/>
-            <w:u w:val="single"/>
-          </w:rPr>
-          <w:t>49:29</w:t>
-        </w:r>
-      </w:hyperlink>
+      <w:r>
+        <w:rPr>
+          <w:lang w:val="zh_TW" w:bidi="zh_TW"/>
+        </w:rPr>
+        <w:t>49:29</w:t>
+      </w:r>
       <w:r>
         <w:rPr>
           <w:lang w:val="zh_TW" w:bidi="zh_TW"/>
         </w:rPr>
         <w:t>）。在陰間之外似乎沒有希望（參</w:t>
       </w:r>
-      <w:hyperlink r:id="rId197">
-        <w:r>
-          <w:rPr>
-            <w:lang w:val="zh_TW" w:bidi="zh_TW"/>
-          </w:rPr>
-          <w:rPr>
-            <w:color w:val="0000EE"/>
-            <w:u w:val="single"/>
-          </w:rPr>
-          <w:t>傳9:10</w:t>
-        </w:r>
-      </w:hyperlink>
+      <w:r>
+        <w:rPr>
+          <w:lang w:val="zh_TW" w:bidi="zh_TW"/>
+        </w:rPr>
+        <w:t>傳9:10</w:t>
+      </w:r>
       <w:r>
         <w:rPr>
           <w:lang w:val="zh_TW" w:bidi="zh_TW"/>
@@ -7804,36 +6520,24 @@
         </w:rPr>
         <w:t>」（</w:t>
       </w:r>
-      <w:hyperlink r:id="rId161">
-        <w:r>
-          <w:rPr>
-            <w:lang w:val="zh_TW" w:bidi="zh_TW"/>
-          </w:rPr>
-          <w:rPr>
-            <w:color w:val="0000EE"/>
-            <w:u w:val="single"/>
-          </w:rPr>
-          <w:t>伯10:21–22</w:t>
-        </w:r>
-      </w:hyperlink>
+      <w:r>
+        <w:rPr>
+          <w:lang w:val="zh_TW" w:bidi="zh_TW"/>
+        </w:rPr>
+        <w:t>伯10:21–22</w:t>
+      </w:r>
       <w:r>
         <w:rPr>
           <w:lang w:val="zh_TW" w:bidi="zh_TW"/>
         </w:rPr>
         <w:t>）。然而，這不是約伯最後的話語。他也知道神的能力超越墳墓：「我知道我的救贖主活著……我這皮肉滅絕之後， 我必在肉體之外得見神」（</w:t>
       </w:r>
-      <w:hyperlink r:id="rId198">
-        <w:r>
-          <w:rPr>
-            <w:lang w:val="zh_TW" w:bidi="zh_TW"/>
-          </w:rPr>
-          <w:rPr>
-            <w:color w:val="0000EE"/>
-            <w:u w:val="single"/>
-          </w:rPr>
-          <w:t>19:25–26</w:t>
-        </w:r>
-      </w:hyperlink>
+      <w:r>
+        <w:rPr>
+          <w:lang w:val="zh_TW" w:bidi="zh_TW"/>
+        </w:rPr>
+        <w:t>19:25–26</w:t>
+      </w:r>
       <w:r>
         <w:rPr>
           <w:lang w:val="zh_TW" w:bidi="zh_TW"/>
@@ -7854,18 +6558,12 @@
         </w:rPr>
         <w:t>死者住在陰間的觀念貫穿在舊約聖經中。掃羅與隱‧多珥的靈媒交談的事件（</w:t>
       </w:r>
-      <w:hyperlink r:id="rId199">
-        <w:r>
-          <w:rPr>
-            <w:lang w:val="zh_TW" w:bidi="zh_TW"/>
-          </w:rPr>
-          <w:rPr>
-            <w:color w:val="0000EE"/>
-            <w:u w:val="single"/>
-          </w:rPr>
-          <w:t>撒上28:11</w:t>
-        </w:r>
-      </w:hyperlink>
+      <w:r>
+        <w:rPr>
+          <w:lang w:val="zh_TW" w:bidi="zh_TW"/>
+        </w:rPr>
+        <w:t>撒上28:11</w:t>
+      </w:r>
       <w:r>
         <w:rPr>
           <w:lang w:val="zh_TW" w:bidi="zh_TW"/>
@@ -7884,54 +6582,36 @@
         </w:rPr>
         <w:t>摩西律法（</w:t>
       </w:r>
-      <w:hyperlink r:id="rId200">
-        <w:r>
-          <w:rPr>
-            <w:lang w:val="zh_TW" w:bidi="zh_TW"/>
-          </w:rPr>
-          <w:rPr>
-            <w:color w:val="0000EE"/>
-            <w:u w:val="single"/>
-          </w:rPr>
-          <w:t>申18:9–11</w:t>
-        </w:r>
-      </w:hyperlink>
+      <w:r>
+        <w:rPr>
+          <w:lang w:val="zh_TW" w:bidi="zh_TW"/>
+        </w:rPr>
+        <w:t>申18:9–11</w:t>
+      </w:r>
       <w:r>
         <w:rPr>
           <w:lang w:val="zh_TW" w:bidi="zh_TW"/>
         </w:rPr>
         <w:t>）和王本人（參</w:t>
       </w:r>
-      <w:hyperlink r:id="rId201">
-        <w:r>
-          <w:rPr>
-            <w:lang w:val="zh_TW" w:bidi="zh_TW"/>
-          </w:rPr>
-          <w:rPr>
-            <w:color w:val="0000EE"/>
-            <w:u w:val="single"/>
-          </w:rPr>
-          <w:t>撒上28:3</w:t>
-        </w:r>
-      </w:hyperlink>
+      <w:r>
+        <w:rPr>
+          <w:lang w:val="zh_TW" w:bidi="zh_TW"/>
+        </w:rPr>
+        <w:t>撒上28:3</w:t>
+      </w:r>
       <w:r>
         <w:rPr>
           <w:lang w:val="zh_TW" w:bidi="zh_TW"/>
         </w:rPr>
         <w:t>、</w:t>
       </w:r>
-      <w:hyperlink r:id="rId201">
-        <w:r>
-          <w:rPr>
-            <w:lang w:val="zh_TW" w:bidi="zh_TW"/>
-          </w:rPr>
-          <w:rPr>
-            <w:color w:val="0000EE"/>
-            <w:u w:val="single"/>
-          </w:rPr>
-          <w:t>9</w:t>
-        </w:r>
-      </w:hyperlink>
+      <w:r>
+        <w:rPr>
+          <w:lang w:val="zh_TW" w:bidi="zh_TW"/>
+        </w:rPr>
+        <w:t>9</w:t>
+      </w:r>
       <w:r>
         <w:rPr>
           <w:lang w:val="zh_TW" w:bidi="zh_TW"/>
@@ -8102,72 +6782,48 @@
         </w:rPr>
         <w:t>在聖經中，放蕩的例子包括所多瑪和蛾摩拉的人，他們以無法無天的行為生活（</w:t>
       </w:r>
-      <w:hyperlink r:id="rId202">
-        <w:r>
-          <w:rPr>
-            <w:lang w:val="zh_TW" w:bidi="zh_TW"/>
-          </w:rPr>
-          <w:rPr>
-            <w:color w:val="0000EE"/>
-            <w:u w:val="single"/>
-          </w:rPr>
-          <w:t>彼後2:7</w:t>
-        </w:r>
-      </w:hyperlink>
+      <w:r>
+        <w:rPr>
+          <w:lang w:val="zh_TW" w:bidi="zh_TW"/>
+        </w:rPr>
+        <w:t>彼後2:7</w:t>
+      </w:r>
       <w:r>
         <w:rPr>
           <w:lang w:val="zh_TW" w:bidi="zh_TW"/>
         </w:rPr>
         <w:t>）；那些假教師，他們向追隨者承諾自由，但自己卻是腐敗的奴隸（</w:t>
       </w:r>
-      <w:hyperlink r:id="rId203">
-        <w:r>
-          <w:rPr>
-            <w:lang w:val="zh_TW" w:bidi="zh_TW"/>
-          </w:rPr>
-          <w:rPr>
-            <w:color w:val="0000EE"/>
-            <w:u w:val="single"/>
-          </w:rPr>
-          <w:t>彼後2:2、18–19</w:t>
-        </w:r>
-      </w:hyperlink>
+      <w:r>
+        <w:rPr>
+          <w:lang w:val="zh_TW" w:bidi="zh_TW"/>
+        </w:rPr>
+        <w:t>彼後2:2、18–19</w:t>
+      </w:r>
       <w:r>
         <w:rPr>
           <w:lang w:val="zh_TW" w:bidi="zh_TW"/>
         </w:rPr>
         <w:t>；參：</w:t>
       </w:r>
-      <w:hyperlink r:id="rId204">
-        <w:r>
-          <w:rPr>
-            <w:lang w:val="zh_TW" w:bidi="zh_TW"/>
-          </w:rPr>
-          <w:rPr>
-            <w:color w:val="0000EE"/>
-            <w:u w:val="single"/>
-          </w:rPr>
-          <w:t>猶4</w:t>
-        </w:r>
-      </w:hyperlink>
+      <w:r>
+        <w:rPr>
+          <w:lang w:val="zh_TW" w:bidi="zh_TW"/>
+        </w:rPr>
+        <w:t>猶4</w:t>
+      </w:r>
       <w:r>
         <w:rPr>
           <w:lang w:val="zh_TW" w:bidi="zh_TW"/>
         </w:rPr>
         <w:t>）；以及那些貪婪地做盡各種不潔之事的外邦人（</w:t>
       </w:r>
-      <w:hyperlink r:id="rId205">
-        <w:r>
-          <w:rPr>
-            <w:lang w:val="zh_TW" w:bidi="zh_TW"/>
-          </w:rPr>
-          <w:rPr>
-            <w:color w:val="0000EE"/>
-            <w:u w:val="single"/>
-          </w:rPr>
-          <w:t>弗4:19</w:t>
-        </w:r>
-      </w:hyperlink>
+      <w:r>
+        <w:rPr>
+          <w:lang w:val="zh_TW" w:bidi="zh_TW"/>
+        </w:rPr>
+        <w:t>弗4:19</w:t>
+      </w:r>
       <w:r>
         <w:rPr>
           <w:lang w:val="zh_TW" w:bidi="zh_TW"/>
@@ -8186,72 +6842,48 @@
         </w:rPr>
         <w:t>蕩」來指性方面的過度行為（</w:t>
       </w:r>
-      <w:hyperlink r:id="rId206">
-        <w:r>
-          <w:rPr>
-            <w:lang w:val="zh_TW" w:bidi="zh_TW"/>
-          </w:rPr>
-          <w:rPr>
-            <w:color w:val="0000EE"/>
-            <w:u w:val="single"/>
-          </w:rPr>
-          <w:t>羅13:13</w:t>
-        </w:r>
-      </w:hyperlink>
+      <w:r>
+        <w:rPr>
+          <w:lang w:val="zh_TW" w:bidi="zh_TW"/>
+        </w:rPr>
+        <w:t>羅13:13</w:t>
+      </w:r>
       <w:r>
         <w:rPr>
           <w:lang w:val="zh_TW" w:bidi="zh_TW"/>
         </w:rPr>
         <w:t>；</w:t>
       </w:r>
-      <w:hyperlink r:id="rId207">
-        <w:r>
-          <w:rPr>
-            <w:lang w:val="zh_TW" w:bidi="zh_TW"/>
-          </w:rPr>
-          <w:rPr>
-            <w:color w:val="0000EE"/>
-            <w:u w:val="single"/>
-          </w:rPr>
-          <w:t>林後12:21</w:t>
-        </w:r>
-      </w:hyperlink>
+      <w:r>
+        <w:rPr>
+          <w:lang w:val="zh_TW" w:bidi="zh_TW"/>
+        </w:rPr>
+        <w:t>林後12:21</w:t>
+      </w:r>
       <w:r>
         <w:rPr>
           <w:lang w:val="zh_TW" w:bidi="zh_TW"/>
         </w:rPr>
         <w:t>；</w:t>
       </w:r>
-      <w:hyperlink r:id="rId208">
-        <w:r>
-          <w:rPr>
-            <w:lang w:val="zh_TW" w:bidi="zh_TW"/>
-          </w:rPr>
-          <w:rPr>
-            <w:color w:val="0000EE"/>
-            <w:u w:val="single"/>
-          </w:rPr>
-          <w:t>加5:19</w:t>
-        </w:r>
-      </w:hyperlink>
+      <w:r>
+        <w:rPr>
+          <w:lang w:val="zh_TW" w:bidi="zh_TW"/>
+        </w:rPr>
+        <w:t>加5:19</w:t>
+      </w:r>
       <w:r>
         <w:rPr>
           <w:lang w:val="zh_TW" w:bidi="zh_TW"/>
         </w:rPr>
         <w:t>），這也可能是這個詞在</w:t>
       </w:r>
-      <w:hyperlink r:id="rId209">
-        <w:r>
-          <w:rPr>
-            <w:lang w:val="zh_TW" w:bidi="zh_TW"/>
-          </w:rPr>
-          <w:rPr>
-            <w:color w:val="0000EE"/>
-            <w:u w:val="single"/>
-          </w:rPr>
-          <w:t>馬可福音七章22節</w:t>
-        </w:r>
-      </w:hyperlink>
+      <w:r>
+        <w:rPr>
+          <w:lang w:val="zh_TW" w:bidi="zh_TW"/>
+        </w:rPr>
+        <w:t>馬可福音七章22節</w:t>
+      </w:r>
       <w:r>
         <w:rPr>
           <w:lang w:val="zh_TW" w:bidi="zh_TW"/>
@@ -8437,18 +7069,12 @@
         </w:rPr>
         <w:t>「德拉姆（Dram）」是波斯金幣達利克的另一個名稱。在</w:t>
       </w:r>
-      <w:hyperlink r:id="rId210">
-        <w:r>
-          <w:rPr>
-            <w:lang w:val="zh_TW" w:bidi="zh_TW"/>
-          </w:rPr>
-          <w:rPr>
-            <w:color w:val="0000EE"/>
-            <w:u w:val="single"/>
-          </w:rPr>
-          <w:t>以斯拉記二章68至69節</w:t>
-        </w:r>
-      </w:hyperlink>
+      <w:r>
+        <w:rPr>
+          <w:lang w:val="zh_TW" w:bidi="zh_TW"/>
+        </w:rPr>
+        <w:t>以斯拉記二章68至69節</w:t>
+      </w:r>
       <w:r>
         <w:rPr>
           <w:lang w:val="zh_TW" w:bidi="zh_TW"/>
@@ -8557,18 +7183,12 @@
         </w:rPr>
         <w:t>兩者都是埃及的王權象徵。門徒彼得在魚口中發現了一枚司塔特（stater，或四德拉克馬），並用它來支付他和耶穌的聖殿稅；而這枚硬幣可能是泰爾硬幣（</w:t>
       </w:r>
-      <w:hyperlink r:id="rId211">
-        <w:r>
-          <w:rPr>
-            <w:lang w:val="zh_TW" w:bidi="zh_TW"/>
-          </w:rPr>
-          <w:rPr>
-            <w:color w:val="0000EE"/>
-            <w:u w:val="single"/>
-          </w:rPr>
-          <w:t>太17:27</w:t>
-        </w:r>
-      </w:hyperlink>
+      <w:r>
+        <w:rPr>
+          <w:lang w:val="zh_TW" w:bidi="zh_TW"/>
+        </w:rPr>
+        <w:t>太17:27</w:t>
+      </w:r>
       <w:r>
         <w:rPr>
           <w:lang w:val="zh_TW" w:bidi="zh_TW"/>
@@ -8641,18 +7261,12 @@
         </w:rPr>
         <w:t>當猶太人首次開始鑄造硬幣時，鑄幣工匠面臨了幾個問題。當地沒有鑄幣廠，也缺乏擅長設計或鑄模的人才。當時近東流通的硬幣設計精美，每枚硬幣上都有統治者或神祇的肖像。對猶太人而言，這種設計違反了第二條誡命：「不可為自己雕刻偶像」（</w:t>
       </w:r>
-      <w:hyperlink r:id="rId212">
-        <w:r>
-          <w:rPr>
-            <w:lang w:val="zh_TW" w:bidi="zh_TW"/>
-          </w:rPr>
-          <w:rPr>
-            <w:color w:val="0000EE"/>
-            <w:u w:val="single"/>
-          </w:rPr>
-          <w:t>出20:4</w:t>
-        </w:r>
-      </w:hyperlink>
+      <w:r>
+        <w:rPr>
+          <w:lang w:val="zh_TW" w:bidi="zh_TW"/>
+        </w:rPr>
+        <w:t>出20:4</w:t>
+      </w:r>
       <w:r>
         <w:rPr>
           <w:lang w:val="zh_TW" w:bidi="zh_TW"/>
@@ -8685,54 +7299,36 @@
         </w:rPr>
         <w:t>）最早的硬幣是約翰‧許爾堪一世（John Hyrcanus I，公元前134–104年）的小型銅幣雷普頓（lepton，複數為雷普塔〔lepta〕）。許爾堪一世是西門‧馬加比的兒子。銅幣正面刻有兩個豐饒之角（cornucopias），中間有一個石榴，象徵神賜給土地的豐收。背面是一條花環內的銘文：「大祭司約翰和猶太社群」。考古學家發現了大量在許爾堪一世的兒子亞歷山大·詹納烏斯（Alexander Janneus）統治期間時所使用的小銅幣雷普塔。這些錢幣顯然在聖殿交易中需求很大，因為兌換商會將外邦訪客的貨幣兌換成更容易接受的猶太錢幣。毫無疑問，耶穌在推翻兌換銀錢之人的桌子時撒在外邦人院地面的硬幣，就是哈斯蒙尼家族的雷普塔（</w:t>
       </w:r>
-      <w:hyperlink r:id="rId213">
-        <w:r>
-          <w:rPr>
-            <w:lang w:val="zh_TW" w:bidi="zh_TW"/>
-          </w:rPr>
-          <w:rPr>
-            <w:color w:val="0000EE"/>
-            <w:u w:val="single"/>
-          </w:rPr>
-          <w:t>太21:12</w:t>
-        </w:r>
-      </w:hyperlink>
+      <w:r>
+        <w:rPr>
+          <w:lang w:val="zh_TW" w:bidi="zh_TW"/>
+        </w:rPr>
+        <w:t>太21:12</w:t>
+      </w:r>
       <w:r>
         <w:rPr>
           <w:lang w:val="zh_TW" w:bidi="zh_TW"/>
         </w:rPr>
         <w:t>；</w:t>
       </w:r>
-      <w:hyperlink r:id="rId214">
-        <w:r>
-          <w:rPr>
-            <w:lang w:val="zh_TW" w:bidi="zh_TW"/>
-          </w:rPr>
-          <w:rPr>
-            <w:color w:val="0000EE"/>
-            <w:u w:val="single"/>
-          </w:rPr>
-          <w:t>約2:15</w:t>
-        </w:r>
-      </w:hyperlink>
+      <w:r>
+        <w:rPr>
+          <w:lang w:val="zh_TW" w:bidi="zh_TW"/>
+        </w:rPr>
+        <w:t>約2:15</w:t>
+      </w:r>
       <w:r>
         <w:rPr>
           <w:lang w:val="zh_TW" w:bidi="zh_TW"/>
         </w:rPr>
         <w:t>）。由青銅或銅製的雷普頓（或稱「小錢」），價值約為1/400舍客勒。耶穌在另一場合提到這種硬幣，祂讚揚一位寡婦捐出兩個小錢給聖殿庫房，並說：「因為，他們都是自己有餘，拿出來投在裡頭；但這寡婦是自己不足，把她一切養生的都投上了。」（</w:t>
       </w:r>
-      <w:hyperlink r:id="rId215">
-        <w:r>
-          <w:rPr>
-            <w:lang w:val="zh_TW" w:bidi="zh_TW"/>
-          </w:rPr>
-          <w:rPr>
-            <w:color w:val="0000EE"/>
-            <w:u w:val="single"/>
-          </w:rPr>
-          <w:t>可12:44</w:t>
-        </w:r>
-      </w:hyperlink>
+      <w:r>
+        <w:rPr>
+          <w:lang w:val="zh_TW" w:bidi="zh_TW"/>
+        </w:rPr>
+        <w:t>可12:44</w:t>
+      </w:r>
       <w:r>
         <w:rPr>
           <w:lang w:val="zh_TW" w:bidi="zh_TW"/>
@@ -8839,18 +7435,12 @@
         </w:rPr>
         <w:t>希律於公元前4年去世後，他的兒子希律·亞基老（Herod Archelaus）繼位。這一時期的雷普塔硬幣正面刻有懸掛的葡萄串及希臘文銘文，背面則是兩羽飾的馬其頓頭盔。葡萄象徵以色列是耶和華的葡萄園（</w:t>
       </w:r>
-      <w:hyperlink r:id="rId216">
-        <w:r>
-          <w:rPr>
-            <w:lang w:val="zh_TW" w:bidi="zh_TW"/>
-          </w:rPr>
-          <w:rPr>
-            <w:color w:val="0000EE"/>
-            <w:u w:val="single"/>
-          </w:rPr>
-          <w:t>賽5章</w:t>
-        </w:r>
-      </w:hyperlink>
+      <w:r>
+        <w:rPr>
+          <w:lang w:val="zh_TW" w:bidi="zh_TW"/>
+        </w:rPr>
+        <w:t>賽5章</w:t>
+      </w:r>
       <w:r>
         <w:rPr>
           <w:lang w:val="zh_TW" w:bidi="zh_TW"/>
@@ -8871,18 +7461,12 @@
         </w:rPr>
         <w:t>在公元前4年，希律·安提帕（Herod Antipas）也開始執政，但他沒有猶太地或撒馬利亞的管轄權。猶太王國的這部分領地被交由羅馬總督（即「巡撫」）管理，他們由皇帝直接任命。其中最為人熟知的猶太巡撫是本丟·彼拉多（Pontius Pilate，公元26–36年）。彼拉多的銅幣設計大膽創新，包含一些與羅馬宗教相關的器物圖案，例如：正面是占卜杖（外形類似牧羊人的杖）和用於祭祀準備的勺子。背面則有一個花環，內刻有公元30–31年的統治日期。投入聖殿庫房的兩個小錢（</w:t>
       </w:r>
-      <w:hyperlink r:id="rId217">
-        <w:r>
-          <w:rPr>
-            <w:lang w:val="zh_TW" w:bidi="zh_TW"/>
-          </w:rPr>
-          <w:rPr>
-            <w:color w:val="0000EE"/>
-            <w:u w:val="single"/>
-          </w:rPr>
-          <w:t>路21:2</w:t>
-        </w:r>
-      </w:hyperlink>
+      <w:r>
+        <w:rPr>
+          <w:lang w:val="zh_TW" w:bidi="zh_TW"/>
+        </w:rPr>
+        <w:t>路21:2</w:t>
+      </w:r>
       <w:r>
         <w:rPr>
           <w:lang w:val="zh_TW" w:bidi="zh_TW"/>
@@ -8966,66 +7550,42 @@
         </w:rPr>
         <w:t>另一種在希臘和羅馬貨幣中常見的青銅硬幣是阿撒利翁（assarion），最早鑄造於公元前一世紀，但在基督教時期仍在使用。其中一種阿撒利翁硬幣正面刻有帶翅膀的獅身人面像（sphinx），背面為一個雙耳瓶（amphora）。學者仍在討論新約中描述為「小錢（farthing）」的硬幣究竟是希臘的阿撒利翁，還是羅馬的「阿斯」或「四分之一阿斯」。該硬幣在新約中出現四次，其中最著名的是耶穌的提問：「兩個麻雀不是賣一分銀子嗎？」（見</w:t>
       </w:r>
-      <w:hyperlink r:id="rId218">
-        <w:r>
-          <w:rPr>
-            <w:lang w:val="zh_TW" w:bidi="zh_TW"/>
-          </w:rPr>
-          <w:rPr>
-            <w:color w:val="0000EE"/>
-            <w:u w:val="single"/>
-          </w:rPr>
-          <w:t>太5:26，</w:t>
-        </w:r>
-      </w:hyperlink>
-      <w:hyperlink r:id="rId219">
-        <w:r>
-          <w:rPr>
-            <w:lang w:val="zh_TW" w:bidi="zh_TW"/>
-          </w:rPr>
-          <w:rPr>
-            <w:color w:val="0000EE"/>
-            <w:u w:val="single"/>
-          </w:rPr>
-          <w:t>10:29</w:t>
-        </w:r>
-      </w:hyperlink>
+      <w:r>
+        <w:rPr>
+          <w:lang w:val="zh_TW" w:bidi="zh_TW"/>
+        </w:rPr>
+        <w:t>太5:26，</w:t>
+      </w:r>
+      <w:r>
+        <w:rPr>
+          <w:lang w:val="zh_TW" w:bidi="zh_TW"/>
+        </w:rPr>
+        <w:t>10:29</w:t>
+      </w:r>
       <w:r>
         <w:rPr>
           <w:lang w:val="zh_TW" w:bidi="zh_TW"/>
         </w:rPr>
         <w:t>；</w:t>
       </w:r>
-      <w:hyperlink r:id="rId220">
-        <w:r>
-          <w:rPr>
-            <w:lang w:val="zh_TW" w:bidi="zh_TW"/>
-          </w:rPr>
-          <w:rPr>
-            <w:color w:val="0000EE"/>
-            <w:u w:val="single"/>
-          </w:rPr>
-          <w:t>可12:42</w:t>
-        </w:r>
-      </w:hyperlink>
+      <w:r>
+        <w:rPr>
+          <w:lang w:val="zh_TW" w:bidi="zh_TW"/>
+        </w:rPr>
+        <w:t>可12:42</w:t>
+      </w:r>
       <w:r>
         <w:rPr>
           <w:lang w:val="zh_TW" w:bidi="zh_TW"/>
         </w:rPr>
         <w:t>；</w:t>
       </w:r>
-      <w:hyperlink r:id="rId221">
-        <w:r>
-          <w:rPr>
-            <w:lang w:val="zh_TW" w:bidi="zh_TW"/>
-          </w:rPr>
-          <w:rPr>
-            <w:color w:val="0000EE"/>
-            <w:u w:val="single"/>
-          </w:rPr>
-          <w:t>路12:6</w:t>
-        </w:r>
-      </w:hyperlink>
+      <w:r>
+        <w:rPr>
+          <w:lang w:val="zh_TW" w:bidi="zh_TW"/>
+        </w:rPr>
+        <w:t>路12:6</w:t>
+      </w:r>
       <w:r>
         <w:rPr>
           <w:lang w:val="zh_TW" w:bidi="zh_TW"/>
@@ -9046,36 +7606,24 @@
         </w:rPr>
         <w:t>在某些英文譯本中翻譯為「便士（penny）」的詞是希臘文「得拿利（denarius）」的形式，這是新約時代勞工的正常日薪。例如，在葡萄園工人的比喻中，園主同意每天支付每人「一個便士（a penny，和合本譯為一錢銀子）」工資（</w:t>
       </w:r>
-      <w:hyperlink r:id="rId222">
-        <w:r>
-          <w:rPr>
-            <w:lang w:val="zh_TW" w:bidi="zh_TW"/>
-          </w:rPr>
-          <w:rPr>
-            <w:color w:val="0000EE"/>
-            <w:u w:val="single"/>
-          </w:rPr>
-          <w:t>太20:2</w:t>
-        </w:r>
-      </w:hyperlink>
+      <w:r>
+        <w:rPr>
+          <w:lang w:val="zh_TW" w:bidi="zh_TW"/>
+        </w:rPr>
+        <w:t>太20:2</w:t>
+      </w:r>
       <w:r>
         <w:rPr>
           <w:lang w:val="zh_TW" w:bidi="zh_TW"/>
         </w:rPr>
         <w:t>）。「兩個便士（two pence，和合本譯為二錢銀子）」是好撒馬利亞人支付給旅店主人的金額（</w:t>
       </w:r>
-      <w:hyperlink r:id="rId223">
-        <w:r>
-          <w:rPr>
-            <w:lang w:val="zh_TW" w:bidi="zh_TW"/>
-          </w:rPr>
-          <w:rPr>
-            <w:color w:val="0000EE"/>
-            <w:u w:val="single"/>
-          </w:rPr>
-          <w:t>路10:35</w:t>
-        </w:r>
-      </w:hyperlink>
+      <w:r>
+        <w:rPr>
+          <w:lang w:val="zh_TW" w:bidi="zh_TW"/>
+        </w:rPr>
+        <w:t>路10:35</w:t>
+      </w:r>
       <w:r>
         <w:rPr>
           <w:lang w:val="zh_TW" w:bidi="zh_TW"/>
@@ -9096,18 +7644,12 @@
         </w:rPr>
         <w:t>當得拿利或「便士」被視為一天的正常工資時，耶穌的門徒被要求為5,000人找到食物時的驚訝就更容易理解了。他們驚呼：就是「二十兩銀子」的餅也不足以讓他們吃飽（</w:t>
       </w:r>
-      <w:hyperlink r:id="rId224">
-        <w:r>
-          <w:rPr>
-            <w:lang w:val="zh_TW" w:bidi="zh_TW"/>
-          </w:rPr>
-          <w:rPr>
-            <w:color w:val="0000EE"/>
-            <w:u w:val="single"/>
-          </w:rPr>
-          <w:t>約6:7</w:t>
-        </w:r>
-      </w:hyperlink>
+      <w:r>
+        <w:rPr>
+          <w:lang w:val="zh_TW" w:bidi="zh_TW"/>
+        </w:rPr>
+        <w:t>約6:7</w:t>
+      </w:r>
       <w:r>
         <w:rPr>
           <w:lang w:val="zh_TW" w:bidi="zh_TW"/>
@@ -9190,18 +7732,12 @@
         </w:rPr>
         <w:t>（</w:t>
       </w:r>
-      <w:hyperlink r:id="rId225">
-        <w:r>
-          <w:rPr>
-            <w:lang w:val="zh_TW" w:bidi="zh_TW"/>
-          </w:rPr>
-          <w:rPr>
-            <w:color w:val="0000EE"/>
-            <w:u w:val="single"/>
-          </w:rPr>
-          <w:t>路2:1–2</w:t>
-        </w:r>
-      </w:hyperlink>
+      <w:r>
+        <w:rPr>
+          <w:lang w:val="zh_TW" w:bidi="zh_TW"/>
+        </w:rPr>
+        <w:t>路2:1–2</w:t>
+      </w:r>
       <w:r>
         <w:rPr>
           <w:lang w:val="zh_TW" w:bidi="zh_TW"/>
@@ -9222,36 +7758,24 @@
         </w:rPr>
         <w:t>在</w:t>
       </w:r>
-      <w:hyperlink r:id="rId226">
-        <w:r>
-          <w:rPr>
-            <w:lang w:val="zh_TW" w:bidi="zh_TW"/>
-          </w:rPr>
-          <w:rPr>
-            <w:color w:val="0000EE"/>
-            <w:u w:val="single"/>
-          </w:rPr>
-          <w:t>馬太福音二十二章19節</w:t>
-        </w:r>
-      </w:hyperlink>
+      <w:r>
+        <w:rPr>
+          <w:lang w:val="zh_TW" w:bidi="zh_TW"/>
+        </w:rPr>
+        <w:t>馬太福音二十二章19節</w:t>
+      </w:r>
       <w:r>
         <w:rPr>
           <w:lang w:val="zh_TW" w:bidi="zh_TW"/>
         </w:rPr>
         <w:t>，耶穌要求試探祂的人出示一枚用來納稅的錢幣。他們遞給祂一枚刻有凱撒肖像與銘文的銀錢（</w:t>
       </w:r>
-      <w:hyperlink r:id="rId227">
-        <w:r>
-          <w:rPr>
-            <w:lang w:val="zh_TW" w:bidi="zh_TW"/>
-          </w:rPr>
-          <w:rPr>
-            <w:color w:val="0000EE"/>
-            <w:u w:val="single"/>
-          </w:rPr>
-          <w:t>太22:21</w:t>
-        </w:r>
-      </w:hyperlink>
+      <w:r>
+        <w:rPr>
+          <w:lang w:val="zh_TW" w:bidi="zh_TW"/>
+        </w:rPr>
+        <w:t>太22:21</w:t>
+      </w:r>
       <w:r>
         <w:rPr>
           <w:lang w:val="zh_TW" w:bidi="zh_TW"/>
@@ -9364,90 +7888,60 @@
         </w:rPr>
         <w:t>的翻譯（</w:t>
       </w:r>
-      <w:hyperlink r:id="rId228">
-        <w:r>
-          <w:rPr>
-            <w:lang w:val="zh_TW" w:bidi="zh_TW"/>
-          </w:rPr>
-          <w:rPr>
-            <w:color w:val="0000EE"/>
-            <w:u w:val="single"/>
-          </w:rPr>
-          <w:t>太20:2、9–10、13</w:t>
-        </w:r>
-      </w:hyperlink>
+      <w:r>
+        <w:rPr>
+          <w:lang w:val="zh_TW" w:bidi="zh_TW"/>
+        </w:rPr>
+        <w:t>太20:2、9–10、13</w:t>
+      </w:r>
       <w:r>
         <w:rPr>
           <w:lang w:val="zh_TW" w:bidi="zh_TW"/>
         </w:rPr>
         <w:t>，</w:t>
       </w:r>
-      <w:hyperlink r:id="rId226">
-        <w:r>
-          <w:rPr>
-            <w:lang w:val="zh_TW" w:bidi="zh_TW"/>
-          </w:rPr>
-          <w:rPr>
-            <w:color w:val="0000EE"/>
-            <w:u w:val="single"/>
-          </w:rPr>
-          <w:t>22:19</w:t>
-        </w:r>
-      </w:hyperlink>
+      <w:r>
+        <w:rPr>
+          <w:lang w:val="zh_TW" w:bidi="zh_TW"/>
+        </w:rPr>
+        <w:t>22:19</w:t>
+      </w:r>
       <w:r>
         <w:rPr>
           <w:lang w:val="zh_TW" w:bidi="zh_TW"/>
         </w:rPr>
         <w:t>；</w:t>
       </w:r>
-      <w:hyperlink r:id="rId229">
-        <w:r>
-          <w:rPr>
-            <w:lang w:val="zh_TW" w:bidi="zh_TW"/>
-          </w:rPr>
-          <w:rPr>
-            <w:color w:val="0000EE"/>
-            <w:u w:val="single"/>
-          </w:rPr>
-          <w:t>可12:15</w:t>
-        </w:r>
-      </w:hyperlink>
+      <w:r>
+        <w:rPr>
+          <w:lang w:val="zh_TW" w:bidi="zh_TW"/>
+        </w:rPr>
+        <w:t>可12:15</w:t>
+      </w:r>
       <w:r>
         <w:rPr>
           <w:lang w:val="zh_TW" w:bidi="zh_TW"/>
         </w:rPr>
         <w:t>；</w:t>
       </w:r>
-      <w:hyperlink r:id="rId230">
-        <w:r>
-          <w:rPr>
-            <w:lang w:val="zh_TW" w:bidi="zh_TW"/>
-          </w:rPr>
-          <w:rPr>
-            <w:color w:val="0000EE"/>
-            <w:u w:val="single"/>
-          </w:rPr>
-          <w:t>路20:24</w:t>
-        </w:r>
-      </w:hyperlink>
+      <w:r>
+        <w:rPr>
+          <w:lang w:val="zh_TW" w:bidi="zh_TW"/>
+        </w:rPr>
+        <w:t>路20:24</w:t>
+      </w:r>
       <w:r>
         <w:rPr>
           <w:lang w:val="zh_TW" w:bidi="zh_TW"/>
         </w:rPr>
         <w:t>；</w:t>
       </w:r>
-      <w:hyperlink r:id="rId231">
-        <w:r>
-          <w:rPr>
-            <w:lang w:val="zh_TW" w:bidi="zh_TW"/>
-          </w:rPr>
-          <w:rPr>
-            <w:color w:val="0000EE"/>
-            <w:u w:val="single"/>
-          </w:rPr>
-          <w:t>啟6:6</w:t>
-        </w:r>
-      </w:hyperlink>
+      <w:r>
+        <w:rPr>
+          <w:lang w:val="zh_TW" w:bidi="zh_TW"/>
+        </w:rPr>
+        <w:t>啟6:6</w:t>
+      </w:r>
       <w:r>
         <w:rPr>
           <w:lang w:val="zh_TW" w:bidi="zh_TW"/>
@@ -9481,36 +7975,24 @@
         </w:rPr>
         <w:t>的詞語翻譯為銀子（</w:t>
       </w:r>
-      <w:hyperlink r:id="rId219">
-        <w:r>
-          <w:rPr>
-            <w:lang w:val="zh_TW" w:bidi="zh_TW"/>
-          </w:rPr>
-          <w:rPr>
-            <w:color w:val="0000EE"/>
-            <w:u w:val="single"/>
-          </w:rPr>
-          <w:t>太10:29</w:t>
-        </w:r>
-      </w:hyperlink>
+      <w:r>
+        <w:rPr>
+          <w:lang w:val="zh_TW" w:bidi="zh_TW"/>
+        </w:rPr>
+        <w:t>太10:29</w:t>
+      </w:r>
       <w:r>
         <w:rPr>
           <w:lang w:val="zh_TW" w:bidi="zh_TW"/>
         </w:rPr>
         <w:t>；</w:t>
       </w:r>
-      <w:hyperlink r:id="rId221">
-        <w:r>
-          <w:rPr>
-            <w:lang w:val="zh_TW" w:bidi="zh_TW"/>
-          </w:rPr>
-          <w:rPr>
-            <w:color w:val="0000EE"/>
-            <w:u w:val="single"/>
-          </w:rPr>
-          <w:t>路12:6</w:t>
-        </w:r>
-      </w:hyperlink>
+      <w:r>
+        <w:rPr>
+          <w:lang w:val="zh_TW" w:bidi="zh_TW"/>
+        </w:rPr>
+        <w:t>路12:6</w:t>
+      </w:r>
       <w:r>
         <w:rPr>
           <w:lang w:val="zh_TW" w:bidi="zh_TW"/>
@@ -9570,36 +8052,24 @@
         </w:rPr>
         <w:t>的六十四分之一（</w:t>
       </w:r>
-      <w:hyperlink r:id="rId218">
-        <w:r>
-          <w:rPr>
-            <w:lang w:val="zh_TW" w:bidi="zh_TW"/>
-          </w:rPr>
-          <w:rPr>
-            <w:color w:val="0000EE"/>
-            <w:u w:val="single"/>
-          </w:rPr>
-          <w:t>太5:26</w:t>
-        </w:r>
-      </w:hyperlink>
+      <w:r>
+        <w:rPr>
+          <w:lang w:val="zh_TW" w:bidi="zh_TW"/>
+        </w:rPr>
+        <w:t>太5:26</w:t>
+      </w:r>
       <w:r>
         <w:rPr>
           <w:lang w:val="zh_TW" w:bidi="zh_TW"/>
         </w:rPr>
         <w:t>；</w:t>
       </w:r>
-      <w:hyperlink r:id="rId220">
-        <w:r>
-          <w:rPr>
-            <w:lang w:val="zh_TW" w:bidi="zh_TW"/>
-          </w:rPr>
-          <w:rPr>
-            <w:color w:val="0000EE"/>
-            <w:u w:val="single"/>
-          </w:rPr>
-          <w:t>可12:42</w:t>
-        </w:r>
-      </w:hyperlink>
+      <w:r>
+        <w:rPr>
+          <w:lang w:val="zh_TW" w:bidi="zh_TW"/>
+        </w:rPr>
+        <w:t>可12:42</w:t>
+      </w:r>
       <w:r>
         <w:rPr>
           <w:lang w:val="zh_TW" w:bidi="zh_TW"/>
@@ -9846,54 +8316,36 @@
         </w:rPr>
         <w:t>聖經中有關飲食與潔淨的律例，是基於聖潔的概念。希伯來文「聖潔」一詞的根本意義難以確定，但最有可能是「切開」、「分開」或「分別為聖」。耶和華對以色列人說：「你們要歸我為聖，因為我—耶和華是聖的，並叫你們與萬民有分別，使你們作我的民」（</w:t>
       </w:r>
-      <w:hyperlink r:id="rId232">
-        <w:r>
-          <w:rPr>
-            <w:lang w:val="zh_TW" w:bidi="zh_TW"/>
-          </w:rPr>
-          <w:rPr>
-            <w:color w:val="0000EE"/>
-            <w:u w:val="single"/>
-          </w:rPr>
-          <w:t>利20:26</w:t>
-        </w:r>
-      </w:hyperlink>
+      <w:r>
+        <w:rPr>
+          <w:lang w:val="zh_TW" w:bidi="zh_TW"/>
+        </w:rPr>
+        <w:t>利20:26</w:t>
+      </w:r>
       <w:r>
         <w:rPr>
           <w:lang w:val="zh_TW" w:bidi="zh_TW"/>
         </w:rPr>
         <w:t>）。神是聖潔的最高典範；祂在性情與本體上是獨一無二的（</w:t>
       </w:r>
-      <w:hyperlink r:id="rId233">
-        <w:r>
-          <w:rPr>
-            <w:lang w:val="zh_TW" w:bidi="zh_TW"/>
-          </w:rPr>
-          <w:rPr>
-            <w:color w:val="0000EE"/>
-            <w:u w:val="single"/>
-          </w:rPr>
-          <w:t>賽6:3</w:t>
-        </w:r>
-      </w:hyperlink>
+      <w:r>
+        <w:rPr>
+          <w:lang w:val="zh_TW" w:bidi="zh_TW"/>
+        </w:rPr>
+        <w:t>賽6:3</w:t>
+      </w:r>
       <w:r>
         <w:rPr>
           <w:lang w:val="zh_TW" w:bidi="zh_TW"/>
         </w:rPr>
         <w:t>）。然而，神也要祂立約的百姓成為聖潔。神使以色列人有別於世界上其它民族的方法之一，就是賜下飲食律例：「我是耶和華—你們的神；所以你們要成為聖潔，因為我是聖潔的」（</w:t>
       </w:r>
-      <w:hyperlink r:id="rId234">
-        <w:r>
-          <w:rPr>
-            <w:lang w:val="zh_TW" w:bidi="zh_TW"/>
-          </w:rPr>
-          <w:rPr>
-            <w:color w:val="0000EE"/>
-            <w:u w:val="single"/>
-          </w:rPr>
-          <w:t>利11:44</w:t>
-        </w:r>
-      </w:hyperlink>
+      <w:r>
+        <w:rPr>
+          <w:lang w:val="zh_TW" w:bidi="zh_TW"/>
+        </w:rPr>
+        <w:t>利11:44</w:t>
+      </w:r>
       <w:r>
         <w:rPr>
           <w:lang w:val="zh_TW" w:bidi="zh_TW"/>
@@ -9925,90 +8377,60 @@
         </w:rPr>
         <w:t>自創世以來，神准許各樣的蔬菜和果子作為合宜、潔淨的食物（</w:t>
       </w:r>
-      <w:hyperlink r:id="rId235">
-        <w:r>
-          <w:rPr>
-            <w:lang w:val="zh_TW" w:bidi="zh_TW"/>
-          </w:rPr>
-          <w:rPr>
-            <w:color w:val="0000EE"/>
-            <w:u w:val="single"/>
-          </w:rPr>
-          <w:t>創1:29</w:t>
-        </w:r>
-      </w:hyperlink>
+      <w:r>
+        <w:rPr>
+          <w:lang w:val="zh_TW" w:bidi="zh_TW"/>
+        </w:rPr>
+        <w:t>創1:29</w:t>
+      </w:r>
       <w:r>
         <w:rPr>
           <w:lang w:val="zh_TW" w:bidi="zh_TW"/>
         </w:rPr>
         <w:t>）。在人類墮落之後，神開始區分潔淨與不潔淨的走獸。在挪亞的時代，神吩咐挪亞將額外的潔淨走獸帶進方舟 （</w:t>
       </w:r>
-      <w:hyperlink r:id="rId236">
-        <w:r>
-          <w:rPr>
-            <w:lang w:val="zh_TW" w:bidi="zh_TW"/>
-          </w:rPr>
-          <w:rPr>
-            <w:color w:val="0000EE"/>
-            <w:u w:val="single"/>
-          </w:rPr>
-          <w:t>7:2</w:t>
-        </w:r>
-      </w:hyperlink>
+      <w:r>
+        <w:rPr>
+          <w:lang w:val="zh_TW" w:bidi="zh_TW"/>
+        </w:rPr>
+        <w:t>7:2</w:t>
+      </w:r>
       <w:r>
         <w:rPr>
           <w:lang w:val="zh_TW" w:bidi="zh_TW"/>
         </w:rPr>
         <w:t>，</w:t>
       </w:r>
-      <w:hyperlink r:id="rId237">
-        <w:r>
-          <w:rPr>
-            <w:lang w:val="zh_TW" w:bidi="zh_TW"/>
-          </w:rPr>
-          <w:rPr>
-            <w:color w:val="0000EE"/>
-            <w:u w:val="single"/>
-          </w:rPr>
-          <w:t>8:20</w:t>
-        </w:r>
-      </w:hyperlink>
+      <w:r>
+        <w:rPr>
+          <w:lang w:val="zh_TW" w:bidi="zh_TW"/>
+        </w:rPr>
+        <w:t>8:20</w:t>
+      </w:r>
       <w:r>
         <w:rPr>
           <w:lang w:val="zh_TW" w:bidi="zh_TW"/>
         </w:rPr>
         <w:t>）。洪水之後，神禁止吃血，因為血代表生命 （</w:t>
       </w:r>
-      <w:hyperlink r:id="rId238">
-        <w:r>
-          <w:rPr>
-            <w:lang w:val="zh_TW" w:bidi="zh_TW"/>
-          </w:rPr>
-          <w:rPr>
-            <w:color w:val="0000EE"/>
-            <w:u w:val="single"/>
-          </w:rPr>
-          <w:t>9:4</w:t>
-        </w:r>
-      </w:hyperlink>
+      <w:r>
+        <w:rPr>
+          <w:lang w:val="zh_TW" w:bidi="zh_TW"/>
+        </w:rPr>
+        <w:t>9:4</w:t>
+      </w:r>
       <w:r>
         <w:rPr>
           <w:lang w:val="zh_TW" w:bidi="zh_TW"/>
         </w:rPr>
         <w:t>）。為了紀念族長雅各與耶和華的使者摔跤，雅各的後裔不吃大腿窩的筋（</w:t>
       </w:r>
-      <w:hyperlink r:id="rId239">
-        <w:r>
-          <w:rPr>
-            <w:lang w:val="zh_TW" w:bidi="zh_TW"/>
-          </w:rPr>
-          <w:rPr>
-            <w:color w:val="0000EE"/>
-            <w:u w:val="single"/>
-          </w:rPr>
-          <w:t>32:32</w:t>
-        </w:r>
-      </w:hyperlink>
+      <w:r>
+        <w:rPr>
+          <w:lang w:val="zh_TW" w:bidi="zh_TW"/>
+        </w:rPr>
+        <w:t>32:32</w:t>
+      </w:r>
       <w:r>
         <w:rPr>
           <w:lang w:val="zh_TW" w:bidi="zh_TW"/>
@@ -10040,108 +8462,72 @@
         </w:rPr>
         <w:t>耶和華給以色列的飲食標準，主要藉著摩西啟示。這些飲食律例記載在西奈山所頒布的禮儀條例中（</w:t>
       </w:r>
-      <w:hyperlink r:id="rId240">
-        <w:r>
-          <w:rPr>
-            <w:lang w:val="zh_TW" w:bidi="zh_TW"/>
-          </w:rPr>
-          <w:rPr>
-            <w:color w:val="0000EE"/>
-            <w:u w:val="single"/>
-          </w:rPr>
-          <w:t>利11章</w:t>
-        </w:r>
-      </w:hyperlink>
+      <w:r>
+        <w:rPr>
+          <w:lang w:val="zh_TW" w:bidi="zh_TW"/>
+        </w:rPr>
+        <w:t>利11章</w:t>
+      </w:r>
       <w:r>
         <w:rPr>
           <w:lang w:val="zh_TW" w:bidi="zh_TW"/>
         </w:rPr>
         <w:t>）。在39年之後，百姓進入應許之地之前，摩西又重申其中大量律例（</w:t>
       </w:r>
-      <w:hyperlink r:id="rId241">
-        <w:r>
-          <w:rPr>
-            <w:lang w:val="zh_TW" w:bidi="zh_TW"/>
-          </w:rPr>
-          <w:rPr>
-            <w:color w:val="0000EE"/>
-            <w:u w:val="single"/>
-          </w:rPr>
-          <w:t>申14:3–21</w:t>
-        </w:r>
-      </w:hyperlink>
+      <w:r>
+        <w:rPr>
+          <w:lang w:val="zh_TW" w:bidi="zh_TW"/>
+        </w:rPr>
+        <w:t>申14:3–21</w:t>
+      </w:r>
       <w:r>
         <w:rPr>
           <w:lang w:val="zh_TW" w:bidi="zh_TW"/>
         </w:rPr>
         <w:t>）。這些飲食律例只涉及動物製品，例外的是禁止某些人喝酒（</w:t>
       </w:r>
-      <w:hyperlink r:id="rId242">
-        <w:r>
-          <w:rPr>
-            <w:lang w:val="zh_TW" w:bidi="zh_TW"/>
-          </w:rPr>
-          <w:rPr>
-            <w:color w:val="0000EE"/>
-            <w:u w:val="single"/>
-          </w:rPr>
-          <w:t>利10:9</w:t>
-        </w:r>
-      </w:hyperlink>
+      <w:r>
+        <w:rPr>
+          <w:lang w:val="zh_TW" w:bidi="zh_TW"/>
+        </w:rPr>
+        <w:t>利10:9</w:t>
+      </w:r>
       <w:r>
         <w:rPr>
           <w:lang w:val="zh_TW" w:bidi="zh_TW"/>
         </w:rPr>
         <w:t>；</w:t>
       </w:r>
-      <w:hyperlink r:id="rId243">
-        <w:r>
-          <w:rPr>
-            <w:lang w:val="zh_TW" w:bidi="zh_TW"/>
-          </w:rPr>
-          <w:rPr>
-            <w:color w:val="0000EE"/>
-            <w:u w:val="single"/>
-          </w:rPr>
-          <w:t>民6:3–4</w:t>
-        </w:r>
-      </w:hyperlink>
+      <w:r>
+        <w:rPr>
+          <w:lang w:val="zh_TW" w:bidi="zh_TW"/>
+        </w:rPr>
+        <w:t>民6:3–4</w:t>
+      </w:r>
       <w:r>
         <w:rPr>
           <w:lang w:val="zh_TW" w:bidi="zh_TW"/>
         </w:rPr>
         <w:t>；參</w:t>
       </w:r>
-      <w:hyperlink r:id="rId244">
-        <w:r>
-          <w:rPr>
-            <w:lang w:val="zh_TW" w:bidi="zh_TW"/>
-          </w:rPr>
-          <w:rPr>
-            <w:color w:val="0000EE"/>
-            <w:u w:val="single"/>
-          </w:rPr>
-          <w:t>士13:14</w:t>
-        </w:r>
-      </w:hyperlink>
+      <w:r>
+        <w:rPr>
+          <w:lang w:val="zh_TW" w:bidi="zh_TW"/>
+        </w:rPr>
+        <w:t>士13:14</w:t>
+      </w:r>
       <w:r>
         <w:rPr>
           <w:lang w:val="zh_TW" w:bidi="zh_TW"/>
         </w:rPr>
         <w:t>；</w:t>
       </w:r>
-      <w:hyperlink r:id="rId245">
-        <w:r>
-          <w:rPr>
-            <w:lang w:val="zh_TW" w:bidi="zh_TW"/>
-          </w:rPr>
-          <w:rPr>
-            <w:color w:val="0000EE"/>
-            <w:u w:val="single"/>
-          </w:rPr>
-          <w:t>耶35:6</w:t>
-        </w:r>
-      </w:hyperlink>
+      <w:r>
+        <w:rPr>
+          <w:lang w:val="zh_TW" w:bidi="zh_TW"/>
+        </w:rPr>
+        <w:t>耶35:6</w:t>
+      </w:r>
       <w:r>
         <w:rPr>
           <w:lang w:val="zh_TW" w:bidi="zh_TW"/>
@@ -10162,90 +8548,60 @@
         </w:rPr>
         <w:t>律法規定了五類生物是否可以食用。要成為可食用的動物，必須有分蹄並且是反芻動物。走獸必須是蹄分兩瓣又倒嚼，才可食用。根據利未記，這個要求排除了駱駝、馬、兔子和豬（</w:t>
       </w:r>
-      <w:hyperlink r:id="rId246">
-        <w:r>
-          <w:rPr>
-            <w:lang w:val="zh_TW" w:bidi="zh_TW"/>
-          </w:rPr>
-          <w:rPr>
-            <w:color w:val="0000EE"/>
-            <w:u w:val="single"/>
-          </w:rPr>
-          <w:t>利11:2–8</w:t>
-        </w:r>
-      </w:hyperlink>
+      <w:r>
+        <w:rPr>
+          <w:lang w:val="zh_TW" w:bidi="zh_TW"/>
+        </w:rPr>
+        <w:t>利11:2–8</w:t>
+      </w:r>
       <w:r>
         <w:rPr>
           <w:lang w:val="zh_TW" w:bidi="zh_TW"/>
         </w:rPr>
         <w:t>）。水裡的生物必須有鰭有鱗（</w:t>
       </w:r>
-      <w:hyperlink r:id="rId247">
-        <w:r>
-          <w:rPr>
-            <w:lang w:val="zh_TW" w:bidi="zh_TW"/>
-          </w:rPr>
-          <w:rPr>
-            <w:color w:val="0000EE"/>
-            <w:u w:val="single"/>
-          </w:rPr>
-          <w:t>9–12節</w:t>
-        </w:r>
-      </w:hyperlink>
+      <w:r>
+        <w:rPr>
+          <w:lang w:val="zh_TW" w:bidi="zh_TW"/>
+        </w:rPr>
+        <w:t>9–12節</w:t>
+      </w:r>
       <w:r>
         <w:rPr>
           <w:lang w:val="zh_TW" w:bidi="zh_TW"/>
         </w:rPr>
         <w:t>）。飛鳥若不是猛禽就可以吃（</w:t>
       </w:r>
-      <w:hyperlink r:id="rId248">
-        <w:r>
-          <w:rPr>
-            <w:lang w:val="zh_TW" w:bidi="zh_TW"/>
-          </w:rPr>
-          <w:rPr>
-            <w:color w:val="0000EE"/>
-            <w:u w:val="single"/>
-          </w:rPr>
-          <w:t>13–19節</w:t>
-        </w:r>
-      </w:hyperlink>
+      <w:r>
+        <w:rPr>
+          <w:lang w:val="zh_TW" w:bidi="zh_TW"/>
+        </w:rPr>
+        <w:t>13–19節</w:t>
+      </w:r>
       <w:r>
         <w:rPr>
           <w:lang w:val="zh_TW" w:bidi="zh_TW"/>
         </w:rPr>
         <w:t>）；摩西還特別列出20種不可吃的鳥，因為牠們是猛禽或食腐鳥。有翅膀的昆蟲被禁止食用（</w:t>
       </w:r>
-      <w:hyperlink r:id="rId249">
-        <w:r>
-          <w:rPr>
-            <w:lang w:val="zh_TW" w:bidi="zh_TW"/>
-          </w:rPr>
-          <w:rPr>
-            <w:color w:val="0000EE"/>
-            <w:u w:val="single"/>
-          </w:rPr>
-          <w:t>22–23節</w:t>
-        </w:r>
-      </w:hyperlink>
+      <w:r>
+        <w:rPr>
+          <w:lang w:val="zh_TW" w:bidi="zh_TW"/>
+        </w:rPr>
+        <w:t>22–23節</w:t>
+      </w:r>
       <w:r>
         <w:rPr>
           <w:lang w:val="zh_TW" w:bidi="zh_TW"/>
         </w:rPr>
         <w:t>），除了某些種類的蝗蟲和蚱蜢（曠野遊牧民族常食用的食物）。最後，包括爬蟲和囓齒類的「地上爬物」（</w:t>
       </w:r>
-      <w:hyperlink r:id="rId250">
-        <w:r>
-          <w:rPr>
-            <w:lang w:val="zh_TW" w:bidi="zh_TW"/>
-          </w:rPr>
-          <w:rPr>
-            <w:color w:val="0000EE"/>
-            <w:u w:val="single"/>
-          </w:rPr>
-          <w:t>29–31節</w:t>
-        </w:r>
-      </w:hyperlink>
+      <w:r>
+        <w:rPr>
+          <w:lang w:val="zh_TW" w:bidi="zh_TW"/>
+        </w:rPr>
+        <w:t>29–31節</w:t>
+      </w:r>
       <w:r>
         <w:rPr>
           <w:lang w:val="zh_TW" w:bidi="zh_TW"/>
@@ -10266,246 +8622,156 @@
         </w:rPr>
         <w:t>此外，律法進一步禁止一些本來可算為潔淨的食物。例如，不可吃已死的牲畜（</w:t>
       </w:r>
-      <w:hyperlink r:id="rId251">
-        <w:r>
-          <w:rPr>
-            <w:lang w:val="zh_TW" w:bidi="zh_TW"/>
-          </w:rPr>
-          <w:rPr>
-            <w:color w:val="0000EE"/>
-            <w:u w:val="single"/>
-          </w:rPr>
-          <w:t>申14:21</w:t>
-        </w:r>
-      </w:hyperlink>
+      <w:r>
+        <w:rPr>
+          <w:lang w:val="zh_TW" w:bidi="zh_TW"/>
+        </w:rPr>
+        <w:t>申14:21</w:t>
+      </w:r>
       <w:r>
         <w:rPr>
           <w:lang w:val="zh_TW" w:bidi="zh_TW"/>
         </w:rPr>
         <w:t>），或是被野獸撕裂的（</w:t>
       </w:r>
-      <w:hyperlink r:id="rId252">
-        <w:r>
-          <w:rPr>
-            <w:lang w:val="zh_TW" w:bidi="zh_TW"/>
-          </w:rPr>
-          <w:rPr>
-            <w:color w:val="0000EE"/>
-            <w:u w:val="single"/>
-          </w:rPr>
-          <w:t>利17:15</w:t>
-        </w:r>
-      </w:hyperlink>
+      <w:r>
+        <w:rPr>
+          <w:lang w:val="zh_TW" w:bidi="zh_TW"/>
+        </w:rPr>
+        <w:t>利17:15</w:t>
+      </w:r>
       <w:r>
         <w:rPr>
           <w:lang w:val="zh_TW" w:bidi="zh_TW"/>
         </w:rPr>
         <w:t>）。食物若接觸到不潔之物，也會被視為污穢，例如一隻死老鼠掉進食物容器裡（</w:t>
       </w:r>
-      <w:hyperlink r:id="rId253">
-        <w:r>
-          <w:rPr>
-            <w:lang w:val="zh_TW" w:bidi="zh_TW"/>
-          </w:rPr>
-          <w:rPr>
-            <w:color w:val="0000EE"/>
-            <w:u w:val="single"/>
-          </w:rPr>
-          <w:t>11:32–34</w:t>
-        </w:r>
-      </w:hyperlink>
+      <w:r>
+        <w:rPr>
+          <w:lang w:val="zh_TW" w:bidi="zh_TW"/>
+        </w:rPr>
+        <w:t>11:32–34</w:t>
+      </w:r>
       <w:r>
         <w:rPr>
           <w:lang w:val="zh_TW" w:bidi="zh_TW"/>
         </w:rPr>
         <w:t>）。不可用母山羊的奶煮牠的山羊羔（</w:t>
       </w:r>
-      <w:hyperlink r:id="rId254">
-        <w:r>
-          <w:rPr>
-            <w:lang w:val="zh_TW" w:bidi="zh_TW"/>
-          </w:rPr>
-          <w:rPr>
-            <w:color w:val="0000EE"/>
-            <w:u w:val="single"/>
-          </w:rPr>
-          <w:t>出23:19，</w:t>
-        </w:r>
-      </w:hyperlink>
-      <w:hyperlink r:id="rId255">
-        <w:r>
-          <w:rPr>
-            <w:lang w:val="zh_TW" w:bidi="zh_TW"/>
-          </w:rPr>
-          <w:rPr>
-            <w:color w:val="0000EE"/>
-            <w:u w:val="single"/>
-          </w:rPr>
-          <w:t>34:26</w:t>
-        </w:r>
-      </w:hyperlink>
+      <w:r>
+        <w:rPr>
+          <w:lang w:val="zh_TW" w:bidi="zh_TW"/>
+        </w:rPr>
+        <w:t>出23:19，</w:t>
+      </w:r>
+      <w:r>
+        <w:rPr>
+          <w:lang w:val="zh_TW" w:bidi="zh_TW"/>
+        </w:rPr>
+        <w:t>34:26</w:t>
+      </w:r>
       <w:r>
         <w:rPr>
           <w:lang w:val="zh_TW" w:bidi="zh_TW"/>
         </w:rPr>
         <w:t>；</w:t>
       </w:r>
-      <w:hyperlink r:id="rId251">
-        <w:r>
-          <w:rPr>
-            <w:lang w:val="zh_TW" w:bidi="zh_TW"/>
-          </w:rPr>
-          <w:rPr>
-            <w:color w:val="0000EE"/>
-            <w:u w:val="single"/>
-          </w:rPr>
-          <w:t>申14:21</w:t>
-        </w:r>
-      </w:hyperlink>
+      <w:r>
+        <w:rPr>
+          <w:lang w:val="zh_TW" w:bidi="zh_TW"/>
+        </w:rPr>
+        <w:t>申14:21</w:t>
+      </w:r>
       <w:r>
         <w:rPr>
           <w:lang w:val="zh_TW" w:bidi="zh_TW"/>
         </w:rPr>
         <w:t>）。潔淨的牲畜宰殺時，血要放盡（</w:t>
       </w:r>
-      <w:hyperlink r:id="rId256">
-        <w:r>
-          <w:rPr>
-            <w:lang w:val="zh_TW" w:bidi="zh_TW"/>
-          </w:rPr>
-          <w:rPr>
-            <w:color w:val="0000EE"/>
-            <w:u w:val="single"/>
-          </w:rPr>
-          <w:t>利17:14</w:t>
-        </w:r>
-      </w:hyperlink>
+      <w:r>
+        <w:rPr>
+          <w:lang w:val="zh_TW" w:bidi="zh_TW"/>
+        </w:rPr>
+        <w:t>利17:14</w:t>
+      </w:r>
       <w:r>
         <w:rPr>
           <w:lang w:val="zh_TW" w:bidi="zh_TW"/>
         </w:rPr>
         <w:t>）。所有脂油（</w:t>
       </w:r>
-      <w:hyperlink r:id="rId257">
-        <w:r>
-          <w:rPr>
-            <w:lang w:val="zh_TW" w:bidi="zh_TW"/>
-          </w:rPr>
-          <w:rPr>
-            <w:color w:val="0000EE"/>
-            <w:u w:val="single"/>
-          </w:rPr>
-          <w:t>3:16，</w:t>
-        </w:r>
-      </w:hyperlink>
-      <w:hyperlink r:id="rId258">
-        <w:r>
-          <w:rPr>
-            <w:lang w:val="zh_TW" w:bidi="zh_TW"/>
-          </w:rPr>
-          <w:rPr>
-            <w:color w:val="0000EE"/>
-            <w:u w:val="single"/>
-          </w:rPr>
-          <w:t>7:23</w:t>
-        </w:r>
-      </w:hyperlink>
+      <w:r>
+        <w:rPr>
+          <w:lang w:val="zh_TW" w:bidi="zh_TW"/>
+        </w:rPr>
+        <w:t>3:16，</w:t>
+      </w:r>
+      <w:r>
+        <w:rPr>
+          <w:lang w:val="zh_TW" w:bidi="zh_TW"/>
+        </w:rPr>
+        <w:t>7:23</w:t>
+      </w:r>
       <w:r>
         <w:rPr>
           <w:lang w:val="zh_TW" w:bidi="zh_TW"/>
         </w:rPr>
         <w:t>）都歸耶和華為祭，特別是綿羊肥尾巴的脂油（</w:t>
       </w:r>
-      <w:hyperlink r:id="rId259">
-        <w:r>
-          <w:rPr>
-            <w:lang w:val="zh_TW" w:bidi="zh_TW"/>
-          </w:rPr>
-          <w:rPr>
-            <w:color w:val="0000EE"/>
-            <w:u w:val="single"/>
-          </w:rPr>
-          <w:t>出29:22</w:t>
-        </w:r>
-      </w:hyperlink>
+      <w:r>
+        <w:rPr>
+          <w:lang w:val="zh_TW" w:bidi="zh_TW"/>
+        </w:rPr>
+        <w:t>出29:22</w:t>
+      </w:r>
       <w:r>
         <w:rPr>
           <w:lang w:val="zh_TW" w:bidi="zh_TW"/>
         </w:rPr>
         <w:t>；</w:t>
       </w:r>
-      <w:hyperlink r:id="rId260">
-        <w:r>
-          <w:rPr>
-            <w:lang w:val="zh_TW" w:bidi="zh_TW"/>
-          </w:rPr>
-          <w:rPr>
-            <w:color w:val="0000EE"/>
-            <w:u w:val="single"/>
-          </w:rPr>
-          <w:t>利3:9</w:t>
-        </w:r>
-      </w:hyperlink>
+      <w:r>
+        <w:rPr>
+          <w:lang w:val="zh_TW" w:bidi="zh_TW"/>
+        </w:rPr>
+        <w:t>利3:9</w:t>
+      </w:r>
       <w:r>
         <w:rPr>
           <w:lang w:val="zh_TW" w:bidi="zh_TW"/>
         </w:rPr>
         <w:t>）。神也藉著摩西再次重申不可吃血（</w:t>
       </w:r>
-      <w:hyperlink r:id="rId261">
-        <w:r>
-          <w:rPr>
-            <w:lang w:val="zh_TW" w:bidi="zh_TW"/>
-          </w:rPr>
-          <w:rPr>
-            <w:color w:val="0000EE"/>
-            <w:u w:val="single"/>
-          </w:rPr>
-          <w:t>利17:10，</w:t>
-        </w:r>
-      </w:hyperlink>
-      <w:hyperlink r:id="rId262">
-        <w:r>
-          <w:rPr>
-            <w:lang w:val="zh_TW" w:bidi="zh_TW"/>
-          </w:rPr>
-          <w:rPr>
-            <w:color w:val="0000EE"/>
-            <w:u w:val="single"/>
-          </w:rPr>
-          <w:t>19:26</w:t>
-        </w:r>
-      </w:hyperlink>
+      <w:r>
+        <w:rPr>
+          <w:lang w:val="zh_TW" w:bidi="zh_TW"/>
+        </w:rPr>
+        <w:t>利17:10，</w:t>
+      </w:r>
+      <w:r>
+        <w:rPr>
+          <w:lang w:val="zh_TW" w:bidi="zh_TW"/>
+        </w:rPr>
+        <w:t>19:26</w:t>
+      </w:r>
       <w:r>
         <w:rPr>
           <w:lang w:val="zh_TW" w:bidi="zh_TW"/>
         </w:rPr>
         <w:t>；</w:t>
       </w:r>
-      <w:hyperlink r:id="rId263">
-        <w:r>
-          <w:rPr>
-            <w:lang w:val="zh_TW" w:bidi="zh_TW"/>
-          </w:rPr>
-          <w:rPr>
-            <w:color w:val="0000EE"/>
-            <w:u w:val="single"/>
-          </w:rPr>
-          <w:t>申12:16，</w:t>
-        </w:r>
-      </w:hyperlink>
-      <w:hyperlink r:id="rId264">
-        <w:r>
-          <w:rPr>
-            <w:lang w:val="zh_TW" w:bidi="zh_TW"/>
-          </w:rPr>
-          <w:rPr>
-            <w:color w:val="0000EE"/>
-            <w:u w:val="single"/>
-          </w:rPr>
-          <w:t>15:23</w:t>
-        </w:r>
-      </w:hyperlink>
+      <w:r>
+        <w:rPr>
+          <w:lang w:val="zh_TW" w:bidi="zh_TW"/>
+        </w:rPr>
+        <w:t>申12:16，</w:t>
+      </w:r>
+      <w:r>
+        <w:rPr>
+          <w:lang w:val="zh_TW" w:bidi="zh_TW"/>
+        </w:rPr>
+        <w:t>15:23</w:t>
+      </w:r>
       <w:r>
         <w:rPr>
           <w:lang w:val="zh_TW" w:bidi="zh_TW"/>
@@ -10614,18 +8880,12 @@
         </w:rPr>
         <w:t>把山羊羔在其母的奶中烹煮，如今證實是摩西同時代迦南人的異教禮儀。神的百姓不可效法四圍列邦的行為（</w:t>
       </w:r>
-      <w:hyperlink r:id="rId265">
-        <w:r>
-          <w:rPr>
-            <w:lang w:val="zh_TW" w:bidi="zh_TW"/>
-          </w:rPr>
-          <w:rPr>
-            <w:color w:val="0000EE"/>
-            <w:u w:val="single"/>
-          </w:rPr>
-          <w:t>申18:9</w:t>
-        </w:r>
-      </w:hyperlink>
+      <w:r>
+        <w:rPr>
+          <w:lang w:val="zh_TW" w:bidi="zh_TW"/>
+        </w:rPr>
+        <w:t>申18:9</w:t>
+      </w:r>
       <w:r>
         <w:rPr>
           <w:lang w:val="zh_TW" w:bidi="zh_TW"/>
@@ -10657,36 +8917,24 @@
         </w:rPr>
         <w:t>在西奈山上頒布的飲食律例，在以色列歷史上備受重視。在參孫出生前，天使警告那孩子的母親說：「所以你當謹慎，清酒濃酒都不可喝，一切不潔之物也不可吃。」（</w:t>
       </w:r>
-      <w:hyperlink r:id="rId266">
-        <w:r>
-          <w:rPr>
-            <w:lang w:val="zh_TW" w:bidi="zh_TW"/>
-          </w:rPr>
-          <w:rPr>
-            <w:color w:val="0000EE"/>
-            <w:u w:val="single"/>
-          </w:rPr>
-          <w:t>士13:4</w:t>
-        </w:r>
-      </w:hyperlink>
+      <w:r>
+        <w:rPr>
+          <w:lang w:val="zh_TW" w:bidi="zh_TW"/>
+        </w:rPr>
+        <w:t>士13:4</w:t>
+      </w:r>
       <w:r>
         <w:rPr>
           <w:lang w:val="zh_TW" w:bidi="zh_TW"/>
         </w:rPr>
         <w:t>）。在之後的一個世紀，以色列人與非利士人的爭戰期間（約公元前1041年），掃羅王的軍兵因沒有遵守牲畜放血的規條而犯罪（</w:t>
       </w:r>
-      <w:hyperlink r:id="rId267">
-        <w:r>
-          <w:rPr>
-            <w:lang w:val="zh_TW" w:bidi="zh_TW"/>
-          </w:rPr>
-          <w:rPr>
-            <w:color w:val="0000EE"/>
-            <w:u w:val="single"/>
-          </w:rPr>
-          <w:t>撒上14:32–34</w:t>
-        </w:r>
-      </w:hyperlink>
+      <w:r>
+        <w:rPr>
+          <w:lang w:val="zh_TW" w:bidi="zh_TW"/>
+        </w:rPr>
+        <w:t>撒上14:32–34</w:t>
+      </w:r>
       <w:r>
         <w:rPr>
           <w:lang w:val="zh_TW" w:bidi="zh_TW"/>
@@ -10707,36 +8955,24 @@
         </w:rPr>
         <w:t>後來，以色列人被擄到異邦，食物的選擇與預備方式可能使他們成為不潔（</w:t>
       </w:r>
-      <w:hyperlink r:id="rId268">
-        <w:r>
-          <w:rPr>
-            <w:lang w:val="zh_TW" w:bidi="zh_TW"/>
-          </w:rPr>
-          <w:rPr>
-            <w:color w:val="0000EE"/>
-            <w:u w:val="single"/>
-          </w:rPr>
-          <w:t>結4:12–14</w:t>
-        </w:r>
-      </w:hyperlink>
+      <w:r>
+        <w:rPr>
+          <w:lang w:val="zh_TW" w:bidi="zh_TW"/>
+        </w:rPr>
+        <w:t>結4:12–14</w:t>
+      </w:r>
       <w:r>
         <w:rPr>
           <w:lang w:val="zh_TW" w:bidi="zh_TW"/>
         </w:rPr>
         <w:t>）。但以理在尼布甲尼撒的巴比倫宮廷裡（公元前605年），拒絕吃異教珍饈，以免玷污自己，顯明他對神的忠心（</w:t>
       </w:r>
-      <w:hyperlink r:id="rId269">
-        <w:r>
-          <w:rPr>
-            <w:lang w:val="zh_TW" w:bidi="zh_TW"/>
-          </w:rPr>
-          <w:rPr>
-            <w:color w:val="0000EE"/>
-            <w:u w:val="single"/>
-          </w:rPr>
-          <w:t>但1:8</w:t>
-        </w:r>
-      </w:hyperlink>
+      <w:r>
+        <w:rPr>
+          <w:lang w:val="zh_TW" w:bidi="zh_TW"/>
+        </w:rPr>
+        <w:t>但1:8</w:t>
+      </w:r>
       <w:r>
         <w:rPr>
           <w:lang w:val="zh_TW" w:bidi="zh_TW"/>
@@ -10757,72 +8993,170 @@
         </w:rPr>
         <w:t>自先知以賽亞的時代（公元前740年）起，以色列人最厭惡的食物就是豬肉（</w:t>
       </w:r>
-      <w:hyperlink r:id="rId270">
-        <w:r>
-          <w:rPr>
-            <w:lang w:val="zh_TW" w:bidi="zh_TW"/>
-          </w:rPr>
-          <w:rPr>
-            <w:color w:val="0000EE"/>
-            <w:u w:val="single"/>
-          </w:rPr>
-          <w:t>賽65:4，</w:t>
-        </w:r>
-      </w:hyperlink>
-      <w:hyperlink r:id="rId271">
-        <w:r>
-          <w:rPr>
-            <w:lang w:val="zh_TW" w:bidi="zh_TW"/>
-          </w:rPr>
-          <w:rPr>
-            <w:color w:val="0000EE"/>
-            <w:u w:val="single"/>
-          </w:rPr>
-          <w:t>66:3、17</w:t>
-        </w:r>
-      </w:hyperlink>
-      <w:r>
-        <w:rPr>
-          <w:lang w:val="zh_TW" w:bidi="zh_TW"/>
-        </w:rPr>
-        <w:t>）。在馬加比時期，「那行毀壞可憎的」其中一項，就是異教君王安提阿古·伊比凡尼（Antiochus Epiphanes）在耶路撒冷聖殿祭壇上獻豬為祭，猶太英雄猶大‧馬加比（Judas Maccabeus）和追隨者為了抵抗這事，不惜犧牲性命（</w:t>
-      </w:r>
-      <w:hyperlink r:id="rId272">
-        <w:r>
-          <w:rPr>
-            <w:lang w:val="zh_TW" w:bidi="zh_TW"/>
-          </w:rPr>
-          <w:rPr>
-            <w:color w:val="0000EE"/>
-            <w:u w:val="single"/>
-          </w:rPr>
-          <w:t>馬加比一書1:54、62–63；</w:t>
-        </w:r>
-      </w:hyperlink>
-      <w:hyperlink r:id="rId273">
-        <w:r>
-          <w:rPr>
-            <w:lang w:val="zh_TW" w:bidi="zh_TW"/>
-          </w:rPr>
-          <w:rPr>
-            <w:color w:val="0000EE"/>
-            <w:u w:val="single"/>
-          </w:rPr>
-          <w:t>馬加比二書6:5，</w:t>
-        </w:r>
-      </w:hyperlink>
-      <w:hyperlink r:id="rId274">
-        <w:r>
-          <w:rPr>
-            <w:lang w:val="zh_TW" w:bidi="zh_TW"/>
-          </w:rPr>
-          <w:rPr>
-            <w:color w:val="0000EE"/>
-            <w:u w:val="single"/>
-          </w:rPr>
-          <w:t>7:1</w:t>
-        </w:r>
-      </w:hyperlink>
+      <w:r>
+        <w:rPr>
+          <w:lang w:val="zh_TW" w:bidi="zh_TW"/>
+        </w:rPr>
+        <w:t>賽65:4，</w:t>
+      </w:r>
+      <w:r>
+        <w:rPr>
+          <w:lang w:val="zh_TW" w:bidi="zh_TW"/>
+        </w:rPr>
+        <w:t>66:3、17</w:t>
+      </w:r>
+      <w:r>
+        <w:rPr>
+          <w:lang w:val="zh_TW" w:bidi="zh_TW"/>
+        </w:rPr>
+        <w:t>）。在馬加比時期，「那行毀壞可憎的」其中一項，就是異教君王安提阿古·伊比凡尼（Antiochus Epiphanes）在耶路撒冷聖殿祭壇上獻豬為祭，猶太英雄猶大‧馬加比（Judas Maccabeus）和追隨者為了抵抗這事，不惜犧牲性命（馬加比一書1:54、62–63；馬加比二書6:5，7:1）。</w:t>
+      </w:r>
+    </w:p>
+    <w:p>
+      <w:pPr>
+        <w:pStyle w:val="Heading3"/>
+      </w:pPr>
+      <w:r>
+        <w:rPr>
+          <w:lang w:val="zh_TW" w:bidi="zh_TW"/>
+        </w:rPr>
+        <w:t>象徵意義</w:t>
+      </w:r>
+    </w:p>
+    <w:p>
+      <w:pPr/>
+      <w:r>
+        <w:rPr>
+          <w:lang w:val="zh_TW" w:bidi="zh_TW"/>
+        </w:rPr>
+      </w:r>
+      <w:r>
+        <w:rPr>
+          <w:lang w:val="zh_TW" w:bidi="zh_TW"/>
+        </w:rPr>
+        <w:t>有些食物因其象徵意義而被禁止。神吩咐不可吃血：「只是你要心意堅定，不可吃血，因為血是生命；不可將血與肉同吃。」（</w:t>
+      </w:r>
+      <w:r>
+        <w:rPr>
+          <w:lang w:val="zh_TW" w:bidi="zh_TW"/>
+        </w:rPr>
+        <w:t>申12:23</w:t>
+      </w:r>
+      <w:r>
+        <w:rPr>
+          <w:lang w:val="zh_TW" w:bidi="zh_TW"/>
+        </w:rPr>
+        <w:t>）血有禮儀上的作用，用於神的祭壇上贖罪，因此不可吃（</w:t>
+      </w:r>
+      <w:r>
+        <w:rPr>
+          <w:lang w:val="zh_TW" w:bidi="zh_TW"/>
+        </w:rPr>
+        <w:t>利17:11–12</w:t>
+      </w:r>
+      <w:r>
+        <w:rPr>
+          <w:lang w:val="zh_TW" w:bidi="zh_TW"/>
+        </w:rPr>
+        <w:t>）。新約聖經的作者認出舊約聖經中獻祭的血是一種「預表」，代表基督在十字架上為罪所流的寶血（</w:t>
+      </w:r>
+      <w:r>
+        <w:rPr>
+          <w:lang w:val="zh_TW" w:bidi="zh_TW"/>
+        </w:rPr>
+        <w:t>來10:1、4、12</w:t>
+      </w:r>
+      <w:r>
+        <w:rPr>
+          <w:lang w:val="zh_TW" w:bidi="zh_TW"/>
+        </w:rPr>
+        <w:t>；</w:t>
+      </w:r>
+      <w:r>
+        <w:rPr>
+          <w:lang w:val="zh_TW" w:bidi="zh_TW"/>
+        </w:rPr>
+        <w:t>彼前1:18–19</w:t>
+      </w:r>
+      <w:r>
+        <w:rPr>
+          <w:lang w:val="zh_TW" w:bidi="zh_TW"/>
+        </w:rPr>
+        <w:t>）。出於對母體生命的尊重，律法規定若遇見鳥窩，可以取走蛋或雛鳥，但不可取去母鳥（</w:t>
+      </w:r>
+      <w:r>
+        <w:rPr>
+          <w:lang w:val="zh_TW" w:bidi="zh_TW"/>
+        </w:rPr>
+        <w:t>申22:6–7</w:t>
+      </w:r>
+      <w:r>
+        <w:rPr>
+          <w:lang w:val="zh_TW" w:bidi="zh_TW"/>
+        </w:rPr>
+        <w:t>）。維護脆弱的曠野生態環境，可能是其中一個原因。</w:t>
+      </w:r>
+    </w:p>
+    <w:p>
+      <w:pPr>
+        <w:pStyle w:val="Heading3"/>
+      </w:pPr>
+      <w:r>
+        <w:rPr>
+          <w:lang w:val="zh_TW" w:bidi="zh_TW"/>
+        </w:rPr>
+        <w:t>教會的反應</w:t>
+      </w:r>
+    </w:p>
+    <w:p>
+      <w:pPr/>
+      <w:r>
+        <w:rPr>
+          <w:lang w:val="zh_TW" w:bidi="zh_TW"/>
+        </w:rPr>
+      </w:r>
+      <w:r>
+        <w:rPr>
+          <w:lang w:val="zh_TW" w:bidi="zh_TW"/>
+        </w:rPr>
+        <w:t>起初，早期的教會因其猶太背景，難以擺脫猶太人的飲食傳統。使徒彼得曾三次見異象，被教導不可再稱外邦的食物或吃這些食物的外邦人為「不潔淨」（</w:t>
+      </w:r>
+      <w:r>
+        <w:rPr>
+          <w:lang w:val="zh_TW" w:bidi="zh_TW"/>
+        </w:rPr>
+        <w:t>徒10:9–16，</w:t>
+      </w:r>
+      <w:r>
+        <w:rPr>
+          <w:lang w:val="zh_TW" w:bidi="zh_TW"/>
+        </w:rPr>
+        <w:t>11:1–10</w:t>
+      </w:r>
+      <w:r>
+        <w:rPr>
+          <w:lang w:val="zh_TW" w:bidi="zh_TW"/>
+        </w:rPr>
+        <w:t>）。後來，耶路撒冷大會正式決議，教會不必遵守摩西的禮儀條例，惟獨外邦基督徒應當禁戒「偶像的污穢和姦淫，並勒死的牲畜和血」（</w:t>
+      </w:r>
+      <w:r>
+        <w:rPr>
+          <w:lang w:val="zh_TW" w:bidi="zh_TW"/>
+        </w:rPr>
+        <w:t>徒15:20</w:t>
+      </w:r>
+      <w:r>
+        <w:rPr>
+          <w:lang w:val="zh_TW" w:bidi="zh_TW"/>
+        </w:rPr>
+        <w:t>），免得使猶太基督徒跌倒。這就是新約聖經教導的應用，叫人們要體恤良心軟弱的人。「不可因食物毀壞神的工程。凡物固然潔淨，但有人因食物叫人跌倒，就是他的罪了......若有疑心而吃的，就必有罪，因為他吃不是出於信心。凡不出於信心的都是罪。」（</w:t>
+      </w:r>
+      <w:r>
+        <w:rPr>
+          <w:lang w:val="zh_TW" w:bidi="zh_TW"/>
+        </w:rPr>
+        <w:t>羅14:20、23</w:t>
+      </w:r>
       <w:r>
         <w:rPr>
           <w:lang w:val="zh_TW" w:bidi="zh_TW"/>
@@ -10831,358 +9165,140 @@
       </w:r>
     </w:p>
     <w:p>
-      <w:pPr>
-        <w:pStyle w:val="Heading3"/>
-      </w:pPr>
-      <w:r>
-        <w:rPr>
-          <w:lang w:val="zh_TW" w:bidi="zh_TW"/>
-        </w:rPr>
-        <w:t>象徵意義</w:t>
-      </w:r>
-    </w:p>
-    <w:p>
-      <w:pPr/>
-      <w:r>
-        <w:rPr>
-          <w:lang w:val="zh_TW" w:bidi="zh_TW"/>
-        </w:rPr>
-      </w:r>
-      <w:r>
-        <w:rPr>
-          <w:lang w:val="zh_TW" w:bidi="zh_TW"/>
-        </w:rPr>
-        <w:t>有些食物因其象徵意義而被禁止。神吩咐不可吃血：「只是你要心意堅定，不可吃血，因為血是生命；不可將血與肉同吃。」（</w:t>
-      </w:r>
-      <w:hyperlink r:id="rId275">
-        <w:r>
-          <w:rPr>
-            <w:lang w:val="zh_TW" w:bidi="zh_TW"/>
-          </w:rPr>
-          <w:rPr>
-            <w:color w:val="0000EE"/>
-            <w:u w:val="single"/>
-          </w:rPr>
-          <w:t>申12:23</w:t>
-        </w:r>
-      </w:hyperlink>
-      <w:r>
-        <w:rPr>
-          <w:lang w:val="zh_TW" w:bidi="zh_TW"/>
-        </w:rPr>
-        <w:t>）血有禮儀上的作用，用於神的祭壇上贖罪，因此不可吃（</w:t>
-      </w:r>
-      <w:hyperlink r:id="rId276">
-        <w:r>
-          <w:rPr>
-            <w:lang w:val="zh_TW" w:bidi="zh_TW"/>
-          </w:rPr>
-          <w:rPr>
-            <w:color w:val="0000EE"/>
-            <w:u w:val="single"/>
-          </w:rPr>
-          <w:t>利17:11–12</w:t>
-        </w:r>
-      </w:hyperlink>
-      <w:r>
-        <w:rPr>
-          <w:lang w:val="zh_TW" w:bidi="zh_TW"/>
-        </w:rPr>
-        <w:t>）。新約聖經的作者認出舊約聖經中獻祭的血是一種「預表」，代表基督在十字架上為罪所流的寶血（</w:t>
-      </w:r>
-      <w:hyperlink r:id="rId277">
-        <w:r>
-          <w:rPr>
-            <w:lang w:val="zh_TW" w:bidi="zh_TW"/>
-          </w:rPr>
-          <w:rPr>
-            <w:color w:val="0000EE"/>
-            <w:u w:val="single"/>
-          </w:rPr>
-          <w:t>來10:1、4、12</w:t>
-        </w:r>
-      </w:hyperlink>
+      <w:pPr/>
+      <w:r>
+        <w:rPr>
+          <w:lang w:val="zh_TW" w:bidi="zh_TW"/>
+        </w:rPr>
+      </w:r>
+      <w:r>
+        <w:rPr>
+          <w:lang w:val="zh_TW" w:bidi="zh_TW"/>
+        </w:rPr>
+        <w:t>因著舊約聖經中的應許，猶太飲食律例對基督徒具有特別的意義。神先向亞伯拉罕應許，並在舊約聖經中不斷重申或影射，神也把外邦人包括在祂的約中。神藉著保護以色列百姓的健康，使他們能延續為一個民族。根據新約聖經，猶太人和外邦人的救恩，都是由作為猶太人的基督所成就的。神保護這個民族，使祂的應許得以實現。因此，飲食律例不應視為律法沉重的限制，而是神完成救贖計劃的一部分。</w:t>
+      </w:r>
+    </w:p>
+    <w:p>
+      <w:pPr/>
+      <w:r>
+        <w:rPr>
+          <w:lang w:val="zh_TW" w:bidi="zh_TW"/>
+        </w:rPr>
+      </w:r>
+      <w:r>
+        <w:rPr>
+          <w:i/>
+          <w:lang w:val="zh_TW" w:bidi="zh_TW"/>
+        </w:rPr>
+        <w:t>另見</w:t>
+      </w:r>
+      <w:r>
+        <w:rPr>
+          <w:lang w:val="zh_TW" w:bidi="zh_TW"/>
+        </w:rPr>
+        <w:t xml:space="preserve"> </w:t>
+      </w:r>
+      <w:r>
+        <w:rPr>
+          <w:lang w:val="zh_TW" w:bidi="zh_TW"/>
+        </w:rPr>
+        <w:t>關於潔淨與不潔淨的條例</w:t>
+      </w:r>
       <w:r>
         <w:rPr>
           <w:lang w:val="zh_TW" w:bidi="zh_TW"/>
         </w:rPr>
         <w:t>；</w:t>
       </w:r>
-      <w:hyperlink r:id="rId278">
-        <w:r>
-          <w:rPr>
-            <w:lang w:val="zh_TW" w:bidi="zh_TW"/>
-          </w:rPr>
-          <w:rPr>
-            <w:color w:val="0000EE"/>
-            <w:u w:val="single"/>
-          </w:rPr>
-          <w:t>彼前1:18–19</w:t>
-        </w:r>
-      </w:hyperlink>
-      <w:r>
-        <w:rPr>
-          <w:lang w:val="zh_TW" w:bidi="zh_TW"/>
-        </w:rPr>
-        <w:t>）。出於對母體生命的尊重，律法規定若遇見鳥窩，可以取走蛋或雛鳥，但不可取去母鳥（</w:t>
-      </w:r>
-      <w:hyperlink r:id="rId279">
-        <w:r>
-          <w:rPr>
-            <w:lang w:val="zh_TW" w:bidi="zh_TW"/>
-          </w:rPr>
-          <w:rPr>
-            <w:color w:val="0000EE"/>
-            <w:u w:val="single"/>
-          </w:rPr>
-          <w:t>申22:6–7</w:t>
-        </w:r>
-      </w:hyperlink>
-      <w:r>
-        <w:rPr>
-          <w:lang w:val="zh_TW" w:bidi="zh_TW"/>
-        </w:rPr>
-        <w:t>）。維護脆弱的曠野生態環境，可能是其中一個原因。</w:t>
-      </w:r>
-    </w:p>
-    <w:p>
-      <w:pPr>
-        <w:pStyle w:val="Heading3"/>
-      </w:pPr>
-      <w:r>
-        <w:rPr>
-          <w:lang w:val="zh_TW" w:bidi="zh_TW"/>
-        </w:rPr>
-        <w:t>教會的反應</w:t>
-      </w:r>
-    </w:p>
-    <w:p>
-      <w:pPr/>
-      <w:r>
-        <w:rPr>
-          <w:lang w:val="zh_TW" w:bidi="zh_TW"/>
-        </w:rPr>
-      </w:r>
-      <w:r>
-        <w:rPr>
-          <w:lang w:val="zh_TW" w:bidi="zh_TW"/>
-        </w:rPr>
-        <w:t>起初，早期的教會因其猶太背景，難以擺脫猶太人的飲食傳統。使徒彼得曾三次見異象，被教導不可再稱外邦的食物或吃這些食物的外邦人為「不潔淨」（</w:t>
-      </w:r>
-      <w:hyperlink r:id="rId280">
-        <w:r>
-          <w:rPr>
-            <w:lang w:val="zh_TW" w:bidi="zh_TW"/>
-          </w:rPr>
-          <w:rPr>
-            <w:color w:val="0000EE"/>
-            <w:u w:val="single"/>
-          </w:rPr>
-          <w:t>徒10:9–16，</w:t>
-        </w:r>
-      </w:hyperlink>
-      <w:hyperlink r:id="rId281">
-        <w:r>
-          <w:rPr>
-            <w:lang w:val="zh_TW" w:bidi="zh_TW"/>
-          </w:rPr>
-          <w:rPr>
-            <w:color w:val="0000EE"/>
-            <w:u w:val="single"/>
-          </w:rPr>
-          <w:t>11:1–10</w:t>
-        </w:r>
-      </w:hyperlink>
-      <w:r>
-        <w:rPr>
-          <w:lang w:val="zh_TW" w:bidi="zh_TW"/>
-        </w:rPr>
-        <w:t>）。後來，耶路撒冷大會正式決議，教會不必遵守摩西的禮儀條例，惟獨外邦基督徒應當禁戒「偶像的污穢和姦淫，並勒死的牲畜和血」（</w:t>
-      </w:r>
-      <w:hyperlink r:id="rId282">
-        <w:r>
-          <w:rPr>
-            <w:lang w:val="zh_TW" w:bidi="zh_TW"/>
-          </w:rPr>
-          <w:rPr>
-            <w:color w:val="0000EE"/>
-            <w:u w:val="single"/>
-          </w:rPr>
-          <w:t>徒15:20</w:t>
-        </w:r>
-      </w:hyperlink>
-      <w:r>
-        <w:rPr>
-          <w:lang w:val="zh_TW" w:bidi="zh_TW"/>
-        </w:rPr>
-        <w:t>），免得使猶太基督徒跌倒。這就是新約聖經教導的應用，叫人們要體恤良心軟弱的人。「不可因食物毀壞神的工程。凡物固然潔淨，但有人因食物叫人跌倒，就是他的罪了......若有疑心而吃的，就必有罪，因為他吃不是出於信心。凡不出於信心的都是罪。」（</w:t>
-      </w:r>
-      <w:hyperlink r:id="rId283">
-        <w:r>
-          <w:rPr>
-            <w:lang w:val="zh_TW" w:bidi="zh_TW"/>
-          </w:rPr>
-          <w:rPr>
-            <w:color w:val="0000EE"/>
-            <w:u w:val="single"/>
-          </w:rPr>
-          <w:t>羅14:20、23</w:t>
-        </w:r>
-      </w:hyperlink>
-      <w:r>
-        <w:rPr>
-          <w:lang w:val="zh_TW" w:bidi="zh_TW"/>
-        </w:rPr>
-        <w:t>）。</w:t>
-      </w:r>
-    </w:p>
-    <w:p>
-      <w:pPr/>
-      <w:r>
-        <w:rPr>
-          <w:lang w:val="zh_TW" w:bidi="zh_TW"/>
-        </w:rPr>
-      </w:r>
-      <w:r>
-        <w:rPr>
-          <w:lang w:val="zh_TW" w:bidi="zh_TW"/>
-        </w:rPr>
-        <w:t>因著舊約聖經中的應許，猶太飲食律例對基督徒具有特別的意義。神先向亞伯拉罕應許，並在舊約聖經中不斷重申或影射，神也把外邦人包括在祂的約中。神藉著保護以色列百姓的健康，使他們能延續為一個民族。根據新約聖經，猶太人和外邦人的救恩，都是由作為猶太人的基督所成就的。神保護這個民族，使祂的應許得以實現。因此，飲食律例不應視為律法沉重的限制，而是神完成救贖計劃的一部分。</w:t>
-      </w:r>
-    </w:p>
-    <w:p>
-      <w:pPr/>
-      <w:r>
-        <w:rPr>
-          <w:lang w:val="zh_TW" w:bidi="zh_TW"/>
-        </w:rPr>
+      <w:r>
+        <w:rPr>
+          <w:lang w:val="zh_TW" w:bidi="zh_TW"/>
+        </w:rPr>
+        <w:t>利未記</w:t>
+      </w:r>
+      <w:r>
+        <w:rPr>
+          <w:lang w:val="zh_TW" w:bidi="zh_TW"/>
+        </w:rPr>
+        <w:t>。</w:t>
+      </w:r>
+      <w:r>
+        <w:rPr>
+          <w:lang w:val="zh_TW" w:bidi="zh_TW"/>
+        </w:rPr>
+      </w:r>
+      <w:r>
+        <w:rPr>
+          <w:lang w:val="zh_TW" w:bidi="zh_TW"/>
+        </w:rPr>
+      </w:r>
+    </w:p>
+    <w:p>
+      <w:pPr/>
+      <w:r>
+        <w:rPr>
+          <w:lang w:val="zh_TW" w:bidi="zh_TW"/>
+        </w:rPr>
+      </w:r>
+    </w:p>
+    <w:p>
+      <w:pPr>
+        <w:pStyle w:val="Heading2"/>
+      </w:pPr>
+      <w:r>
+        <w:rPr>
+          <w:lang w:val="zh_TW" w:bidi="zh_TW"/>
+        </w:rPr>
+        <w:t>隱‧基底</w:t>
+      </w:r>
+      <w:r>
+        <w:rPr>
+          <w:lang w:val="zh_TW" w:bidi="zh_TW"/>
+        </w:rPr>
+      </w:r>
+    </w:p>
+    <w:p>
+      <w:pPr/>
+      <w:r>
+        <w:rPr>
+          <w:lang w:val="zh_TW" w:bidi="zh_TW"/>
+        </w:rPr>
+      </w:r>
+      <w:r>
+        <w:rPr>
+          <w:lang w:val="zh_TW" w:bidi="zh_TW"/>
+        </w:rPr>
+        <w:t>隱‧基底是死海西側的重要綠洲，位於耶路撒冷東南約56.3公里（35英里）處。這是分給猶大支派的一部分土地（</w:t>
+      </w:r>
+      <w:r>
+        <w:rPr>
+          <w:lang w:val="zh_TW" w:bidi="zh_TW"/>
+        </w:rPr>
+        <w:t>書15:62</w:t>
+      </w:r>
+      <w:r>
+        <w:rPr>
+          <w:lang w:val="zh_TW" w:bidi="zh_TW"/>
+        </w:rPr>
+        <w:t>）。隱‧基底有一個從石灰岩流出的熱水泉，造就在溫暖氣候中茂盛生長的植物。該地區以其棕櫚樹、葡萄園和香膏而聞名（</w:t>
+      </w:r>
+      <w:r>
+        <w:rPr>
+          <w:lang w:val="zh_TW" w:bidi="zh_TW"/>
+        </w:rPr>
+        <w:t>歌1:14</w:t>
+      </w:r>
+      <w:r>
+        <w:rPr>
+          <w:lang w:val="zh_TW" w:bidi="zh_TW"/>
+        </w:rPr>
+        <w:t>；約瑟夫的《猶太古史記</w:t>
       </w:r>
       <w:r>
         <w:rPr>
           <w:i/>
           <w:lang w:val="zh_TW" w:bidi="zh_TW"/>
         </w:rPr>
-        <w:t>另見</w:t>
-      </w:r>
-      <w:r>
-        <w:rPr>
-          <w:lang w:val="zh_TW" w:bidi="zh_TW"/>
-        </w:rPr>
-        <w:t xml:space="preserve"> </w:t>
-      </w:r>
-      <w:r>
-        <w:rPr>
-          <w:lang w:val="zh_TW" w:bidi="zh_TW"/>
-        </w:rPr>
-        <w:t>關於潔淨與不潔淨的條例</w:t>
-      </w:r>
-      <w:r>
-        <w:rPr>
-          <w:lang w:val="zh_TW" w:bidi="zh_TW"/>
-        </w:rPr>
-        <w:t>；</w:t>
-      </w:r>
-      <w:r>
-        <w:rPr>
-          <w:lang w:val="zh_TW" w:bidi="zh_TW"/>
-        </w:rPr>
-        <w:t>利未記</w:t>
-      </w:r>
-      <w:r>
-        <w:rPr>
-          <w:lang w:val="zh_TW" w:bidi="zh_TW"/>
-        </w:rPr>
-        <w:t>。</w:t>
-      </w:r>
-      <w:r>
-        <w:rPr>
-          <w:lang w:val="zh_TW" w:bidi="zh_TW"/>
-        </w:rPr>
-      </w:r>
-      <w:r>
-        <w:rPr>
-          <w:lang w:val="zh_TW" w:bidi="zh_TW"/>
-        </w:rPr>
-      </w:r>
-    </w:p>
-    <w:p>
-      <w:pPr/>
-      <w:r>
-        <w:rPr>
-          <w:lang w:val="zh_TW" w:bidi="zh_TW"/>
-        </w:rPr>
-      </w:r>
-    </w:p>
-    <w:p>
-      <w:pPr>
-        <w:pStyle w:val="Heading2"/>
-      </w:pPr>
-      <w:r>
-        <w:rPr>
-          <w:lang w:val="zh_TW" w:bidi="zh_TW"/>
-        </w:rPr>
-        <w:t>隱‧基底</w:t>
-      </w:r>
-      <w:r>
-        <w:rPr>
-          <w:lang w:val="zh_TW" w:bidi="zh_TW"/>
-        </w:rPr>
-      </w:r>
-    </w:p>
-    <w:p>
-      <w:pPr/>
-      <w:r>
-        <w:rPr>
-          <w:lang w:val="zh_TW" w:bidi="zh_TW"/>
-        </w:rPr>
-      </w:r>
-      <w:r>
-        <w:rPr>
-          <w:lang w:val="zh_TW" w:bidi="zh_TW"/>
-        </w:rPr>
-        <w:t>隱‧基底是死海西側的重要綠洲，位於耶路撒冷東南約56.3公里（35英里）處。這是分給猶大支派的一部分土地（</w:t>
-      </w:r>
-      <w:hyperlink r:id="rId284">
-        <w:r>
-          <w:rPr>
-            <w:lang w:val="zh_TW" w:bidi="zh_TW"/>
-          </w:rPr>
-          <w:rPr>
-            <w:color w:val="0000EE"/>
-            <w:u w:val="single"/>
-          </w:rPr>
-          <w:t>書15:62</w:t>
-        </w:r>
-      </w:hyperlink>
-      <w:r>
-        <w:rPr>
-          <w:lang w:val="zh_TW" w:bidi="zh_TW"/>
-        </w:rPr>
-        <w:t>）。隱‧基底有一個從石灰岩流出的熱水泉，造就在溫暖氣候中茂盛生長的植物。該地區以其棕櫚樹、葡萄園和香膏而聞名（</w:t>
-      </w:r>
-      <w:hyperlink r:id="rId285">
-        <w:r>
-          <w:rPr>
-            <w:lang w:val="zh_TW" w:bidi="zh_TW"/>
-          </w:rPr>
-          <w:rPr>
-            <w:color w:val="0000EE"/>
-            <w:u w:val="single"/>
-          </w:rPr>
-          <w:t>歌1:14</w:t>
-        </w:r>
-      </w:hyperlink>
-      <w:r>
-        <w:rPr>
-          <w:lang w:val="zh_TW" w:bidi="zh_TW"/>
-        </w:rPr>
-        <w:t>；約瑟夫的《猶太古史記</w:t>
-      </w:r>
-      <w:r>
-        <w:rPr>
-          <w:i/>
-          <w:lang w:val="zh_TW" w:bidi="zh_TW"/>
-        </w:rPr>
         <w:t>》</w:t>
       </w:r>
       <w:r>
@@ -11205,18 +9321,12 @@
         </w:rPr>
         <w:t>隱‧基底也被稱為哈洗遜‧他瑪（</w:t>
       </w:r>
-      <w:hyperlink r:id="rId286">
-        <w:r>
-          <w:rPr>
-            <w:lang w:val="zh_TW" w:bidi="zh_TW"/>
-          </w:rPr>
-          <w:rPr>
-            <w:color w:val="0000EE"/>
-            <w:u w:val="single"/>
-          </w:rPr>
-          <w:t>代下20:2</w:t>
-        </w:r>
-      </w:hyperlink>
+      <w:r>
+        <w:rPr>
+          <w:lang w:val="zh_TW" w:bidi="zh_TW"/>
+        </w:rPr>
+        <w:t>代下20:2</w:t>
+      </w:r>
       <w:r>
         <w:rPr>
           <w:lang w:val="zh_TW" w:bidi="zh_TW"/>
@@ -11241,18 +9351,12 @@
         </w:rPr>
         <w:t>基大老瑪在那裡擊敗了亞摩利人（</w:t>
       </w:r>
-      <w:hyperlink r:id="rId287">
-        <w:r>
-          <w:rPr>
-            <w:lang w:val="zh_TW" w:bidi="zh_TW"/>
-          </w:rPr>
-          <w:rPr>
-            <w:color w:val="0000EE"/>
-            <w:u w:val="single"/>
-          </w:rPr>
-          <w:t>創14:7</w:t>
-        </w:r>
-      </w:hyperlink>
+      <w:r>
+        <w:rPr>
+          <w:lang w:val="zh_TW" w:bidi="zh_TW"/>
+        </w:rPr>
+        <w:t>創14:7</w:t>
+      </w:r>
       <w:r>
         <w:rPr>
           <w:lang w:val="zh_TW" w:bidi="zh_TW"/>
@@ -11277,18 +9381,12 @@
         </w:rPr>
         <w:t>大衛在隱‧基底的洞穴中躲避掃羅 （</w:t>
       </w:r>
-      <w:hyperlink r:id="rId288">
-        <w:r>
-          <w:rPr>
-            <w:lang w:val="zh_TW" w:bidi="zh_TW"/>
-          </w:rPr>
-          <w:rPr>
-            <w:color w:val="0000EE"/>
-            <w:u w:val="single"/>
-          </w:rPr>
-          <w:t>撒上23:29</w:t>
-        </w:r>
-      </w:hyperlink>
+      <w:r>
+        <w:rPr>
+          <w:lang w:val="zh_TW" w:bidi="zh_TW"/>
+        </w:rPr>
+        <w:t>撒上23:29</w:t>
+      </w:r>
       <w:r>
         <w:rPr>
           <w:lang w:val="zh_TW" w:bidi="zh_TW"/>
@@ -11325,18 +9423,12 @@
         </w:rPr>
         <w:t>之間的死海捕魚（</w:t>
       </w:r>
-      <w:hyperlink r:id="rId289">
-        <w:r>
-          <w:rPr>
-            <w:lang w:val="zh_TW" w:bidi="zh_TW"/>
-          </w:rPr>
-          <w:rPr>
-            <w:color w:val="0000EE"/>
-            <w:u w:val="single"/>
-          </w:rPr>
-          <w:t>結47:10</w:t>
-        </w:r>
-      </w:hyperlink>
+      <w:r>
+        <w:rPr>
+          <w:lang w:val="zh_TW" w:bidi="zh_TW"/>
+        </w:rPr>
+        <w:t>結47:10</w:t>
+      </w:r>
       <w:r>
         <w:rPr>
           <w:lang w:val="zh_TW" w:bidi="zh_TW"/>
@@ -11491,72 +9583,48 @@
         </w:rPr>
         <w:t>印在古代近東的使用極為廣泛，而且考古學家已發掘出數量龐大的印。因此，研究人員通常能將它們的年代判定到距其製作時間前後一、兩個世紀之內，雖然有時仍難以確定其確切年代或原產地。希羅多德（Herodotus）記載，每一位巴比倫紳士都「隨身攜帶一枚印和一根手杖」（第一卷，195）。人們通常會用繩子把印掛在頸項或手腕上，或繫在主人的衣服的某個地方（參</w:t>
       </w:r>
-      <w:hyperlink r:id="rId290">
-        <w:r>
-          <w:rPr>
-            <w:lang w:val="zh_TW" w:bidi="zh_TW"/>
-          </w:rPr>
-          <w:rPr>
-            <w:color w:val="0000EE"/>
-            <w:u w:val="single"/>
-          </w:rPr>
-          <w:t>創38:18</w:t>
-        </w:r>
-      </w:hyperlink>
+      <w:r>
+        <w:rPr>
+          <w:lang w:val="zh_TW" w:bidi="zh_TW"/>
+        </w:rPr>
+        <w:t>創38:18</w:t>
+      </w:r>
       <w:r>
         <w:rPr>
           <w:lang w:val="zh_TW" w:bidi="zh_TW"/>
         </w:rPr>
         <w:t>，</w:t>
       </w:r>
-      <w:hyperlink r:id="rId291">
-        <w:r>
-          <w:rPr>
-            <w:lang w:val="zh_TW" w:bidi="zh_TW"/>
-          </w:rPr>
-          <w:rPr>
-            <w:color w:val="0000EE"/>
-            <w:u w:val="single"/>
-          </w:rPr>
-          <w:t>41:42</w:t>
-        </w:r>
-      </w:hyperlink>
+      <w:r>
+        <w:rPr>
+          <w:lang w:val="zh_TW" w:bidi="zh_TW"/>
+        </w:rPr>
+        <w:t>41:42</w:t>
+      </w:r>
       <w:r>
         <w:rPr>
           <w:lang w:val="zh_TW" w:bidi="zh_TW"/>
         </w:rPr>
         <w:t>；</w:t>
       </w:r>
-      <w:hyperlink r:id="rId292">
-        <w:r>
-          <w:rPr>
-            <w:lang w:val="zh_TW" w:bidi="zh_TW"/>
-          </w:rPr>
-          <w:rPr>
-            <w:color w:val="0000EE"/>
-            <w:u w:val="single"/>
-          </w:rPr>
-          <w:t>歌8:6</w:t>
-        </w:r>
-      </w:hyperlink>
+      <w:r>
+        <w:rPr>
+          <w:lang w:val="zh_TW" w:bidi="zh_TW"/>
+        </w:rPr>
+        <w:t>歌8:6</w:t>
+      </w:r>
       <w:r>
         <w:rPr>
           <w:lang w:val="zh_TW" w:bidi="zh_TW"/>
         </w:rPr>
         <w:t>；</w:t>
       </w:r>
-      <w:hyperlink r:id="rId293">
-        <w:r>
-          <w:rPr>
-            <w:lang w:val="zh_TW" w:bidi="zh_TW"/>
-          </w:rPr>
-          <w:rPr>
-            <w:color w:val="0000EE"/>
-            <w:u w:val="single"/>
-          </w:rPr>
-          <w:t>耶22:24</w:t>
-        </w:r>
-      </w:hyperlink>
+      <w:r>
+        <w:rPr>
+          <w:lang w:val="zh_TW" w:bidi="zh_TW"/>
+        </w:rPr>
+        <w:t>耶22:24</w:t>
+      </w:r>
       <w:r>
         <w:rPr>
           <w:lang w:val="zh_TW" w:bidi="zh_TW"/>
@@ -11613,90 +9681,60 @@
         </w:rPr>
         <w:t>人們最初把印製成護身符，而之後印一直具有保護作用。無論是文件、糧倉的門，還是酒罐，只要封印保持完整，就證明其中的內容未遭人動過。人們把但以理扔進獅子坑後，用王的璽和大臣的印封住坑口（</w:t>
       </w:r>
-      <w:hyperlink r:id="rId294">
-        <w:r>
-          <w:rPr>
-            <w:lang w:val="zh_TW" w:bidi="zh_TW"/>
-          </w:rPr>
-          <w:rPr>
-            <w:color w:val="0000EE"/>
-            <w:u w:val="single"/>
-          </w:rPr>
-          <w:t>但6:17</w:t>
-        </w:r>
-      </w:hyperlink>
+      <w:r>
+        <w:rPr>
+          <w:lang w:val="zh_TW" w:bidi="zh_TW"/>
+        </w:rPr>
+        <w:t>但6:17</w:t>
+      </w:r>
       <w:r>
         <w:rPr>
           <w:lang w:val="zh_TW" w:bidi="zh_TW"/>
         </w:rPr>
         <w:t>）。 耶穌的墳墓藉著封住墓門的石頭而受到保護（</w:t>
       </w:r>
-      <w:hyperlink r:id="rId295">
-        <w:r>
-          <w:rPr>
-            <w:lang w:val="zh_TW" w:bidi="zh_TW"/>
-          </w:rPr>
-          <w:rPr>
-            <w:color w:val="0000EE"/>
-            <w:u w:val="single"/>
-          </w:rPr>
-          <w:t>太27:66</w:t>
-        </w:r>
-      </w:hyperlink>
+      <w:r>
+        <w:rPr>
+          <w:lang w:val="zh_TW" w:bidi="zh_TW"/>
+        </w:rPr>
+        <w:t>太27:66</w:t>
+      </w:r>
       <w:r>
         <w:rPr>
           <w:lang w:val="zh_TW" w:bidi="zh_TW"/>
         </w:rPr>
         <w:t>）。 印也可作為所有權的標記或商標（例如在燒製陶器之前壓在陶器上）。此外，人們也用印來證實文件的真實性（例如書信、買賣契約、官方文件等）。耶洗別託亞哈的名寫信，又用他的印封上，因此導致拿伯被害（</w:t>
       </w:r>
-      <w:hyperlink r:id="rId296">
-        <w:r>
-          <w:rPr>
-            <w:lang w:val="zh_TW" w:bidi="zh_TW"/>
-          </w:rPr>
-          <w:rPr>
-            <w:color w:val="0000EE"/>
-            <w:u w:val="single"/>
-          </w:rPr>
-          <w:t>王上21:8–13</w:t>
-        </w:r>
-      </w:hyperlink>
+      <w:r>
+        <w:rPr>
+          <w:lang w:val="zh_TW" w:bidi="zh_TW"/>
+        </w:rPr>
+        <w:t>王上21:8–13</w:t>
+      </w:r>
       <w:r>
         <w:rPr>
           <w:lang w:val="zh_TW" w:bidi="zh_TW"/>
         </w:rPr>
         <w:t>）。 耶利米購買親屬的土地時，也將買賣契約封緘起來（</w:t>
       </w:r>
-      <w:hyperlink r:id="rId297">
-        <w:r>
-          <w:rPr>
-            <w:lang w:val="zh_TW" w:bidi="zh_TW"/>
-          </w:rPr>
-          <w:rPr>
-            <w:color w:val="0000EE"/>
-            <w:u w:val="single"/>
-          </w:rPr>
-          <w:t>耶32:10–14</w:t>
-        </w:r>
-      </w:hyperlink>
+      <w:r>
+        <w:rPr>
+          <w:lang w:val="zh_TW" w:bidi="zh_TW"/>
+        </w:rPr>
+        <w:t>耶32:10–14</w:t>
+      </w:r>
       <w:r>
         <w:rPr>
           <w:lang w:val="zh_TW" w:bidi="zh_TW"/>
         </w:rPr>
         <w:t>）。 蓋有波斯王印的諭令不可廢除（</w:t>
       </w:r>
-      <w:hyperlink r:id="rId298">
-        <w:r>
-          <w:rPr>
-            <w:lang w:val="zh_TW" w:bidi="zh_TW"/>
-          </w:rPr>
-          <w:rPr>
-            <w:color w:val="0000EE"/>
-            <w:u w:val="single"/>
-          </w:rPr>
-          <w:t>斯8:8</w:t>
-        </w:r>
-      </w:hyperlink>
+      <w:r>
+        <w:rPr>
+          <w:lang w:val="zh_TW" w:bidi="zh_TW"/>
+        </w:rPr>
+        <w:t>斯8:8</w:t>
+      </w:r>
       <w:r>
         <w:rPr>
           <w:lang w:val="zh_TW" w:bidi="zh_TW"/>
@@ -11728,54 +9766,36 @@
         </w:rPr>
         <w:t>印的象徵性用途既見於典外文獻，也見於聖經。一篇巴比倫禱文說：「願我的罪像印上的印記一樣被除去。」舊約聖經說：「在我門徒中間封住訓誨」（</w:t>
       </w:r>
-      <w:hyperlink r:id="rId299">
-        <w:r>
-          <w:rPr>
-            <w:lang w:val="zh_TW" w:bidi="zh_TW"/>
-          </w:rPr>
-          <w:rPr>
-            <w:color w:val="0000EE"/>
-            <w:u w:val="single"/>
-          </w:rPr>
-          <w:t>賽8:16</w:t>
-        </w:r>
-      </w:hyperlink>
+      <w:r>
+        <w:rPr>
+          <w:lang w:val="zh_TW" w:bidi="zh_TW"/>
+        </w:rPr>
+        <w:t>賽8:16</w:t>
+      </w:r>
       <w:r>
         <w:rPr>
           <w:lang w:val="zh_TW" w:bidi="zh_TW"/>
         </w:rPr>
         <w:t>）。所羅巴伯蒙告知，他必成為神的印（</w:t>
       </w:r>
-      <w:hyperlink r:id="rId300">
-        <w:r>
-          <w:rPr>
-            <w:lang w:val="zh_TW" w:bidi="zh_TW"/>
-          </w:rPr>
-          <w:rPr>
-            <w:color w:val="0000EE"/>
-            <w:u w:val="single"/>
-          </w:rPr>
-          <w:t>該2:23</w:t>
-        </w:r>
-      </w:hyperlink>
+      <w:r>
+        <w:rPr>
+          <w:lang w:val="zh_TW" w:bidi="zh_TW"/>
+        </w:rPr>
+        <w:t>該2:23</w:t>
+      </w:r>
       <w:r>
         <w:rPr>
           <w:lang w:val="zh_TW" w:bidi="zh_TW"/>
         </w:rPr>
         <w:t>）。大地成形，如同泥上受印壓出形狀一樣（</w:t>
       </w:r>
-      <w:hyperlink r:id="rId301">
-        <w:r>
-          <w:rPr>
-            <w:lang w:val="zh_TW" w:bidi="zh_TW"/>
-          </w:rPr>
-          <w:rPr>
-            <w:color w:val="0000EE"/>
-            <w:u w:val="single"/>
-          </w:rPr>
-          <w:t>伯38:14</w:t>
-        </w:r>
-      </w:hyperlink>
+      <w:r>
+        <w:rPr>
+          <w:lang w:val="zh_TW" w:bidi="zh_TW"/>
+        </w:rPr>
+        <w:t>伯38:14</w:t>
+      </w:r>
       <w:r>
         <w:rPr>
           <w:lang w:val="zh_TW" w:bidi="zh_TW"/>
@@ -11796,90 +9816,60 @@
         </w:rPr>
         <w:t>新約聖經也用印作為象徵，來表示神的所有權。例如，聖經說神已經印證祂的兒子耶穌（</w:t>
       </w:r>
-      <w:hyperlink r:id="rId302">
-        <w:r>
-          <w:rPr>
-            <w:lang w:val="zh_TW" w:bidi="zh_TW"/>
-          </w:rPr>
-          <w:rPr>
-            <w:color w:val="0000EE"/>
-            <w:u w:val="single"/>
-          </w:rPr>
-          <w:t>約3:33</w:t>
-        </w:r>
-      </w:hyperlink>
+      <w:r>
+        <w:rPr>
+          <w:lang w:val="zh_TW" w:bidi="zh_TW"/>
+        </w:rPr>
+        <w:t>約3:33</w:t>
+      </w:r>
       <w:r>
         <w:rPr>
           <w:lang w:val="zh_TW" w:bidi="zh_TW"/>
         </w:rPr>
         <w:t>，</w:t>
       </w:r>
-      <w:hyperlink r:id="rId303">
-        <w:r>
-          <w:rPr>
-            <w:lang w:val="zh_TW" w:bidi="zh_TW"/>
-          </w:rPr>
-          <w:rPr>
-            <w:color w:val="0000EE"/>
-            <w:u w:val="single"/>
-          </w:rPr>
-          <w:t>6:27</w:t>
-        </w:r>
-      </w:hyperlink>
+      <w:r>
+        <w:rPr>
+          <w:lang w:val="zh_TW" w:bidi="zh_TW"/>
+        </w:rPr>
+        <w:t>6:27</w:t>
+      </w:r>
       <w:r>
         <w:rPr>
           <w:lang w:val="zh_TW" w:bidi="zh_TW"/>
         </w:rPr>
         <w:t>）。這表示耶穌帶著神親自的印記；耶穌是神的具體彰顯。聖經也說信徒受了聖靈的印記（</w:t>
       </w:r>
-      <w:hyperlink r:id="rId304">
-        <w:r>
-          <w:rPr>
-            <w:lang w:val="zh_TW" w:bidi="zh_TW"/>
-          </w:rPr>
-          <w:rPr>
-            <w:color w:val="0000EE"/>
-            <w:u w:val="single"/>
-          </w:rPr>
-          <w:t>林後1:22</w:t>
-        </w:r>
-      </w:hyperlink>
+      <w:r>
+        <w:rPr>
+          <w:lang w:val="zh_TW" w:bidi="zh_TW"/>
+        </w:rPr>
+        <w:t>林後1:22</w:t>
+      </w:r>
       <w:r>
         <w:rPr>
           <w:lang w:val="zh_TW" w:bidi="zh_TW"/>
         </w:rPr>
         <w:t>；</w:t>
       </w:r>
-      <w:hyperlink r:id="rId305">
-        <w:r>
-          <w:rPr>
-            <w:lang w:val="zh_TW" w:bidi="zh_TW"/>
-          </w:rPr>
-          <w:rPr>
-            <w:color w:val="0000EE"/>
-            <w:u w:val="single"/>
-          </w:rPr>
-          <w:t>弗1:13</w:t>
-        </w:r>
-      </w:hyperlink>
+      <w:r>
+        <w:rPr>
+          <w:lang w:val="zh_TW" w:bidi="zh_TW"/>
+        </w:rPr>
+        <w:t>弗1:13</w:t>
+      </w:r>
       <w:r>
         <w:rPr>
           <w:lang w:val="zh_TW" w:bidi="zh_TW"/>
         </w:rPr>
         <w:t>，</w:t>
       </w:r>
-      <w:hyperlink r:id="rId306">
-        <w:r>
-          <w:rPr>
-            <w:lang w:val="zh_TW" w:bidi="zh_TW"/>
-          </w:rPr>
-          <w:rPr>
-            <w:color w:val="0000EE"/>
-            <w:u w:val="single"/>
-          </w:rPr>
-          <w:t>4:30</w:t>
-        </w:r>
-      </w:hyperlink>
+      <w:r>
+        <w:rPr>
+          <w:lang w:val="zh_TW" w:bidi="zh_TW"/>
+        </w:rPr>
+        <w:t>4:30</w:t>
+      </w:r>
       <w:r>
         <w:rPr>
           <w:lang w:val="zh_TW" w:bidi="zh_TW"/>
@@ -11979,36 +9969,24 @@
         </w:rPr>
         <w:t>印度在聖經時代是一片邊界不明確的東方地區。聖經僅在</w:t>
       </w:r>
-      <w:hyperlink r:id="rId307">
-        <w:r>
-          <w:rPr>
-            <w:lang w:val="zh_TW" w:bidi="zh_TW"/>
-          </w:rPr>
-          <w:rPr>
-            <w:color w:val="0000EE"/>
-            <w:u w:val="single"/>
-          </w:rPr>
-          <w:t>以斯帖記一章1節</w:t>
-        </w:r>
-      </w:hyperlink>
+      <w:r>
+        <w:rPr>
+          <w:lang w:val="zh_TW" w:bidi="zh_TW"/>
+        </w:rPr>
+        <w:t>以斯帖記一章1節</w:t>
+      </w:r>
       <w:r>
         <w:rPr>
           <w:lang w:val="zh_TW" w:bidi="zh_TW"/>
         </w:rPr>
         <w:t>和</w:t>
       </w:r>
-      <w:hyperlink r:id="rId308">
-        <w:r>
-          <w:rPr>
-            <w:lang w:val="zh_TW" w:bidi="zh_TW"/>
-          </w:rPr>
-          <w:rPr>
-            <w:color w:val="0000EE"/>
-            <w:u w:val="single"/>
-          </w:rPr>
-          <w:t>八章9節</w:t>
-        </w:r>
-      </w:hyperlink>
+      <w:r>
+        <w:rPr>
+          <w:lang w:val="zh_TW" w:bidi="zh_TW"/>
+        </w:rPr>
+        <w:t>八章9節</w:t>
+      </w:r>
       <w:r>
         <w:rPr>
           <w:lang w:val="zh_TW" w:bidi="zh_TW"/>
@@ -12028,72 +10006,48 @@
         </w:rPr>
         <w:t>3.94–106，4.40、 44）。一些希伯來傳說與古老傳統提到，在所羅門王時代已有猶太人居於印度。一些解經家認為哈腓拉地的比遜河，可能是指印度（</w:t>
       </w:r>
-      <w:hyperlink r:id="rId309">
-        <w:r>
-          <w:rPr>
-            <w:lang w:val="zh_TW" w:bidi="zh_TW"/>
-          </w:rPr>
-          <w:rPr>
-            <w:color w:val="0000EE"/>
-            <w:u w:val="single"/>
-          </w:rPr>
-          <w:t>創2:11</w:t>
-        </w:r>
-      </w:hyperlink>
+      <w:r>
+        <w:rPr>
+          <w:lang w:val="zh_TW" w:bidi="zh_TW"/>
+        </w:rPr>
+        <w:t>創2:11</w:t>
+      </w:r>
       <w:r>
         <w:rPr>
           <w:lang w:val="zh_TW" w:bidi="zh_TW"/>
         </w:rPr>
         <w:t>）。另外有人指出，俄斐地出產的貨物，如檀木（「檀香木」，</w:t>
       </w:r>
-      <w:hyperlink r:id="rId310">
-        <w:r>
-          <w:rPr>
-            <w:lang w:val="zh_TW" w:bidi="zh_TW"/>
-          </w:rPr>
-          <w:rPr>
-            <w:color w:val="0000EE"/>
-            <w:u w:val="single"/>
-          </w:rPr>
-          <w:t>王上10:11</w:t>
-        </w:r>
-      </w:hyperlink>
+      <w:r>
+        <w:rPr>
+          <w:lang w:val="zh_TW" w:bidi="zh_TW"/>
+        </w:rPr>
+        <w:t>王上10:11</w:t>
+      </w:r>
       <w:r>
         <w:rPr>
           <w:lang w:val="zh_TW" w:bidi="zh_TW"/>
         </w:rPr>
         <w:t>；</w:t>
       </w:r>
-      <w:hyperlink r:id="rId311">
-        <w:r>
-          <w:rPr>
-            <w:lang w:val="zh_TW" w:bidi="zh_TW"/>
-          </w:rPr>
-          <w:rPr>
-            <w:color w:val="0000EE"/>
-            <w:u w:val="single"/>
-          </w:rPr>
-          <w:t>代下2:8</w:t>
-        </w:r>
-      </w:hyperlink>
+      <w:r>
+        <w:rPr>
+          <w:lang w:val="zh_TW" w:bidi="zh_TW"/>
+        </w:rPr>
+        <w:t>代下2:8</w:t>
+      </w:r>
       <w:r>
         <w:rPr>
           <w:lang w:val="zh_TW" w:bidi="zh_TW"/>
         </w:rPr>
         <w:t>）、象牙和猴子，都可能源自印度。同樣，一些商人帶到泰爾的象牙與烏木（</w:t>
       </w:r>
-      <w:hyperlink r:id="rId312">
-        <w:r>
-          <w:rPr>
-            <w:lang w:val="zh_TW" w:bidi="zh_TW"/>
-          </w:rPr>
-          <w:rPr>
-            <w:color w:val="0000EE"/>
-            <w:u w:val="single"/>
-          </w:rPr>
-          <w:t>結27:15</w:t>
-        </w:r>
-      </w:hyperlink>
+      <w:r>
+        <w:rPr>
+          <w:lang w:val="zh_TW" w:bidi="zh_TW"/>
+        </w:rPr>
+        <w:t>結27:15</w:t>
+      </w:r>
       <w:r>
         <w:rPr>
           <w:lang w:val="zh_TW" w:bidi="zh_TW"/>
@@ -12112,43 +10066,7 @@
         <w:rPr>
           <w:lang w:val="zh_TW" w:bidi="zh_TW"/>
         </w:rPr>
-        <w:t>新約聖經中沒有提到印度。然而，但在新約成書之前與之後的一些猶太著作都提及此地，包括以斯帖的他爾根（Targums）、米示大（Midrashim）和塔木德（Talmud）。直到亞歷山大大帝（Alexander the Great）於公元前323年去世後，巴勒斯坦與歐洲的著作才開始提及印度。</w:t>
-      </w:r>
-      <w:hyperlink r:id="rId313">
-        <w:r>
-          <w:rPr>
-            <w:lang w:val="zh_TW" w:bidi="zh_TW"/>
-          </w:rPr>
-          <w:rPr>
-            <w:color w:val="0000EE"/>
-            <w:u w:val="single"/>
-          </w:rPr>
-          <w:t>馬加比一書六章37節</w:t>
-        </w:r>
-      </w:hyperlink>
-      <w:r>
-        <w:rPr>
-          <w:lang w:val="zh_TW" w:bidi="zh_TW"/>
-        </w:rPr>
-        <w:t>記載西流古（Seleucid）王朝的軍隊在公元前二世紀使用戰象（可能來自印度），並由印度馴象師駕駛。</w:t>
-      </w:r>
-      <w:hyperlink r:id="rId314">
-        <w:r>
-          <w:rPr>
-            <w:lang w:val="zh_TW" w:bidi="zh_TW"/>
-          </w:rPr>
-          <w:rPr>
-            <w:color w:val="0000EE"/>
-            <w:u w:val="single"/>
-          </w:rPr>
-          <w:t>馬加比一書八章8節</w:t>
-        </w:r>
-      </w:hyperlink>
-      <w:r>
-        <w:rPr>
-          <w:lang w:val="zh_TW" w:bidi="zh_TW"/>
-        </w:rPr>
-        <w:t>則提到羅馬人迫使安提阿古三世（Antiochus III）投降。</w:t>
+        <w:t>新約聖經中沒有提到印度。然而，但在新約成書之前與之後的一些猶太著作都提及此地，包括以斯帖的他爾根（Targums）、米示大（Midrashim）和塔木德（Talmud）。直到亞歷山大大帝（Alexander the Great）於公元前323年去世後，巴勒斯坦與歐洲的著作才開始提及印度。馬加比一書六章37節記載西流古（Seleucid）王朝的軍隊在公元前二世紀使用戰象（可能來自印度），並由印度馴象師駕駛。馬加比一書八章8節則提到羅馬人迫使安提阿古三世（Antiochus III）投降。</w:t>
       </w:r>
     </w:p>
     <w:p>
